--- a/fuentes/CF5_524537_DU.docx
+++ b/fuentes/CF5_524537_DU.docx
@@ -1,6 +1,6 @@
 
 <file path=word/document.xml><?xml version="1.0" encoding="utf-8"?>
-<w:document xmlns:wpc="http://schemas.microsoft.com/office/word/2010/wordprocessingCanvas" xmlns:cx="http://schemas.microsoft.com/office/drawing/2014/chartex" xmlns:cx1="http://schemas.microsoft.com/office/drawing/2015/9/8/chartex" xmlns:cx2="http://schemas.microsoft.com/office/drawing/2015/10/21/chartex" xmlns:cx3="http://schemas.microsoft.com/office/drawing/2016/5/9/chartex" xmlns:cx4="http://schemas.microsoft.com/office/drawing/2016/5/10/chartex" xmlns:cx5="http://schemas.microsoft.com/office/drawing/2016/5/11/chartex" xmlns:cx6="http://schemas.microsoft.com/office/drawing/2016/5/12/chartex" xmlns:cx7="http://schemas.microsoft.com/office/drawing/2016/5/13/chartex" xmlns:cx8="http://schemas.microsoft.com/office/drawing/2016/5/14/chartex" xmlns:mc="http://schemas.openxmlformats.org/markup-compatibility/2006" xmlns:aink="http://schemas.microsoft.com/office/drawing/2016/ink" xmlns:am3d="http://schemas.microsoft.com/office/drawing/2017/model3d" xmlns:o="urn:schemas-microsoft-com:office:office" xmlns:oel="http://schemas.microsoft.com/office/2019/extlst" xmlns:r="http://schemas.openxmlformats.org/officeDocument/2006/relationships" xmlns:m="http://schemas.openxmlformats.org/officeDocument/2006/math" xmlns:v="urn:schemas-microsoft-com:vml" xmlns:wp14="http://schemas.microsoft.com/office/word/2010/wordprocessingDrawing" xmlns:wp="http://schemas.openxmlformats.org/drawingml/2006/wordprocessingDrawing" xmlns:w10="urn:schemas-microsoft-com:office:word" xmlns:w="http://schemas.openxmlformats.org/wordprocessingml/2006/main" xmlns:w14="http://schemas.microsoft.com/office/word/2010/wordml" xmlns:w15="http://schemas.microsoft.com/office/word/2012/wordml" xmlns:w16cex="http://schemas.microsoft.com/office/word/2018/wordml/cex" xmlns:w16cid="http://schemas.microsoft.com/office/word/2016/wordml/cid" xmlns:w16="http://schemas.microsoft.com/office/word/2018/wordml" xmlns:w16du="http://schemas.microsoft.com/office/word/2023/wordml/word16du" xmlns:w16sdtdh="http://schemas.microsoft.com/office/word/2020/wordml/sdtdatahash" xmlns:w16sdtfl="http://schemas.microsoft.com/office/word/2024/wordml/sdtformatlock" xmlns:w16se="http://schemas.microsoft.com/office/word/2015/wordml/symex" xmlns:wpg="http://schemas.microsoft.com/office/word/2010/wordprocessingGroup" xmlns:wpi="http://schemas.microsoft.com/office/word/2010/wordprocessingInk" xmlns:wne="http://schemas.microsoft.com/office/word/2006/wordml" xmlns:wps="http://schemas.microsoft.com/office/word/2010/wordprocessingShape" mc:Ignorable="w14 w15 w16se w16cid w16 w16cex w16sdtdh w16sdtfl w16du wp14">
+<w:document xmlns:wpc="http://schemas.microsoft.com/office/word/2010/wordprocessingCanvas" xmlns:cx="http://schemas.microsoft.com/office/drawing/2014/chartex" xmlns:cx1="http://schemas.microsoft.com/office/drawing/2015/9/8/chartex" xmlns:cx2="http://schemas.microsoft.com/office/drawing/2015/10/21/chartex" xmlns:cx3="http://schemas.microsoft.com/office/drawing/2016/5/9/chartex" xmlns:cx4="http://schemas.microsoft.com/office/drawing/2016/5/10/chartex" xmlns:cx5="http://schemas.microsoft.com/office/drawing/2016/5/11/chartex" xmlns:cx6="http://schemas.microsoft.com/office/drawing/2016/5/12/chartex" xmlns:cx7="http://schemas.microsoft.com/office/drawing/2016/5/13/chartex" xmlns:cx8="http://schemas.microsoft.com/office/drawing/2016/5/14/chartex" xmlns:mc="http://schemas.openxmlformats.org/markup-compatibility/2006" xmlns:m="http://schemas.openxmlformats.org/officeDocument/2006/math" xmlns:aink="http://schemas.microsoft.com/office/drawing/2016/ink" xmlns:am3d="http://schemas.microsoft.com/office/drawing/2017/model3d" xmlns:oel="http://schemas.microsoft.com/office/2019/extlst" xmlns:r="http://schemas.openxmlformats.org/officeDocument/2006/relationships" xmlns:wp14="http://schemas.microsoft.com/office/word/2010/wordprocessingDrawing" xmlns:wp="http://schemas.openxmlformats.org/drawingml/2006/wordprocessingDrawing" xmlns:wpg="http://schemas.microsoft.com/office/word/2010/wordprocessingGroup" xmlns:wpi="http://schemas.microsoft.com/office/word/2010/wordprocessingInk" xmlns:wps="http://schemas.microsoft.com/office/word/2010/wordprocessingShape" xmlns:o="urn:schemas-microsoft-com:office:office" xmlns:v="urn:schemas-microsoft-com:vml" xmlns:w10="urn:schemas-microsoft-com:office:word" xmlns:w="http://schemas.openxmlformats.org/wordprocessingml/2006/main" xmlns:w14="http://schemas.microsoft.com/office/word/2010/wordml" xmlns:w15="http://schemas.microsoft.com/office/word/2012/wordml" xmlns:w16cex="http://schemas.microsoft.com/office/word/2018/wordml/cex" xmlns:w16cid="http://schemas.microsoft.com/office/word/2016/wordml/cid" xmlns:w16="http://schemas.microsoft.com/office/word/2018/wordml" xmlns:w16sdtdh="http://schemas.microsoft.com/office/word/2020/wordml/sdtdatahash" xmlns:w16sdtfl="http://schemas.microsoft.com/office/word/2024/wordml/sdtformatlock" xmlns:w16se="http://schemas.microsoft.com/office/word/2015/wordml/symex" xmlns:w16du="http://schemas.microsoft.com/office/word/2023/wordml/word16du" xmlns:wne="http://schemas.microsoft.com/office/word/2006/wordml" mc:Ignorable="w14 w15 w16se w16cid w16 w16cex w16sdtdh w16sdtfl w16du wp14">
   <w:body>
     <w:p>
       <w:r>
@@ -440,7 +440,23 @@
           <w:color w:val="000000"/>
           <w:kern w:val="0"/>
         </w:rPr>
-        <w:t>En este componente formativo aprenderá a identificar las características, partes, composición, categorización y detalles en el análisis y comprensión de prendas de vestir. Dentro del proceso se hace una contextualización del lenguaje técnico empleado en el diseño de modas, con el fin de apoyar una parte del proceso en la construcción de prendas de vestir.</w:t>
+        <w:t xml:space="preserve">En este componente formativo aprenderá a identificar las características, partes, composición, categorización y detalles en el análisis y </w:t>
+      </w:r>
+      <w:r>
+        <w:rPr>
+          <w:bCs/>
+          <w:color w:val="000000"/>
+          <w:kern w:val="0"/>
+        </w:rPr>
+        <w:t xml:space="preserve">confección </w:t>
+      </w:r>
+      <w:r>
+        <w:rPr>
+          <w:bCs/>
+          <w:color w:val="000000"/>
+          <w:kern w:val="0"/>
+        </w:rPr>
+        <w:t>de prendas de vestir. Dentro del proceso se hace una contextualización del lenguaje técnico empleado en el diseño de modas, con el fin de apoyar una parte del proceso en la construcción de prendas de vestir.</w:t>
       </w:r>
     </w:p>
     <w:p>
@@ -541,7 +557,7 @@
           <w:r>
             <w:fldChar w:fldCharType="separate"/>
           </w:r>
-          <w:hyperlink w:anchor="_Toc234049013" w:history="1">
+          <w:hyperlink w:anchor="_Toc234488896" w:history="1">
             <w:r>
               <w:rPr>
                 <w:rStyle w:val="Hipervnculo"/>
@@ -568,7 +584,7 @@
                 <w:noProof/>
                 <w:webHidden/>
               </w:rPr>
-              <w:instrText xml:space="preserve"> PAGEREF _Toc234049013 \h </w:instrText>
+              <w:instrText xml:space="preserve"> PAGEREF _Toc234488896 \h </w:instrText>
             </w:r>
             <w:r>
               <w:rPr>
@@ -615,7 +631,7 @@
               <w14:ligatures w14:val="standardContextual"/>
             </w:rPr>
           </w:pPr>
-          <w:hyperlink w:anchor="_Toc234049014" w:history="1">
+          <w:hyperlink w:anchor="_Toc234488897" w:history="1">
             <w:r>
               <w:rPr>
                 <w:rStyle w:val="Hipervnculo"/>
@@ -660,7 +676,7 @@
                 <w:noProof/>
                 <w:webHidden/>
               </w:rPr>
-              <w:instrText xml:space="preserve"> PAGEREF _Toc234049014 \h </w:instrText>
+              <w:instrText xml:space="preserve"> PAGEREF _Toc234488897 \h </w:instrText>
             </w:r>
             <w:r>
               <w:rPr>
@@ -707,7 +723,7 @@
               <w14:ligatures w14:val="standardContextual"/>
             </w:rPr>
           </w:pPr>
-          <w:hyperlink w:anchor="_Toc234049015" w:history="1">
+          <w:hyperlink w:anchor="_Toc234488898" w:history="1">
             <w:r>
               <w:rPr>
                 <w:rStyle w:val="Hipervnculo"/>
@@ -752,7 +768,7 @@
                 <w:noProof/>
                 <w:webHidden/>
               </w:rPr>
-              <w:instrText xml:space="preserve"> PAGEREF _Toc234049015 \h </w:instrText>
+              <w:instrText xml:space="preserve"> PAGEREF _Toc234488898 \h </w:instrText>
             </w:r>
             <w:r>
               <w:rPr>
@@ -799,7 +815,7 @@
               <w14:ligatures w14:val="standardContextual"/>
             </w:rPr>
           </w:pPr>
-          <w:hyperlink w:anchor="_Toc234049016" w:history="1">
+          <w:hyperlink w:anchor="_Toc234488899" w:history="1">
             <w:r>
               <w:rPr>
                 <w:rStyle w:val="Hipervnculo"/>
@@ -844,7 +860,7 @@
                 <w:noProof/>
                 <w:webHidden/>
               </w:rPr>
-              <w:instrText xml:space="preserve"> PAGEREF _Toc234049016 \h </w:instrText>
+              <w:instrText xml:space="preserve"> PAGEREF _Toc234488899 \h </w:instrText>
             </w:r>
             <w:r>
               <w:rPr>
@@ -891,7 +907,7 @@
               <w14:ligatures w14:val="standardContextual"/>
             </w:rPr>
           </w:pPr>
-          <w:hyperlink w:anchor="_Toc234049017" w:history="1">
+          <w:hyperlink w:anchor="_Toc234488900" w:history="1">
             <w:r>
               <w:rPr>
                 <w:rStyle w:val="Hipervnculo"/>
@@ -936,7 +952,7 @@
                 <w:noProof/>
                 <w:webHidden/>
               </w:rPr>
-              <w:instrText xml:space="preserve"> PAGEREF _Toc234049017 \h </w:instrText>
+              <w:instrText xml:space="preserve"> PAGEREF _Toc234488900 \h </w:instrText>
             </w:r>
             <w:r>
               <w:rPr>
@@ -983,7 +999,7 @@
               <w14:ligatures w14:val="standardContextual"/>
             </w:rPr>
           </w:pPr>
-          <w:hyperlink w:anchor="_Toc234049018" w:history="1">
+          <w:hyperlink w:anchor="_Toc234488901" w:history="1">
             <w:r>
               <w:rPr>
                 <w:rStyle w:val="Hipervnculo"/>
@@ -1028,7 +1044,7 @@
                 <w:noProof/>
                 <w:webHidden/>
               </w:rPr>
-              <w:instrText xml:space="preserve"> PAGEREF _Toc234049018 \h </w:instrText>
+              <w:instrText xml:space="preserve"> PAGEREF _Toc234488901 \h </w:instrText>
             </w:r>
             <w:r>
               <w:rPr>
@@ -1075,7 +1091,7 @@
               <w14:ligatures w14:val="standardContextual"/>
             </w:rPr>
           </w:pPr>
-          <w:hyperlink w:anchor="_Toc234049019" w:history="1">
+          <w:hyperlink w:anchor="_Toc234488902" w:history="1">
             <w:r>
               <w:rPr>
                 <w:rStyle w:val="Hipervnculo"/>
@@ -1108,7 +1124,7 @@
                 <w:rStyle w:val="Hipervnculo"/>
                 <w:noProof/>
               </w:rPr>
-              <w:t xml:space="preserve"> - Cuadro metamórfico</w:t>
+              <w:t>: cuadro metamórfico</w:t>
             </w:r>
             <w:r>
               <w:rPr>
@@ -1129,7 +1145,7 @@
                 <w:noProof/>
                 <w:webHidden/>
               </w:rPr>
-              <w:instrText xml:space="preserve"> PAGEREF _Toc234049019 \h </w:instrText>
+              <w:instrText xml:space="preserve"> PAGEREF _Toc234488902 \h </w:instrText>
             </w:r>
             <w:r>
               <w:rPr>
@@ -1176,7 +1192,7 @@
               <w14:ligatures w14:val="standardContextual"/>
             </w:rPr>
           </w:pPr>
-          <w:hyperlink w:anchor="_Toc234049020" w:history="1">
+          <w:hyperlink w:anchor="_Toc234488903" w:history="1">
             <w:r>
               <w:rPr>
                 <w:rStyle w:val="Hipervnculo"/>
@@ -1237,7 +1253,7 @@
                 <w:noProof/>
                 <w:webHidden/>
               </w:rPr>
-              <w:instrText xml:space="preserve"> PAGEREF _Toc234049020 \h </w:instrText>
+              <w:instrText xml:space="preserve"> PAGEREF _Toc234488903 \h </w:instrText>
             </w:r>
             <w:r>
               <w:rPr>
@@ -1284,7 +1300,7 @@
               <w14:ligatures w14:val="standardContextual"/>
             </w:rPr>
           </w:pPr>
-          <w:hyperlink w:anchor="_Toc234049021" w:history="1">
+          <w:hyperlink w:anchor="_Toc234488904" w:history="1">
             <w:r>
               <w:rPr>
                 <w:rStyle w:val="Hipervnculo"/>
@@ -1329,7 +1345,7 @@
                 <w:noProof/>
                 <w:webHidden/>
               </w:rPr>
-              <w:instrText xml:space="preserve"> PAGEREF _Toc234049021 \h </w:instrText>
+              <w:instrText xml:space="preserve"> PAGEREF _Toc234488904 \h </w:instrText>
             </w:r>
             <w:r>
               <w:rPr>
@@ -1376,7 +1392,7 @@
               <w14:ligatures w14:val="standardContextual"/>
             </w:rPr>
           </w:pPr>
-          <w:hyperlink w:anchor="_Toc234049022" w:history="1">
+          <w:hyperlink w:anchor="_Toc234488905" w:history="1">
             <w:r>
               <w:rPr>
                 <w:rStyle w:val="Hipervnculo"/>
@@ -1421,7 +1437,7 @@
                 <w:noProof/>
                 <w:webHidden/>
               </w:rPr>
-              <w:instrText xml:space="preserve"> PAGEREF _Toc234049022 \h </w:instrText>
+              <w:instrText xml:space="preserve"> PAGEREF _Toc234488905 \h </w:instrText>
             </w:r>
             <w:r>
               <w:rPr>
@@ -1468,7 +1484,7 @@
               <w14:ligatures w14:val="standardContextual"/>
             </w:rPr>
           </w:pPr>
-          <w:hyperlink w:anchor="_Toc234049023" w:history="1">
+          <w:hyperlink w:anchor="_Toc234488906" w:history="1">
             <w:r>
               <w:rPr>
                 <w:rStyle w:val="Hipervnculo"/>
@@ -1513,7 +1529,7 @@
                 <w:noProof/>
                 <w:webHidden/>
               </w:rPr>
-              <w:instrText xml:space="preserve"> PAGEREF _Toc234049023 \h </w:instrText>
+              <w:instrText xml:space="preserve"> PAGEREF _Toc234488906 \h </w:instrText>
             </w:r>
             <w:r>
               <w:rPr>
@@ -1560,7 +1576,7 @@
               <w14:ligatures w14:val="standardContextual"/>
             </w:rPr>
           </w:pPr>
-          <w:hyperlink w:anchor="_Toc234049024" w:history="1">
+          <w:hyperlink w:anchor="_Toc234488907" w:history="1">
             <w:r>
               <w:rPr>
                 <w:rStyle w:val="Hipervnculo"/>
@@ -1605,7 +1621,7 @@
                 <w:noProof/>
                 <w:webHidden/>
               </w:rPr>
-              <w:instrText xml:space="preserve"> PAGEREF _Toc234049024 \h </w:instrText>
+              <w:instrText xml:space="preserve"> PAGEREF _Toc234488907 \h </w:instrText>
             </w:r>
             <w:r>
               <w:rPr>
@@ -1652,7 +1668,7 @@
               <w14:ligatures w14:val="standardContextual"/>
             </w:rPr>
           </w:pPr>
-          <w:hyperlink w:anchor="_Toc234049025" w:history="1">
+          <w:hyperlink w:anchor="_Toc234488908" w:history="1">
             <w:r>
               <w:rPr>
                 <w:rStyle w:val="Hipervnculo"/>
@@ -1697,7 +1713,7 @@
                 <w:noProof/>
                 <w:webHidden/>
               </w:rPr>
-              <w:instrText xml:space="preserve"> PAGEREF _Toc234049025 \h </w:instrText>
+              <w:instrText xml:space="preserve"> PAGEREF _Toc234488908 \h </w:instrText>
             </w:r>
             <w:r>
               <w:rPr>
@@ -1744,7 +1760,7 @@
               <w14:ligatures w14:val="standardContextual"/>
             </w:rPr>
           </w:pPr>
-          <w:hyperlink w:anchor="_Toc234049026" w:history="1">
+          <w:hyperlink w:anchor="_Toc234488909" w:history="1">
             <w:r>
               <w:rPr>
                 <w:rStyle w:val="Hipervnculo"/>
@@ -1789,7 +1805,7 @@
                 <w:noProof/>
                 <w:webHidden/>
               </w:rPr>
-              <w:instrText xml:space="preserve"> PAGEREF _Toc234049026 \h </w:instrText>
+              <w:instrText xml:space="preserve"> PAGEREF _Toc234488909 \h </w:instrText>
             </w:r>
             <w:r>
               <w:rPr>
@@ -1836,7 +1852,7 @@
               <w14:ligatures w14:val="standardContextual"/>
             </w:rPr>
           </w:pPr>
-          <w:hyperlink w:anchor="_Toc234049027" w:history="1">
+          <w:hyperlink w:anchor="_Toc234488910" w:history="1">
             <w:r>
               <w:rPr>
                 <w:rStyle w:val="Hipervnculo"/>
@@ -1881,7 +1897,7 @@
                 <w:noProof/>
                 <w:webHidden/>
               </w:rPr>
-              <w:instrText xml:space="preserve"> PAGEREF _Toc234049027 \h </w:instrText>
+              <w:instrText xml:space="preserve"> PAGEREF _Toc234488910 \h </w:instrText>
             </w:r>
             <w:r>
               <w:rPr>
@@ -1928,7 +1944,7 @@
               <w14:ligatures w14:val="standardContextual"/>
             </w:rPr>
           </w:pPr>
-          <w:hyperlink w:anchor="_Toc234049028" w:history="1">
+          <w:hyperlink w:anchor="_Toc234488911" w:history="1">
             <w:r>
               <w:rPr>
                 <w:rStyle w:val="Hipervnculo"/>
@@ -1973,7 +1989,7 @@
                 <w:noProof/>
                 <w:webHidden/>
               </w:rPr>
-              <w:instrText xml:space="preserve"> PAGEREF _Toc234049028 \h </w:instrText>
+              <w:instrText xml:space="preserve"> PAGEREF _Toc234488911 \h </w:instrText>
             </w:r>
             <w:r>
               <w:rPr>
@@ -1993,7 +2009,7 @@
                 <w:noProof/>
                 <w:webHidden/>
               </w:rPr>
-              <w:t>65</w:t>
+              <w:t>66</w:t>
             </w:r>
             <w:r>
               <w:rPr>
@@ -2020,7 +2036,7 @@
               <w14:ligatures w14:val="standardContextual"/>
             </w:rPr>
           </w:pPr>
-          <w:hyperlink w:anchor="_Toc234049029" w:history="1">
+          <w:hyperlink w:anchor="_Toc234488912" w:history="1">
             <w:r>
               <w:rPr>
                 <w:rStyle w:val="Hipervnculo"/>
@@ -2065,7 +2081,7 @@
                 <w:noProof/>
                 <w:webHidden/>
               </w:rPr>
-              <w:instrText xml:space="preserve"> PAGEREF _Toc234049029 \h </w:instrText>
+              <w:instrText xml:space="preserve"> PAGEREF _Toc234488912 \h </w:instrText>
             </w:r>
             <w:r>
               <w:rPr>
@@ -2112,7 +2128,7 @@
               <w14:ligatures w14:val="standardContextual"/>
             </w:rPr>
           </w:pPr>
-          <w:hyperlink w:anchor="_Toc234049030" w:history="1">
+          <w:hyperlink w:anchor="_Toc234488913" w:history="1">
             <w:r>
               <w:rPr>
                 <w:rStyle w:val="Hipervnculo"/>
@@ -2157,7 +2173,7 @@
                 <w:noProof/>
                 <w:webHidden/>
               </w:rPr>
-              <w:instrText xml:space="preserve"> PAGEREF _Toc234049030 \h </w:instrText>
+              <w:instrText xml:space="preserve"> PAGEREF _Toc234488913 \h </w:instrText>
             </w:r>
             <w:r>
               <w:rPr>
@@ -2204,7 +2220,7 @@
               <w14:ligatures w14:val="standardContextual"/>
             </w:rPr>
           </w:pPr>
-          <w:hyperlink w:anchor="_Toc234049031" w:history="1">
+          <w:hyperlink w:anchor="_Toc234488914" w:history="1">
             <w:r>
               <w:rPr>
                 <w:rStyle w:val="Hipervnculo"/>
@@ -2249,7 +2265,7 @@
                 <w:noProof/>
                 <w:webHidden/>
               </w:rPr>
-              <w:instrText xml:space="preserve"> PAGEREF _Toc234049031 \h </w:instrText>
+              <w:instrText xml:space="preserve"> PAGEREF _Toc234488914 \h </w:instrText>
             </w:r>
             <w:r>
               <w:rPr>
@@ -2269,7 +2285,7 @@
                 <w:noProof/>
                 <w:webHidden/>
               </w:rPr>
-              <w:t>76</w:t>
+              <w:t>77</w:t>
             </w:r>
             <w:r>
               <w:rPr>
@@ -2296,7 +2312,7 @@
               <w14:ligatures w14:val="standardContextual"/>
             </w:rPr>
           </w:pPr>
-          <w:hyperlink w:anchor="_Toc234049032" w:history="1">
+          <w:hyperlink w:anchor="_Toc234488915" w:history="1">
             <w:r>
               <w:rPr>
                 <w:rStyle w:val="Hipervnculo"/>
@@ -2341,7 +2357,7 @@
                 <w:noProof/>
                 <w:webHidden/>
               </w:rPr>
-              <w:instrText xml:space="preserve"> PAGEREF _Toc234049032 \h </w:instrText>
+              <w:instrText xml:space="preserve"> PAGEREF _Toc234488915 \h </w:instrText>
             </w:r>
             <w:r>
               <w:rPr>
@@ -2361,7 +2377,7 @@
                 <w:noProof/>
                 <w:webHidden/>
               </w:rPr>
-              <w:t>79</w:t>
+              <w:t>80</w:t>
             </w:r>
             <w:r>
               <w:rPr>
@@ -2388,7 +2404,7 @@
               <w14:ligatures w14:val="standardContextual"/>
             </w:rPr>
           </w:pPr>
-          <w:hyperlink w:anchor="_Toc234049033" w:history="1">
+          <w:hyperlink w:anchor="_Toc234488916" w:history="1">
             <w:r>
               <w:rPr>
                 <w:rStyle w:val="Hipervnculo"/>
@@ -2433,7 +2449,7 @@
                 <w:noProof/>
                 <w:webHidden/>
               </w:rPr>
-              <w:instrText xml:space="preserve"> PAGEREF _Toc234049033 \h </w:instrText>
+              <w:instrText xml:space="preserve"> PAGEREF _Toc234488916 \h </w:instrText>
             </w:r>
             <w:r>
               <w:rPr>
@@ -2480,7 +2496,7 @@
               <w14:ligatures w14:val="standardContextual"/>
             </w:rPr>
           </w:pPr>
-          <w:hyperlink w:anchor="_Toc234049034" w:history="1">
+          <w:hyperlink w:anchor="_Toc234488917" w:history="1">
             <w:r>
               <w:rPr>
                 <w:rStyle w:val="Hipervnculo"/>
@@ -2525,7 +2541,7 @@
                 <w:noProof/>
                 <w:webHidden/>
               </w:rPr>
-              <w:instrText xml:space="preserve"> PAGEREF _Toc234049034 \h </w:instrText>
+              <w:instrText xml:space="preserve"> PAGEREF _Toc234488917 \h </w:instrText>
             </w:r>
             <w:r>
               <w:rPr>
@@ -2572,7 +2588,7 @@
               <w14:ligatures w14:val="standardContextual"/>
             </w:rPr>
           </w:pPr>
-          <w:hyperlink w:anchor="_Toc234049035" w:history="1">
+          <w:hyperlink w:anchor="_Toc234488918" w:history="1">
             <w:r>
               <w:rPr>
                 <w:rStyle w:val="Hipervnculo"/>
@@ -2617,7 +2633,7 @@
                 <w:noProof/>
                 <w:webHidden/>
               </w:rPr>
-              <w:instrText xml:space="preserve"> PAGEREF _Toc234049035 \h </w:instrText>
+              <w:instrText xml:space="preserve"> PAGEREF _Toc234488918 \h </w:instrText>
             </w:r>
             <w:r>
               <w:rPr>
@@ -2663,7 +2679,7 @@
               <w14:ligatures w14:val="standardContextual"/>
             </w:rPr>
           </w:pPr>
-          <w:hyperlink w:anchor="_Toc234049036" w:history="1">
+          <w:hyperlink w:anchor="_Toc234488919" w:history="1">
             <w:r>
               <w:rPr>
                 <w:rStyle w:val="Hipervnculo"/>
@@ -2690,7 +2706,7 @@
                 <w:noProof/>
                 <w:webHidden/>
               </w:rPr>
-              <w:instrText xml:space="preserve"> PAGEREF _Toc234049036 \h </w:instrText>
+              <w:instrText xml:space="preserve"> PAGEREF _Toc234488919 \h </w:instrText>
             </w:r>
             <w:r>
               <w:rPr>
@@ -2710,7 +2726,7 @@
                 <w:noProof/>
                 <w:webHidden/>
               </w:rPr>
-              <w:t>104</w:t>
+              <w:t>105</w:t>
             </w:r>
             <w:r>
               <w:rPr>
@@ -2736,7 +2752,7 @@
               <w14:ligatures w14:val="standardContextual"/>
             </w:rPr>
           </w:pPr>
-          <w:hyperlink w:anchor="_Toc234049037" w:history="1">
+          <w:hyperlink w:anchor="_Toc234488920" w:history="1">
             <w:r>
               <w:rPr>
                 <w:rStyle w:val="Hipervnculo"/>
@@ -2763,7 +2779,7 @@
                 <w:noProof/>
                 <w:webHidden/>
               </w:rPr>
-              <w:instrText xml:space="preserve"> PAGEREF _Toc234049037 \h </w:instrText>
+              <w:instrText xml:space="preserve"> PAGEREF _Toc234488920 \h </w:instrText>
             </w:r>
             <w:r>
               <w:rPr>
@@ -2783,7 +2799,7 @@
                 <w:noProof/>
                 <w:webHidden/>
               </w:rPr>
-              <w:t>105</w:t>
+              <w:t>106</w:t>
             </w:r>
             <w:r>
               <w:rPr>
@@ -2809,7 +2825,7 @@
               <w14:ligatures w14:val="standardContextual"/>
             </w:rPr>
           </w:pPr>
-          <w:hyperlink w:anchor="_Toc234049038" w:history="1">
+          <w:hyperlink w:anchor="_Toc234488921" w:history="1">
             <w:r>
               <w:rPr>
                 <w:rStyle w:val="Hipervnculo"/>
@@ -2837,7 +2853,7 @@
                 <w:noProof/>
                 <w:webHidden/>
               </w:rPr>
-              <w:instrText xml:space="preserve"> PAGEREF _Toc234049038 \h </w:instrText>
+              <w:instrText xml:space="preserve"> PAGEREF _Toc234488921 \h </w:instrText>
             </w:r>
             <w:r>
               <w:rPr>
@@ -2857,7 +2873,7 @@
                 <w:noProof/>
                 <w:webHidden/>
               </w:rPr>
-              <w:t>107</w:t>
+              <w:t>108</w:t>
             </w:r>
             <w:r>
               <w:rPr>
@@ -2883,7 +2899,7 @@
               <w14:ligatures w14:val="standardContextual"/>
             </w:rPr>
           </w:pPr>
-          <w:hyperlink w:anchor="_Toc234049039" w:history="1">
+          <w:hyperlink w:anchor="_Toc234488922" w:history="1">
             <w:r>
               <w:rPr>
                 <w:rStyle w:val="Hipervnculo"/>
@@ -2910,7 +2926,7 @@
                 <w:noProof/>
                 <w:webHidden/>
               </w:rPr>
-              <w:instrText xml:space="preserve"> PAGEREF _Toc234049039 \h </w:instrText>
+              <w:instrText xml:space="preserve"> PAGEREF _Toc234488922 \h </w:instrText>
             </w:r>
             <w:r>
               <w:rPr>
@@ -2930,7 +2946,7 @@
                 <w:noProof/>
                 <w:webHidden/>
               </w:rPr>
-              <w:t>108</w:t>
+              <w:t>109</w:t>
             </w:r>
             <w:r>
               <w:rPr>
@@ -2957,7 +2973,7 @@
       <w:pPr>
         <w:pStyle w:val="Titulosgenerales"/>
       </w:pPr>
-      <w:bookmarkStart w:id="2" w:name="_Toc234049013"/>
+      <w:bookmarkStart w:id="2" w:name="_Toc234488896"/>
       <w:r>
         <w:lastRenderedPageBreak/>
         <w:t>Introducción</w:t>
@@ -3013,7 +3029,7 @@
           <w:lang w:eastAsia="es-CO"/>
         </w:rPr>
         <w:drawing>
-          <wp:anchor distT="0" distB="0" distL="114300" distR="114300" simplePos="0" relativeHeight="251666944" behindDoc="0" locked="0" layoutInCell="1" allowOverlap="1" wp14:anchorId="40E377CD" wp14:editId="5F4447A7">
+          <wp:anchor distT="0" distB="0" distL="114300" distR="114300" simplePos="0" relativeHeight="251666944" behindDoc="0" locked="0" layoutInCell="1" allowOverlap="1" wp14:anchorId="40E377CD" wp14:editId="449D0516">
             <wp:simplePos x="0" y="0"/>
             <wp:positionH relativeFrom="margin">
               <wp:posOffset>797560</wp:posOffset>
@@ -3390,7 +3406,13 @@
               <w:t xml:space="preserve"> </w:t>
             </w:r>
             <w:r>
-              <w:t>cono necesario para desarrollar las</w:t>
+              <w:t>cono</w:t>
+            </w:r>
+            <w:r>
+              <w:t>cimiento</w:t>
+            </w:r>
+            <w:r>
+              <w:t xml:space="preserve"> necesario para desarrollar las</w:t>
             </w:r>
             <w:r>
               <w:t xml:space="preserve"> </w:t>
@@ -4110,7 +4132,7 @@
         <w:spacing w:after="120"/>
       </w:pPr>
       <w:bookmarkStart w:id="3" w:name="_Toc233954995"/>
-      <w:bookmarkStart w:id="4" w:name="_Toc234049014"/>
+      <w:bookmarkStart w:id="4" w:name="_Toc234488897"/>
       <w:r>
         <w:lastRenderedPageBreak/>
         <w:t>Diseño y moda</w:t>
@@ -4126,7 +4148,7 @@
         <w:pStyle w:val="Ttulo2"/>
       </w:pPr>
       <w:bookmarkStart w:id="5" w:name="_Toc233954996"/>
-      <w:bookmarkStart w:id="6" w:name="_Toc234049015"/>
+      <w:bookmarkStart w:id="6" w:name="_Toc234488898"/>
       <w:r>
         <w:t>Fundamentación de moda</w:t>
       </w:r>
@@ -4182,6 +4204,7 @@
       <w:r>
         <w:rPr>
           <w:rStyle w:val="Extranjerismo"/>
+          <w:lang w:val="es-ES"/>
         </w:rPr>
         <w:t>disegnare</w:t>
       </w:r>
@@ -4189,6 +4212,7 @@
       <w:r>
         <w:rPr>
           <w:rStyle w:val="Extranjerismo"/>
+          <w:lang w:val="es-ES"/>
         </w:rPr>
         <w:t xml:space="preserve">, </w:t>
       </w:r>
@@ -4198,15 +4222,13 @@
         </w:rPr>
         <w:t xml:space="preserve">que significa dibujar, que a su vez se deriva del latín </w:t>
       </w:r>
-      <w:proofErr w:type="spellStart"/>
       <w:r>
         <w:rPr>
           <w:rStyle w:val="Extranjerismo"/>
-          <w:lang w:eastAsia="es-CO"/>
+          <w:lang w:val="es-ES" w:eastAsia="es-CO"/>
         </w:rPr>
         <w:t>designare</w:t>
       </w:r>
-      <w:proofErr w:type="spellEnd"/>
       <w:r>
         <w:rPr>
           <w:lang w:eastAsia="es-CO"/>
@@ -4246,12 +4268,15 @@
         </w:rPr>
         <w:t xml:space="preserve">La definición viene del francés </w:t>
       </w:r>
+      <w:proofErr w:type="spellStart"/>
       <w:r>
         <w:rPr>
           <w:rStyle w:val="Extranjerismo"/>
+          <w:lang w:val="es-ES"/>
         </w:rPr>
         <w:t>mode</w:t>
       </w:r>
+      <w:proofErr w:type="spellEnd"/>
       <w:r>
         <w:rPr>
           <w:lang w:eastAsia="es-CO"/>
@@ -4273,7 +4298,7 @@
       <w:r>
         <w:rPr>
           <w:rStyle w:val="Extranjerismo"/>
-          <w:lang w:eastAsia="es-CO"/>
+          <w:lang w:val="es-ES" w:eastAsia="es-CO"/>
         </w:rPr>
         <w:t>modus</w:t>
       </w:r>
@@ -4629,21 +4654,21 @@
           <w:b/>
           <w:lang w:eastAsia="es-CO"/>
         </w:rPr>
-        <w:t>Sumerios 25</w:t>
-      </w:r>
-      <w:r>
-        <w:rPr>
-          <w:b/>
-          <w:lang w:eastAsia="es-CO"/>
-        </w:rPr>
-        <w:t>.</w:t>
-      </w:r>
-      <w:r>
-        <w:rPr>
-          <w:b/>
-          <w:lang w:eastAsia="es-CO"/>
-        </w:rPr>
-        <w:t xml:space="preserve">000 A.C. </w:t>
+        <w:t xml:space="preserve">Sumerios </w:t>
+      </w:r>
+      <w:r>
+        <w:rPr>
+          <w:b/>
+          <w:lang w:eastAsia="es-CO"/>
+        </w:rPr>
+        <w:t>4.500</w:t>
+      </w:r>
+      <w:r>
+        <w:rPr>
+          <w:b/>
+          <w:lang w:eastAsia="es-CO"/>
+        </w:rPr>
+        <w:t xml:space="preserve"> A.C. </w:t>
       </w:r>
     </w:p>
     <w:p>
@@ -4985,6 +5010,186 @@
         </w:rPr>
         <w:tab/>
       </w:r>
+      <w:r>
+        <w:rPr>
+          <w:lang w:eastAsia="es-CO"/>
+        </w:rPr>
+        <w:tab/>
+      </w:r>
+      <w:r>
+        <w:rPr>
+          <w:lang w:eastAsia="es-CO"/>
+        </w:rPr>
+        <w:tab/>
+      </w:r>
+      <w:r>
+        <w:rPr>
+          <w:lang w:eastAsia="es-CO"/>
+        </w:rPr>
+        <w:tab/>
+      </w:r>
+      <w:r>
+        <w:rPr>
+          <w:lang w:eastAsia="es-CO"/>
+        </w:rPr>
+        <w:tab/>
+      </w:r>
+      <w:r>
+        <w:rPr>
+          <w:lang w:eastAsia="es-CO"/>
+        </w:rPr>
+        <w:tab/>
+      </w:r>
+      <w:r>
+        <w:rPr>
+          <w:lang w:eastAsia="es-CO"/>
+        </w:rPr>
+        <w:tab/>
+      </w:r>
+      <w:r>
+        <w:rPr>
+          <w:lang w:eastAsia="es-CO"/>
+        </w:rPr>
+        <w:tab/>
+      </w:r>
+      <w:r>
+        <w:rPr>
+          <w:lang w:eastAsia="es-CO"/>
+        </w:rPr>
+        <w:tab/>
+      </w:r>
+      <w:r>
+        <w:rPr>
+          <w:lang w:eastAsia="es-CO"/>
+        </w:rPr>
+        <w:tab/>
+      </w:r>
+      <w:r>
+        <w:rPr>
+          <w:lang w:eastAsia="es-CO"/>
+        </w:rPr>
+        <w:tab/>
+      </w:r>
+      <w:r>
+        <w:rPr>
+          <w:lang w:eastAsia="es-CO"/>
+        </w:rPr>
+        <w:tab/>
+      </w:r>
+      <w:r>
+        <w:rPr>
+          <w:lang w:eastAsia="es-CO"/>
+        </w:rPr>
+        <w:tab/>
+      </w:r>
+      <w:r>
+        <w:rPr>
+          <w:lang w:eastAsia="es-CO"/>
+        </w:rPr>
+        <w:tab/>
+      </w:r>
+      <w:r>
+        <w:rPr>
+          <w:lang w:eastAsia="es-CO"/>
+        </w:rPr>
+        <w:tab/>
+      </w:r>
+      <w:r>
+        <w:rPr>
+          <w:lang w:eastAsia="es-CO"/>
+        </w:rPr>
+        <w:tab/>
+      </w:r>
+      <w:r>
+        <w:rPr>
+          <w:lang w:eastAsia="es-CO"/>
+        </w:rPr>
+        <w:tab/>
+      </w:r>
+      <w:r>
+        <w:rPr>
+          <w:lang w:eastAsia="es-CO"/>
+        </w:rPr>
+        <w:tab/>
+      </w:r>
+      <w:r>
+        <w:rPr>
+          <w:lang w:eastAsia="es-CO"/>
+        </w:rPr>
+        <w:tab/>
+      </w:r>
+      <w:r>
+        <w:rPr>
+          <w:lang w:eastAsia="es-CO"/>
+        </w:rPr>
+        <w:tab/>
+      </w:r>
+      <w:r>
+        <w:rPr>
+          <w:lang w:eastAsia="es-CO"/>
+        </w:rPr>
+        <w:tab/>
+      </w:r>
+      <w:r>
+        <w:rPr>
+          <w:lang w:eastAsia="es-CO"/>
+        </w:rPr>
+        <w:tab/>
+      </w:r>
+      <w:r>
+        <w:rPr>
+          <w:lang w:eastAsia="es-CO"/>
+        </w:rPr>
+        <w:tab/>
+      </w:r>
+      <w:r>
+        <w:rPr>
+          <w:lang w:eastAsia="es-CO"/>
+        </w:rPr>
+        <w:tab/>
+      </w:r>
+      <w:r>
+        <w:rPr>
+          <w:lang w:eastAsia="es-CO"/>
+        </w:rPr>
+        <w:tab/>
+      </w:r>
+      <w:r>
+        <w:rPr>
+          <w:lang w:eastAsia="es-CO"/>
+        </w:rPr>
+        <w:tab/>
+      </w:r>
+      <w:r>
+        <w:rPr>
+          <w:lang w:eastAsia="es-CO"/>
+        </w:rPr>
+        <w:tab/>
+      </w:r>
+      <w:r>
+        <w:rPr>
+          <w:lang w:eastAsia="es-CO"/>
+        </w:rPr>
+        <w:tab/>
+      </w:r>
+      <w:r>
+        <w:rPr>
+          <w:lang w:eastAsia="es-CO"/>
+        </w:rPr>
+        <w:tab/>
+      </w:r>
+      <w:r>
+        <w:rPr>
+          <w:lang w:eastAsia="es-CO"/>
+        </w:rPr>
+        <w:tab/>
+      </w:r>
+      <w:r>
+        <w:rPr>
+          <w:lang w:eastAsia="es-CO"/>
+        </w:rPr>
+        <w:tab/>
+      </w:r>
     </w:p>
     <w:p>
       <w:pPr>
@@ -5003,6 +5208,7 @@
           <w:b/>
           <w:lang w:eastAsia="es-CO"/>
         </w:rPr>
+        <w:lastRenderedPageBreak/>
         <w:t>Edad Contemporánea</w:t>
       </w:r>
     </w:p>
@@ -5022,7 +5228,6 @@
           <w:b/>
           <w:lang w:eastAsia="es-CO"/>
         </w:rPr>
-        <w:lastRenderedPageBreak/>
         <w:t>Siglos XIX:</w:t>
       </w:r>
       <w:r>
@@ -5122,12 +5327,15 @@
         </w:rPr>
         <w:t xml:space="preserve">reloj de arena, el corsé de metal o de ballenas, faldas largas o blazers, sujetador, estética </w:t>
       </w:r>
+      <w:proofErr w:type="spellStart"/>
       <w:r>
         <w:rPr>
           <w:rStyle w:val="Extranjerismo"/>
+          <w:lang w:val="es-ES"/>
         </w:rPr>
         <w:t>flapper</w:t>
       </w:r>
+      <w:proofErr w:type="spellEnd"/>
       <w:r>
         <w:rPr>
           <w:lang w:eastAsia="es-CO"/>
@@ -5162,12 +5370,14 @@
       <w:r>
         <w:rPr>
           <w:rStyle w:val="Extranjerismo"/>
+          <w:lang w:val="es-ES"/>
         </w:rPr>
         <w:t>j</w:t>
       </w:r>
       <w:r>
         <w:rPr>
           <w:rStyle w:val="Extranjerismo"/>
+          <w:lang w:val="es-ES"/>
         </w:rPr>
         <w:t>eans</w:t>
       </w:r>
@@ -5177,12 +5387,15 @@
         </w:rPr>
         <w:t xml:space="preserve"> de tiro bajo, minifaldas, shorts, zuecos o sandalias, estampados animal </w:t>
       </w:r>
+      <w:proofErr w:type="spellStart"/>
       <w:r>
         <w:rPr>
           <w:rStyle w:val="Extranjerismo"/>
+          <w:lang w:val="es-ES"/>
         </w:rPr>
         <w:t>print</w:t>
       </w:r>
+      <w:proofErr w:type="spellEnd"/>
       <w:r>
         <w:rPr>
           <w:lang w:eastAsia="es-CO"/>
@@ -5192,9 +5405,19 @@
       <w:r>
         <w:rPr>
           <w:rStyle w:val="Extranjerismo"/>
-        </w:rPr>
-        <w:t>Fast fashion</w:t>
-      </w:r>
+          <w:lang w:val="es-ES"/>
+        </w:rPr>
+        <w:t xml:space="preserve">Fast </w:t>
+      </w:r>
+      <w:proofErr w:type="spellStart"/>
+      <w:r>
+        <w:rPr>
+          <w:rStyle w:val="Extranjerismo"/>
+          <w:lang w:val="es-ES"/>
+        </w:rPr>
+        <w:t>fashion</w:t>
+      </w:r>
+      <w:proofErr w:type="spellEnd"/>
       <w:r>
         <w:rPr>
           <w:lang w:eastAsia="es-CO"/>
@@ -5821,21 +6044,7 @@
         <w:rPr>
           <w:lang w:eastAsia="es-CO"/>
         </w:rPr>
-        <w:t xml:space="preserve"> la cantidad de prendas y la calidad. Aspiracional: </w:t>
-      </w:r>
-      <w:proofErr w:type="gramStart"/>
-      <w:r>
-        <w:rPr>
-          <w:lang w:eastAsia="es-CO"/>
-        </w:rPr>
-        <w:t>querer aparentar ser</w:t>
-      </w:r>
-      <w:proofErr w:type="gramEnd"/>
-      <w:r>
-        <w:rPr>
-          <w:lang w:eastAsia="es-CO"/>
-        </w:rPr>
-        <w:t xml:space="preserve"> de una clase social - "</w:t>
+        <w:t xml:space="preserve"> la cantidad de prendas y la calidad. Aspiracional: querer aparentar ser de una clase social - "</w:t>
       </w:r>
       <w:r>
         <w:rPr>
@@ -6146,7 +6355,7 @@
       <w:r>
         <w:rPr>
           <w:rStyle w:val="Extranjerismo"/>
-          <w:lang w:eastAsia="es-CO"/>
+          <w:lang w:val="es-ES" w:eastAsia="es-CO"/>
         </w:rPr>
         <w:t>sexy</w:t>
       </w:r>
@@ -6219,6 +6428,7 @@
         <w:rPr>
           <w:rStyle w:val="Extranjerismo"/>
           <w:b/>
+          <w:lang w:val="es-ES"/>
         </w:rPr>
         <w:t>Fashion</w:t>
       </w:r>
@@ -6229,15 +6439,17 @@
         </w:rPr>
         <w:t xml:space="preserve"> </w:t>
       </w:r>
+      <w:proofErr w:type="spellStart"/>
       <w:r>
         <w:rPr>
           <w:rStyle w:val="Extranjerismo"/>
           <w:b/>
           <w:bCs/>
-          <w:lang w:eastAsia="es-CO"/>
+          <w:lang w:val="es-ES" w:eastAsia="es-CO"/>
         </w:rPr>
         <w:t>victims</w:t>
       </w:r>
+      <w:proofErr w:type="spellEnd"/>
       <w:r>
         <w:rPr>
           <w:b/>
@@ -6295,15 +6507,17 @@
           <w:lang w:eastAsia="es-CO"/>
         </w:rPr>
       </w:pPr>
+      <w:proofErr w:type="spellStart"/>
       <w:r>
         <w:rPr>
           <w:rStyle w:val="Extranjerismo"/>
           <w:b/>
           <w:bCs/>
-          <w:lang w:eastAsia="es-CO"/>
+          <w:lang w:val="es-ES" w:eastAsia="es-CO"/>
         </w:rPr>
         <w:t>Fashionistas</w:t>
       </w:r>
+      <w:proofErr w:type="spellEnd"/>
       <w:r>
         <w:rPr>
           <w:b/>
@@ -6320,6 +6534,7 @@
       <w:r>
         <w:rPr>
           <w:rStyle w:val="Extranjerismo"/>
+          <w:lang w:val="es-ES"/>
         </w:rPr>
         <w:t>vintage</w:t>
       </w:r>
@@ -6335,7 +6550,7 @@
         <w:pStyle w:val="Ttulo2"/>
       </w:pPr>
       <w:bookmarkStart w:id="7" w:name="_Toc233954997"/>
-      <w:bookmarkStart w:id="8" w:name="_Toc234049016"/>
+      <w:bookmarkStart w:id="8" w:name="_Toc234488899"/>
       <w:r>
         <w:t>Universos de vestuario</w:t>
       </w:r>
@@ -6599,19 +6814,21 @@
           <w:lang w:eastAsia="es-CO"/>
         </w:rPr>
       </w:pPr>
-      <w:r>
-        <w:rPr>
-          <w:b/>
-          <w:lang w:eastAsia="es-CO"/>
-        </w:rPr>
-        <w:t>Principales:</w:t>
-      </w:r>
-      <w:r>
-        <w:rPr>
-          <w:b/>
-          <w:lang w:eastAsia="es-CO"/>
-        </w:rPr>
-        <w:t xml:space="preserve"> </w:t>
+      <w:proofErr w:type="spellStart"/>
+      <w:r>
+        <w:rPr>
+          <w:b/>
+          <w:lang w:val="en-US" w:eastAsia="es-CO"/>
+        </w:rPr>
+        <w:t>Principales</w:t>
+      </w:r>
+      <w:proofErr w:type="spellEnd"/>
+      <w:r>
+        <w:rPr>
+          <w:b/>
+          <w:lang w:val="en-US" w:eastAsia="es-CO"/>
+        </w:rPr>
+        <w:t xml:space="preserve">: </w:t>
       </w:r>
       <w:r>
         <w:rPr>
@@ -6655,19 +6872,21 @@
           <w:lang w:eastAsia="es-CO"/>
         </w:rPr>
       </w:pPr>
-      <w:r>
-        <w:rPr>
-          <w:b/>
-          <w:lang w:eastAsia="es-CO"/>
-        </w:rPr>
-        <w:t>Transitorias:</w:t>
-      </w:r>
-      <w:r>
-        <w:rPr>
-          <w:b/>
-          <w:lang w:eastAsia="es-CO"/>
-        </w:rPr>
-        <w:t xml:space="preserve"> </w:t>
+      <w:proofErr w:type="spellStart"/>
+      <w:r>
+        <w:rPr>
+          <w:b/>
+          <w:lang w:val="en-US" w:eastAsia="es-CO"/>
+        </w:rPr>
+        <w:t>Transitorias</w:t>
+      </w:r>
+      <w:proofErr w:type="spellEnd"/>
+      <w:r>
+        <w:rPr>
+          <w:b/>
+          <w:lang w:val="en-US" w:eastAsia="es-CO"/>
+        </w:rPr>
+        <w:t xml:space="preserve">: </w:t>
       </w:r>
       <w:r>
         <w:rPr>
@@ -6698,14 +6917,25 @@
         <w:rPr>
           <w:rStyle w:val="Extranjerismo"/>
           <w:b/>
-        </w:rPr>
-        <w:t>Haute couture</w:t>
-      </w:r>
+          <w:lang w:val="es-ES"/>
+        </w:rPr>
+        <w:t xml:space="preserve">Haute </w:t>
+      </w:r>
+      <w:proofErr w:type="spellStart"/>
       <w:r>
         <w:rPr>
           <w:rStyle w:val="Extranjerismo"/>
           <w:b/>
-          <w:lang w:eastAsia="es-CO"/>
+          <w:lang w:val="es-ES"/>
+        </w:rPr>
+        <w:t>couture</w:t>
+      </w:r>
+      <w:proofErr w:type="spellEnd"/>
+      <w:r>
+        <w:rPr>
+          <w:rStyle w:val="Extranjerismo"/>
+          <w:b/>
+          <w:lang w:val="es-ES" w:eastAsia="es-CO"/>
         </w:rPr>
         <w:t xml:space="preserve"> / </w:t>
       </w:r>
@@ -6718,7 +6948,7 @@
       <w:r>
         <w:rPr>
           <w:rStyle w:val="Extranjerismo"/>
-          <w:lang w:eastAsia="es-CO"/>
+          <w:lang w:val="es-ES" w:eastAsia="es-CO"/>
         </w:rPr>
         <w:t xml:space="preserve"> </w:t>
       </w:r>
@@ -6751,7 +6981,7 @@
         <w:rPr>
           <w:rStyle w:val="Extranjerismo"/>
           <w:b/>
-          <w:lang w:eastAsia="es-CO"/>
+          <w:lang w:val="es-ES" w:eastAsia="es-CO"/>
         </w:rPr>
         <w:t>Pret a Porter</w:t>
       </w:r>
@@ -6777,14 +7007,39 @@
       <w:r>
         <w:rPr>
           <w:rStyle w:val="Extranjerismo"/>
-          <w:lang w:eastAsia="es-CO"/>
-        </w:rPr>
-        <w:t>Ready to wear</w:t>
-      </w:r>
+          <w:lang w:val="es-ES" w:eastAsia="es-CO"/>
+        </w:rPr>
+        <w:t xml:space="preserve">Ready </w:t>
+      </w:r>
+      <w:proofErr w:type="spellStart"/>
       <w:r>
         <w:rPr>
           <w:rStyle w:val="Extranjerismo"/>
-          <w:lang w:eastAsia="es-CO"/>
+          <w:lang w:val="es-ES" w:eastAsia="es-CO"/>
+        </w:rPr>
+        <w:t>to</w:t>
+      </w:r>
+      <w:proofErr w:type="spellEnd"/>
+      <w:r>
+        <w:rPr>
+          <w:rStyle w:val="Extranjerismo"/>
+          <w:lang w:val="es-ES" w:eastAsia="es-CO"/>
+        </w:rPr>
+        <w:t xml:space="preserve"> </w:t>
+      </w:r>
+      <w:proofErr w:type="spellStart"/>
+      <w:r>
+        <w:rPr>
+          <w:rStyle w:val="Extranjerismo"/>
+          <w:lang w:val="es-ES" w:eastAsia="es-CO"/>
+        </w:rPr>
+        <w:t>wear</w:t>
+      </w:r>
+      <w:proofErr w:type="spellEnd"/>
+      <w:r>
+        <w:rPr>
+          <w:rStyle w:val="Extranjerismo"/>
+          <w:lang w:val="es-ES" w:eastAsia="es-CO"/>
         </w:rPr>
         <w:t>.</w:t>
       </w:r>
@@ -6801,41 +7056,13 @@
           <w:lang w:eastAsia="es-CO"/>
         </w:rPr>
       </w:pPr>
-      <w:proofErr w:type="spellStart"/>
       <w:r>
         <w:rPr>
           <w:rStyle w:val="Extranjerismo"/>
           <w:b/>
           <w:lang w:val="es-CO" w:eastAsia="es-CO"/>
         </w:rPr>
-        <w:t>Fast</w:t>
-      </w:r>
-      <w:proofErr w:type="spellEnd"/>
-      <w:r>
-        <w:rPr>
-          <w:rStyle w:val="Extranjerismo"/>
-          <w:b/>
-          <w:lang w:val="es-CO" w:eastAsia="es-CO"/>
-        </w:rPr>
-        <w:t xml:space="preserve"> </w:t>
-      </w:r>
-      <w:proofErr w:type="spellStart"/>
-      <w:r>
-        <w:rPr>
-          <w:rStyle w:val="Extranjerismo"/>
-          <w:b/>
-          <w:lang w:val="es-CO" w:eastAsia="es-CO"/>
-        </w:rPr>
-        <w:t>Fashion</w:t>
-      </w:r>
-      <w:proofErr w:type="spellEnd"/>
-      <w:r>
-        <w:rPr>
-          <w:rStyle w:val="Extranjerismo"/>
-          <w:b/>
-          <w:lang w:val="es-CO" w:eastAsia="es-CO"/>
-        </w:rPr>
-        <w:t xml:space="preserve"> / </w:t>
+        <w:t xml:space="preserve">Fast Fashion / </w:t>
       </w:r>
       <w:r>
         <w:rPr>
@@ -6888,25 +7115,7 @@
           <w:b/>
           <w:lang w:val="es-CO" w:eastAsia="es-CO"/>
         </w:rPr>
-        <w:t xml:space="preserve">Slow </w:t>
-      </w:r>
-      <w:proofErr w:type="spellStart"/>
-      <w:r>
-        <w:rPr>
-          <w:rStyle w:val="Extranjerismo"/>
-          <w:b/>
-          <w:lang w:val="es-CO" w:eastAsia="es-CO"/>
-        </w:rPr>
-        <w:t>Fashion</w:t>
-      </w:r>
-      <w:proofErr w:type="spellEnd"/>
-      <w:r>
-        <w:rPr>
-          <w:rStyle w:val="Extranjerismo"/>
-          <w:b/>
-          <w:lang w:val="es-CO" w:eastAsia="es-CO"/>
-        </w:rPr>
-        <w:t xml:space="preserve"> / </w:t>
+        <w:t xml:space="preserve">Slow Fashion / </w:t>
       </w:r>
       <w:r>
         <w:rPr>
@@ -7183,11 +7392,9 @@
                 <w:lang w:eastAsia="es-CO"/>
               </w:rPr>
             </w:pPr>
-            <w:proofErr w:type="spellStart"/>
             <w:r>
               <w:t>Multi-ocasión</w:t>
             </w:r>
-            <w:proofErr w:type="spellEnd"/>
           </w:p>
         </w:tc>
         <w:tc>
@@ -7372,7 +7579,7 @@
             <w:pPr>
               <w:ind w:firstLine="0"/>
               <w:rPr>
-                <w:lang w:eastAsia="es-CO"/>
+                <w:lang w:val="en-US" w:eastAsia="es-CO"/>
               </w:rPr>
             </w:pPr>
             <w:r>
@@ -9014,18 +9221,21 @@
       <w:r>
         <w:rPr>
           <w:rStyle w:val="Extranjerismo"/>
+          <w:lang w:val="es-ES"/>
         </w:rPr>
         <w:t>Free</w:t>
       </w:r>
       <w:r>
         <w:rPr>
           <w:rStyle w:val="Extranjerismo"/>
+          <w:lang w:val="es-ES"/>
         </w:rPr>
         <w:t>l</w:t>
       </w:r>
       <w:r>
         <w:rPr>
           <w:rStyle w:val="Extranjerismo"/>
+          <w:lang w:val="es-ES"/>
         </w:rPr>
         <w:t>ance</w:t>
       </w:r>
@@ -10380,10 +10590,16 @@
           <w:noProof/>
         </w:rPr>
         <w:drawing>
-          <wp:inline distT="0" distB="0" distL="0" distR="0" wp14:anchorId="24B94D72" wp14:editId="7FE069B5">
+          <wp:inline distT="0" distB="0" distL="0" distR="0" wp14:anchorId="24B94D72" wp14:editId="7D65C755">
             <wp:extent cx="4680000" cy="2634516"/>
             <wp:effectExtent l="0" t="0" r="6350" b="0"/>
-            <wp:docPr id="20" name="Imagen 19"/>
+            <wp:docPr id="20" name="Imagen 19">
+              <a:extLst xmlns:a="http://schemas.openxmlformats.org/drawingml/2006/main">
+                <a:ext uri="{C183D7F6-B498-43B3-948B-1728B52AA6E4}">
+                  <adec:decorative xmlns:adec="http://schemas.microsoft.com/office/drawing/2017/decorative" val="1"/>
+                </a:ext>
+              </a:extLst>
+            </wp:docPr>
             <wp:cNvGraphicFramePr>
               <a:graphicFrameLocks xmlns:a="http://schemas.openxmlformats.org/drawingml/2006/main" noChangeAspect="1"/>
             </wp:cNvGraphicFramePr>
@@ -10391,7 +10607,13 @@
               <a:graphicData uri="http://schemas.openxmlformats.org/drawingml/2006/picture">
                 <pic:pic xmlns:pic="http://schemas.openxmlformats.org/drawingml/2006/picture">
                   <pic:nvPicPr>
-                    <pic:cNvPr id="0" name="Picture 20"/>
+                    <pic:cNvPr id="20" name="Imagen 19">
+                      <a:extLst>
+                        <a:ext uri="{C183D7F6-B498-43B3-948B-1728B52AA6E4}">
+                          <adec:decorative xmlns:adec="http://schemas.microsoft.com/office/drawing/2017/decorative" val="1"/>
+                        </a:ext>
+                      </a:extLst>
+                    </pic:cNvPr>
                     <pic:cNvPicPr>
                       <a:picLocks noChangeAspect="1" noChangeArrowheads="1"/>
                     </pic:cNvPicPr>
@@ -10553,6 +10775,7 @@
             <w:r>
               <w:rPr>
                 <w:rStyle w:val="Extranjerismo"/>
+                <w:lang w:val="es-ES"/>
               </w:rPr>
               <w:t>Haute Couture</w:t>
             </w:r>
@@ -10562,6 +10785,7 @@
             <w:r>
               <w:rPr>
                 <w:rStyle w:val="Extranjerismo"/>
+                <w:lang w:val="es-ES"/>
               </w:rPr>
               <w:t>Prêt-à-Porter</w:t>
             </w:r>
@@ -10571,6 +10795,7 @@
             <w:r>
               <w:rPr>
                 <w:rStyle w:val="Extranjerismo"/>
+                <w:lang w:val="es-ES"/>
               </w:rPr>
               <w:t>Fast Fashion</w:t>
             </w:r>
@@ -10584,6 +10809,7 @@
             <w:r>
               <w:rPr>
                 <w:rStyle w:val="Extranjerismo"/>
+                <w:lang w:val="es-ES"/>
               </w:rPr>
               <w:t>Slow Fashion</w:t>
             </w:r>
@@ -10601,6 +10827,7 @@
             <w:r>
               <w:rPr>
                 <w:rStyle w:val="Extranjerismo"/>
+                <w:lang w:val="es-ES"/>
               </w:rPr>
               <w:t>Slow Fashion</w:t>
             </w:r>
@@ -10610,32 +10837,38 @@
             <w:r>
               <w:rPr>
                 <w:rStyle w:val="Extranjerismo"/>
-              </w:rPr>
-              <w:t>Vegan F</w:t>
+                <w:lang w:val="es-ES"/>
+              </w:rPr>
+              <w:t>Vegan Fashion</w:t>
+            </w:r>
+            <w:r>
+              <w:t xml:space="preserve">, el </w:t>
             </w:r>
             <w:r>
               <w:rPr>
                 <w:rStyle w:val="Extranjerismo"/>
-              </w:rPr>
-              <w:t>ashion</w:t>
+                <w:lang w:val="es-ES"/>
+              </w:rPr>
+              <w:t>Eco Fashion</w:t>
             </w:r>
             <w:r>
               <w:t xml:space="preserve">, el </w:t>
             </w:r>
+            <w:proofErr w:type="spellStart"/>
             <w:r>
               <w:rPr>
                 <w:rStyle w:val="Extranjerismo"/>
-              </w:rPr>
-              <w:t>Eco Fashion</w:t>
-            </w:r>
-            <w:r>
-              <w:t xml:space="preserve">, el </w:t>
-            </w:r>
+                <w:lang w:val="es-ES"/>
+              </w:rPr>
+              <w:t>Ethical</w:t>
+            </w:r>
+            <w:proofErr w:type="spellEnd"/>
             <w:r>
               <w:rPr>
                 <w:rStyle w:val="Extranjerismo"/>
-              </w:rPr>
-              <w:t>Ethical Fashion</w:t>
+                <w:lang w:val="es-ES"/>
+              </w:rPr>
+              <w:t xml:space="preserve"> Fashion</w:t>
             </w:r>
             <w:r>
               <w:t xml:space="preserve"> y el </w:t>
@@ -10643,6 +10876,7 @@
             <w:r>
               <w:rPr>
                 <w:rStyle w:val="Extranjerismo"/>
+                <w:lang w:val="es-ES"/>
               </w:rPr>
               <w:t>Circular Fashion</w:t>
             </w:r>
@@ -10657,35 +10891,91 @@
             <w:r>
               <w:t xml:space="preserve">El sistema moda también organiza las prendas según las ocasiones de uso y los universos de vestuario. Las ocasiones de uso se relacionan con los diferentes escenarios de la vida cotidiana, como eventos formales, trabajo, deporte, descanso o recreación. De allí se derivan universos como gala, formal, casual, </w:t>
             </w:r>
+            <w:proofErr w:type="spellStart"/>
             <w:r>
               <w:rPr>
                 <w:rStyle w:val="Extranjerismo"/>
+                <w:lang w:val="es-ES"/>
               </w:rPr>
               <w:t>jeanswear</w:t>
             </w:r>
+            <w:proofErr w:type="spellEnd"/>
             <w:r>
               <w:t xml:space="preserve">, </w:t>
             </w:r>
+            <w:proofErr w:type="spellStart"/>
             <w:r>
               <w:rPr>
                 <w:rStyle w:val="Extranjerismo"/>
-              </w:rPr>
-              <w:t xml:space="preserve">sportswear, activewear, swimwear, sleepwear </w:t>
+                <w:lang w:val="es-ES"/>
+              </w:rPr>
+              <w:t>sportswear</w:t>
+            </w:r>
+            <w:proofErr w:type="spellEnd"/>
+            <w:r>
+              <w:rPr>
+                <w:rStyle w:val="Extranjerismo"/>
+                <w:lang w:val="es-ES"/>
+              </w:rPr>
+              <w:t xml:space="preserve">, </w:t>
             </w:r>
             <w:proofErr w:type="spellStart"/>
             <w:r>
               <w:rPr>
                 <w:rStyle w:val="Extranjerismo"/>
-              </w:rPr>
-              <w:t>y</w:t>
+                <w:lang w:val="es-ES"/>
+              </w:rPr>
+              <w:t>activewear</w:t>
             </w:r>
             <w:proofErr w:type="spellEnd"/>
             <w:r>
               <w:rPr>
                 <w:rStyle w:val="Extranjerismo"/>
-              </w:rPr>
-              <w:t xml:space="preserve"> underwear</w:t>
-            </w:r>
+                <w:lang w:val="es-ES"/>
+              </w:rPr>
+              <w:t xml:space="preserve">, </w:t>
+            </w:r>
+            <w:proofErr w:type="spellStart"/>
+            <w:r>
+              <w:rPr>
+                <w:rStyle w:val="Extranjerismo"/>
+                <w:lang w:val="es-ES"/>
+              </w:rPr>
+              <w:t>swimwear</w:t>
+            </w:r>
+            <w:proofErr w:type="spellEnd"/>
+            <w:r>
+              <w:rPr>
+                <w:rStyle w:val="Extranjerismo"/>
+                <w:lang w:val="es-ES"/>
+              </w:rPr>
+              <w:t xml:space="preserve">, </w:t>
+            </w:r>
+            <w:proofErr w:type="spellStart"/>
+            <w:r>
+              <w:rPr>
+                <w:rStyle w:val="Extranjerismo"/>
+                <w:lang w:val="es-ES"/>
+              </w:rPr>
+              <w:t>sleepwear</w:t>
+            </w:r>
+            <w:proofErr w:type="spellEnd"/>
+            <w:r>
+              <w:rPr>
+                <w:rStyle w:val="Extranjerismo"/>
+                <w:lang w:val="es-ES"/>
+              </w:rPr>
+              <w:t xml:space="preserve"> y </w:t>
+            </w:r>
+            <w:proofErr w:type="spellStart"/>
+            <w:r>
+              <w:rPr>
+                <w:rStyle w:val="Extranjerismo"/>
+                <w:lang w:val="es-ES"/>
+              </w:rPr>
+              <w:t>underwear</w:t>
+            </w:r>
+            <w:proofErr w:type="spellEnd"/>
             <w:r>
               <w:t>, cada uno diseñado para responder a necesidades específicas del consumidor.</w:t>
             </w:r>
@@ -10697,18 +10987,22 @@
             <w:r>
               <w:rPr>
                 <w:rStyle w:val="Extranjerismo"/>
+                <w:lang w:val="es-ES"/>
               </w:rPr>
               <w:t>Prêt-à-Porter</w:t>
             </w:r>
             <w:r>
               <w:t xml:space="preserve"> porque produce prendas listas para usar y maneja categorías como formal, casual, </w:t>
             </w:r>
+            <w:proofErr w:type="spellStart"/>
             <w:r>
               <w:rPr>
                 <w:rStyle w:val="Extranjerismo"/>
+                <w:lang w:val="es-ES"/>
               </w:rPr>
               <w:t>jeanswear</w:t>
             </w:r>
+            <w:proofErr w:type="spellEnd"/>
             <w:r>
               <w:t xml:space="preserve"> y ropa interior. El objetivo final es aprender a interpretar las marcas desde el lenguaje técnico del sistema moda y comprender cómo segmentan sus productos según el consumidor y el contexto de uso.</w:t>
             </w:r>
@@ -10730,7 +11024,7 @@
         <w:pStyle w:val="Ttulo2"/>
       </w:pPr>
       <w:bookmarkStart w:id="9" w:name="_Toc233954998"/>
-      <w:bookmarkStart w:id="10" w:name="_Toc234049017"/>
+      <w:bookmarkStart w:id="10" w:name="_Toc234488900"/>
       <w:r>
         <w:lastRenderedPageBreak/>
         <w:t>Perfil y estilo de consumidor</w:t>
@@ -10831,7 +11125,7 @@
       <w:r>
         <w:rPr>
           <w:rStyle w:val="Extranjerismo"/>
-          <w:lang w:eastAsia="es-CO"/>
+          <w:lang w:val="es-ES" w:eastAsia="es-CO"/>
         </w:rPr>
         <w:t>marketing</w:t>
       </w:r>
@@ -11223,7 +11517,6 @@
           <w:lang w:eastAsia="es-CO"/>
         </w:rPr>
       </w:pPr>
-      <w:proofErr w:type="gramStart"/>
       <w:r>
         <w:rPr>
           <w:b/>
@@ -11231,7 +11524,6 @@
         </w:rPr>
         <w:t>Neo tradicional</w:t>
       </w:r>
-      <w:proofErr w:type="gramEnd"/>
     </w:p>
     <w:p>
       <w:pPr>
@@ -12204,13 +12496,15 @@
         </w:rPr>
         <w:t xml:space="preserve"> la coherencia en el </w:t>
       </w:r>
+      <w:proofErr w:type="spellStart"/>
       <w:r>
         <w:rPr>
           <w:rStyle w:val="Extranjerismo"/>
-          <w:lang w:eastAsia="es-CO"/>
+          <w:lang w:val="es-ES" w:eastAsia="es-CO"/>
         </w:rPr>
         <w:t>habitus</w:t>
       </w:r>
+      <w:proofErr w:type="spellEnd"/>
       <w:r>
         <w:rPr>
           <w:lang w:eastAsia="es-CO"/>
@@ -13147,7 +13441,7 @@
       <w:r>
         <w:rPr>
           <w:rStyle w:val="Extranjerismo"/>
-          <w:lang w:eastAsia="es-CO"/>
+          <w:lang w:val="es-ES" w:eastAsia="es-CO"/>
         </w:rPr>
         <w:t>vintage</w:t>
       </w:r>
@@ -13244,7 +13538,7 @@
         <w:pStyle w:val="Ttulo2"/>
       </w:pPr>
       <w:bookmarkStart w:id="11" w:name="_Toc233954999"/>
-      <w:bookmarkStart w:id="12" w:name="_Toc234049018"/>
+      <w:bookmarkStart w:id="12" w:name="_Toc234488901"/>
       <w:r>
         <w:t>Tendencias</w:t>
       </w:r>
@@ -13594,13 +13888,15 @@
         </w:rPr>
         <w:t>Un grupo de personas dedicadas a ser cazadores de tendencias, los llamados "</w:t>
       </w:r>
+      <w:proofErr w:type="spellStart"/>
       <w:r>
         <w:rPr>
           <w:rStyle w:val="Extranjerismo"/>
-          <w:lang w:eastAsia="es-CO"/>
+          <w:lang w:val="es-ES" w:eastAsia="es-CO"/>
         </w:rPr>
         <w:t>coolhunter</w:t>
       </w:r>
+      <w:proofErr w:type="spellEnd"/>
       <w:r>
         <w:rPr>
           <w:lang w:eastAsia="es-CO"/>
@@ -14218,45 +14514,27 @@
         </w:numPr>
         <w:rPr>
           <w:b/>
-          <w:lang w:eastAsia="es-CO"/>
-        </w:rPr>
-      </w:pPr>
-      <w:proofErr w:type="spellStart"/>
-      <w:r>
-        <w:rPr>
-          <w:b/>
-          <w:lang w:eastAsia="es-CO"/>
+          <w:lang w:val="en-US" w:eastAsia="es-CO"/>
+        </w:rPr>
+      </w:pPr>
+      <w:r>
+        <w:rPr>
+          <w:b/>
+          <w:lang w:val="en-US" w:eastAsia="es-CO"/>
         </w:rPr>
         <w:t>F</w:t>
       </w:r>
       <w:r>
         <w:rPr>
           <w:b/>
-          <w:lang w:eastAsia="es-CO"/>
-        </w:rPr>
-        <w:t>ashion</w:t>
-      </w:r>
-      <w:proofErr w:type="spellEnd"/>
-      <w:r>
-        <w:rPr>
-          <w:b/>
-          <w:lang w:eastAsia="es-CO"/>
-        </w:rPr>
-        <w:t xml:space="preserve"> </w:t>
-      </w:r>
-      <w:proofErr w:type="spellStart"/>
-      <w:r>
-        <w:rPr>
-          <w:b/>
-          <w:lang w:eastAsia="es-CO"/>
-        </w:rPr>
-        <w:t>trendsetter</w:t>
-      </w:r>
-      <w:proofErr w:type="spellEnd"/>
-      <w:r>
-        <w:rPr>
-          <w:b/>
-          <w:lang w:eastAsia="es-CO"/>
+          <w:lang w:val="en-US" w:eastAsia="es-CO"/>
+        </w:rPr>
+        <w:t>ashion trendsetter</w:t>
+      </w:r>
+      <w:r>
+        <w:rPr>
+          <w:b/>
+          <w:lang w:val="en-US" w:eastAsia="es-CO"/>
         </w:rPr>
         <w:t xml:space="preserve">: </w:t>
       </w:r>
@@ -14265,7 +14543,7 @@
           <w:rPr>
             <w:rStyle w:val="Hipervnculo"/>
             <w:b/>
-            <w:lang w:eastAsia="es-CO"/>
+            <w:lang w:val="en-US" w:eastAsia="es-CO"/>
           </w:rPr>
           <w:t>https://www.fashiontrendsetter.com/v2/</w:t>
         </w:r>
@@ -14280,45 +14558,27 @@
         </w:numPr>
         <w:rPr>
           <w:b/>
-          <w:lang w:eastAsia="es-CO"/>
-        </w:rPr>
-      </w:pPr>
-      <w:proofErr w:type="spellStart"/>
-      <w:r>
-        <w:rPr>
-          <w:b/>
-          <w:lang w:eastAsia="es-CO"/>
+          <w:lang w:val="en-US" w:eastAsia="es-CO"/>
+        </w:rPr>
+      </w:pPr>
+      <w:r>
+        <w:rPr>
+          <w:b/>
+          <w:lang w:val="en-US" w:eastAsia="es-CO"/>
         </w:rPr>
         <w:t>F</w:t>
       </w:r>
       <w:r>
         <w:rPr>
           <w:b/>
-          <w:lang w:eastAsia="es-CO"/>
-        </w:rPr>
-        <w:t>ashion</w:t>
-      </w:r>
-      <w:proofErr w:type="spellEnd"/>
-      <w:r>
-        <w:rPr>
-          <w:b/>
-          <w:lang w:eastAsia="es-CO"/>
-        </w:rPr>
-        <w:t xml:space="preserve"> </w:t>
-      </w:r>
-      <w:proofErr w:type="spellStart"/>
-      <w:r>
-        <w:rPr>
-          <w:b/>
-          <w:lang w:eastAsia="es-CO"/>
-        </w:rPr>
-        <w:t>snoop</w:t>
-      </w:r>
-      <w:proofErr w:type="spellEnd"/>
-      <w:r>
-        <w:rPr>
-          <w:b/>
-          <w:lang w:eastAsia="es-CO"/>
+          <w:lang w:val="en-US" w:eastAsia="es-CO"/>
+        </w:rPr>
+        <w:t>ashion snoop</w:t>
+      </w:r>
+      <w:r>
+        <w:rPr>
+          <w:b/>
+          <w:lang w:val="en-US" w:eastAsia="es-CO"/>
         </w:rPr>
         <w:t xml:space="preserve">: </w:t>
       </w:r>
@@ -14327,7 +14587,7 @@
           <w:rPr>
             <w:rStyle w:val="Hipervnculo"/>
             <w:b/>
-            <w:lang w:eastAsia="es-CO"/>
+            <w:lang w:val="en-US" w:eastAsia="es-CO"/>
           </w:rPr>
           <w:t>https://www.fashionsnoops.com/</w:t>
         </w:r>
@@ -14342,29 +14602,22 @@
         </w:numPr>
         <w:rPr>
           <w:b/>
-          <w:lang w:eastAsia="es-CO"/>
-        </w:rPr>
-      </w:pPr>
-      <w:r>
-        <w:rPr>
-          <w:b/>
-          <w:lang w:eastAsia="es-CO"/>
-        </w:rPr>
-        <w:t>WGSN</w:t>
-      </w:r>
-      <w:r>
-        <w:rPr>
-          <w:b/>
-          <w:lang w:eastAsia="es-CO"/>
-        </w:rPr>
-        <w:t xml:space="preserve">: </w:t>
+          <w:lang w:val="en-US" w:eastAsia="es-CO"/>
+        </w:rPr>
+      </w:pPr>
+      <w:r>
+        <w:rPr>
+          <w:b/>
+          <w:lang w:val="en-US" w:eastAsia="es-CO"/>
+        </w:rPr>
+        <w:t xml:space="preserve">WGSN: </w:t>
       </w:r>
       <w:hyperlink r:id="rId21" w:history="1">
         <w:r>
           <w:rPr>
             <w:rStyle w:val="Hipervnculo"/>
             <w:b/>
-            <w:lang w:eastAsia="es-CO"/>
+            <w:lang w:val="en-US" w:eastAsia="es-CO"/>
           </w:rPr>
           <w:t>https://www.wgsn.com/es/wgsn/</w:t>
         </w:r>
@@ -14379,21 +14632,21 @@
         </w:numPr>
         <w:rPr>
           <w:b/>
-          <w:lang w:eastAsia="es-CO"/>
+          <w:lang w:val="en-US" w:eastAsia="es-CO"/>
         </w:rPr>
       </w:pPr>
       <w:proofErr w:type="spellStart"/>
       <w:r>
         <w:rPr>
           <w:b/>
-          <w:lang w:eastAsia="es-CO"/>
+          <w:lang w:val="en-US" w:eastAsia="es-CO"/>
         </w:rPr>
         <w:t>P</w:t>
       </w:r>
       <w:r>
         <w:rPr>
           <w:b/>
-          <w:lang w:eastAsia="es-CO"/>
+          <w:lang w:val="en-US" w:eastAsia="es-CO"/>
         </w:rPr>
         <w:t>eclers</w:t>
       </w:r>
@@ -14401,7 +14654,7 @@
       <w:r>
         <w:rPr>
           <w:b/>
-          <w:lang w:eastAsia="es-CO"/>
+          <w:lang w:val="en-US" w:eastAsia="es-CO"/>
         </w:rPr>
         <w:t xml:space="preserve"> </w:t>
       </w:r>
@@ -14409,7 +14662,7 @@
       <w:r>
         <w:rPr>
           <w:b/>
-          <w:lang w:eastAsia="es-CO"/>
+          <w:lang w:val="en-US" w:eastAsia="es-CO"/>
         </w:rPr>
         <w:t>paris</w:t>
       </w:r>
@@ -14417,7 +14670,7 @@
       <w:r>
         <w:rPr>
           <w:b/>
-          <w:lang w:eastAsia="es-CO"/>
+          <w:lang w:val="en-US" w:eastAsia="es-CO"/>
         </w:rPr>
         <w:t xml:space="preserve">: </w:t>
       </w:r>
@@ -14426,7 +14679,7 @@
           <w:rPr>
             <w:rStyle w:val="Hipervnculo"/>
             <w:b/>
-            <w:lang w:eastAsia="es-CO"/>
+            <w:lang w:val="en-US" w:eastAsia="es-CO"/>
           </w:rPr>
           <w:t>https://www.peclersparis.com/fr/</w:t>
         </w:r>
@@ -14434,35 +14687,35 @@
       <w:r>
         <w:rPr>
           <w:b/>
-          <w:lang w:eastAsia="es-CO"/>
-        </w:rPr>
-        <w:tab/>
-      </w:r>
-      <w:r>
-        <w:rPr>
-          <w:b/>
-          <w:lang w:eastAsia="es-CO"/>
-        </w:rPr>
-        <w:tab/>
-      </w:r>
-      <w:r>
-        <w:rPr>
-          <w:b/>
-          <w:lang w:eastAsia="es-CO"/>
-        </w:rPr>
-        <w:tab/>
-      </w:r>
-      <w:r>
-        <w:rPr>
-          <w:b/>
-          <w:lang w:eastAsia="es-CO"/>
-        </w:rPr>
-        <w:tab/>
-      </w:r>
-      <w:r>
-        <w:rPr>
-          <w:b/>
-          <w:lang w:eastAsia="es-CO"/>
+          <w:lang w:val="en-US" w:eastAsia="es-CO"/>
+        </w:rPr>
+        <w:tab/>
+      </w:r>
+      <w:r>
+        <w:rPr>
+          <w:b/>
+          <w:lang w:val="en-US" w:eastAsia="es-CO"/>
+        </w:rPr>
+        <w:tab/>
+      </w:r>
+      <w:r>
+        <w:rPr>
+          <w:b/>
+          <w:lang w:val="en-US" w:eastAsia="es-CO"/>
+        </w:rPr>
+        <w:tab/>
+      </w:r>
+      <w:r>
+        <w:rPr>
+          <w:b/>
+          <w:lang w:val="en-US" w:eastAsia="es-CO"/>
+        </w:rPr>
+        <w:tab/>
+      </w:r>
+      <w:r>
+        <w:rPr>
+          <w:b/>
+          <w:lang w:val="en-US" w:eastAsia="es-CO"/>
         </w:rPr>
         <w:tab/>
       </w:r>
@@ -14519,7 +14772,7 @@
       <w:r>
         <w:rPr>
           <w:rStyle w:val="Extranjerismo"/>
-          <w:lang w:eastAsia="es-CO"/>
+          <w:lang w:val="es-ES" w:eastAsia="es-CO"/>
         </w:rPr>
         <w:t>Spring</w:t>
       </w:r>
@@ -14532,7 +14785,7 @@
       <w:r>
         <w:rPr>
           <w:rStyle w:val="Extranjerismo"/>
-          <w:lang w:eastAsia="es-CO"/>
+          <w:lang w:val="es-ES" w:eastAsia="es-CO"/>
         </w:rPr>
         <w:t>Summer</w:t>
       </w:r>
@@ -14545,7 +14798,7 @@
       <w:r>
         <w:rPr>
           <w:rStyle w:val="Extranjerismo"/>
-          <w:lang w:eastAsia="es-CO"/>
+          <w:lang w:val="es-ES" w:eastAsia="es-CO"/>
         </w:rPr>
         <w:t>Autumn</w:t>
       </w:r>
@@ -14558,7 +14811,7 @@
       <w:r>
         <w:rPr>
           <w:rStyle w:val="Extranjerismo"/>
-          <w:lang w:eastAsia="es-CO"/>
+          <w:lang w:val="es-ES" w:eastAsia="es-CO"/>
         </w:rPr>
         <w:t>Winter</w:t>
       </w:r>
@@ -14847,7 +15100,7 @@
           <w:lang w:eastAsia="es-CO"/>
         </w:rPr>
         <w:drawing>
-          <wp:inline distT="0" distB="0" distL="0" distR="0" wp14:anchorId="4A8DADEE" wp14:editId="4C6CAAC7">
+          <wp:inline distT="0" distB="0" distL="0" distR="0" wp14:anchorId="4A8DADEE" wp14:editId="480EDDF4">
             <wp:extent cx="4680000" cy="2631600"/>
             <wp:effectExtent l="0" t="0" r="6350" b="0"/>
             <wp:docPr id="14" name="Imagen 14">
@@ -15485,7 +15738,7 @@
         <w:pStyle w:val="Ttulo2"/>
       </w:pPr>
       <w:bookmarkStart w:id="13" w:name="_Toc233955000"/>
-      <w:bookmarkStart w:id="14" w:name="_Toc234049019"/>
+      <w:bookmarkStart w:id="14" w:name="_Toc234488902"/>
       <w:proofErr w:type="spellStart"/>
       <w:r>
         <w:rPr>
@@ -15496,7 +15749,16 @@
       </w:r>
       <w:proofErr w:type="spellEnd"/>
       <w:r>
-        <w:t xml:space="preserve"> - Cuadro metamórfico</w:t>
+        <w:t>:</w:t>
+      </w:r>
+      <w:r>
+        <w:t xml:space="preserve"> </w:t>
+      </w:r>
+      <w:r>
+        <w:t>c</w:t>
+      </w:r>
+      <w:r>
+        <w:t>uadro metamórfico</w:t>
       </w:r>
       <w:bookmarkEnd w:id="13"/>
       <w:bookmarkEnd w:id="14"/>
@@ -15518,6 +15780,7 @@
       <w:r>
         <w:rPr>
           <w:rStyle w:val="Extranjerismo"/>
+          <w:lang w:val="es-ES"/>
         </w:rPr>
         <w:t>moodboard</w:t>
       </w:r>
@@ -15912,7 +16175,7 @@
       <w:r>
         <w:rPr>
           <w:rStyle w:val="Extranjerismo"/>
-          <w:lang w:eastAsia="es-CO"/>
+          <w:lang w:val="es-ES" w:eastAsia="es-CO"/>
         </w:rPr>
         <w:t>moodboard</w:t>
       </w:r>
@@ -15920,7 +16183,7 @@
       <w:r>
         <w:rPr>
           <w:rStyle w:val="Extranjerismo"/>
-          <w:lang w:eastAsia="es-CO"/>
+          <w:lang w:val="es-ES" w:eastAsia="es-CO"/>
         </w:rPr>
         <w:t>;</w:t>
       </w:r>
@@ -16260,7 +16523,7 @@
       <w:r>
         <w:rPr>
           <w:rStyle w:val="Extranjerismo"/>
-          <w:lang w:eastAsia="es-CO"/>
+          <w:lang w:val="es-ES" w:eastAsia="es-CO"/>
         </w:rPr>
         <w:t>Spring</w:t>
       </w:r>
@@ -16273,7 +16536,7 @@
       <w:r>
         <w:rPr>
           <w:rStyle w:val="Extranjerismo"/>
-          <w:lang w:eastAsia="es-CO"/>
+          <w:lang w:val="es-ES" w:eastAsia="es-CO"/>
         </w:rPr>
         <w:t>Summer</w:t>
       </w:r>
@@ -16286,7 +16549,7 @@
       <w:r>
         <w:rPr>
           <w:rStyle w:val="Extranjerismo"/>
-          <w:lang w:eastAsia="es-CO"/>
+          <w:lang w:val="es-ES" w:eastAsia="es-CO"/>
         </w:rPr>
         <w:t>Autumn</w:t>
       </w:r>
@@ -16299,7 +16562,7 @@
       <w:r>
         <w:rPr>
           <w:rStyle w:val="Extranjerismo"/>
-          <w:lang w:eastAsia="es-CO"/>
+          <w:lang w:val="es-ES" w:eastAsia="es-CO"/>
         </w:rPr>
         <w:t>Winter</w:t>
       </w:r>
@@ -16332,7 +16595,7 @@
       <w:r>
         <w:rPr>
           <w:rStyle w:val="Extranjerismo"/>
-          <w:lang w:eastAsia="es-CO"/>
+          <w:lang w:val="es-ES" w:eastAsia="es-CO"/>
         </w:rPr>
         <w:t>Moodboard</w:t>
       </w:r>
@@ -16629,7 +16892,7 @@
           <w:noProof/>
         </w:rPr>
         <w:drawing>
-          <wp:inline distT="0" distB="0" distL="0" distR="0" wp14:anchorId="0C90BE23" wp14:editId="71E003CC">
+          <wp:inline distT="0" distB="0" distL="0" distR="0" wp14:anchorId="0C90BE23" wp14:editId="343DF5E3">
             <wp:extent cx="4680000" cy="2634515"/>
             <wp:effectExtent l="0" t="0" r="6350" b="0"/>
             <wp:docPr id="978347127" name="Imagen 20">
@@ -16748,6 +17011,7 @@
               <w:rPr>
                 <w:rStyle w:val="Extranjerismo"/>
                 <w:b/>
+                <w:lang w:val="es-ES"/>
               </w:rPr>
               <w:t>Moodboard</w:t>
             </w:r>
@@ -16782,22 +17046,22 @@
             <w:r>
               <w:rPr>
                 <w:rStyle w:val="Extranjerismo"/>
+                <w:lang w:val="es-ES" w:eastAsia="es-CO"/>
+              </w:rPr>
+              <w:t>moodboard</w:t>
+            </w:r>
+            <w:proofErr w:type="spellEnd"/>
+            <w:r>
+              <w:rPr>
                 <w:lang w:eastAsia="es-CO"/>
               </w:rPr>
-              <w:t>moodboard</w:t>
-            </w:r>
-            <w:proofErr w:type="spellEnd"/>
-            <w:r>
-              <w:rPr>
-                <w:lang w:eastAsia="es-CO"/>
-              </w:rPr>
               <w:t xml:space="preserve"> es una herramienta visual utilizada en los procesos de diseño para representar conceptos, emociones, estilos y referencias de manera creativa y organizada. Su principal función es traducir ideas abstractas en una composición visual que permita comunicar una intención estética o conceptual antes de iniciar el desarrollo de un producto o colección. A través de imágenes, colores, texturas, palabras clave, materiales y referencias gráficas, el </w:t>
             </w:r>
             <w:proofErr w:type="spellStart"/>
             <w:r>
               <w:rPr>
                 <w:rStyle w:val="Extranjerismo"/>
-                <w:lang w:eastAsia="es-CO"/>
+                <w:lang w:val="es-ES" w:eastAsia="es-CO"/>
               </w:rPr>
               <w:t>moodboard</w:t>
             </w:r>
@@ -16825,7 +17089,7 @@
             <w:r>
               <w:rPr>
                 <w:rStyle w:val="Extranjerismo"/>
-                <w:lang w:eastAsia="es-CO"/>
+                <w:lang w:val="es-ES" w:eastAsia="es-CO"/>
               </w:rPr>
               <w:t>moodboard</w:t>
             </w:r>
@@ -16847,7 +17111,7 @@
             <w:r>
               <w:rPr>
                 <w:rStyle w:val="Extranjerismo"/>
-                <w:lang w:eastAsia="es-CO"/>
+                <w:lang w:val="es-ES" w:eastAsia="es-CO"/>
               </w:rPr>
               <w:t>moodboard</w:t>
             </w:r>
@@ -16875,7 +17139,7 @@
             <w:r>
               <w:rPr>
                 <w:rStyle w:val="Extranjerismo"/>
-                <w:lang w:eastAsia="es-CO"/>
+                <w:lang w:val="es-ES" w:eastAsia="es-CO"/>
               </w:rPr>
               <w:t>moodboard</w:t>
             </w:r>
@@ -16937,7 +17201,7 @@
             <w:r>
               <w:rPr>
                 <w:rStyle w:val="Extranjerismo"/>
-                <w:lang w:eastAsia="es-CO"/>
+                <w:lang w:val="es-ES" w:eastAsia="es-CO"/>
               </w:rPr>
               <w:t>moodboard</w:t>
             </w:r>
@@ -16945,7 +17209,7 @@
             <w:r>
               <w:rPr>
                 <w:rStyle w:val="Extranjerismo"/>
-                <w:lang w:eastAsia="es-CO"/>
+                <w:lang w:val="es-ES" w:eastAsia="es-CO"/>
               </w:rPr>
               <w:t>.</w:t>
             </w:r>
@@ -16966,22 +17230,22 @@
             <w:r>
               <w:rPr>
                 <w:rStyle w:val="Extranjerismo"/>
+                <w:lang w:val="es-ES" w:eastAsia="es-CO"/>
+              </w:rPr>
+              <w:t>moodboard</w:t>
+            </w:r>
+            <w:proofErr w:type="spellEnd"/>
+            <w:r>
+              <w:rPr>
                 <w:lang w:eastAsia="es-CO"/>
               </w:rPr>
-              <w:t>moodboard</w:t>
-            </w:r>
-            <w:proofErr w:type="spellEnd"/>
-            <w:r>
-              <w:rPr>
-                <w:lang w:eastAsia="es-CO"/>
-              </w:rPr>
               <w:t xml:space="preserve"> y el cuadro metamórfico es fundamental en el proceso creativo. Mientras el </w:t>
             </w:r>
             <w:proofErr w:type="spellStart"/>
             <w:r>
               <w:rPr>
                 <w:rStyle w:val="Extranjerismo"/>
-                <w:lang w:eastAsia="es-CO"/>
+                <w:lang w:val="es-ES" w:eastAsia="es-CO"/>
               </w:rPr>
               <w:t>moodboard</w:t>
             </w:r>
@@ -18088,7 +18352,7 @@
         </w:numPr>
       </w:pPr>
       <w:bookmarkStart w:id="15" w:name="_Toc233955001"/>
-      <w:bookmarkStart w:id="16" w:name="_Toc234049020"/>
+      <w:bookmarkStart w:id="16" w:name="_Toc234488903"/>
       <w:r>
         <w:lastRenderedPageBreak/>
         <w:t>Ficha técnica de diseño (</w:t>
@@ -18096,6 +18360,7 @@
       <w:r>
         <w:rPr>
           <w:rStyle w:val="Extranjerismo"/>
+          <w:lang w:val="es-ES"/>
         </w:rPr>
         <w:t>software</w:t>
       </w:r>
@@ -18110,7 +18375,7 @@
         <w:pStyle w:val="Ttulo2"/>
       </w:pPr>
       <w:bookmarkStart w:id="17" w:name="_Toc233955002"/>
-      <w:bookmarkStart w:id="18" w:name="_Toc234049021"/>
+      <w:bookmarkStart w:id="18" w:name="_Toc234488904"/>
       <w:r>
         <w:t>Conceptos de dibujo plano</w:t>
       </w:r>
@@ -18656,7 +18921,21 @@
           <w:b/>
           <w:lang w:eastAsia="es-CO"/>
         </w:rPr>
-        <w:t>Dibujo Plano</w:t>
+        <w:t xml:space="preserve">Dibujo </w:t>
+      </w:r>
+      <w:r>
+        <w:rPr>
+          <w:b/>
+          <w:lang w:eastAsia="es-CO"/>
+        </w:rPr>
+        <w:t>p</w:t>
+      </w:r>
+      <w:r>
+        <w:rPr>
+          <w:b/>
+          <w:lang w:eastAsia="es-CO"/>
+        </w:rPr>
+        <w:t>lano</w:t>
       </w:r>
       <w:r>
         <w:rPr>
@@ -18779,7 +19058,21 @@
           <w:b/>
           <w:lang w:eastAsia="es-CO"/>
         </w:rPr>
-        <w:t>Dibujo Plano</w:t>
+        <w:t xml:space="preserve">Dibujo </w:t>
+      </w:r>
+      <w:r>
+        <w:rPr>
+          <w:b/>
+          <w:lang w:eastAsia="es-CO"/>
+        </w:rPr>
+        <w:t>p</w:t>
+      </w:r>
+      <w:r>
+        <w:rPr>
+          <w:b/>
+          <w:lang w:eastAsia="es-CO"/>
+        </w:rPr>
+        <w:t>lano</w:t>
       </w:r>
     </w:p>
     <w:p>
@@ -19002,7 +19295,7 @@
         <w:pStyle w:val="Ttulo2"/>
       </w:pPr>
       <w:bookmarkStart w:id="19" w:name="_Toc233955003"/>
-      <w:bookmarkStart w:id="20" w:name="_Toc234049022"/>
+      <w:bookmarkStart w:id="20" w:name="_Toc234488905"/>
       <w:r>
         <w:t>Categorización de prendas</w:t>
       </w:r>
@@ -19119,6 +19412,14 @@
     </w:p>
     <w:p>
       <w:pPr>
+        <w:spacing w:before="0" w:after="0"/>
+        <w:rPr>
+          <w:lang w:eastAsia="es-CO"/>
+        </w:rPr>
+      </w:pPr>
+    </w:p>
+    <w:p>
+      <w:pPr>
         <w:pStyle w:val="Prrafodelista"/>
         <w:numPr>
           <w:ilvl w:val="0"/>
@@ -19135,6 +19436,7 @@
           <w:b/>
           <w:lang w:eastAsia="es-CO"/>
         </w:rPr>
+        <w:lastRenderedPageBreak/>
         <w:t>División del cuerpo</w:t>
       </w:r>
     </w:p>
@@ -19143,7 +19445,6 @@
         <w:pStyle w:val="Figura"/>
       </w:pPr>
       <w:r>
-        <w:lastRenderedPageBreak/>
         <w:t>Figura 2.</w:t>
       </w:r>
       <w:r>
@@ -19304,7 +19605,7 @@
             <w:r>
               <w:rPr>
                 <w:rStyle w:val="Extranjerismo"/>
-                <w:lang w:eastAsia="es-CO"/>
+                <w:lang w:val="es-ES" w:eastAsia="es-CO"/>
               </w:rPr>
               <w:t>shorts</w:t>
             </w:r>
@@ -19332,6 +19633,28 @@
         </w:tc>
       </w:tr>
     </w:tbl>
+    <w:p>
+      <w:pPr>
+        <w:pStyle w:val="Prrafodelista"/>
+        <w:spacing w:before="0" w:after="0"/>
+        <w:ind w:firstLine="0"/>
+        <w:rPr>
+          <w:b/>
+          <w:lang w:eastAsia="es-CO"/>
+        </w:rPr>
+      </w:pPr>
+    </w:p>
+    <w:p>
+      <w:pPr>
+        <w:pStyle w:val="Prrafodelista"/>
+        <w:spacing w:before="0" w:after="0"/>
+        <w:ind w:firstLine="0"/>
+        <w:rPr>
+          <w:b/>
+          <w:lang w:eastAsia="es-CO"/>
+        </w:rPr>
+      </w:pPr>
+    </w:p>
     <w:p>
       <w:pPr>
         <w:pStyle w:val="Prrafodelista"/>
@@ -19361,6 +19684,7 @@
           <w:b/>
           <w:lang w:eastAsia="es-CO"/>
         </w:rPr>
+        <w:lastRenderedPageBreak/>
         <w:t xml:space="preserve">Bitácora de formas - </w:t>
       </w:r>
       <w:r>
@@ -19430,7 +19754,6 @@
           <w:b/>
           <w:lang w:eastAsia="es-CO"/>
         </w:rPr>
-        <w:lastRenderedPageBreak/>
         <w:t>Cortes</w:t>
       </w:r>
       <w:r>
@@ -19483,7 +19806,7 @@
         <w:rPr>
           <w:lang w:eastAsia="es-CO"/>
         </w:rPr>
-        <w:t>–</w:t>
+        <w:t>-</w:t>
       </w:r>
       <w:r>
         <w:rPr>
@@ -19542,7 +19865,7 @@
         <w:jc w:val="left"/>
         <w:rPr>
           <w:rStyle w:val="Extranjerismo"/>
-          <w:lang w:eastAsia="es-CO"/>
+          <w:lang w:val="es-ES" w:eastAsia="es-CO"/>
         </w:rPr>
       </w:pPr>
       <w:r>
@@ -19564,7 +19887,7 @@
           <w:noProof/>
         </w:rPr>
         <w:drawing>
-          <wp:inline distT="0" distB="0" distL="0" distR="0" wp14:anchorId="0A92A520" wp14:editId="09422286">
+          <wp:inline distT="0" distB="0" distL="0" distR="0" wp14:anchorId="0A92A520" wp14:editId="0BAAD870">
             <wp:extent cx="4680000" cy="2632500"/>
             <wp:effectExtent l="0" t="0" r="6350" b="0"/>
             <wp:docPr id="1566368851" name="Imagen 1566368851">
@@ -19667,6 +19990,7 @@
               <w:rPr>
                 <w:b/>
               </w:rPr>
+              <w:lastRenderedPageBreak/>
               <w:t>Síntesis</w:t>
             </w:r>
             <w:r>
@@ -19697,11 +20021,7 @@
           </w:tcPr>
           <w:p>
             <w:r>
-              <w:t xml:space="preserve">El video presenta los conceptos fundamentales para la clasificación y representación gráfica de las prendas de vestir, partiendo de la identificación de las tipologías, entendidas como la categorización de las prendas según su estructura y función dentro del vestuario. En este proceso, las prendas se dividen en dos grandes </w:t>
-            </w:r>
-            <w:r>
-              <w:lastRenderedPageBreak/>
-              <w:t>grupos: prendas superiores, que cubren de la cintura hacia arriba, y prendas inferiores, que cubren de la cintura hacia abajo. Esta clasificación permite comprender la organización de las prendas dentro de la industria de la moda y facilita su análisis, desarrollo y representación técnica</w:t>
+              <w:t>El video presenta los conceptos fundamentales para la clasificación y representación gráfica de las prendas de vestir, partiendo de la identificación de las tipologías, entendidas como la categorización de las prendas según su estructura y función dentro del vestuario. En este proceso, las prendas se dividen en dos grandes grupos: prendas superiores, que cubren de la cintura hacia arriba, y prendas inferiores, que cubren de la cintura hacia abajo. Esta clasificación permite comprender la organización de las prendas dentro de la industria de la moda y facilita su análisis, desarrollo y representación técnica</w:t>
             </w:r>
             <w:r>
               <w:t>.</w:t>
@@ -19714,6 +20034,7 @@
             <w:r>
               <w:rPr>
                 <w:rStyle w:val="Extranjerismo"/>
+                <w:lang w:val="es-ES"/>
               </w:rPr>
               <w:t>blazers</w:t>
             </w:r>
@@ -19723,6 +20044,7 @@
             <w:r>
               <w:rPr>
                 <w:rStyle w:val="Extranjerismo"/>
+                <w:lang w:val="es-ES"/>
               </w:rPr>
               <w:t>shorts</w:t>
             </w:r>
@@ -19746,11 +20068,8 @@
           </w:p>
           <w:p>
             <w:r>
-              <w:t xml:space="preserve">El video también desarrolla el estudio de los complementos superiores e inferiores, destacando componentes como cuellos, puños, bolsillos, pretinas y sistemas de cierre. Cada elemento es analizado desde su función técnica, visual y constructiva, permitiendo reconocer sus variaciones y aplicaciones en distintos tipos de prendas. Se enfatiza la importancia de identificar, ilustrar y nombrar </w:t>
-            </w:r>
-            <w:r>
               <w:lastRenderedPageBreak/>
-              <w:t>correctamente cada componente para fortalecer el lenguaje técnico utilizado en el diseño de vestuario.</w:t>
+              <w:t>El video también desarrolla el estudio de los complementos superiores e inferiores, destacando componentes como cuellos, puños, bolsillos, pretinas y sistemas de cierre. Cada elemento es analizado desde su función técnica, visual y constructiva, permitiendo reconocer sus variaciones y aplicaciones en distintos tipos de prendas. Se enfatiza la importancia de identificar, ilustrar y nombrar correctamente cada componente para fortalecer el lenguaje técnico utilizado en el diseño de vestuario.</w:t>
             </w:r>
           </w:p>
           <w:p>
@@ -19760,26 +20079,27 @@
             <w:r>
               <w:rPr>
                 <w:rStyle w:val="Extranjerismo"/>
+                <w:lang w:val="es-ES"/>
               </w:rPr>
               <w:t xml:space="preserve">shorts </w:t>
             </w:r>
             <w:r>
               <w:t xml:space="preserve">y faldas, abordando conceptos como bota recta, campana, </w:t>
             </w:r>
-            <w:proofErr w:type="spellStart"/>
             <w:r>
               <w:rPr>
                 <w:rStyle w:val="Extranjerismo"/>
+                <w:lang w:val="es-ES"/>
               </w:rPr>
               <w:t>leggins</w:t>
             </w:r>
-            <w:proofErr w:type="spellEnd"/>
             <w:r>
               <w:t xml:space="preserve">, </w:t>
             </w:r>
             <w:r>
               <w:rPr>
                 <w:rStyle w:val="Extranjerismo"/>
+                <w:lang w:val="es-ES"/>
               </w:rPr>
               <w:t>Capri</w:t>
             </w:r>
@@ -19806,7 +20126,7 @@
         <w:pStyle w:val="Ttulo2"/>
       </w:pPr>
       <w:bookmarkStart w:id="21" w:name="_Toc233955004"/>
-      <w:bookmarkStart w:id="22" w:name="_Toc234049023"/>
+      <w:bookmarkStart w:id="22" w:name="_Toc234488906"/>
       <w:r>
         <w:lastRenderedPageBreak/>
         <w:t>Técnica de achurados y acabados</w:t>
@@ -19837,276 +20157,6 @@
           <w:lang w:eastAsia="es-CO"/>
         </w:rPr>
         <w:t xml:space="preserve"> video, se presenta la realización del proceso de una manera clara y didáctica:</w:t>
-      </w:r>
-      <w:r>
-        <w:rPr>
-          <w:lang w:eastAsia="es-CO"/>
-        </w:rPr>
-        <w:tab/>
-      </w:r>
-      <w:r>
-        <w:rPr>
-          <w:lang w:eastAsia="es-CO"/>
-        </w:rPr>
-        <w:tab/>
-      </w:r>
-      <w:r>
-        <w:rPr>
-          <w:lang w:eastAsia="es-CO"/>
-        </w:rPr>
-        <w:tab/>
-      </w:r>
-      <w:r>
-        <w:rPr>
-          <w:lang w:eastAsia="es-CO"/>
-        </w:rPr>
-        <w:tab/>
-      </w:r>
-      <w:r>
-        <w:rPr>
-          <w:lang w:eastAsia="es-CO"/>
-        </w:rPr>
-        <w:tab/>
-      </w:r>
-      <w:r>
-        <w:rPr>
-          <w:lang w:eastAsia="es-CO"/>
-        </w:rPr>
-        <w:tab/>
-      </w:r>
-      <w:r>
-        <w:rPr>
-          <w:lang w:eastAsia="es-CO"/>
-        </w:rPr>
-        <w:tab/>
-      </w:r>
-      <w:r>
-        <w:rPr>
-          <w:lang w:eastAsia="es-CO"/>
-        </w:rPr>
-        <w:tab/>
-      </w:r>
-      <w:r>
-        <w:rPr>
-          <w:lang w:eastAsia="es-CO"/>
-        </w:rPr>
-        <w:tab/>
-      </w:r>
-      <w:r>
-        <w:rPr>
-          <w:lang w:eastAsia="es-CO"/>
-        </w:rPr>
-        <w:tab/>
-      </w:r>
-      <w:r>
-        <w:rPr>
-          <w:lang w:eastAsia="es-CO"/>
-        </w:rPr>
-        <w:tab/>
-      </w:r>
-      <w:r>
-        <w:rPr>
-          <w:lang w:eastAsia="es-CO"/>
-        </w:rPr>
-        <w:tab/>
-      </w:r>
-      <w:r>
-        <w:rPr>
-          <w:lang w:eastAsia="es-CO"/>
-        </w:rPr>
-        <w:tab/>
-      </w:r>
-      <w:r>
-        <w:rPr>
-          <w:lang w:eastAsia="es-CO"/>
-        </w:rPr>
-        <w:tab/>
-      </w:r>
-      <w:r>
-        <w:rPr>
-          <w:lang w:eastAsia="es-CO"/>
-        </w:rPr>
-        <w:tab/>
-      </w:r>
-      <w:r>
-        <w:rPr>
-          <w:lang w:eastAsia="es-CO"/>
-        </w:rPr>
-        <w:tab/>
-      </w:r>
-      <w:r>
-        <w:rPr>
-          <w:lang w:eastAsia="es-CO"/>
-        </w:rPr>
-        <w:tab/>
-      </w:r>
-      <w:r>
-        <w:rPr>
-          <w:lang w:eastAsia="es-CO"/>
-        </w:rPr>
-        <w:tab/>
-      </w:r>
-      <w:r>
-        <w:rPr>
-          <w:lang w:eastAsia="es-CO"/>
-        </w:rPr>
-        <w:tab/>
-      </w:r>
-      <w:r>
-        <w:rPr>
-          <w:lang w:eastAsia="es-CO"/>
-        </w:rPr>
-        <w:tab/>
-      </w:r>
-      <w:r>
-        <w:rPr>
-          <w:lang w:eastAsia="es-CO"/>
-        </w:rPr>
-        <w:tab/>
-      </w:r>
-      <w:r>
-        <w:rPr>
-          <w:lang w:eastAsia="es-CO"/>
-        </w:rPr>
-        <w:tab/>
-      </w:r>
-      <w:r>
-        <w:rPr>
-          <w:lang w:eastAsia="es-CO"/>
-        </w:rPr>
-        <w:tab/>
-      </w:r>
-      <w:r>
-        <w:rPr>
-          <w:lang w:eastAsia="es-CO"/>
-        </w:rPr>
-        <w:tab/>
-      </w:r>
-      <w:r>
-        <w:rPr>
-          <w:lang w:eastAsia="es-CO"/>
-        </w:rPr>
-        <w:tab/>
-      </w:r>
-      <w:r>
-        <w:rPr>
-          <w:lang w:eastAsia="es-CO"/>
-        </w:rPr>
-        <w:tab/>
-      </w:r>
-      <w:r>
-        <w:rPr>
-          <w:lang w:eastAsia="es-CO"/>
-        </w:rPr>
-        <w:tab/>
-      </w:r>
-      <w:r>
-        <w:rPr>
-          <w:lang w:eastAsia="es-CO"/>
-        </w:rPr>
-        <w:tab/>
-      </w:r>
-      <w:r>
-        <w:rPr>
-          <w:lang w:eastAsia="es-CO"/>
-        </w:rPr>
-        <w:tab/>
-      </w:r>
-      <w:r>
-        <w:rPr>
-          <w:lang w:eastAsia="es-CO"/>
-        </w:rPr>
-        <w:tab/>
-      </w:r>
-      <w:r>
-        <w:rPr>
-          <w:lang w:eastAsia="es-CO"/>
-        </w:rPr>
-        <w:tab/>
-      </w:r>
-      <w:r>
-        <w:rPr>
-          <w:lang w:eastAsia="es-CO"/>
-        </w:rPr>
-        <w:tab/>
-      </w:r>
-      <w:r>
-        <w:rPr>
-          <w:lang w:eastAsia="es-CO"/>
-        </w:rPr>
-        <w:tab/>
-      </w:r>
-      <w:r>
-        <w:rPr>
-          <w:lang w:eastAsia="es-CO"/>
-        </w:rPr>
-        <w:tab/>
-      </w:r>
-      <w:r>
-        <w:rPr>
-          <w:lang w:eastAsia="es-CO"/>
-        </w:rPr>
-        <w:tab/>
-      </w:r>
-      <w:r>
-        <w:rPr>
-          <w:lang w:eastAsia="es-CO"/>
-        </w:rPr>
-        <w:tab/>
-      </w:r>
-      <w:r>
-        <w:rPr>
-          <w:lang w:eastAsia="es-CO"/>
-        </w:rPr>
-        <w:tab/>
-      </w:r>
-      <w:r>
-        <w:rPr>
-          <w:lang w:eastAsia="es-CO"/>
-        </w:rPr>
-        <w:tab/>
-      </w:r>
-      <w:r>
-        <w:rPr>
-          <w:lang w:eastAsia="es-CO"/>
-        </w:rPr>
-        <w:tab/>
-      </w:r>
-      <w:r>
-        <w:rPr>
-          <w:lang w:eastAsia="es-CO"/>
-        </w:rPr>
-        <w:tab/>
-      </w:r>
-      <w:r>
-        <w:rPr>
-          <w:lang w:eastAsia="es-CO"/>
-        </w:rPr>
-        <w:tab/>
-      </w:r>
-      <w:r>
-        <w:rPr>
-          <w:lang w:eastAsia="es-CO"/>
-        </w:rPr>
-        <w:tab/>
-      </w:r>
-      <w:r>
-        <w:rPr>
-          <w:lang w:eastAsia="es-CO"/>
-        </w:rPr>
-        <w:tab/>
-      </w:r>
-      <w:r>
-        <w:rPr>
-          <w:lang w:eastAsia="es-CO"/>
-        </w:rPr>
-        <w:tab/>
-      </w:r>
-      <w:r>
-        <w:rPr>
-          <w:lang w:eastAsia="es-CO"/>
-        </w:rPr>
-        <w:tab/>
       </w:r>
       <w:r>
         <w:rPr>
@@ -20294,7 +20344,7 @@
           <w:noProof/>
         </w:rPr>
         <w:drawing>
-          <wp:inline distT="0" distB="0" distL="0" distR="0" wp14:anchorId="319D479A" wp14:editId="1D560D1F">
+          <wp:inline distT="0" distB="0" distL="0" distR="0" wp14:anchorId="319D479A" wp14:editId="59361AB1">
             <wp:extent cx="4680000" cy="2632500"/>
             <wp:effectExtent l="0" t="0" r="6350" b="0"/>
             <wp:docPr id="742020840" name="Imagen 742020840">
@@ -20475,6 +20525,7 @@
             <w:r>
               <w:rPr>
                 <w:rStyle w:val="Extranjerismo"/>
+                <w:lang w:val="es-ES"/>
               </w:rPr>
               <w:t>zigzag</w:t>
             </w:r>
@@ -20494,6 +20545,7 @@
             <w:r>
               <w:rPr>
                 <w:rStyle w:val="Extranjerismo"/>
+                <w:lang w:val="es-ES"/>
               </w:rPr>
               <w:t>zigzag</w:t>
             </w:r>
@@ -20564,7 +20616,7 @@
         <w:pStyle w:val="Ttulo2"/>
       </w:pPr>
       <w:bookmarkStart w:id="23" w:name="_Toc233955005"/>
-      <w:bookmarkStart w:id="24" w:name="_Toc234049024"/>
+      <w:bookmarkStart w:id="24" w:name="_Toc234488907"/>
       <w:r>
         <w:lastRenderedPageBreak/>
         <w:t>Dibujo de bitácora de formas</w:t>
@@ -20619,10 +20671,16 @@
           <w:noProof/>
         </w:rPr>
         <w:drawing>
-          <wp:inline distT="0" distB="0" distL="0" distR="0" wp14:anchorId="0B0F51D7" wp14:editId="770FE898">
-            <wp:extent cx="6332220" cy="3561874"/>
-            <wp:effectExtent l="0" t="0" r="0" b="635"/>
-            <wp:docPr id="98164991" name="Imagen 1"/>
+          <wp:inline distT="0" distB="0" distL="0" distR="0" wp14:anchorId="0B0F51D7" wp14:editId="4AAFE6CD">
+            <wp:extent cx="4680000" cy="2632500"/>
+            <wp:effectExtent l="0" t="0" r="6350" b="0"/>
+            <wp:docPr id="98164991" name="Imagen 1">
+              <a:extLst xmlns:a="http://schemas.openxmlformats.org/drawingml/2006/main">
+                <a:ext uri="{C183D7F6-B498-43B3-948B-1728B52AA6E4}">
+                  <adec:decorative xmlns:adec="http://schemas.microsoft.com/office/drawing/2017/decorative" val="1"/>
+                </a:ext>
+              </a:extLst>
+            </wp:docPr>
             <wp:cNvGraphicFramePr>
               <a:graphicFrameLocks xmlns:a="http://schemas.openxmlformats.org/drawingml/2006/main" noChangeAspect="1"/>
             </wp:cNvGraphicFramePr>
@@ -20630,13 +20688,19 @@
               <a:graphicData uri="http://schemas.openxmlformats.org/drawingml/2006/picture">
                 <pic:pic xmlns:pic="http://schemas.openxmlformats.org/drawingml/2006/picture">
                   <pic:nvPicPr>
-                    <pic:cNvPr id="0" name="Picture 2"/>
+                    <pic:cNvPr id="98164991" name="Imagen 1">
+                      <a:extLst>
+                        <a:ext uri="{C183D7F6-B498-43B3-948B-1728B52AA6E4}">
+                          <adec:decorative xmlns:adec="http://schemas.microsoft.com/office/drawing/2017/decorative" val="1"/>
+                        </a:ext>
+                      </a:extLst>
+                    </pic:cNvPr>
                     <pic:cNvPicPr>
                       <a:picLocks noChangeAspect="1" noChangeArrowheads="1"/>
                     </pic:cNvPicPr>
                   </pic:nvPicPr>
                   <pic:blipFill>
-                    <a:blip r:embed="rId33">
+                    <a:blip r:embed="rId33" cstate="print">
                       <a:extLst>
                         <a:ext uri="{28A0092B-C50C-407E-A947-70E740481C1C}">
                           <a14:useLocalDpi xmlns:a14="http://schemas.microsoft.com/office/drawing/2010/main" val="0"/>
@@ -20651,7 +20715,7 @@
                   <pic:spPr bwMode="auto">
                     <a:xfrm>
                       <a:off x="0" y="0"/>
-                      <a:ext cx="6332220" cy="3561874"/>
+                      <a:ext cx="4680000" cy="2632500"/>
                     </a:xfrm>
                     <a:prstGeom prst="rect">
                       <a:avLst/>
@@ -20711,7 +20775,6 @@
               <w:rPr>
                 <w:b/>
               </w:rPr>
-              <w:lastRenderedPageBreak/>
               <w:t>Síntesis</w:t>
             </w:r>
             <w:r>
@@ -20736,6 +20799,7 @@
           </w:tcPr>
           <w:p>
             <w:r>
+              <w:lastRenderedPageBreak/>
               <w:t>El video desarrolla una explicación técnica y metodológica sobre el dibujo plano aplicado al diseño de modas, enfocándose en la representación gráfica de cierres, botones, bolsillos, puños y cuellos. El enfoque principal no es únicamente copiar formas, sino comprender la estructura, proporción y lógica constructiva de cada elemento textil para representarlo correctamente en una ficha técnica profesional.</w:t>
             </w:r>
           </w:p>
@@ -20746,15 +20810,12 @@
           </w:p>
           <w:p>
             <w:r>
-              <w:t xml:space="preserve">Posteriormente, el video aborda el dibujo técnico de botones y sistemas de cierre. Se explica cómo construir botones de dos y cuatro perforaciones usando ejes centrales y plantillas circulares para mantener simetría. Además, se enseña a representar visualmente el hilo mediante líneas curvas y semicurvas que simulan costuras reales. También se trabajan ojales, ganchos, gafetes y broches, enfatizando </w:t>
-            </w:r>
-            <w:r>
-              <w:lastRenderedPageBreak/>
-              <w:t>siempre la importancia de partir de líneas guía y estructuras geométricas simples para construir elementos complejos con precisión técnica.</w:t>
+              <w:t>Posteriormente, el video aborda el dibujo técnico de botones y sistemas de cierre. Se explica cómo construir botones de dos y cuatro perforaciones usando ejes centrales y plantillas circulares para mantener simetría. Además, se enseña a representar visualmente el hilo mediante líneas curvas y semicurvas que simulan costuras reales. También se trabajan ojales, ganchos, gafetes y broches, enfatizando siempre la importancia de partir de líneas guía y estructuras geométricas simples para construir elementos complejos con precisión técnica.</w:t>
             </w:r>
           </w:p>
           <w:p>
             <w:r>
+              <w:lastRenderedPageBreak/>
               <w:t>En la sección de bolsillos se desarrollan distintos tipos de bolsillo de parche y bolsillo de ojal. El instructor explica que todos parten de una base rectangular o lineal, sobre la cual se agregan variaciones funcionales y estéticas. Se trabajan bolsillos con tapa, con terminación diagonal, con cremallera, con fuelle invertido, con pliegues y con prenses. Cada uno incorpora detalles específicos como pespuntes, botones, ojales o expansiones laterales. La explicación resalta cómo las líneas, curvas y pequeños desplazamientos generan volumen visual y permiten representar correctamente la construcción real de la prenda.</w:t>
             </w:r>
           </w:p>
@@ -20770,11 +20831,11 @@
           </w:p>
           <w:p>
             <w:r>
-              <w:t xml:space="preserve">La parte final del video se dedica al trazado de cuellos, especialmente cuellos, camisero y con solapa. Para ello se introduce el uso de plantillas base del cuerpo </w:t>
+              <w:t xml:space="preserve">La parte final del video se dedica al trazado de cuellos, especialmente cuellos, camisero y con solapa. Para ello se introduce el uso de plantillas base del cuerpo delantero y posterior, indispensables para mantener proporciones reales de patronaje. El procedimiento comienza siempre identificando el eje de simetría y las </w:t>
             </w:r>
             <w:r>
               <w:lastRenderedPageBreak/>
-              <w:t>delantero y posterior, indispensables para mantener proporciones reales de patronaje. El procedimiento comienza siempre identificando el eje de simetría y las líneas del escote. Posteriormente se definen alturas, cruces y curvas del cuello. En el cuello se trabaja una banda sencilla con botonadura, mientras que en el cuello camisero se incorpora el pie de cuello y una estructura más anatómica. Finalmente, el cuello con solapa introduce mayores complejidades, como cruces, inclinaciones y curvas que simulan la caída real de la solapa sobre la prenda.</w:t>
+              <w:t>líneas del escote. Posteriormente se definen alturas, cruces y curvas del cuello. En el cuello se trabaja una banda sencilla con botonadura, mientras que en el cuello camisero se incorpora el pie de cuello y una estructura más anatómica. Finalmente, el cuello con solapa introduce mayores complejidades, como cruces, inclinaciones y curvas que simulan la caída real de la solapa sobre la prenda.</w:t>
             </w:r>
           </w:p>
           <w:p>
@@ -20790,7 +20851,7 @@
         <w:pStyle w:val="Ttulo2"/>
       </w:pPr>
       <w:bookmarkStart w:id="25" w:name="_Toc233955006"/>
-      <w:bookmarkStart w:id="26" w:name="_Toc234049025"/>
+      <w:bookmarkStart w:id="26" w:name="_Toc234488908"/>
       <w:r>
         <w:lastRenderedPageBreak/>
         <w:t>Dibujo plano de prendas</w:t>
@@ -20809,6 +20870,108 @@
           <w:lang w:eastAsia="es-CO"/>
         </w:rPr>
         <w:t>En el video que se presenta a continuación, se detallan los conceptos más importantes para tener en cuenta en la realización de dibujos bidimensionales de prendas de vestir:</w:t>
+      </w:r>
+      <w:r>
+        <w:rPr>
+          <w:lang w:eastAsia="es-CO"/>
+        </w:rPr>
+        <w:tab/>
+      </w:r>
+      <w:r>
+        <w:rPr>
+          <w:lang w:eastAsia="es-CO"/>
+        </w:rPr>
+        <w:tab/>
+      </w:r>
+      <w:r>
+        <w:rPr>
+          <w:lang w:eastAsia="es-CO"/>
+        </w:rPr>
+        <w:tab/>
+      </w:r>
+      <w:r>
+        <w:rPr>
+          <w:lang w:eastAsia="es-CO"/>
+        </w:rPr>
+        <w:tab/>
+      </w:r>
+      <w:r>
+        <w:rPr>
+          <w:lang w:eastAsia="es-CO"/>
+        </w:rPr>
+        <w:tab/>
+      </w:r>
+      <w:r>
+        <w:rPr>
+          <w:lang w:eastAsia="es-CO"/>
+        </w:rPr>
+        <w:tab/>
+      </w:r>
+      <w:r>
+        <w:rPr>
+          <w:lang w:eastAsia="es-CO"/>
+        </w:rPr>
+        <w:tab/>
+      </w:r>
+      <w:r>
+        <w:rPr>
+          <w:lang w:eastAsia="es-CO"/>
+        </w:rPr>
+        <w:tab/>
+      </w:r>
+      <w:r>
+        <w:rPr>
+          <w:lang w:eastAsia="es-CO"/>
+        </w:rPr>
+        <w:tab/>
+      </w:r>
+      <w:r>
+        <w:rPr>
+          <w:lang w:eastAsia="es-CO"/>
+        </w:rPr>
+        <w:tab/>
+      </w:r>
+      <w:r>
+        <w:rPr>
+          <w:lang w:eastAsia="es-CO"/>
+        </w:rPr>
+        <w:tab/>
+      </w:r>
+      <w:r>
+        <w:rPr>
+          <w:lang w:eastAsia="es-CO"/>
+        </w:rPr>
+        <w:tab/>
+      </w:r>
+      <w:r>
+        <w:rPr>
+          <w:lang w:eastAsia="es-CO"/>
+        </w:rPr>
+        <w:tab/>
+      </w:r>
+      <w:r>
+        <w:rPr>
+          <w:lang w:eastAsia="es-CO"/>
+        </w:rPr>
+        <w:tab/>
+      </w:r>
+      <w:r>
+        <w:rPr>
+          <w:lang w:eastAsia="es-CO"/>
+        </w:rPr>
+        <w:tab/>
+      </w:r>
+      <w:r>
+        <w:rPr>
+          <w:lang w:eastAsia="es-CO"/>
+        </w:rPr>
+        <w:tab/>
+      </w:r>
+      <w:r>
+        <w:rPr>
+          <w:lang w:eastAsia="es-CO"/>
+        </w:rPr>
+        <w:tab/>
       </w:r>
       <w:r>
         <w:rPr>
@@ -21333,7 +21496,7 @@
           <w:lang w:eastAsia="es-CO"/>
         </w:rPr>
         <w:drawing>
-          <wp:inline distT="0" distB="0" distL="0" distR="0" wp14:anchorId="739D4850" wp14:editId="6EF3E2F0">
+          <wp:inline distT="0" distB="0" distL="0" distR="0" wp14:anchorId="739D4850" wp14:editId="2B03C52C">
             <wp:extent cx="4680000" cy="2631600"/>
             <wp:effectExtent l="0" t="0" r="6350" b="0"/>
             <wp:docPr id="21" name="Imagen 21">
@@ -22211,7 +22374,7 @@
           <w:lang w:eastAsia="es-CO"/>
         </w:rPr>
         <w:drawing>
-          <wp:inline distT="0" distB="0" distL="0" distR="0" wp14:anchorId="392CDB19" wp14:editId="5156186D">
+          <wp:inline distT="0" distB="0" distL="0" distR="0" wp14:anchorId="392CDB19" wp14:editId="6EC231F7">
             <wp:extent cx="4680000" cy="2631600"/>
             <wp:effectExtent l="0" t="0" r="6350" b="0"/>
             <wp:docPr id="22" name="Imagen 22">
@@ -22788,7 +22951,7 @@
           <w:lang w:eastAsia="es-CO"/>
         </w:rPr>
         <w:drawing>
-          <wp:inline distT="0" distB="0" distL="0" distR="0" wp14:anchorId="2EA95487" wp14:editId="6AD3905C">
+          <wp:inline distT="0" distB="0" distL="0" distR="0" wp14:anchorId="2EA95487" wp14:editId="39C5A7C6">
             <wp:extent cx="4680000" cy="2306326"/>
             <wp:effectExtent l="0" t="0" r="6350" b="0"/>
             <wp:docPr id="23" name="Imagen 23">
@@ -23044,7 +23207,7 @@
         <w:pStyle w:val="Ttulo2"/>
       </w:pPr>
       <w:bookmarkStart w:id="27" w:name="_Toc233955007"/>
-      <w:bookmarkStart w:id="28" w:name="_Toc234049026"/>
+      <w:bookmarkStart w:id="28" w:name="_Toc234488909"/>
       <w:r>
         <w:lastRenderedPageBreak/>
         <w:t>Análisis de proporciones prendas superiores e inferiores</w:t>
@@ -23130,9 +23293,9 @@
           <w:lang w:eastAsia="es-CO"/>
         </w:rPr>
         <w:drawing>
-          <wp:inline distT="0" distB="0" distL="0" distR="0" wp14:anchorId="6CF22936" wp14:editId="08C0E310">
-            <wp:extent cx="4680000" cy="2631600"/>
-            <wp:effectExtent l="0" t="0" r="6350" b="0"/>
+          <wp:inline distT="0" distB="0" distL="0" distR="0" wp14:anchorId="6CF22936" wp14:editId="75041C7C">
+            <wp:extent cx="4679715" cy="2495550"/>
+            <wp:effectExtent l="0" t="0" r="6985" b="0"/>
             <wp:docPr id="24" name="Imagen 24">
               <a:extLst xmlns:a="http://schemas.openxmlformats.org/drawingml/2006/main">
                 <a:ext uri="{C183D7F6-B498-43B3-948B-1728B52AA6E4}">
@@ -23174,7 +23337,7 @@
                   <pic:spPr bwMode="auto">
                     <a:xfrm>
                       <a:off x="0" y="0"/>
-                      <a:ext cx="4680000" cy="2631600"/>
+                      <a:ext cx="4682800" cy="2497195"/>
                     </a:xfrm>
                     <a:prstGeom prst="rect">
                       <a:avLst/>
@@ -23314,6 +23477,7 @@
         <w:rPr>
           <w:lang w:eastAsia="es-CO"/>
         </w:rPr>
+        <w:lastRenderedPageBreak/>
         <w:t>Nota. Adaptado de Análisis de proporciones prendas superiores.</w:t>
       </w:r>
     </w:p>
@@ -23348,9 +23512,9 @@
           <w:lang w:eastAsia="es-CO"/>
         </w:rPr>
         <w:drawing>
-          <wp:inline distT="0" distB="0" distL="0" distR="0" wp14:anchorId="1C421586" wp14:editId="477FB148">
-            <wp:extent cx="4680000" cy="2631600"/>
-            <wp:effectExtent l="0" t="0" r="6350" b="0"/>
+          <wp:inline distT="0" distB="0" distL="0" distR="0" wp14:anchorId="1C421586" wp14:editId="3939AF3A">
+            <wp:extent cx="4678680" cy="2946400"/>
+            <wp:effectExtent l="0" t="0" r="7620" b="6350"/>
             <wp:docPr id="25" name="Imagen 25">
               <a:extLst xmlns:a="http://schemas.openxmlformats.org/drawingml/2006/main">
                 <a:ext uri="{C183D7F6-B498-43B3-948B-1728B52AA6E4}">
@@ -23392,7 +23556,7 @@
                   <pic:spPr bwMode="auto">
                     <a:xfrm>
                       <a:off x="0" y="0"/>
-                      <a:ext cx="4680000" cy="2631600"/>
+                      <a:ext cx="4688924" cy="2952851"/>
                     </a:xfrm>
                     <a:prstGeom prst="rect">
                       <a:avLst/>
@@ -23484,11 +23648,11 @@
           </w:p>
           <w:p>
             <w:r>
-              <w:t xml:space="preserve">A partir del eje central se establecen las líneas fundamentales de trabajo: cintura y altura de cadera, consideradas referencias anatómicas principales en prendas inferiores. Sobre estas líneas se mide la distancia en la imagen y se convierte a escala real mediante una relación de proporción previamente definida (por ejemplo, cada unidad gráfica equivale a una medida específica en centímetros del </w:t>
+              <w:t xml:space="preserve">A partir del eje central se establecen las líneas fundamentales de trabajo: cintura y altura de cadera, consideradas referencias anatómicas principales en prendas inferiores. Sobre estas líneas se mide la distancia en la imagen y se convierte a escala real mediante una relación de proporción previamente definida (por </w:t>
             </w:r>
             <w:r>
               <w:lastRenderedPageBreak/>
-              <w:t>sistema de tallas utilizado). Este procedimiento permite trasladar medidas del dibujo a dimensiones reales mediante regla de tres.</w:t>
+              <w:t>ejemplo, cada unidad gráfica equivale a una medida específica en centímetros del sistema de tallas utilizado). Este procedimiento permite trasladar medidas del dibujo a dimensiones reales mediante regla de tres.</w:t>
             </w:r>
           </w:p>
           <w:p>
@@ -23515,6 +23679,7 @@
         <w:rPr>
           <w:lang w:eastAsia="es-CO"/>
         </w:rPr>
+        <w:lastRenderedPageBreak/>
         <w:t>Nota. Adaptado de Análisis de proporciones prendas inferiores.</w:t>
       </w:r>
     </w:p>
@@ -23523,7 +23688,7 @@
         <w:pStyle w:val="Ttulo2"/>
       </w:pPr>
       <w:bookmarkStart w:id="29" w:name="_Toc233955008"/>
-      <w:bookmarkStart w:id="30" w:name="_Toc234049027"/>
+      <w:bookmarkStart w:id="30" w:name="_Toc234488910"/>
       <w:r>
         <w:t>Interfaz programa CAD</w:t>
       </w:r>
@@ -23534,18 +23699,38 @@
       <w:r>
         <w:t>La interfaz de un programa CAD (</w:t>
       </w:r>
+      <w:proofErr w:type="spellStart"/>
       <w:r>
         <w:rPr>
           <w:rStyle w:val="Extranjerismo"/>
-        </w:rPr>
-        <w:t>Computer-Aided Design</w:t>
-      </w:r>
+          <w:lang w:val="es-ES"/>
+        </w:rPr>
+        <w:t>Computer</w:t>
+      </w:r>
+      <w:proofErr w:type="spellEnd"/>
+      <w:r>
+        <w:rPr>
+          <w:rStyle w:val="Extranjerismo"/>
+          <w:lang w:val="es-ES"/>
+        </w:rPr>
+        <w:t xml:space="preserve">-Aided </w:t>
+      </w:r>
+      <w:proofErr w:type="spellStart"/>
+      <w:r>
+        <w:rPr>
+          <w:rStyle w:val="Extranjerismo"/>
+          <w:lang w:val="es-ES"/>
+        </w:rPr>
+        <w:t>Design</w:t>
+      </w:r>
+      <w:proofErr w:type="spellEnd"/>
       <w:r>
         <w:t xml:space="preserve">) constituye el entorno digital en el cual se desarrollan dibujos técnicos planos y representaciones tridimensionales con alto nivel de precisión. Este tipo de </w:t>
       </w:r>
       <w:r>
         <w:rPr>
           <w:rStyle w:val="Extranjerismo"/>
+          <w:lang w:val="es-ES"/>
         </w:rPr>
         <w:t>software</w:t>
       </w:r>
@@ -23574,14 +23759,162 @@
       <w:r>
         <w:t>En conjunto, la interfaz CAD se convierte en una herramienta fundamental dentro del proceso de diseño industrial y de moda, ya que integra tecnología, exactitud y estandarización en la construcción de productos, mejorando la productividad y la calidad del resultado final.</w:t>
       </w:r>
+      <w:r>
+        <w:tab/>
+      </w:r>
+      <w:r>
+        <w:tab/>
+      </w:r>
+      <w:r>
+        <w:tab/>
+      </w:r>
+      <w:r>
+        <w:tab/>
+      </w:r>
+      <w:r>
+        <w:tab/>
+      </w:r>
+      <w:r>
+        <w:tab/>
+      </w:r>
+      <w:r>
+        <w:tab/>
+      </w:r>
+      <w:r>
+        <w:tab/>
+      </w:r>
+      <w:r>
+        <w:tab/>
+      </w:r>
+      <w:r>
+        <w:tab/>
+      </w:r>
+      <w:r>
+        <w:tab/>
+      </w:r>
+      <w:r>
+        <w:tab/>
+      </w:r>
+      <w:r>
+        <w:tab/>
+      </w:r>
+      <w:r>
+        <w:tab/>
+      </w:r>
+      <w:r>
+        <w:tab/>
+      </w:r>
+      <w:r>
+        <w:tab/>
+      </w:r>
+      <w:r>
+        <w:tab/>
+      </w:r>
+      <w:r>
+        <w:tab/>
+      </w:r>
+      <w:r>
+        <w:tab/>
+      </w:r>
+      <w:r>
+        <w:tab/>
+      </w:r>
+      <w:r>
+        <w:tab/>
+      </w:r>
+      <w:r>
+        <w:tab/>
+      </w:r>
+      <w:r>
+        <w:tab/>
+      </w:r>
+      <w:r>
+        <w:tab/>
+      </w:r>
+      <w:r>
+        <w:tab/>
+      </w:r>
+      <w:r>
+        <w:tab/>
+      </w:r>
+      <w:r>
+        <w:tab/>
+      </w:r>
+      <w:r>
+        <w:tab/>
+      </w:r>
+      <w:r>
+        <w:tab/>
+      </w:r>
+      <w:r>
+        <w:tab/>
+      </w:r>
+      <w:r>
+        <w:tab/>
+      </w:r>
+      <w:r>
+        <w:tab/>
+      </w:r>
+      <w:r>
+        <w:tab/>
+      </w:r>
+      <w:r>
+        <w:tab/>
+      </w:r>
+      <w:r>
+        <w:tab/>
+      </w:r>
+      <w:r>
+        <w:tab/>
+      </w:r>
+      <w:r>
+        <w:tab/>
+      </w:r>
+      <w:r>
+        <w:tab/>
+      </w:r>
+      <w:r>
+        <w:tab/>
+      </w:r>
+      <w:r>
+        <w:tab/>
+      </w:r>
+      <w:r>
+        <w:tab/>
+      </w:r>
+      <w:r>
+        <w:tab/>
+      </w:r>
+      <w:r>
+        <w:tab/>
+      </w:r>
+      <w:r>
+        <w:tab/>
+      </w:r>
+      <w:r>
+        <w:tab/>
+      </w:r>
+      <w:r>
+        <w:tab/>
+      </w:r>
+      <w:r>
+        <w:tab/>
+      </w:r>
+      <w:r>
+        <w:tab/>
+      </w:r>
+      <w:r>
+        <w:tab/>
+      </w:r>
     </w:p>
     <w:p>
       <w:pPr>
         <w:pStyle w:val="Ttulo2"/>
       </w:pPr>
       <w:bookmarkStart w:id="31" w:name="_Toc233955009"/>
-      <w:bookmarkStart w:id="32" w:name="_Toc234049028"/>
-      <w:r>
+      <w:bookmarkStart w:id="32" w:name="_Toc234488911"/>
+      <w:r>
+        <w:lastRenderedPageBreak/>
         <w:t>Ficha técnica</w:t>
       </w:r>
       <w:bookmarkEnd w:id="31"/>
@@ -23613,56 +23946,25 @@
         <w:t>D</w:t>
       </w:r>
       <w:r>
-        <w:t>ichos documentos serán consultados de manera constante para validar que el proceso s</w:t>
+        <w:t>ichos documentos serán</w:t>
+      </w:r>
+      <w:r>
+        <w:t xml:space="preserve"> </w:t>
+      </w:r>
+      <w:r>
+        <w:t>consultados de manera constante para validar que el proceso s</w:t>
       </w:r>
       <w:r>
         <w:t>í</w:t>
       </w:r>
       <w:r>
-        <w:t xml:space="preserve"> corresponde al </w:t>
-      </w:r>
-      <w:r>
-        <w:lastRenderedPageBreak/>
+        <w:t xml:space="preserve"> corresponde al</w:t>
+      </w:r>
+      <w:r>
+        <w:t xml:space="preserve"> </w:t>
+      </w:r>
+      <w:r>
         <w:t>requerimiento.</w:t>
-      </w:r>
-      <w:r>
-        <w:tab/>
-      </w:r>
-      <w:r>
-        <w:tab/>
-      </w:r>
-      <w:r>
-        <w:tab/>
-      </w:r>
-      <w:r>
-        <w:tab/>
-      </w:r>
-      <w:r>
-        <w:tab/>
-      </w:r>
-      <w:r>
-        <w:tab/>
-      </w:r>
-      <w:r>
-        <w:tab/>
-      </w:r>
-      <w:r>
-        <w:tab/>
-      </w:r>
-      <w:r>
-        <w:tab/>
-      </w:r>
-      <w:r>
-        <w:tab/>
-      </w:r>
-      <w:r>
-        <w:tab/>
-      </w:r>
-      <w:r>
-        <w:tab/>
-      </w:r>
-      <w:r>
-        <w:tab/>
       </w:r>
     </w:p>
     <w:p>
@@ -23757,9 +24059,9 @@
           <w:lang w:eastAsia="es-CO"/>
         </w:rPr>
         <w:drawing>
-          <wp:inline distT="0" distB="0" distL="0" distR="0" wp14:anchorId="14D0768E" wp14:editId="123B6AE4">
-            <wp:extent cx="4680000" cy="3310528"/>
-            <wp:effectExtent l="0" t="0" r="6350" b="4445"/>
+          <wp:inline distT="0" distB="0" distL="0" distR="0" wp14:anchorId="14D0768E" wp14:editId="6E08D9F6">
+            <wp:extent cx="3581400" cy="2533403"/>
+            <wp:effectExtent l="0" t="0" r="0" b="635"/>
             <wp:docPr id="13" name="Imagen 13" descr="Proceso de desarrollo de producto que integra fichas técnicas de diseño, patronaje, insumos, escalado, corte, confección y empaque."/>
             <wp:cNvGraphicFramePr>
               <a:graphicFrameLocks xmlns:a="http://schemas.openxmlformats.org/drawingml/2006/main" noChangeAspect="1"/>
@@ -23786,7 +24088,7 @@
                   <pic:spPr>
                     <a:xfrm>
                       <a:off x="0" y="0"/>
-                      <a:ext cx="4680000" cy="3310528"/>
+                      <a:ext cx="3589251" cy="2538957"/>
                     </a:xfrm>
                     <a:prstGeom prst="rect">
                       <a:avLst/>
@@ -23798,6 +24100,14 @@
           </wp:inline>
         </w:drawing>
       </w:r>
+    </w:p>
+    <w:p>
+      <w:pPr>
+        <w:jc w:val="center"/>
+        <w:rPr>
+          <w:lang w:eastAsia="es-CO"/>
+        </w:rPr>
+      </w:pPr>
     </w:p>
     <w:tbl>
       <w:tblPr>
@@ -23828,6 +24138,7 @@
                 <w:bCs/>
                 <w:lang w:eastAsia="es-CO"/>
               </w:rPr>
+              <w:lastRenderedPageBreak/>
               <w:t xml:space="preserve">Descripción de la imagen: desarrollo de producto </w:t>
             </w:r>
           </w:p>
@@ -23840,7 +24151,6 @@
           </w:tcPr>
           <w:p>
             <w:r>
-              <w:lastRenderedPageBreak/>
               <w:t>El proceso de desarrollo de producto en la industria textil, mediante diferentes fichas técnicas que permiten organizar y controlar cada etapa de producción.</w:t>
             </w:r>
           </w:p>
@@ -23992,6 +24302,24 @@
     <w:p>
       <w:pPr>
         <w:pStyle w:val="Prrafodelista"/>
+        <w:ind w:firstLine="0"/>
+        <w:rPr>
+          <w:b/>
+        </w:rPr>
+      </w:pPr>
+    </w:p>
+    <w:p>
+      <w:pPr>
+        <w:pStyle w:val="Prrafodelista"/>
+        <w:ind w:firstLine="0"/>
+        <w:rPr>
+          <w:b/>
+        </w:rPr>
+      </w:pPr>
+    </w:p>
+    <w:p>
+      <w:pPr>
+        <w:pStyle w:val="Prrafodelista"/>
         <w:numPr>
           <w:ilvl w:val="0"/>
           <w:numId w:val="33"/>
@@ -24004,6 +24332,7 @@
         <w:rPr>
           <w:b/>
         </w:rPr>
+        <w:lastRenderedPageBreak/>
         <w:t>Requerimientos técnicos de cada tipo de ficha</w:t>
       </w:r>
     </w:p>
@@ -24018,7 +24347,6 @@
         <w:t xml:space="preserve"> por el contrario, son completamente ajustables al tipo de información que se considere necesaria para el tipo de producción a realizar.</w:t>
       </w:r>
     </w:p>
-    <w:p/>
     <w:p>
       <w:pPr>
         <w:pStyle w:val="Prrafodelista"/>
@@ -24268,6 +24596,7 @@
         <w:rPr>
           <w:b/>
         </w:rPr>
+        <w:lastRenderedPageBreak/>
         <w:t xml:space="preserve">Nido de escalado: </w:t>
       </w:r>
       <w:r>
@@ -24294,7 +24623,6 @@
     </w:p>
     <w:p>
       <w:r>
-        <w:lastRenderedPageBreak/>
         <w:t>Para realizar el corte de una prenda o producto</w:t>
       </w:r>
       <w:r>
@@ -24867,120 +25195,12 @@
       <w:r>
         <w:tab/>
       </w:r>
-      <w:r>
-        <w:tab/>
-      </w:r>
-      <w:r>
-        <w:tab/>
-      </w:r>
-      <w:r>
-        <w:tab/>
-      </w:r>
-      <w:r>
-        <w:tab/>
-      </w:r>
-      <w:r>
-        <w:tab/>
-      </w:r>
-      <w:r>
-        <w:tab/>
-      </w:r>
-      <w:r>
-        <w:tab/>
-      </w:r>
-      <w:r>
-        <w:tab/>
-      </w:r>
-      <w:r>
-        <w:tab/>
-      </w:r>
-      <w:r>
-        <w:tab/>
-      </w:r>
-      <w:r>
-        <w:tab/>
-      </w:r>
-      <w:r>
-        <w:tab/>
-      </w:r>
-      <w:r>
-        <w:tab/>
-      </w:r>
-      <w:r>
-        <w:tab/>
-      </w:r>
-      <w:r>
-        <w:tab/>
-      </w:r>
-      <w:r>
-        <w:tab/>
-      </w:r>
-      <w:r>
-        <w:tab/>
-      </w:r>
-      <w:r>
-        <w:tab/>
-      </w:r>
-      <w:r>
-        <w:tab/>
-      </w:r>
-      <w:r>
-        <w:tab/>
-      </w:r>
-      <w:r>
-        <w:tab/>
-      </w:r>
-      <w:r>
-        <w:tab/>
-      </w:r>
-      <w:r>
-        <w:tab/>
-      </w:r>
-      <w:r>
-        <w:tab/>
-      </w:r>
-      <w:r>
-        <w:tab/>
-      </w:r>
-      <w:r>
-        <w:tab/>
-      </w:r>
-      <w:r>
-        <w:tab/>
-      </w:r>
-      <w:r>
-        <w:tab/>
-      </w:r>
-      <w:r>
-        <w:tab/>
-      </w:r>
-      <w:r>
-        <w:tab/>
-      </w:r>
-      <w:r>
-        <w:tab/>
-      </w:r>
-      <w:r>
-        <w:tab/>
-      </w:r>
-      <w:r>
-        <w:tab/>
-      </w:r>
-      <w:r>
-        <w:tab/>
-      </w:r>
-      <w:r>
-        <w:tab/>
-      </w:r>
-      <w:r>
-        <w:tab/>
-      </w:r>
-      <w:r>
-        <w:tab/>
-      </w:r>
-      <w:r>
-        <w:tab/>
-      </w:r>
+    </w:p>
+    <w:p>
+      <w:pPr>
+        <w:pStyle w:val="Prrafodelista"/>
+        <w:ind w:left="1429" w:firstLine="0"/>
+      </w:pPr>
       <w:r>
         <w:tab/>
       </w:r>
@@ -25060,7 +25280,7 @@
         </w:numPr>
       </w:pPr>
       <w:bookmarkStart w:id="33" w:name="_Toc233955010"/>
-      <w:bookmarkStart w:id="34" w:name="_Toc234049029"/>
+      <w:bookmarkStart w:id="34" w:name="_Toc234488912"/>
       <w:r>
         <w:lastRenderedPageBreak/>
         <w:t xml:space="preserve">Fundamentación </w:t>
@@ -25079,7 +25299,7 @@
         <w:pStyle w:val="Ttulo2"/>
       </w:pPr>
       <w:bookmarkStart w:id="35" w:name="_Toc233955011"/>
-      <w:bookmarkStart w:id="36" w:name="_Toc234049030"/>
+      <w:bookmarkStart w:id="36" w:name="_Toc234488913"/>
       <w:r>
         <w:t>Clasificación y conceptualización de las fibras naturales, químicas (artificiales y sintéticas)</w:t>
       </w:r>
@@ -25279,6 +25499,66 @@
       <w:r>
         <w:tab/>
       </w:r>
+      <w:r>
+        <w:tab/>
+      </w:r>
+      <w:r>
+        <w:tab/>
+      </w:r>
+      <w:r>
+        <w:tab/>
+      </w:r>
+      <w:r>
+        <w:tab/>
+      </w:r>
+      <w:r>
+        <w:tab/>
+      </w:r>
+      <w:r>
+        <w:tab/>
+      </w:r>
+      <w:r>
+        <w:tab/>
+      </w:r>
+      <w:r>
+        <w:tab/>
+      </w:r>
+      <w:r>
+        <w:tab/>
+      </w:r>
+      <w:r>
+        <w:tab/>
+      </w:r>
+      <w:r>
+        <w:tab/>
+      </w:r>
+      <w:r>
+        <w:tab/>
+      </w:r>
+      <w:r>
+        <w:tab/>
+      </w:r>
+      <w:r>
+        <w:tab/>
+      </w:r>
+      <w:r>
+        <w:tab/>
+      </w:r>
+      <w:r>
+        <w:tab/>
+      </w:r>
+      <w:r>
+        <w:tab/>
+      </w:r>
+      <w:r>
+        <w:tab/>
+      </w:r>
+      <w:r>
+        <w:tab/>
+      </w:r>
+      <w:r>
+        <w:tab/>
+      </w:r>
     </w:p>
     <w:p>
       <w:pPr>
@@ -25295,6 +25575,7 @@
         <w:rPr>
           <w:b/>
         </w:rPr>
+        <w:lastRenderedPageBreak/>
         <w:t>Naturales:</w:t>
       </w:r>
     </w:p>
@@ -25310,7 +25591,6 @@
         <w:rPr>
           <w:b/>
         </w:rPr>
-        <w:lastRenderedPageBreak/>
         <w:t>Fibras animales:</w:t>
       </w:r>
       <w:r>
@@ -25628,6 +25908,12 @@
       <w:r>
         <w:tab/>
       </w:r>
+      <w:r>
+        <w:tab/>
+      </w:r>
+      <w:r>
+        <w:tab/>
+      </w:r>
     </w:p>
     <w:p>
       <w:pPr>
@@ -25644,6 +25930,7 @@
         <w:rPr>
           <w:b/>
         </w:rPr>
+        <w:lastRenderedPageBreak/>
         <w:t>De la hoja</w:t>
       </w:r>
     </w:p>
@@ -25671,7 +25958,6 @@
         </w:numPr>
       </w:pPr>
       <w:r>
-        <w:lastRenderedPageBreak/>
         <w:t>Cabuya</w:t>
       </w:r>
       <w:r>
@@ -25892,6 +26178,7 @@
         </w:numPr>
       </w:pPr>
       <w:r>
+        <w:lastRenderedPageBreak/>
         <w:t>Rayón o seda artificial.</w:t>
       </w:r>
     </w:p>
@@ -25922,7 +26209,6 @@
         <w:rPr>
           <w:b/>
         </w:rPr>
-        <w:lastRenderedPageBreak/>
         <w:t>Fibras sintéticas</w:t>
       </w:r>
     </w:p>
@@ -26066,13 +26352,298 @@
         <w:ind w:left="360" w:firstLine="0"/>
       </w:pPr>
       <w:r>
-        <w:t xml:space="preserve">En el siguiendo video, se presenta la realización del proceso </w:t>
+        <w:t>En el sigui</w:t>
+      </w:r>
+      <w:r>
+        <w:t>ente</w:t>
+      </w:r>
+      <w:r>
+        <w:t xml:space="preserve"> video, se presenta la realización del proceso </w:t>
       </w:r>
       <w:r>
         <w:t>de una manera clara la clasificación de las fibras textiles</w:t>
       </w:r>
       <w:r>
         <w:t>.</w:t>
+      </w:r>
+      <w:r>
+        <w:tab/>
+      </w:r>
+      <w:r>
+        <w:tab/>
+      </w:r>
+      <w:r>
+        <w:tab/>
+      </w:r>
+      <w:r>
+        <w:tab/>
+      </w:r>
+      <w:r>
+        <w:tab/>
+      </w:r>
+      <w:r>
+        <w:tab/>
+      </w:r>
+      <w:r>
+        <w:tab/>
+      </w:r>
+      <w:r>
+        <w:tab/>
+      </w:r>
+      <w:r>
+        <w:tab/>
+      </w:r>
+      <w:r>
+        <w:tab/>
+      </w:r>
+      <w:r>
+        <w:tab/>
+      </w:r>
+      <w:r>
+        <w:tab/>
+      </w:r>
+      <w:r>
+        <w:tab/>
+      </w:r>
+      <w:r>
+        <w:tab/>
+      </w:r>
+      <w:r>
+        <w:tab/>
+      </w:r>
+      <w:r>
+        <w:tab/>
+      </w:r>
+      <w:r>
+        <w:tab/>
+      </w:r>
+      <w:r>
+        <w:tab/>
+      </w:r>
+      <w:r>
+        <w:tab/>
+      </w:r>
+      <w:r>
+        <w:tab/>
+      </w:r>
+      <w:r>
+        <w:tab/>
+      </w:r>
+      <w:r>
+        <w:tab/>
+      </w:r>
+      <w:r>
+        <w:tab/>
+      </w:r>
+      <w:r>
+        <w:tab/>
+      </w:r>
+      <w:r>
+        <w:tab/>
+      </w:r>
+      <w:r>
+        <w:tab/>
+      </w:r>
+      <w:r>
+        <w:tab/>
+      </w:r>
+      <w:r>
+        <w:tab/>
+      </w:r>
+      <w:r>
+        <w:tab/>
+      </w:r>
+      <w:r>
+        <w:tab/>
+      </w:r>
+      <w:r>
+        <w:tab/>
+      </w:r>
+      <w:r>
+        <w:tab/>
+      </w:r>
+      <w:r>
+        <w:tab/>
+      </w:r>
+      <w:r>
+        <w:tab/>
+      </w:r>
+      <w:r>
+        <w:tab/>
+      </w:r>
+      <w:r>
+        <w:tab/>
+      </w:r>
+      <w:r>
+        <w:tab/>
+      </w:r>
+      <w:r>
+        <w:tab/>
+      </w:r>
+      <w:r>
+        <w:tab/>
+      </w:r>
+      <w:r>
+        <w:tab/>
+      </w:r>
+      <w:r>
+        <w:tab/>
+      </w:r>
+      <w:r>
+        <w:tab/>
+      </w:r>
+      <w:r>
+        <w:tab/>
+      </w:r>
+      <w:r>
+        <w:tab/>
+      </w:r>
+      <w:r>
+        <w:tab/>
+      </w:r>
+      <w:r>
+        <w:tab/>
+      </w:r>
+      <w:r>
+        <w:tab/>
+      </w:r>
+      <w:r>
+        <w:tab/>
+      </w:r>
+      <w:r>
+        <w:tab/>
+      </w:r>
+      <w:r>
+        <w:tab/>
+      </w:r>
+      <w:r>
+        <w:tab/>
+      </w:r>
+      <w:r>
+        <w:tab/>
+      </w:r>
+      <w:r>
+        <w:tab/>
+      </w:r>
+      <w:r>
+        <w:tab/>
+      </w:r>
+      <w:r>
+        <w:tab/>
+      </w:r>
+      <w:r>
+        <w:tab/>
+      </w:r>
+      <w:r>
+        <w:tab/>
+      </w:r>
+      <w:r>
+        <w:tab/>
+      </w:r>
+      <w:r>
+        <w:tab/>
+      </w:r>
+      <w:r>
+        <w:tab/>
+      </w:r>
+      <w:r>
+        <w:tab/>
+      </w:r>
+      <w:r>
+        <w:tab/>
+      </w:r>
+      <w:r>
+        <w:tab/>
+      </w:r>
+      <w:r>
+        <w:tab/>
+      </w:r>
+      <w:r>
+        <w:tab/>
+      </w:r>
+      <w:r>
+        <w:tab/>
+      </w:r>
+      <w:r>
+        <w:tab/>
+      </w:r>
+      <w:r>
+        <w:tab/>
+      </w:r>
+      <w:r>
+        <w:tab/>
+      </w:r>
+      <w:r>
+        <w:tab/>
+      </w:r>
+      <w:r>
+        <w:tab/>
+      </w:r>
+      <w:r>
+        <w:tab/>
+      </w:r>
+      <w:r>
+        <w:tab/>
+      </w:r>
+      <w:r>
+        <w:tab/>
+      </w:r>
+      <w:r>
+        <w:tab/>
+      </w:r>
+      <w:r>
+        <w:tab/>
+      </w:r>
+      <w:r>
+        <w:tab/>
+      </w:r>
+      <w:r>
+        <w:tab/>
+      </w:r>
+      <w:r>
+        <w:tab/>
+      </w:r>
+      <w:r>
+        <w:tab/>
+      </w:r>
+      <w:r>
+        <w:tab/>
+      </w:r>
+      <w:r>
+        <w:tab/>
+      </w:r>
+      <w:r>
+        <w:tab/>
+      </w:r>
+      <w:r>
+        <w:tab/>
+      </w:r>
+      <w:r>
+        <w:tab/>
+      </w:r>
+      <w:r>
+        <w:tab/>
+      </w:r>
+      <w:r>
+        <w:tab/>
+      </w:r>
+      <w:r>
+        <w:tab/>
+      </w:r>
+      <w:r>
+        <w:tab/>
+      </w:r>
+      <w:r>
+        <w:tab/>
+      </w:r>
+      <w:r>
+        <w:tab/>
+      </w:r>
+      <w:r>
+        <w:tab/>
+      </w:r>
+      <w:r>
+        <w:tab/>
       </w:r>
       <w:r>
         <w:tab/>
@@ -26094,6 +26665,7 @@
         <w:rPr>
           <w:lang w:eastAsia="es-CO"/>
         </w:rPr>
+        <w:lastRenderedPageBreak/>
         <w:t>Clasificación de las fibras textiles</w:t>
       </w:r>
     </w:p>
@@ -26107,7 +26679,7 @@
           <w:lang w:eastAsia="es-CO"/>
         </w:rPr>
         <w:drawing>
-          <wp:inline distT="0" distB="0" distL="0" distR="0" wp14:anchorId="7FEB34C0" wp14:editId="17984444">
+          <wp:inline distT="0" distB="0" distL="0" distR="0" wp14:anchorId="7FEB34C0" wp14:editId="16E062C4">
             <wp:extent cx="4679715" cy="2498651"/>
             <wp:effectExtent l="0" t="0" r="6985" b="0"/>
             <wp:docPr id="27" name="Imagen 27">
@@ -26239,16 +26811,16 @@
           </w:p>
           <w:p>
             <w:r>
-              <w:t>El proceso textil inicia con la fibra como materia prima esencial, la cual puede definirse como una unidad sólida, flexible y alargada, de origen natural o químico, que constituye el elemento básico para la elaboración de hilos. A partir de la unión y torsión de estas fibras se obtienen los hilos, los cuales posteriormente, mediante procesos de entrelazado o tejido, dan origen a superficies textiles bidimensionales. Finalmente, estos tejidos pueden recibir acabados específicos que modifican o potencian sus propiedades, ya sea en términos estéticos, funcionales o técnicos, aportando características como coloración, resistencia, suavidad o impermeabilidad.</w:t>
+              <w:t xml:space="preserve">El proceso textil inicia con la fibra como materia prima esencial, la cual puede definirse como una unidad sólida, flexible y alargada, de origen natural o químico, que constituye el elemento básico para la elaboración de hilos. A partir de la unión y torsión de estas fibras se obtienen los hilos, los cuales posteriormente, mediante procesos de entrelazado o tejido, dan origen a superficies textiles bidimensionales. </w:t>
+            </w:r>
+            <w:r>
+              <w:lastRenderedPageBreak/>
+              <w:t>Finalmente, estos tejidos pueden recibir acabados específicos que modifican o potencian sus propiedades, ya sea en términos estéticos, funcionales o técnicos, aportando características como coloración, resistencia, suavidad o impermeabilidad.</w:t>
             </w:r>
           </w:p>
           <w:p>
             <w:r>
-              <w:t xml:space="preserve">Las fibras textiles se clasifican principalmente según su origen en naturales y químicas. Las fibras naturales provienen de fuentes vegetales, animales o minerales. Las de origen animal incluyen lana, pelo y secreciones como la seda, obtenidas de especies como ovejas, alpacas, cabras o gusanos de seda. Las fibras vegetales se extraen de diferentes partes de las plantas, como semillas (algodón), tallos (lino, yute, cáñamo), hojas (sisal, cabuya) o frutos (fibra de coco), cada una con procesos de extracción específicos. Por su parte, las fibras minerales se obtienen de estructuras </w:t>
-            </w:r>
-            <w:r>
-              <w:lastRenderedPageBreak/>
-              <w:t>inorgánicas como rocas o minerales fibrosos, destacándose materiales como la lana de roca o el amianto.</w:t>
+              <w:t>Las fibras textiles se clasifican principalmente según su origen en naturales y químicas. Las fibras naturales provienen de fuentes vegetales, animales o minerales. Las de origen animal incluyen lana, pelo y secreciones como la seda, obtenidas de especies como ovejas, alpacas, cabras o gusanos de seda. Las fibras vegetales se extraen de diferentes partes de las plantas, como semillas (algodón), tallos (lino, yute, cáñamo), hojas (sisal, cabuya) o frutos (fibra de coco), cada una con procesos de extracción específicos. Por su parte, las fibras minerales se obtienen de estructuras inorgánicas como rocas o minerales fibrosos, destacándose materiales como la lana de roca o el amianto.</w:t>
             </w:r>
           </w:p>
           <w:p>
@@ -26258,7 +26830,11 @@
           </w:p>
           <w:p>
             <w:r>
-              <w:t>En este contexto, el PET (tereftalato de polietileno) es un polímero termoplástico perteneciente a la familia de los poliésteres, ampliamente utilizado en la industria textil por su resistencia, ligereza y versatilidad. Este material puede transformarse en fibra sintética mediante procesos industriales, dando origen a tejidos como el poliéster, empleados en prendas de vestir, textiles para el hogar y aplicaciones técnicas. Una de sus principales ventajas es su capacidad de reciclaj</w:t>
+              <w:t xml:space="preserve">En este contexto, el PET (tereftalato de polietileno) es un polímero termoplástico perteneciente a la familia de los poliésteres, ampliamente utilizado en la industria textil por su resistencia, ligereza y versatilidad. Este material puede </w:t>
+            </w:r>
+            <w:r>
+              <w:lastRenderedPageBreak/>
+              <w:t>transformarse en fibra sintética mediante procesos industriales, dando origen a tejidos como el poliéster, empleados en prendas de vestir, textiles para el hogar y aplicaciones técnicas. Una de sus principales ventajas es su capacidad de reciclaj</w:t>
             </w:r>
             <w:r>
               <w:t>e, ya que puede convertirse en</w:t>
@@ -26272,11 +26848,7 @@
           </w:p>
           <w:p>
             <w:r>
-              <w:t xml:space="preserve">En la evolución del sector textil también se incluyen las fibras técnicas o inteligentes, las cuales incorporan tecnología avanzada para responder a estímulos </w:t>
-            </w:r>
-            <w:r>
-              <w:lastRenderedPageBreak/>
-              <w:t>externos o aportar funciones específicas. Dentro de este grupo se encuentran fibras pasivas, activas, con memoria, microencapsuladas y desarrolladas mediante nanotecnología, que permiten funcionalidades como control térmico, liberación de sustancias o respuesta a cambios ambientales.</w:t>
+              <w:t>En la evolución del sector textil también se incluyen las fibras técnicas o inteligentes, las cuales incorporan tecnología avanzada para responder a estímulos externos o aportar funciones específicas. Dentro de este grupo se encuentran fibras pasivas, activas, con memoria, microencapsuladas y desarrolladas mediante nanotecnología, que permiten funcionalidades como control térmico, liberación de sustancias o respuesta a cambios ambientales.</w:t>
             </w:r>
           </w:p>
           <w:p>
@@ -26293,7 +26865,7 @@
         <w:spacing w:before="0" w:after="0"/>
       </w:pPr>
       <w:bookmarkStart w:id="37" w:name="_Toc233955012"/>
-      <w:bookmarkStart w:id="38" w:name="_Toc234049031"/>
+      <w:bookmarkStart w:id="38" w:name="_Toc234488914"/>
       <w:r>
         <w:lastRenderedPageBreak/>
         <w:t>Identificación</w:t>
@@ -26317,14 +26889,7 @@
         <w:rPr>
           <w:lang w:eastAsia="es-CO"/>
         </w:rPr>
-        <w:t xml:space="preserve">Conocer la composición de una fibra es la base de su </w:t>
-      </w:r>
-      <w:proofErr w:type="gramStart"/>
-      <w:r>
-        <w:rPr>
-          <w:lang w:eastAsia="es-CO"/>
-        </w:rPr>
-        <w:t>utilidad</w:t>
+        <w:t>Conocer la composición de una fibra es la base de su utilidad</w:t>
       </w:r>
       <w:r>
         <w:rPr>
@@ -26342,14 +26907,7 @@
         <w:rPr>
           <w:lang w:eastAsia="es-CO"/>
         </w:rPr>
-        <w:t xml:space="preserve"> con</w:t>
-      </w:r>
-      <w:proofErr w:type="gramEnd"/>
-      <w:r>
-        <w:rPr>
-          <w:lang w:eastAsia="es-CO"/>
-        </w:rPr>
-        <w:t xml:space="preserve"> la composición se logra identificar su comportamiento al ser manipuladas y permite garantizar la idoneidad en la elección frente a la función del diseño y del uso para el que están destinadas. La combustión es el proceso más común para la identificación de cada componente.</w:t>
+        <w:t xml:space="preserve"> con la composición se logra identificar su comportamiento al ser manipuladas y permite garantizar la idoneidad en la elección frente a la función del diseño y del uso para el que están destinadas. La combustión es el proceso más común para la identificación de cada componente.</w:t>
       </w:r>
     </w:p>
     <w:p>
@@ -26402,7 +26960,6 @@
           <w:b/>
           <w:lang w:eastAsia="es-CO"/>
         </w:rPr>
-        <w:lastRenderedPageBreak/>
         <w:t>Procedimiento</w:t>
       </w:r>
     </w:p>
@@ -26520,6 +27077,7 @@
           <w:b/>
           <w:lang w:eastAsia="es-CO"/>
         </w:rPr>
+        <w:lastRenderedPageBreak/>
         <w:t>Prueba de combustión</w:t>
       </w:r>
     </w:p>
@@ -26739,7 +27297,6 @@
         <w:rPr>
           <w:lang w:eastAsia="es-CO"/>
         </w:rPr>
-        <w:lastRenderedPageBreak/>
         <w:t>Pinzas</w:t>
       </w:r>
       <w:r>
@@ -26868,6 +27425,114 @@
         </w:rPr>
         <w:tab/>
       </w:r>
+      <w:r>
+        <w:rPr>
+          <w:lang w:eastAsia="es-CO"/>
+        </w:rPr>
+        <w:tab/>
+      </w:r>
+      <w:r>
+        <w:rPr>
+          <w:lang w:eastAsia="es-CO"/>
+        </w:rPr>
+        <w:tab/>
+      </w:r>
+      <w:r>
+        <w:rPr>
+          <w:lang w:eastAsia="es-CO"/>
+        </w:rPr>
+        <w:tab/>
+      </w:r>
+      <w:r>
+        <w:rPr>
+          <w:lang w:eastAsia="es-CO"/>
+        </w:rPr>
+        <w:tab/>
+      </w:r>
+      <w:r>
+        <w:rPr>
+          <w:lang w:eastAsia="es-CO"/>
+        </w:rPr>
+        <w:tab/>
+      </w:r>
+      <w:r>
+        <w:rPr>
+          <w:lang w:eastAsia="es-CO"/>
+        </w:rPr>
+        <w:tab/>
+      </w:r>
+      <w:r>
+        <w:rPr>
+          <w:lang w:eastAsia="es-CO"/>
+        </w:rPr>
+        <w:tab/>
+      </w:r>
+      <w:r>
+        <w:rPr>
+          <w:lang w:eastAsia="es-CO"/>
+        </w:rPr>
+        <w:tab/>
+      </w:r>
+      <w:r>
+        <w:rPr>
+          <w:lang w:eastAsia="es-CO"/>
+        </w:rPr>
+        <w:tab/>
+      </w:r>
+      <w:r>
+        <w:rPr>
+          <w:lang w:eastAsia="es-CO"/>
+        </w:rPr>
+        <w:tab/>
+      </w:r>
+      <w:r>
+        <w:rPr>
+          <w:lang w:eastAsia="es-CO"/>
+        </w:rPr>
+        <w:tab/>
+      </w:r>
+      <w:r>
+        <w:rPr>
+          <w:lang w:eastAsia="es-CO"/>
+        </w:rPr>
+        <w:tab/>
+      </w:r>
+      <w:r>
+        <w:rPr>
+          <w:lang w:eastAsia="es-CO"/>
+        </w:rPr>
+        <w:tab/>
+      </w:r>
+      <w:r>
+        <w:rPr>
+          <w:lang w:eastAsia="es-CO"/>
+        </w:rPr>
+        <w:tab/>
+      </w:r>
+      <w:r>
+        <w:rPr>
+          <w:lang w:eastAsia="es-CO"/>
+        </w:rPr>
+        <w:tab/>
+      </w:r>
+      <w:r>
+        <w:rPr>
+          <w:lang w:eastAsia="es-CO"/>
+        </w:rPr>
+        <w:tab/>
+      </w:r>
+      <w:r>
+        <w:rPr>
+          <w:lang w:eastAsia="es-CO"/>
+        </w:rPr>
+        <w:tab/>
+      </w:r>
+      <w:r>
+        <w:rPr>
+          <w:lang w:eastAsia="es-CO"/>
+        </w:rPr>
+        <w:tab/>
+      </w:r>
     </w:p>
     <w:p>
       <w:pPr>
@@ -26886,6 +27551,7 @@
           <w:b/>
           <w:lang w:eastAsia="es-CO"/>
         </w:rPr>
+        <w:lastRenderedPageBreak/>
         <w:t>Procedimiento experimental</w:t>
       </w:r>
     </w:p>
@@ -27024,7 +27690,6 @@
           <w:b/>
           <w:lang w:eastAsia="es-CO"/>
         </w:rPr>
-        <w:lastRenderedPageBreak/>
         <w:t>Paso 3</w:t>
       </w:r>
       <w:r>
@@ -27145,6 +27810,7 @@
         <w:rPr>
           <w:lang w:eastAsia="es-CO"/>
         </w:rPr>
+        <w:lastRenderedPageBreak/>
         <w:t>Analizar el olor que se desprende durante la combustión. Comprobar si el olor es a papel quemado, a pelo quemado, a vinagre, a apio cocido, a cera fundida, dulzón, aromático o desagradable.</w:t>
       </w:r>
     </w:p>
@@ -27230,7 +27896,7 @@
         <w:pStyle w:val="Ttulo2"/>
       </w:pPr>
       <w:bookmarkStart w:id="39" w:name="_Toc233955013"/>
-      <w:bookmarkStart w:id="40" w:name="_Toc234049032"/>
+      <w:bookmarkStart w:id="40" w:name="_Toc234488915"/>
       <w:r>
         <w:t>Clasificación de los hilos</w:t>
       </w:r>
@@ -27247,14 +27913,7 @@
         <w:rPr>
           <w:lang w:eastAsia="es-CO"/>
         </w:rPr>
-        <w:t xml:space="preserve">Los hilos son un conjunto de fibras textiles que son sometidas a un proceso de torsión, el cual permite que se genere un recorrido de gran longitud. Dentro de su clasificación se identifican elementos como los tipos de torsiones, titulación o </w:t>
-      </w:r>
-      <w:r>
-        <w:rPr>
-          <w:lang w:eastAsia="es-CO"/>
-        </w:rPr>
-        <w:lastRenderedPageBreak/>
-        <w:t>numeración; la lectura de esta información es lo que permite determinar la idoneidad al momento de seleccionar los insumos para la elaboración de una prenda.</w:t>
+        <w:t>Los hilos son un conjunto de fibras textiles que son sometidas a un proceso de torsión, el cual permite que se genere un recorrido de gran longitud. Dentro de su clasificación se identifican elementos como los tipos de torsiones, titulación o numeración; la lectura de esta información es lo que permite determinar la idoneidad al momento de seleccionar los insumos para la elaboración de una prenda.</w:t>
       </w:r>
     </w:p>
     <w:p>
@@ -27414,6 +28073,7 @@
           <w:b/>
           <w:lang w:eastAsia="es-CO"/>
         </w:rPr>
+        <w:lastRenderedPageBreak/>
         <w:t>Los hilos</w:t>
       </w:r>
     </w:p>
@@ -27528,66 +28188,6 @@
         </w:rPr>
         <w:tab/>
       </w:r>
-      <w:r>
-        <w:rPr>
-          <w:lang w:eastAsia="es-CO"/>
-        </w:rPr>
-        <w:tab/>
-      </w:r>
-      <w:r>
-        <w:rPr>
-          <w:lang w:eastAsia="es-CO"/>
-        </w:rPr>
-        <w:tab/>
-      </w:r>
-      <w:r>
-        <w:rPr>
-          <w:lang w:eastAsia="es-CO"/>
-        </w:rPr>
-        <w:tab/>
-      </w:r>
-      <w:r>
-        <w:rPr>
-          <w:lang w:eastAsia="es-CO"/>
-        </w:rPr>
-        <w:tab/>
-      </w:r>
-      <w:r>
-        <w:rPr>
-          <w:lang w:eastAsia="es-CO"/>
-        </w:rPr>
-        <w:tab/>
-      </w:r>
-      <w:r>
-        <w:rPr>
-          <w:lang w:eastAsia="es-CO"/>
-        </w:rPr>
-        <w:tab/>
-      </w:r>
-      <w:r>
-        <w:rPr>
-          <w:lang w:eastAsia="es-CO"/>
-        </w:rPr>
-        <w:tab/>
-      </w:r>
-      <w:r>
-        <w:rPr>
-          <w:lang w:eastAsia="es-CO"/>
-        </w:rPr>
-        <w:tab/>
-      </w:r>
-      <w:r>
-        <w:rPr>
-          <w:lang w:eastAsia="es-CO"/>
-        </w:rPr>
-        <w:tab/>
-      </w:r>
-      <w:r>
-        <w:rPr>
-          <w:lang w:eastAsia="es-CO"/>
-        </w:rPr>
-        <w:tab/>
-      </w:r>
     </w:p>
     <w:p>
       <w:pPr>
@@ -27606,7 +28206,6 @@
           <w:b/>
           <w:lang w:eastAsia="es-CO"/>
         </w:rPr>
-        <w:lastRenderedPageBreak/>
         <w:t>La torsión</w:t>
       </w:r>
     </w:p>
@@ -27757,6 +28356,7 @@
           <w:b/>
           <w:lang w:eastAsia="es-CO"/>
         </w:rPr>
+        <w:lastRenderedPageBreak/>
         <w:t>Tacto del tejido:</w:t>
       </w:r>
       <w:r>
@@ -27949,7 +28549,6 @@
         <w:rPr>
           <w:lang w:eastAsia="es-CO"/>
         </w:rPr>
-        <w:lastRenderedPageBreak/>
         <w:t xml:space="preserve">El huso donde se está hilando gira en sentido contrario </w:t>
       </w:r>
       <w:r>
@@ -28246,6 +28845,7 @@
           <w:b/>
           <w:lang w:eastAsia="es-CO"/>
         </w:rPr>
+        <w:lastRenderedPageBreak/>
         <w:t>Filamentos</w:t>
       </w:r>
     </w:p>
@@ -28497,7 +29097,6 @@
           <w:b/>
           <w:lang w:eastAsia="es-CO"/>
         </w:rPr>
-        <w:lastRenderedPageBreak/>
         <w:t>Numeración</w:t>
       </w:r>
     </w:p>
@@ -28657,6 +29256,7 @@
         <w:rPr>
           <w:lang w:eastAsia="es-CO"/>
         </w:rPr>
+        <w:lastRenderedPageBreak/>
         <w:t>Tex: peso en gramos de 1.000 metros de hilo.</w:t>
       </w:r>
     </w:p>
@@ -28772,7 +29372,6 @@
           <w:b/>
           <w:lang w:eastAsia="es-CO"/>
         </w:rPr>
-        <w:lastRenderedPageBreak/>
         <w:t>Número métrico (Nm):</w:t>
       </w:r>
       <w:r>
@@ -28926,19 +29525,28 @@
         </w:rPr>
         <w:t xml:space="preserve">El número que está después del </w:t>
       </w:r>
+      <w:proofErr w:type="spellStart"/>
       <w:r>
         <w:rPr>
           <w:rStyle w:val="Extranjerismo"/>
-          <w:lang w:eastAsia="es-CO"/>
+          <w:lang w:val="es-ES" w:eastAsia="es-CO"/>
         </w:rPr>
         <w:t>slash</w:t>
       </w:r>
+      <w:proofErr w:type="spellEnd"/>
       <w:r>
         <w:rPr>
           <w:lang w:eastAsia="es-CO"/>
         </w:rPr>
         <w:t xml:space="preserve"> (raya), representa el número de Hebra (cabos) que forman el hilo.</w:t>
       </w:r>
+    </w:p>
+    <w:p>
+      <w:pPr>
+        <w:rPr>
+          <w:lang w:eastAsia="es-CO"/>
+        </w:rPr>
+      </w:pPr>
     </w:p>
     <w:p>
       <w:pPr>
@@ -28957,6 +29565,7 @@
           <w:b/>
           <w:lang w:eastAsia="es-CO"/>
         </w:rPr>
+        <w:lastRenderedPageBreak/>
         <w:t>¿Para qué elegir el calibre?</w:t>
       </w:r>
     </w:p>
@@ -29046,354 +29655,6 @@
         </w:rPr>
         <w:t xml:space="preserve"> la clasificación de los hilos.</w:t>
       </w:r>
-      <w:r>
-        <w:rPr>
-          <w:lang w:eastAsia="es-CO"/>
-        </w:rPr>
-        <w:tab/>
-      </w:r>
-      <w:r>
-        <w:rPr>
-          <w:lang w:eastAsia="es-CO"/>
-        </w:rPr>
-        <w:tab/>
-      </w:r>
-      <w:r>
-        <w:rPr>
-          <w:lang w:eastAsia="es-CO"/>
-        </w:rPr>
-        <w:tab/>
-      </w:r>
-      <w:r>
-        <w:rPr>
-          <w:lang w:eastAsia="es-CO"/>
-        </w:rPr>
-        <w:tab/>
-      </w:r>
-      <w:r>
-        <w:rPr>
-          <w:lang w:eastAsia="es-CO"/>
-        </w:rPr>
-        <w:tab/>
-      </w:r>
-      <w:r>
-        <w:rPr>
-          <w:lang w:eastAsia="es-CO"/>
-        </w:rPr>
-        <w:tab/>
-      </w:r>
-      <w:r>
-        <w:rPr>
-          <w:lang w:eastAsia="es-CO"/>
-        </w:rPr>
-        <w:tab/>
-      </w:r>
-      <w:r>
-        <w:rPr>
-          <w:lang w:eastAsia="es-CO"/>
-        </w:rPr>
-        <w:tab/>
-      </w:r>
-      <w:r>
-        <w:rPr>
-          <w:lang w:eastAsia="es-CO"/>
-        </w:rPr>
-        <w:tab/>
-      </w:r>
-      <w:r>
-        <w:rPr>
-          <w:lang w:eastAsia="es-CO"/>
-        </w:rPr>
-        <w:tab/>
-      </w:r>
-      <w:r>
-        <w:rPr>
-          <w:lang w:eastAsia="es-CO"/>
-        </w:rPr>
-        <w:tab/>
-      </w:r>
-      <w:r>
-        <w:rPr>
-          <w:lang w:eastAsia="es-CO"/>
-        </w:rPr>
-        <w:tab/>
-      </w:r>
-      <w:r>
-        <w:rPr>
-          <w:lang w:eastAsia="es-CO"/>
-        </w:rPr>
-        <w:tab/>
-      </w:r>
-      <w:r>
-        <w:rPr>
-          <w:lang w:eastAsia="es-CO"/>
-        </w:rPr>
-        <w:tab/>
-      </w:r>
-      <w:r>
-        <w:rPr>
-          <w:lang w:eastAsia="es-CO"/>
-        </w:rPr>
-        <w:tab/>
-      </w:r>
-      <w:r>
-        <w:rPr>
-          <w:lang w:eastAsia="es-CO"/>
-        </w:rPr>
-        <w:tab/>
-      </w:r>
-      <w:r>
-        <w:rPr>
-          <w:lang w:eastAsia="es-CO"/>
-        </w:rPr>
-        <w:tab/>
-      </w:r>
-      <w:r>
-        <w:rPr>
-          <w:lang w:eastAsia="es-CO"/>
-        </w:rPr>
-        <w:tab/>
-      </w:r>
-      <w:r>
-        <w:rPr>
-          <w:lang w:eastAsia="es-CO"/>
-        </w:rPr>
-        <w:tab/>
-      </w:r>
-      <w:r>
-        <w:rPr>
-          <w:lang w:eastAsia="es-CO"/>
-        </w:rPr>
-        <w:tab/>
-      </w:r>
-      <w:r>
-        <w:rPr>
-          <w:lang w:eastAsia="es-CO"/>
-        </w:rPr>
-        <w:tab/>
-      </w:r>
-      <w:r>
-        <w:rPr>
-          <w:lang w:eastAsia="es-CO"/>
-        </w:rPr>
-        <w:tab/>
-      </w:r>
-      <w:r>
-        <w:rPr>
-          <w:lang w:eastAsia="es-CO"/>
-        </w:rPr>
-        <w:tab/>
-      </w:r>
-      <w:r>
-        <w:rPr>
-          <w:lang w:eastAsia="es-CO"/>
-        </w:rPr>
-        <w:tab/>
-      </w:r>
-      <w:r>
-        <w:rPr>
-          <w:lang w:eastAsia="es-CO"/>
-        </w:rPr>
-        <w:tab/>
-      </w:r>
-      <w:r>
-        <w:rPr>
-          <w:lang w:eastAsia="es-CO"/>
-        </w:rPr>
-        <w:tab/>
-      </w:r>
-      <w:r>
-        <w:rPr>
-          <w:lang w:eastAsia="es-CO"/>
-        </w:rPr>
-        <w:tab/>
-      </w:r>
-      <w:r>
-        <w:rPr>
-          <w:lang w:eastAsia="es-CO"/>
-        </w:rPr>
-        <w:tab/>
-      </w:r>
-      <w:r>
-        <w:rPr>
-          <w:lang w:eastAsia="es-CO"/>
-        </w:rPr>
-        <w:tab/>
-      </w:r>
-      <w:r>
-        <w:rPr>
-          <w:lang w:eastAsia="es-CO"/>
-        </w:rPr>
-        <w:tab/>
-      </w:r>
-      <w:r>
-        <w:rPr>
-          <w:lang w:eastAsia="es-CO"/>
-        </w:rPr>
-        <w:tab/>
-      </w:r>
-      <w:r>
-        <w:rPr>
-          <w:lang w:eastAsia="es-CO"/>
-        </w:rPr>
-        <w:tab/>
-      </w:r>
-      <w:r>
-        <w:rPr>
-          <w:lang w:eastAsia="es-CO"/>
-        </w:rPr>
-        <w:tab/>
-      </w:r>
-      <w:r>
-        <w:rPr>
-          <w:lang w:eastAsia="es-CO"/>
-        </w:rPr>
-        <w:tab/>
-      </w:r>
-      <w:r>
-        <w:rPr>
-          <w:lang w:eastAsia="es-CO"/>
-        </w:rPr>
-        <w:tab/>
-      </w:r>
-      <w:r>
-        <w:rPr>
-          <w:lang w:eastAsia="es-CO"/>
-        </w:rPr>
-        <w:tab/>
-      </w:r>
-      <w:r>
-        <w:rPr>
-          <w:lang w:eastAsia="es-CO"/>
-        </w:rPr>
-        <w:tab/>
-      </w:r>
-      <w:r>
-        <w:rPr>
-          <w:lang w:eastAsia="es-CO"/>
-        </w:rPr>
-        <w:tab/>
-      </w:r>
-      <w:r>
-        <w:rPr>
-          <w:lang w:eastAsia="es-CO"/>
-        </w:rPr>
-        <w:tab/>
-      </w:r>
-      <w:r>
-        <w:rPr>
-          <w:lang w:eastAsia="es-CO"/>
-        </w:rPr>
-        <w:tab/>
-      </w:r>
-      <w:r>
-        <w:rPr>
-          <w:lang w:eastAsia="es-CO"/>
-        </w:rPr>
-        <w:tab/>
-      </w:r>
-      <w:r>
-        <w:rPr>
-          <w:lang w:eastAsia="es-CO"/>
-        </w:rPr>
-        <w:tab/>
-      </w:r>
-      <w:r>
-        <w:rPr>
-          <w:lang w:eastAsia="es-CO"/>
-        </w:rPr>
-        <w:tab/>
-      </w:r>
-      <w:r>
-        <w:rPr>
-          <w:lang w:eastAsia="es-CO"/>
-        </w:rPr>
-        <w:tab/>
-      </w:r>
-      <w:r>
-        <w:rPr>
-          <w:lang w:eastAsia="es-CO"/>
-        </w:rPr>
-        <w:tab/>
-      </w:r>
-      <w:r>
-        <w:rPr>
-          <w:lang w:eastAsia="es-CO"/>
-        </w:rPr>
-        <w:tab/>
-      </w:r>
-      <w:r>
-        <w:rPr>
-          <w:lang w:eastAsia="es-CO"/>
-        </w:rPr>
-        <w:tab/>
-      </w:r>
-      <w:r>
-        <w:rPr>
-          <w:lang w:eastAsia="es-CO"/>
-        </w:rPr>
-        <w:tab/>
-      </w:r>
-      <w:r>
-        <w:rPr>
-          <w:lang w:eastAsia="es-CO"/>
-        </w:rPr>
-        <w:tab/>
-      </w:r>
-      <w:r>
-        <w:rPr>
-          <w:lang w:eastAsia="es-CO"/>
-        </w:rPr>
-        <w:tab/>
-      </w:r>
-      <w:r>
-        <w:rPr>
-          <w:lang w:eastAsia="es-CO"/>
-        </w:rPr>
-        <w:tab/>
-      </w:r>
-      <w:r>
-        <w:rPr>
-          <w:lang w:eastAsia="es-CO"/>
-        </w:rPr>
-        <w:tab/>
-      </w:r>
-      <w:r>
-        <w:rPr>
-          <w:lang w:eastAsia="es-CO"/>
-        </w:rPr>
-        <w:tab/>
-      </w:r>
-      <w:r>
-        <w:rPr>
-          <w:lang w:eastAsia="es-CO"/>
-        </w:rPr>
-        <w:tab/>
-      </w:r>
-      <w:r>
-        <w:rPr>
-          <w:lang w:eastAsia="es-CO"/>
-        </w:rPr>
-        <w:tab/>
-      </w:r>
-      <w:r>
-        <w:rPr>
-          <w:lang w:eastAsia="es-CO"/>
-        </w:rPr>
-        <w:tab/>
-      </w:r>
-      <w:r>
-        <w:rPr>
-          <w:lang w:eastAsia="es-CO"/>
-        </w:rPr>
-        <w:tab/>
-      </w:r>
-      <w:r>
-        <w:rPr>
-          <w:lang w:eastAsia="es-CO"/>
-        </w:rPr>
-        <w:tab/>
-      </w:r>
     </w:p>
     <w:p>
       <w:pPr>
@@ -29408,7 +29669,6 @@
         <w:rPr>
           <w:lang w:eastAsia="es-CO"/>
         </w:rPr>
-        <w:lastRenderedPageBreak/>
         <w:t>Clasificación de los hilos</w:t>
       </w:r>
     </w:p>
@@ -29425,7 +29685,7 @@
           <w:lang w:eastAsia="es-CO"/>
         </w:rPr>
         <w:drawing>
-          <wp:inline distT="0" distB="0" distL="0" distR="0" wp14:anchorId="27B327C5" wp14:editId="15F5F3D7">
+          <wp:inline distT="0" distB="0" distL="0" distR="0" wp14:anchorId="27B327C5" wp14:editId="7B556A6A">
             <wp:extent cx="4680000" cy="2631600"/>
             <wp:effectExtent l="0" t="0" r="6350" b="0"/>
             <wp:docPr id="28" name="Imagen 28">
@@ -29556,20 +29816,21 @@
           </w:tcPr>
           <w:p>
             <w:r>
-              <w:t>La fundamentación textil y la clasificación de los hilos parten del estudio previo de las fibras textiles, ya que estas constituyen la materia prima esencial para la elaboración de los hilos. El proceso mediante el cual las fibras se transforman en hilo se denomina hilatura, y consiste en estirar, unir y dar cohesión a una masa de fibras hasta obtener un hilo con resistencia y características específicas. Este proceso puede realizarse de forma manual, utilizando herramientas artesanales como el huso y la rueca, o de forma mecánica mediante maquinaria industrial automatizada.</w:t>
+              <w:t xml:space="preserve">La fundamentación textil y la clasificación de los hilos parten del estudio previo de las fibras textiles, ya que estas constituyen la materia prima esencial para la elaboración de los hilos. El proceso mediante el cual las fibras se transforman en hilo se denomina hilatura, y consiste en estirar, unir y dar cohesión a una masa de fibras </w:t>
+            </w:r>
+            <w:r>
+              <w:lastRenderedPageBreak/>
+              <w:t>hasta obtener un hilo con resistencia y características específicas. Este proceso puede realizarse de forma manual, utilizando herramientas artesanales como el huso y la rueca, o de forma mecánica mediante maquinaria industrial automatizada.</w:t>
             </w:r>
           </w:p>
           <w:p>
             <w:r>
-              <w:t xml:space="preserve">Durante la hilatura, las fibras pasan por diferentes etapas de transformación. En el caso de las fibras cortas, como el algodón, el proceso inicia con la apertura y limpieza de la fibra, continúa con el cardado, donde las fibras se separan y alinean, y posteriormente pasa por máquinas como el manuar, la mechera y la continua de hilar, </w:t>
-            </w:r>
-            <w:r>
-              <w:lastRenderedPageBreak/>
-              <w:t xml:space="preserve">donde finalmente se obtiene el hilo definitivo. Dependiendo de la calidad requerida, se pueden producir hilos cardados, peinados o mediante sistemas </w:t>
+              <w:t xml:space="preserve">Durante la hilatura, las fibras pasan por diferentes etapas de transformación. En el caso de las fibras cortas, como el algodón, el proceso inicia con la apertura y limpieza de la fibra, continúa con el cardado, donde las fibras se separan y alinean, y posteriormente pasa por máquinas como el manuar, la mechera y la continua de hilar, donde finalmente se obtiene el hilo definitivo. Dependiendo de la calidad requerida, se pueden producir hilos cardados, peinados o mediante sistemas </w:t>
             </w:r>
             <w:r>
               <w:rPr>
                 <w:rStyle w:val="Extranjerismo"/>
+                <w:lang w:val="es-ES"/>
               </w:rPr>
               <w:t>Open End</w:t>
             </w:r>
@@ -29608,7 +29869,11 @@
             </w:r>
             <w:proofErr w:type="spellEnd"/>
             <w:r>
-              <w:t xml:space="preserve"> se elaboran a partir de fibras cortas y pueden ser sencillos o doblados; dentro de ellos se encuentran los hilos cardados, peinados, retorcidos y cableados. Los filamentos pueden ser monofilamentos o multifilamentos, además de lisos o texturizados, según su estructura y acabado. También existen hilos especiales como trenzados, fantasía, Core </w:t>
+              <w:t xml:space="preserve"> se elaboran a partir de fibras </w:t>
+            </w:r>
+            <w:r>
+              <w:lastRenderedPageBreak/>
+              <w:t xml:space="preserve">cortas y pueden ser sencillos o doblados; dentro de ellos se encuentran los hilos cardados, peinados, retorcidos y cableados. Los filamentos pueden ser monofilamentos o multifilamentos, además de lisos o texturizados, según su estructura y acabado. También existen hilos especiales como trenzados, fantasía, Core </w:t>
             </w:r>
             <w:proofErr w:type="spellStart"/>
             <w:r>
@@ -29621,7 +29886,6 @@
           </w:p>
           <w:p>
             <w:r>
-              <w:lastRenderedPageBreak/>
               <w:t>Otro aspecto fundamental es la numeración o título del hilo, sistema que permite identificar su grosor y características. Existen sistemas directos, como Tex y Denier, donde números mayores representan hilos más gruesos, y sistemas indirectos, como el número métrico (Nm), donde números mayores indican hilos más finos. Además, la numeración puede indicar la cantidad de cabos que conforman el hilo, lo cual influye directamente en su resistencia y aplicación.</w:t>
             </w:r>
           </w:p>
@@ -29638,7 +29902,7 @@
         <w:pStyle w:val="Ttulo2"/>
       </w:pPr>
       <w:bookmarkStart w:id="41" w:name="_Toc233955014"/>
-      <w:bookmarkStart w:id="42" w:name="_Toc234049033"/>
+      <w:bookmarkStart w:id="42" w:name="_Toc234488916"/>
       <w:r>
         <w:lastRenderedPageBreak/>
         <w:t>Clasificación de tejidos</w:t>
@@ -29680,6 +29944,7 @@
           <w:b/>
           <w:lang w:eastAsia="es-CO"/>
         </w:rPr>
+        <w:lastRenderedPageBreak/>
         <w:t>¿Qué son los tejidos?</w:t>
       </w:r>
     </w:p>
@@ -29745,7 +30010,6 @@
         <w:rPr>
           <w:b/>
         </w:rPr>
-        <w:lastRenderedPageBreak/>
         <w:t>Plano</w:t>
       </w:r>
     </w:p>
@@ -29895,15 +30159,26 @@
       <w:r>
         <w:rPr>
           <w:rStyle w:val="Extranjerismo"/>
+          <w:lang w:val="es-ES"/>
         </w:rPr>
         <w:t>Dobby,</w:t>
       </w:r>
       <w:r>
         <w:rPr>
           <w:rStyle w:val="Extranjerismo"/>
-        </w:rPr>
-        <w:t xml:space="preserve"> jacquard</w:t>
-      </w:r>
+          <w:lang w:val="es-ES"/>
+        </w:rPr>
+        <w:t xml:space="preserve"> </w:t>
+      </w:r>
+      <w:proofErr w:type="spellStart"/>
+      <w:r>
+        <w:rPr>
+          <w:rStyle w:val="Extranjerismo"/>
+          <w:lang w:val="es-ES"/>
+        </w:rPr>
+        <w:t>jacquard</w:t>
+      </w:r>
+      <w:proofErr w:type="spellEnd"/>
       <w:r>
         <w:t>, riso, afelpados, etc.</w:t>
       </w:r>
@@ -29987,9 +30262,19 @@
       <w:r>
         <w:rPr>
           <w:rStyle w:val="Extranjerismo"/>
-        </w:rPr>
-        <w:t>(rib</w:t>
-      </w:r>
+          <w:lang w:val="es-ES"/>
+        </w:rPr>
+        <w:t>(</w:t>
+      </w:r>
+      <w:proofErr w:type="spellStart"/>
+      <w:r>
+        <w:rPr>
+          <w:rStyle w:val="Extranjerismo"/>
+          <w:lang w:val="es-ES"/>
+        </w:rPr>
+        <w:t>rib</w:t>
+      </w:r>
+      <w:proofErr w:type="spellEnd"/>
       <w:r>
         <w:t xml:space="preserve"> o </w:t>
       </w:r>
@@ -30001,9 +30286,19 @@
       <w:r>
         <w:rPr>
           <w:rStyle w:val="Extranjerismo"/>
-        </w:rPr>
-        <w:t>, interlock</w:t>
-      </w:r>
+          <w:lang w:val="es-ES"/>
+        </w:rPr>
+        <w:t xml:space="preserve">, </w:t>
+      </w:r>
+      <w:proofErr w:type="spellStart"/>
+      <w:r>
+        <w:rPr>
+          <w:rStyle w:val="Extranjerismo"/>
+          <w:lang w:val="es-ES"/>
+        </w:rPr>
+        <w:t>interlock</w:t>
+      </w:r>
+      <w:proofErr w:type="spellEnd"/>
       <w:r>
         <w:t>, piqué).</w:t>
       </w:r>
@@ -30077,6 +30372,7 @@
         <w:rPr>
           <w:b/>
         </w:rPr>
+        <w:lastRenderedPageBreak/>
         <w:t>Telas no tejidas</w:t>
       </w:r>
     </w:p>
@@ -30127,9 +30423,6 @@
       <w:r>
         <w:tab/>
       </w:r>
-      <w:r>
-        <w:tab/>
-      </w:r>
     </w:p>
     <w:p>
       <w:pPr>
@@ -30148,7 +30441,6 @@
           <w:b/>
           <w:lang w:eastAsia="es-CO"/>
         </w:rPr>
-        <w:lastRenderedPageBreak/>
         <w:t>Trama</w:t>
       </w:r>
     </w:p>
@@ -30300,6 +30592,7 @@
       <w:r>
         <w:rPr>
           <w:rStyle w:val="Extranjerismo"/>
+          <w:lang w:val="es-ES"/>
         </w:rPr>
         <w:t xml:space="preserve">Broken </w:t>
       </w:r>
@@ -30309,6 +30602,7 @@
       <w:r>
         <w:rPr>
           <w:rStyle w:val="Extranjerismo"/>
+          <w:lang w:val="es-ES"/>
         </w:rPr>
         <w:t>Dobby</w:t>
       </w:r>
@@ -30328,6 +30622,7 @@
         <w:rPr>
           <w:b/>
         </w:rPr>
+        <w:lastRenderedPageBreak/>
         <w:t>Te</w:t>
       </w:r>
       <w:r>
@@ -30339,6 +30634,7 @@
       <w:r>
         <w:rPr>
           <w:rStyle w:val="Extranjerismo"/>
+          <w:lang w:val="es-ES"/>
         </w:rPr>
         <w:t>corduroy</w:t>
       </w:r>
@@ -30405,6 +30701,7 @@
       <w:r>
         <w:rPr>
           <w:rStyle w:val="Extranjerismo"/>
+          <w:lang w:val="es-ES"/>
         </w:rPr>
         <w:t>jersey</w:t>
       </w:r>
@@ -30432,16 +30729,27 @@
         </w:rPr>
         <w:t xml:space="preserve">ejido de punto - Por urdimbre: </w:t>
       </w:r>
+      <w:proofErr w:type="spellStart"/>
       <w:r>
         <w:rPr>
           <w:rStyle w:val="Extranjerismo"/>
-        </w:rPr>
-        <w:t xml:space="preserve">tricot, </w:t>
+          <w:lang w:val="es-ES"/>
+        </w:rPr>
+        <w:t>tricot</w:t>
+      </w:r>
+      <w:proofErr w:type="spellEnd"/>
+      <w:r>
+        <w:rPr>
+          <w:rStyle w:val="Extranjerismo"/>
+          <w:lang w:val="es-ES"/>
+        </w:rPr>
+        <w:t xml:space="preserve">, </w:t>
       </w:r>
       <w:proofErr w:type="spellStart"/>
       <w:r>
         <w:rPr>
           <w:rStyle w:val="Extranjerismo"/>
+          <w:lang w:val="es-ES"/>
         </w:rPr>
         <w:t>raschell</w:t>
       </w:r>
@@ -30462,7 +30770,6 @@
         <w:rPr>
           <w:b/>
         </w:rPr>
-        <w:lastRenderedPageBreak/>
         <w:t xml:space="preserve">No tejido: </w:t>
       </w:r>
       <w:r>
@@ -30499,7 +30806,7 @@
         <w:pStyle w:val="Ttulo2"/>
       </w:pPr>
       <w:bookmarkStart w:id="43" w:name="_Toc233955015"/>
-      <w:bookmarkStart w:id="44" w:name="_Toc234049034"/>
+      <w:bookmarkStart w:id="44" w:name="_Toc234488917"/>
       <w:r>
         <w:t>Caracterización de los tejidos</w:t>
       </w:r>
@@ -30622,6 +30929,72 @@
         </w:rPr>
         <w:t>Compresión.</w:t>
       </w:r>
+      <w:r>
+        <w:rPr>
+          <w:lang w:eastAsia="es-CO"/>
+        </w:rPr>
+        <w:tab/>
+      </w:r>
+      <w:r>
+        <w:rPr>
+          <w:lang w:eastAsia="es-CO"/>
+        </w:rPr>
+        <w:tab/>
+      </w:r>
+      <w:r>
+        <w:rPr>
+          <w:lang w:eastAsia="es-CO"/>
+        </w:rPr>
+        <w:tab/>
+      </w:r>
+      <w:r>
+        <w:rPr>
+          <w:lang w:eastAsia="es-CO"/>
+        </w:rPr>
+        <w:tab/>
+      </w:r>
+      <w:r>
+        <w:rPr>
+          <w:lang w:eastAsia="es-CO"/>
+        </w:rPr>
+        <w:tab/>
+      </w:r>
+      <w:r>
+        <w:rPr>
+          <w:lang w:eastAsia="es-CO"/>
+        </w:rPr>
+        <w:tab/>
+      </w:r>
+      <w:r>
+        <w:rPr>
+          <w:lang w:eastAsia="es-CO"/>
+        </w:rPr>
+        <w:tab/>
+      </w:r>
+      <w:r>
+        <w:rPr>
+          <w:lang w:eastAsia="es-CO"/>
+        </w:rPr>
+        <w:tab/>
+      </w:r>
+      <w:r>
+        <w:rPr>
+          <w:lang w:eastAsia="es-CO"/>
+        </w:rPr>
+        <w:tab/>
+      </w:r>
+      <w:r>
+        <w:rPr>
+          <w:lang w:eastAsia="es-CO"/>
+        </w:rPr>
+        <w:tab/>
+      </w:r>
+      <w:r>
+        <w:rPr>
+          <w:lang w:eastAsia="es-CO"/>
+        </w:rPr>
+        <w:tab/>
+      </w:r>
     </w:p>
     <w:p>
       <w:pPr>
@@ -30640,6 +31013,7 @@
           <w:b/>
           <w:lang w:eastAsia="es-CO"/>
         </w:rPr>
+        <w:lastRenderedPageBreak/>
         <w:t>Estructura</w:t>
       </w:r>
     </w:p>
@@ -30686,6 +31060,7 @@
       <w:r>
         <w:rPr>
           <w:rStyle w:val="Extranjerismo"/>
+          <w:lang w:val="es-ES"/>
         </w:rPr>
         <w:t>sport</w:t>
       </w:r>
@@ -30710,7 +31085,6 @@
           <w:b/>
           <w:lang w:eastAsia="es-CO"/>
         </w:rPr>
-        <w:lastRenderedPageBreak/>
         <w:t>Textiles</w:t>
       </w:r>
     </w:p>
@@ -30931,24 +31305,29 @@
       <w:r>
         <w:t xml:space="preserve"> - </w:t>
       </w:r>
+      <w:proofErr w:type="spellStart"/>
       <w:r>
         <w:rPr>
           <w:rStyle w:val="Extranjerismo"/>
+          <w:lang w:val="es-ES"/>
         </w:rPr>
         <w:t>interlock</w:t>
       </w:r>
+      <w:proofErr w:type="spellEnd"/>
       <w:r>
         <w:t xml:space="preserve"> - </w:t>
       </w:r>
       <w:r>
         <w:rPr>
           <w:rStyle w:val="Extranjerismo"/>
+          <w:lang w:val="es-ES"/>
         </w:rPr>
         <w:t>g</w:t>
       </w:r>
       <w:r>
         <w:rPr>
           <w:rStyle w:val="Extranjerismo"/>
+          <w:lang w:val="es-ES"/>
         </w:rPr>
         <w:t>eorgette</w:t>
       </w:r>
@@ -30961,12 +31340,14 @@
       <w:r>
         <w:rPr>
           <w:rStyle w:val="Extranjerismo"/>
+          <w:lang w:val="es-ES"/>
         </w:rPr>
         <w:t>- j</w:t>
       </w:r>
       <w:r>
         <w:rPr>
           <w:rStyle w:val="Extranjerismo"/>
+          <w:lang w:val="es-ES"/>
         </w:rPr>
         <w:t>ersey</w:t>
       </w:r>
@@ -30985,18 +31366,22 @@
       <w:r>
         <w:t xml:space="preserve"> </w:t>
       </w:r>
+      <w:proofErr w:type="spellStart"/>
       <w:r>
         <w:rPr>
           <w:rStyle w:val="Extranjerismo"/>
+          <w:lang w:val="es-ES"/>
         </w:rPr>
         <w:t>v</w:t>
       </w:r>
       <w:r>
         <w:rPr>
           <w:rStyle w:val="Extranjerismo"/>
+          <w:lang w:val="es-ES"/>
         </w:rPr>
         <w:t>elvet</w:t>
       </w:r>
+      <w:proofErr w:type="spellEnd"/>
       <w:r>
         <w:t xml:space="preserve"> / terciopelo - </w:t>
       </w:r>
@@ -31016,6 +31401,18 @@
       </w:r>
       <w:r>
         <w:t>énero de punto.</w:t>
+      </w:r>
+      <w:r>
+        <w:tab/>
+      </w:r>
+      <w:r>
+        <w:tab/>
+      </w:r>
+      <w:r>
+        <w:tab/>
+      </w:r>
+      <w:r>
+        <w:tab/>
       </w:r>
     </w:p>
     <w:p>
@@ -31035,6 +31432,7 @@
           <w:b/>
           <w:lang w:eastAsia="es-CO"/>
         </w:rPr>
+        <w:lastRenderedPageBreak/>
         <w:t>Expansión</w:t>
       </w:r>
     </w:p>
@@ -31044,54 +31442,6 @@
       </w:r>
       <w:r>
         <w:t>chado medio y acolchado grueso.</w:t>
-      </w:r>
-      <w:r>
-        <w:tab/>
-      </w:r>
-      <w:r>
-        <w:tab/>
-      </w:r>
-      <w:r>
-        <w:tab/>
-      </w:r>
-      <w:r>
-        <w:tab/>
-      </w:r>
-      <w:r>
-        <w:tab/>
-      </w:r>
-      <w:r>
-        <w:tab/>
-      </w:r>
-      <w:r>
-        <w:tab/>
-      </w:r>
-      <w:r>
-        <w:tab/>
-      </w:r>
-      <w:r>
-        <w:tab/>
-      </w:r>
-      <w:r>
-        <w:tab/>
-      </w:r>
-      <w:r>
-        <w:tab/>
-      </w:r>
-      <w:r>
-        <w:tab/>
-      </w:r>
-      <w:r>
-        <w:tab/>
-      </w:r>
-      <w:r>
-        <w:tab/>
-      </w:r>
-      <w:r>
-        <w:tab/>
-      </w:r>
-      <w:r>
-        <w:tab/>
       </w:r>
       <w:r>
         <w:tab/>
@@ -31120,7 +31470,6 @@
           <w:b/>
           <w:lang w:eastAsia="es-CO"/>
         </w:rPr>
-        <w:lastRenderedPageBreak/>
         <w:t>Textiles</w:t>
       </w:r>
     </w:p>
@@ -31128,28 +31477,13 @@
       <w:r>
         <w:t xml:space="preserve">Acolchado - Redecillas - Tarlatana - De piel o peluche - Tules - Organza - Plisados - </w:t>
       </w:r>
-      <w:proofErr w:type="spellStart"/>
       <w:r>
         <w:rPr>
           <w:rStyle w:val="Extranjerismo"/>
-        </w:rPr>
-        <w:t>Crepé</w:t>
-      </w:r>
-      <w:proofErr w:type="spellEnd"/>
-      <w:r>
-        <w:rPr>
-          <w:rStyle w:val="Extranjerismo"/>
-        </w:rPr>
-        <w:t xml:space="preserve"> de </w:t>
-      </w:r>
-      <w:proofErr w:type="spellStart"/>
-      <w:r>
-        <w:rPr>
-          <w:rStyle w:val="Extranjerismo"/>
-        </w:rPr>
-        <w:t>satén</w:t>
-      </w:r>
-      <w:proofErr w:type="spellEnd"/>
+          <w:lang w:val="es-ES"/>
+        </w:rPr>
+        <w:t>Crepé de satén</w:t>
+      </w:r>
       <w:r>
         <w:t xml:space="preserve"> plisados.</w:t>
       </w:r>
@@ -31196,26 +31530,22 @@
       <w:r>
         <w:rPr>
           <w:rStyle w:val="Extranjerismo"/>
-        </w:rPr>
-        <w:t xml:space="preserve">Stretch </w:t>
+          <w:lang w:val="es-ES"/>
+        </w:rPr>
+        <w:t>Stretch confort</w:t>
+      </w:r>
+      <w:r>
+        <w:t xml:space="preserve">: tejidos con un 2 % a 5 % de fibra de </w:t>
       </w:r>
       <w:proofErr w:type="spellStart"/>
       <w:r>
         <w:rPr>
           <w:rStyle w:val="Extranjerismo"/>
-        </w:rPr>
-        <w:t>confort</w:t>
+          <w:lang w:val="es-ES"/>
+        </w:rPr>
+        <w:t>spandex</w:t>
       </w:r>
       <w:proofErr w:type="spellEnd"/>
-      <w:r>
-        <w:t xml:space="preserve">: tejidos con un 2 % a 5 % de fibra de </w:t>
-      </w:r>
-      <w:r>
-        <w:rPr>
-          <w:rStyle w:val="Extranjerismo"/>
-        </w:rPr>
-        <w:t>spandex</w:t>
-      </w:r>
       <w:r>
         <w:t>, proporciona una compresión suave.</w:t>
       </w:r>
@@ -31231,6 +31561,7 @@
       <w:r>
         <w:rPr>
           <w:rStyle w:val="Extranjerismo"/>
+          <w:lang w:val="es-ES"/>
         </w:rPr>
         <w:t>Stretch</w:t>
       </w:r>
@@ -31262,91 +31593,49 @@
       <w:r>
         <w:t xml:space="preserve">Punto canalé - Pana </w:t>
       </w:r>
+      <w:proofErr w:type="spellStart"/>
       <w:r>
         <w:rPr>
           <w:rStyle w:val="Extranjerismo"/>
+          <w:lang w:val="es-ES"/>
         </w:rPr>
         <w:t>stretch</w:t>
       </w:r>
+      <w:proofErr w:type="spellEnd"/>
       <w:r>
         <w:t xml:space="preserve"> - </w:t>
       </w:r>
       <w:r>
         <w:rPr>
           <w:rStyle w:val="Extranjerismo"/>
-        </w:rPr>
-        <w:t xml:space="preserve">Power </w:t>
+          <w:lang w:val="es-ES"/>
+        </w:rPr>
+        <w:t>Power lycra</w:t>
+      </w:r>
+      <w:r>
+        <w:t xml:space="preserve"> - Punto de algodón </w:t>
       </w:r>
       <w:proofErr w:type="spellStart"/>
       <w:r>
         <w:rPr>
           <w:rStyle w:val="Extranjerismo"/>
-        </w:rPr>
-        <w:t>lycra</w:t>
+          <w:lang w:val="es-ES"/>
+        </w:rPr>
+        <w:t>stretch</w:t>
       </w:r>
       <w:proofErr w:type="spellEnd"/>
       <w:r>
-        <w:t xml:space="preserve"> - Punto de algodón </w:t>
+        <w:t xml:space="preserve"> - Doble punto - </w:t>
       </w:r>
       <w:r>
         <w:rPr>
           <w:rStyle w:val="Extranjerismo"/>
-        </w:rPr>
-        <w:t>stretch</w:t>
-      </w:r>
-      <w:r>
-        <w:t xml:space="preserve"> - Doble punto - </w:t>
-      </w:r>
-      <w:r>
-        <w:rPr>
-          <w:rStyle w:val="Extranjerismo"/>
+          <w:lang w:val="es-ES"/>
         </w:rPr>
         <w:t>Power net</w:t>
       </w:r>
       <w:r>
         <w:t>.</w:t>
-      </w:r>
-      <w:r>
-        <w:tab/>
-      </w:r>
-      <w:r>
-        <w:tab/>
-      </w:r>
-      <w:r>
-        <w:tab/>
-      </w:r>
-      <w:r>
-        <w:tab/>
-      </w:r>
-      <w:r>
-        <w:tab/>
-      </w:r>
-      <w:r>
-        <w:tab/>
-      </w:r>
-      <w:r>
-        <w:tab/>
-      </w:r>
-      <w:r>
-        <w:tab/>
-      </w:r>
-      <w:r>
-        <w:tab/>
-      </w:r>
-      <w:r>
-        <w:tab/>
-      </w:r>
-      <w:r>
-        <w:tab/>
-      </w:r>
-      <w:r>
-        <w:tab/>
-      </w:r>
-      <w:r>
-        <w:tab/>
-      </w:r>
-      <w:r>
-        <w:tab/>
       </w:r>
       <w:r>
         <w:tab/>
@@ -31424,6 +31713,7 @@
           <w:b/>
           <w:lang w:eastAsia="es-CO"/>
         </w:rPr>
+        <w:lastRenderedPageBreak/>
         <w:t>Tipos de entretelas</w:t>
       </w:r>
     </w:p>
@@ -31441,7 +31731,6 @@
         </w:numPr>
       </w:pPr>
       <w:r>
-        <w:lastRenderedPageBreak/>
         <w:t>Entretelas tejidas.</w:t>
       </w:r>
     </w:p>
@@ -31493,14 +31782,13 @@
       <w:r>
         <w:t>Pueden ser de algodón, rayón, lana, poliéster o mezclas de fibras. Se tejen de la misma forma que las telas normales (</w:t>
       </w:r>
-      <w:proofErr w:type="spellStart"/>
       <w:r>
         <w:rPr>
           <w:rStyle w:val="Extranjerismo"/>
+          <w:lang w:val="es-ES"/>
         </w:rPr>
         <w:t>urdimbre</w:t>
       </w:r>
-      <w:proofErr w:type="spellEnd"/>
       <w:r>
         <w:t xml:space="preserve"> / tra</w:t>
       </w:r>
@@ -31607,6 +31895,7 @@
         <w:rPr>
           <w:b/>
         </w:rPr>
+        <w:lastRenderedPageBreak/>
         <w:t>Elásticas o estables</w:t>
       </w:r>
     </w:p>
@@ -31648,7 +31937,6 @@
         <w:rPr>
           <w:b/>
         </w:rPr>
-        <w:lastRenderedPageBreak/>
         <w:t>Las estables:</w:t>
       </w:r>
       <w:r>
@@ -31811,9 +32099,6 @@
       <w:r>
         <w:tab/>
       </w:r>
-      <w:r>
-        <w:tab/>
-      </w:r>
     </w:p>
     <w:p>
       <w:pPr>
@@ -31837,6 +32122,57 @@
       <w:r>
         <w:t>Van cubiertas por uno de sus lados por un agente adhesivo sensible al calor; al someterlas a humedad y calor, el agente adhesivo se funde y se adhiere a la tela.</w:t>
       </w:r>
+      <w:r>
+        <w:tab/>
+      </w:r>
+      <w:r>
+        <w:tab/>
+      </w:r>
+      <w:r>
+        <w:tab/>
+      </w:r>
+      <w:r>
+        <w:tab/>
+      </w:r>
+      <w:r>
+        <w:tab/>
+      </w:r>
+      <w:r>
+        <w:tab/>
+      </w:r>
+      <w:r>
+        <w:tab/>
+      </w:r>
+      <w:r>
+        <w:tab/>
+      </w:r>
+      <w:r>
+        <w:tab/>
+      </w:r>
+      <w:r>
+        <w:tab/>
+      </w:r>
+      <w:r>
+        <w:tab/>
+      </w:r>
+      <w:r>
+        <w:tab/>
+      </w:r>
+      <w:r>
+        <w:tab/>
+      </w:r>
+      <w:r>
+        <w:tab/>
+      </w:r>
+      <w:r>
+        <w:tab/>
+      </w:r>
+      <w:r>
+        <w:tab/>
+      </w:r>
+      <w:r>
+        <w:tab/>
+      </w:r>
     </w:p>
     <w:p>
       <w:pPr>
@@ -31853,6 +32189,7 @@
         <w:rPr>
           <w:b/>
         </w:rPr>
+        <w:lastRenderedPageBreak/>
         <w:t>Fusionado mecánico</w:t>
       </w:r>
     </w:p>
@@ -31866,7 +32203,6 @@
     </w:p>
     <w:p>
       <w:r>
-        <w:lastRenderedPageBreak/>
         <w:t>Únicamente el balance exacto de temperatura, presión y tiempo pueden garantizar una adherencia perfecta.</w:t>
       </w:r>
     </w:p>
@@ -31926,7 +32262,13 @@
     </w:p>
     <w:p>
       <w:r>
-        <w:t>En el siguiendo video, se presenta más información sobre</w:t>
+        <w:t>En el sigui</w:t>
+      </w:r>
+      <w:r>
+        <w:t>ente</w:t>
+      </w:r>
+      <w:r>
+        <w:t xml:space="preserve"> video, se presenta más información sobre</w:t>
       </w:r>
       <w:r>
         <w:t xml:space="preserve"> caracterización de los textiles. </w:t>
@@ -31946,8 +32288,9 @@
           <w:noProof/>
           <w:lang w:eastAsia="es-CO"/>
         </w:rPr>
+        <w:lastRenderedPageBreak/>
         <w:drawing>
-          <wp:anchor distT="0" distB="0" distL="114300" distR="114300" simplePos="0" relativeHeight="251668992" behindDoc="1" locked="0" layoutInCell="1" allowOverlap="1" wp14:anchorId="746F0ED9" wp14:editId="7FD7D43C">
+          <wp:anchor distT="0" distB="0" distL="114300" distR="114300" simplePos="0" relativeHeight="251668992" behindDoc="1" locked="0" layoutInCell="1" allowOverlap="1" wp14:anchorId="746F0ED9" wp14:editId="3EEF3F1F">
             <wp:simplePos x="0" y="0"/>
             <wp:positionH relativeFrom="column">
               <wp:posOffset>721360</wp:posOffset>
@@ -32165,6 +32508,7 @@
             <w:r>
               <w:rPr>
                 <w:rStyle w:val="Extranjerismo"/>
+                <w:lang w:val="es-ES"/>
               </w:rPr>
               <w:t>tweed</w:t>
             </w:r>
@@ -32174,11 +32518,21 @@
           </w:p>
           <w:p>
             <w:r>
-              <w:t xml:space="preserve">Por otro lado, los textiles de fluidez poseen suavidad, ligereza y movimiento. Estas telas se adaptan a la silueta corporal y generan una caída natural sobre el cuerpo. Su comportamiento depende en gran medida del tipo de hilo utilizado y del nivel de torsión. Entre los materiales más representativos se encuentran el chifón, crepé, </w:t>
+              <w:lastRenderedPageBreak/>
+              <w:t xml:space="preserve">Por otro lado, los textiles de fluidez poseen suavidad, ligereza y movimiento. Estas telas se adaptan a la silueta corporal y generan una caída natural sobre el cuerpo. Su comportamiento depende en gran medida del tipo de hilo utilizado y del nivel de torsión. Entre los materiales más representativos se encuentran el </w:t>
+            </w:r>
+            <w:proofErr w:type="spellStart"/>
+            <w:r>
+              <w:t>chifón</w:t>
+            </w:r>
+            <w:proofErr w:type="spellEnd"/>
+            <w:r>
+              <w:t xml:space="preserve">, crepé, </w:t>
             </w:r>
             <w:r>
               <w:rPr>
                 <w:rStyle w:val="Extranjerismo"/>
+                <w:lang w:val="es-ES"/>
               </w:rPr>
               <w:t>jersey</w:t>
             </w:r>
@@ -32188,57 +32542,78 @@
           </w:p>
           <w:p>
             <w:r>
-              <w:t xml:space="preserve">La categoría de expansión incluye textiles capaces de transformar o ampliar la silueta mediante efectos de volumen, plisados o acolchados. Estos materiales permiten exagerar formas y aportar dimensión al diseño. En este grupo destacan el </w:t>
-            </w:r>
-            <w:r>
-              <w:lastRenderedPageBreak/>
-              <w:t>tul, la organza, la tarlatana, los textiles acolchados y algunos materiales con acabados plisados o de peluche.</w:t>
+              <w:t>La categoría de expansión incluye textiles capaces de transformar o ampliar la silueta mediante efectos de volumen, plisados o acolchados. Estos materiales permiten exagerar formas y aportar dimensión al diseño. En este grupo destacan el tul, la organza, la tarlatana, los textiles acolchados y algunos materiales con acabados plisados o de peluche.</w:t>
             </w:r>
           </w:p>
           <w:p>
             <w:r>
               <w:t xml:space="preserve">En contraste, los textiles de compresión están diseñados para ajustarse al cuerpo y resaltar la silueta. Su elasticidad depende del porcentaje de fibras elásticas, especialmente </w:t>
             </w:r>
+            <w:proofErr w:type="spellStart"/>
             <w:r>
               <w:rPr>
                 <w:rStyle w:val="Extranjerismo"/>
-              </w:rPr>
-              <w:t xml:space="preserve">spandex </w:t>
+                <w:lang w:val="es-ES"/>
+              </w:rPr>
+              <w:t>spandex</w:t>
+            </w:r>
+            <w:proofErr w:type="spellEnd"/>
+            <w:r>
+              <w:rPr>
+                <w:rStyle w:val="Extranjerismo"/>
+                <w:lang w:val="es-ES"/>
+              </w:rPr>
+              <w:t xml:space="preserve"> </w:t>
             </w:r>
             <w:r>
               <w:t xml:space="preserve">o elastano. Según el nivel de elasticidad, pueden clasificarse en </w:t>
             </w:r>
+            <w:proofErr w:type="spellStart"/>
             <w:r>
               <w:rPr>
                 <w:rStyle w:val="Extranjerismo"/>
-              </w:rPr>
-              <w:t xml:space="preserve">stretch </w:t>
+                <w:lang w:val="es-ES"/>
+              </w:rPr>
+              <w:t>stretch</w:t>
+            </w:r>
+            <w:proofErr w:type="spellEnd"/>
+            <w:r>
+              <w:rPr>
+                <w:rStyle w:val="Extranjerismo"/>
+                <w:lang w:val="es-ES"/>
+              </w:rPr>
+              <w:t xml:space="preserve"> confort</w:t>
+            </w:r>
+            <w:r>
+              <w:t xml:space="preserve"> o </w:t>
             </w:r>
             <w:proofErr w:type="spellStart"/>
             <w:r>
               <w:rPr>
                 <w:rStyle w:val="Extranjerismo"/>
-              </w:rPr>
-              <w:t>confort</w:t>
+                <w:lang w:val="es-ES"/>
+              </w:rPr>
+              <w:t>stretch</w:t>
             </w:r>
             <w:proofErr w:type="spellEnd"/>
             <w:r>
-              <w:t xml:space="preserve"> o </w:t>
-            </w:r>
+              <w:t xml:space="preserve"> fuerte. Materiales como lycra, </w:t>
+            </w:r>
+            <w:proofErr w:type="spellStart"/>
             <w:r>
               <w:rPr>
                 <w:rStyle w:val="Extranjerismo"/>
-              </w:rPr>
-              <w:t>stretch</w:t>
-            </w:r>
-            <w:r>
-              <w:t xml:space="preserve"> fuerte. Materiales como lycra, </w:t>
-            </w:r>
+                <w:lang w:val="es-ES"/>
+              </w:rPr>
+              <w:t>power</w:t>
+            </w:r>
+            <w:proofErr w:type="spellEnd"/>
             <w:r>
               <w:rPr>
                 <w:rStyle w:val="Extranjerismo"/>
-              </w:rPr>
-              <w:t>power net</w:t>
+                <w:lang w:val="es-ES"/>
+              </w:rPr>
+              <w:t xml:space="preserve"> net</w:t>
             </w:r>
             <w:r>
               <w:t>, punto canalé y doble punto son ejemplos de este tipo de textiles.</w:t>
@@ -32246,7 +32621,11 @@
           </w:p>
           <w:p>
             <w:r>
-              <w:t>Un elemento fundamental dentro de la construcción textil son las entretelas, utilizadas para reforzar, dar estabilidad y estructura a zonas específicas de las prendas. Su correcta elección influye directamente en el tacto, forma y durabilidad del producto final. Las entretelas pueden ser tejidas, no tejidas o de punto, y su selección depende de factores como el tipo de tela exterior, elasticidad, color, peso y método de aplicación.</w:t>
+              <w:t xml:space="preserve">Un elemento fundamental dentro de la construcción textil son las entretelas, utilizadas para reforzar, dar estabilidad y estructura a zonas específicas de las prendas. Su correcta elección influye directamente en el tacto, forma y durabilidad del producto final. Las entretelas pueden ser tejidas, no tejidas o de punto, y su </w:t>
+            </w:r>
+            <w:r>
+              <w:lastRenderedPageBreak/>
+              <w:t>selección depende de factores como el tipo de tela exterior, elasticidad, color, peso y método de aplicación.</w:t>
             </w:r>
           </w:p>
           <w:p>
@@ -32256,11 +32635,7 @@
           </w:p>
           <w:p>
             <w:r>
-              <w:t xml:space="preserve">La caracterización textil permite comprender el comportamiento de las telas y seleccionar adecuadamente los materiales según las necesidades del diseño, la </w:t>
-            </w:r>
-            <w:r>
-              <w:lastRenderedPageBreak/>
-              <w:t>funcionalidad y el proceso de confección, asegurando mejores resultados estéticos, técnicos y de calidad en el producto final.</w:t>
+              <w:t>La caracterización textil permite comprender el comportamiento de las telas y seleccionar adecuadamente los materiales según las necesidades del diseño, la funcionalidad y el proceso de confección, asegurando mejores resultados estéticos, técnicos y de calidad en el producto final.</w:t>
             </w:r>
           </w:p>
         </w:tc>
@@ -32271,7 +32646,7 @@
         <w:pStyle w:val="Ttulo2"/>
       </w:pPr>
       <w:bookmarkStart w:id="45" w:name="_Toc233955016"/>
-      <w:bookmarkStart w:id="46" w:name="_Toc234049035"/>
+      <w:bookmarkStart w:id="46" w:name="_Toc234488918"/>
       <w:r>
         <w:lastRenderedPageBreak/>
         <w:t>Procesos textiles</w:t>
@@ -32282,6 +32657,102 @@
     <w:p>
       <w:r>
         <w:t>Los tratamientos posteriores a las operaciones de coloración tienen por objeto mejorar el aspecto y las propiedades de los materiales textiles antes de su comercialización, así como proporcionarles algunas cualidades que mejoren su comportamiento al uso y mantenimiento. También eliminar o minimizar algunas cualidades no deseables de los mismos.</w:t>
+      </w:r>
+      <w:r>
+        <w:tab/>
+      </w:r>
+      <w:r>
+        <w:tab/>
+      </w:r>
+      <w:r>
+        <w:tab/>
+      </w:r>
+      <w:r>
+        <w:tab/>
+      </w:r>
+      <w:r>
+        <w:tab/>
+      </w:r>
+      <w:r>
+        <w:tab/>
+      </w:r>
+      <w:r>
+        <w:tab/>
+      </w:r>
+      <w:r>
+        <w:tab/>
+      </w:r>
+      <w:r>
+        <w:tab/>
+      </w:r>
+      <w:r>
+        <w:tab/>
+      </w:r>
+      <w:r>
+        <w:tab/>
+      </w:r>
+      <w:r>
+        <w:tab/>
+      </w:r>
+      <w:r>
+        <w:tab/>
+      </w:r>
+      <w:r>
+        <w:tab/>
+      </w:r>
+      <w:r>
+        <w:tab/>
+      </w:r>
+      <w:r>
+        <w:tab/>
+      </w:r>
+      <w:r>
+        <w:tab/>
+      </w:r>
+      <w:r>
+        <w:tab/>
+      </w:r>
+      <w:r>
+        <w:tab/>
+      </w:r>
+      <w:r>
+        <w:tab/>
+      </w:r>
+      <w:r>
+        <w:tab/>
+      </w:r>
+      <w:r>
+        <w:tab/>
+      </w:r>
+      <w:r>
+        <w:tab/>
+      </w:r>
+      <w:r>
+        <w:tab/>
+      </w:r>
+      <w:r>
+        <w:tab/>
+      </w:r>
+      <w:r>
+        <w:tab/>
+      </w:r>
+      <w:r>
+        <w:tab/>
+      </w:r>
+      <w:r>
+        <w:tab/>
+      </w:r>
+      <w:r>
+        <w:tab/>
+      </w:r>
+      <w:r>
+        <w:tab/>
+      </w:r>
+      <w:r>
+        <w:tab/>
+      </w:r>
+      <w:r>
+        <w:tab/>
       </w:r>
       <w:r>
         <w:tab/>
@@ -32322,6 +32793,7 @@
           <w:b/>
           <w:lang w:eastAsia="es-CO"/>
         </w:rPr>
+        <w:lastRenderedPageBreak/>
         <w:t>Tipos de operaciones</w:t>
       </w:r>
     </w:p>
@@ -32425,7 +32897,6 @@
         </w:numPr>
       </w:pPr>
       <w:r>
-        <w:lastRenderedPageBreak/>
         <w:t>Apariencia.</w:t>
       </w:r>
     </w:p>
@@ -32614,6 +33085,7 @@
         <w:rPr>
           <w:lang w:eastAsia="es-CO"/>
         </w:rPr>
+        <w:lastRenderedPageBreak/>
         <w:t xml:space="preserve">Modifica propiedades estéticas y/o funcionales de la </w:t>
       </w:r>
       <w:r>
@@ -32858,7 +33330,6 @@
           <w:b/>
           <w:lang w:eastAsia="es-CO"/>
         </w:rPr>
-        <w:lastRenderedPageBreak/>
         <w:t>Lavado de lana</w:t>
       </w:r>
     </w:p>
@@ -33008,6 +33479,7 @@
           <w:b/>
           <w:lang w:eastAsia="es-CO"/>
         </w:rPr>
+        <w:lastRenderedPageBreak/>
         <w:t>Diseño y color - teñido</w:t>
       </w:r>
     </w:p>
@@ -33098,26 +33570,30 @@
         </w:rPr>
         <w:t xml:space="preserve">Calandrar satinado, glaseado, afelpado o </w:t>
       </w:r>
+      <w:proofErr w:type="spellStart"/>
       <w:r>
         <w:rPr>
           <w:rStyle w:val="Extranjerismo"/>
-          <w:lang w:eastAsia="es-CO"/>
+          <w:lang w:val="es-ES" w:eastAsia="es-CO"/>
         </w:rPr>
         <w:t>napping</w:t>
       </w:r>
+      <w:proofErr w:type="spellEnd"/>
       <w:r>
         <w:rPr>
           <w:lang w:eastAsia="es-CO"/>
         </w:rPr>
         <w:t xml:space="preserve">, mercerizado y sanforizado, reducción de brillo, grabado, gofrado, aumento de cuerpo - </w:t>
       </w:r>
+      <w:proofErr w:type="spellStart"/>
       <w:r>
         <w:rPr>
           <w:rStyle w:val="Extranjerismo"/>
-          <w:lang w:eastAsia="es-CO"/>
+          <w:lang w:val="es-ES" w:eastAsia="es-CO"/>
         </w:rPr>
         <w:t>sizing</w:t>
       </w:r>
+      <w:proofErr w:type="spellEnd"/>
       <w:r>
         <w:rPr>
           <w:lang w:eastAsia="es-CO"/>
@@ -33128,6 +33604,7 @@
       <w:r>
         <w:rPr>
           <w:rStyle w:val="Extranjerismo"/>
+          <w:lang w:val="es-ES"/>
         </w:rPr>
         <w:t>ciré</w:t>
       </w:r>
@@ -33135,6 +33612,7 @@
       <w:r>
         <w:rPr>
           <w:rStyle w:val="Extranjerismo"/>
+          <w:lang w:val="es-ES"/>
         </w:rPr>
         <w:t>,</w:t>
       </w:r>
@@ -33144,11 +33622,21 @@
         </w:rPr>
         <w:t xml:space="preserve"> </w:t>
       </w:r>
+      <w:proofErr w:type="spellStart"/>
       <w:r>
         <w:rPr>
           <w:rStyle w:val="Extranjerismo"/>
-        </w:rPr>
-        <w:t>moiré.</w:t>
+          <w:lang w:val="es-ES"/>
+        </w:rPr>
+        <w:t>moiré</w:t>
+      </w:r>
+      <w:proofErr w:type="spellEnd"/>
+      <w:r>
+        <w:rPr>
+          <w:rStyle w:val="Extranjerismo"/>
+          <w:lang w:val="es-ES"/>
+        </w:rPr>
+        <w:t>.</w:t>
       </w:r>
     </w:p>
     <w:p>
@@ -33189,6 +33677,643 @@
         </w:rPr>
         <w:tab/>
       </w:r>
+    </w:p>
+    <w:p>
+      <w:pPr>
+        <w:rPr>
+          <w:lang w:eastAsia="es-CO"/>
+        </w:rPr>
+      </w:pPr>
+      <w:r>
+        <w:rPr>
+          <w:lang w:eastAsia="es-CO"/>
+        </w:rPr>
+        <w:t>En el siguiente video, se presenta más información sobre caracterización de los textiles.</w:t>
+      </w:r>
+      <w:r>
+        <w:rPr>
+          <w:lang w:eastAsia="es-CO"/>
+        </w:rPr>
+        <w:tab/>
+      </w:r>
+      <w:r>
+        <w:rPr>
+          <w:lang w:eastAsia="es-CO"/>
+        </w:rPr>
+        <w:tab/>
+      </w:r>
+      <w:r>
+        <w:rPr>
+          <w:lang w:eastAsia="es-CO"/>
+        </w:rPr>
+        <w:tab/>
+      </w:r>
+      <w:r>
+        <w:rPr>
+          <w:lang w:eastAsia="es-CO"/>
+        </w:rPr>
+        <w:tab/>
+      </w:r>
+      <w:r>
+        <w:rPr>
+          <w:lang w:eastAsia="es-CO"/>
+        </w:rPr>
+        <w:tab/>
+      </w:r>
+      <w:r>
+        <w:rPr>
+          <w:lang w:eastAsia="es-CO"/>
+        </w:rPr>
+        <w:tab/>
+      </w:r>
+      <w:r>
+        <w:rPr>
+          <w:lang w:eastAsia="es-CO"/>
+        </w:rPr>
+        <w:tab/>
+      </w:r>
+      <w:r>
+        <w:rPr>
+          <w:lang w:eastAsia="es-CO"/>
+        </w:rPr>
+        <w:tab/>
+      </w:r>
+      <w:r>
+        <w:rPr>
+          <w:lang w:eastAsia="es-CO"/>
+        </w:rPr>
+        <w:tab/>
+      </w:r>
+      <w:r>
+        <w:rPr>
+          <w:lang w:eastAsia="es-CO"/>
+        </w:rPr>
+        <w:tab/>
+      </w:r>
+      <w:r>
+        <w:rPr>
+          <w:lang w:eastAsia="es-CO"/>
+        </w:rPr>
+        <w:tab/>
+      </w:r>
+      <w:r>
+        <w:rPr>
+          <w:lang w:eastAsia="es-CO"/>
+        </w:rPr>
+        <w:tab/>
+      </w:r>
+      <w:r>
+        <w:rPr>
+          <w:lang w:eastAsia="es-CO"/>
+        </w:rPr>
+        <w:tab/>
+      </w:r>
+      <w:r>
+        <w:rPr>
+          <w:lang w:eastAsia="es-CO"/>
+        </w:rPr>
+        <w:tab/>
+      </w:r>
+      <w:r>
+        <w:rPr>
+          <w:lang w:eastAsia="es-CO"/>
+        </w:rPr>
+        <w:tab/>
+      </w:r>
+      <w:r>
+        <w:rPr>
+          <w:lang w:eastAsia="es-CO"/>
+        </w:rPr>
+        <w:tab/>
+      </w:r>
+      <w:r>
+        <w:rPr>
+          <w:lang w:eastAsia="es-CO"/>
+        </w:rPr>
+        <w:tab/>
+      </w:r>
+      <w:r>
+        <w:rPr>
+          <w:lang w:eastAsia="es-CO"/>
+        </w:rPr>
+        <w:tab/>
+      </w:r>
+      <w:r>
+        <w:rPr>
+          <w:lang w:eastAsia="es-CO"/>
+        </w:rPr>
+        <w:tab/>
+      </w:r>
+      <w:r>
+        <w:rPr>
+          <w:lang w:eastAsia="es-CO"/>
+        </w:rPr>
+        <w:tab/>
+      </w:r>
+      <w:r>
+        <w:rPr>
+          <w:lang w:eastAsia="es-CO"/>
+        </w:rPr>
+        <w:tab/>
+      </w:r>
+      <w:r>
+        <w:rPr>
+          <w:lang w:eastAsia="es-CO"/>
+        </w:rPr>
+        <w:tab/>
+      </w:r>
+      <w:r>
+        <w:rPr>
+          <w:lang w:eastAsia="es-CO"/>
+        </w:rPr>
+        <w:tab/>
+      </w:r>
+      <w:r>
+        <w:rPr>
+          <w:lang w:eastAsia="es-CO"/>
+        </w:rPr>
+        <w:tab/>
+      </w:r>
+      <w:r>
+        <w:rPr>
+          <w:lang w:eastAsia="es-CO"/>
+        </w:rPr>
+        <w:tab/>
+      </w:r>
+      <w:r>
+        <w:rPr>
+          <w:lang w:eastAsia="es-CO"/>
+        </w:rPr>
+        <w:tab/>
+      </w:r>
+      <w:r>
+        <w:rPr>
+          <w:lang w:eastAsia="es-CO"/>
+        </w:rPr>
+        <w:tab/>
+      </w:r>
+      <w:r>
+        <w:rPr>
+          <w:lang w:eastAsia="es-CO"/>
+        </w:rPr>
+        <w:tab/>
+      </w:r>
+      <w:r>
+        <w:rPr>
+          <w:lang w:eastAsia="es-CO"/>
+        </w:rPr>
+        <w:tab/>
+      </w:r>
+      <w:r>
+        <w:rPr>
+          <w:lang w:eastAsia="es-CO"/>
+        </w:rPr>
+        <w:tab/>
+      </w:r>
+      <w:r>
+        <w:rPr>
+          <w:lang w:eastAsia="es-CO"/>
+        </w:rPr>
+        <w:tab/>
+      </w:r>
+      <w:r>
+        <w:rPr>
+          <w:lang w:eastAsia="es-CO"/>
+        </w:rPr>
+        <w:tab/>
+      </w:r>
+      <w:r>
+        <w:rPr>
+          <w:lang w:eastAsia="es-CO"/>
+        </w:rPr>
+        <w:tab/>
+      </w:r>
+      <w:r>
+        <w:rPr>
+          <w:lang w:eastAsia="es-CO"/>
+        </w:rPr>
+        <w:tab/>
+      </w:r>
+      <w:r>
+        <w:rPr>
+          <w:lang w:eastAsia="es-CO"/>
+        </w:rPr>
+        <w:tab/>
+      </w:r>
+      <w:r>
+        <w:rPr>
+          <w:lang w:eastAsia="es-CO"/>
+        </w:rPr>
+        <w:tab/>
+      </w:r>
+      <w:r>
+        <w:rPr>
+          <w:lang w:eastAsia="es-CO"/>
+        </w:rPr>
+        <w:tab/>
+      </w:r>
+      <w:r>
+        <w:rPr>
+          <w:lang w:eastAsia="es-CO"/>
+        </w:rPr>
+        <w:tab/>
+      </w:r>
+      <w:r>
+        <w:rPr>
+          <w:lang w:eastAsia="es-CO"/>
+        </w:rPr>
+        <w:tab/>
+      </w:r>
+      <w:r>
+        <w:rPr>
+          <w:lang w:eastAsia="es-CO"/>
+        </w:rPr>
+        <w:tab/>
+      </w:r>
+      <w:r>
+        <w:rPr>
+          <w:lang w:eastAsia="es-CO"/>
+        </w:rPr>
+        <w:tab/>
+      </w:r>
+      <w:r>
+        <w:rPr>
+          <w:lang w:eastAsia="es-CO"/>
+        </w:rPr>
+        <w:tab/>
+      </w:r>
+      <w:r>
+        <w:rPr>
+          <w:lang w:eastAsia="es-CO"/>
+        </w:rPr>
+        <w:tab/>
+      </w:r>
+      <w:r>
+        <w:rPr>
+          <w:lang w:eastAsia="es-CO"/>
+        </w:rPr>
+        <w:tab/>
+      </w:r>
+      <w:r>
+        <w:rPr>
+          <w:lang w:eastAsia="es-CO"/>
+        </w:rPr>
+        <w:tab/>
+      </w:r>
+      <w:r>
+        <w:rPr>
+          <w:lang w:eastAsia="es-CO"/>
+        </w:rPr>
+        <w:tab/>
+      </w:r>
+      <w:r>
+        <w:rPr>
+          <w:lang w:eastAsia="es-CO"/>
+        </w:rPr>
+        <w:tab/>
+      </w:r>
+      <w:r>
+        <w:rPr>
+          <w:lang w:eastAsia="es-CO"/>
+        </w:rPr>
+        <w:tab/>
+      </w:r>
+      <w:r>
+        <w:rPr>
+          <w:lang w:eastAsia="es-CO"/>
+        </w:rPr>
+        <w:tab/>
+      </w:r>
+      <w:r>
+        <w:rPr>
+          <w:lang w:eastAsia="es-CO"/>
+        </w:rPr>
+        <w:tab/>
+      </w:r>
+      <w:r>
+        <w:rPr>
+          <w:lang w:eastAsia="es-CO"/>
+        </w:rPr>
+        <w:tab/>
+      </w:r>
+      <w:r>
+        <w:rPr>
+          <w:lang w:eastAsia="es-CO"/>
+        </w:rPr>
+        <w:tab/>
+      </w:r>
+      <w:r>
+        <w:rPr>
+          <w:lang w:eastAsia="es-CO"/>
+        </w:rPr>
+        <w:tab/>
+      </w:r>
+      <w:r>
+        <w:rPr>
+          <w:lang w:eastAsia="es-CO"/>
+        </w:rPr>
+        <w:tab/>
+      </w:r>
+      <w:r>
+        <w:rPr>
+          <w:lang w:eastAsia="es-CO"/>
+        </w:rPr>
+        <w:tab/>
+      </w:r>
+      <w:r>
+        <w:rPr>
+          <w:lang w:eastAsia="es-CO"/>
+        </w:rPr>
+        <w:tab/>
+      </w:r>
+      <w:r>
+        <w:rPr>
+          <w:lang w:eastAsia="es-CO"/>
+        </w:rPr>
+        <w:tab/>
+      </w:r>
+      <w:r>
+        <w:rPr>
+          <w:lang w:eastAsia="es-CO"/>
+        </w:rPr>
+        <w:tab/>
+      </w:r>
+      <w:r>
+        <w:rPr>
+          <w:lang w:eastAsia="es-CO"/>
+        </w:rPr>
+        <w:tab/>
+      </w:r>
+      <w:r>
+        <w:rPr>
+          <w:lang w:eastAsia="es-CO"/>
+        </w:rPr>
+        <w:tab/>
+      </w:r>
+      <w:r>
+        <w:rPr>
+          <w:lang w:eastAsia="es-CO"/>
+        </w:rPr>
+        <w:tab/>
+      </w:r>
+      <w:r>
+        <w:rPr>
+          <w:lang w:eastAsia="es-CO"/>
+        </w:rPr>
+        <w:tab/>
+      </w:r>
+      <w:r>
+        <w:rPr>
+          <w:lang w:eastAsia="es-CO"/>
+        </w:rPr>
+        <w:tab/>
+      </w:r>
+      <w:r>
+        <w:rPr>
+          <w:lang w:eastAsia="es-CO"/>
+        </w:rPr>
+        <w:tab/>
+      </w:r>
+      <w:r>
+        <w:rPr>
+          <w:lang w:eastAsia="es-CO"/>
+        </w:rPr>
+        <w:tab/>
+      </w:r>
+      <w:r>
+        <w:rPr>
+          <w:lang w:eastAsia="es-CO"/>
+        </w:rPr>
+        <w:tab/>
+      </w:r>
+      <w:r>
+        <w:rPr>
+          <w:lang w:eastAsia="es-CO"/>
+        </w:rPr>
+        <w:tab/>
+      </w:r>
+      <w:r>
+        <w:rPr>
+          <w:lang w:eastAsia="es-CO"/>
+        </w:rPr>
+        <w:tab/>
+      </w:r>
+      <w:r>
+        <w:rPr>
+          <w:lang w:eastAsia="es-CO"/>
+        </w:rPr>
+        <w:tab/>
+      </w:r>
+      <w:r>
+        <w:rPr>
+          <w:lang w:eastAsia="es-CO"/>
+        </w:rPr>
+        <w:tab/>
+      </w:r>
+      <w:r>
+        <w:rPr>
+          <w:lang w:eastAsia="es-CO"/>
+        </w:rPr>
+        <w:tab/>
+      </w:r>
+      <w:r>
+        <w:rPr>
+          <w:lang w:eastAsia="es-CO"/>
+        </w:rPr>
+        <w:tab/>
+      </w:r>
+      <w:r>
+        <w:rPr>
+          <w:lang w:eastAsia="es-CO"/>
+        </w:rPr>
+        <w:tab/>
+      </w:r>
+      <w:r>
+        <w:rPr>
+          <w:lang w:eastAsia="es-CO"/>
+        </w:rPr>
+        <w:tab/>
+      </w:r>
+      <w:r>
+        <w:rPr>
+          <w:lang w:eastAsia="es-CO"/>
+        </w:rPr>
+        <w:tab/>
+      </w:r>
+      <w:r>
+        <w:rPr>
+          <w:lang w:eastAsia="es-CO"/>
+        </w:rPr>
+        <w:tab/>
+      </w:r>
+      <w:r>
+        <w:rPr>
+          <w:lang w:eastAsia="es-CO"/>
+        </w:rPr>
+        <w:tab/>
+      </w:r>
+      <w:r>
+        <w:rPr>
+          <w:lang w:eastAsia="es-CO"/>
+        </w:rPr>
+        <w:tab/>
+      </w:r>
+      <w:r>
+        <w:rPr>
+          <w:lang w:eastAsia="es-CO"/>
+        </w:rPr>
+        <w:tab/>
+      </w:r>
+      <w:r>
+        <w:rPr>
+          <w:lang w:eastAsia="es-CO"/>
+        </w:rPr>
+        <w:tab/>
+      </w:r>
+      <w:r>
+        <w:rPr>
+          <w:lang w:eastAsia="es-CO"/>
+        </w:rPr>
+        <w:tab/>
+      </w:r>
+      <w:r>
+        <w:rPr>
+          <w:lang w:eastAsia="es-CO"/>
+        </w:rPr>
+        <w:tab/>
+      </w:r>
+      <w:r>
+        <w:rPr>
+          <w:lang w:eastAsia="es-CO"/>
+        </w:rPr>
+        <w:tab/>
+      </w:r>
+      <w:r>
+        <w:rPr>
+          <w:lang w:eastAsia="es-CO"/>
+        </w:rPr>
+        <w:tab/>
+      </w:r>
+      <w:r>
+        <w:rPr>
+          <w:lang w:eastAsia="es-CO"/>
+        </w:rPr>
+        <w:tab/>
+      </w:r>
+      <w:r>
+        <w:rPr>
+          <w:lang w:eastAsia="es-CO"/>
+        </w:rPr>
+        <w:tab/>
+      </w:r>
+      <w:r>
+        <w:rPr>
+          <w:lang w:eastAsia="es-CO"/>
+        </w:rPr>
+        <w:tab/>
+      </w:r>
+      <w:r>
+        <w:rPr>
+          <w:lang w:eastAsia="es-CO"/>
+        </w:rPr>
+        <w:tab/>
+      </w:r>
+      <w:r>
+        <w:rPr>
+          <w:lang w:eastAsia="es-CO"/>
+        </w:rPr>
+        <w:tab/>
+      </w:r>
+      <w:r>
+        <w:rPr>
+          <w:lang w:eastAsia="es-CO"/>
+        </w:rPr>
+        <w:tab/>
+      </w:r>
+      <w:r>
+        <w:rPr>
+          <w:lang w:eastAsia="es-CO"/>
+        </w:rPr>
+        <w:tab/>
+      </w:r>
+      <w:r>
+        <w:rPr>
+          <w:lang w:eastAsia="es-CO"/>
+        </w:rPr>
+        <w:tab/>
+      </w:r>
+      <w:r>
+        <w:rPr>
+          <w:lang w:eastAsia="es-CO"/>
+        </w:rPr>
+        <w:tab/>
+      </w:r>
+      <w:r>
+        <w:rPr>
+          <w:lang w:eastAsia="es-CO"/>
+        </w:rPr>
+        <w:tab/>
+      </w:r>
+      <w:r>
+        <w:rPr>
+          <w:lang w:eastAsia="es-CO"/>
+        </w:rPr>
+        <w:tab/>
+      </w:r>
+      <w:r>
+        <w:rPr>
+          <w:lang w:eastAsia="es-CO"/>
+        </w:rPr>
+        <w:tab/>
+      </w:r>
+      <w:r>
+        <w:rPr>
+          <w:lang w:eastAsia="es-CO"/>
+        </w:rPr>
+        <w:tab/>
+      </w:r>
+      <w:r>
+        <w:rPr>
+          <w:lang w:eastAsia="es-CO"/>
+        </w:rPr>
+        <w:tab/>
+      </w:r>
+      <w:r>
+        <w:rPr>
+          <w:lang w:eastAsia="es-CO"/>
+        </w:rPr>
+        <w:tab/>
+      </w:r>
+      <w:r>
+        <w:rPr>
+          <w:lang w:eastAsia="es-CO"/>
+        </w:rPr>
+        <w:tab/>
+      </w:r>
+      <w:r>
+        <w:rPr>
+          <w:lang w:eastAsia="es-CO"/>
+        </w:rPr>
+        <w:tab/>
+      </w:r>
+      <w:r>
+        <w:rPr>
+          <w:lang w:eastAsia="es-CO"/>
+        </w:rPr>
+        <w:tab/>
+      </w:r>
+      <w:r>
+        <w:rPr>
+          <w:lang w:eastAsia="es-CO"/>
+        </w:rPr>
+        <w:tab/>
+      </w:r>
+      <w:r>
+        <w:rPr>
+          <w:lang w:eastAsia="es-CO"/>
+        </w:rPr>
+        <w:tab/>
+      </w:r>
       <w:r>
         <w:rPr>
           <w:lang w:eastAsia="es-CO"/>
@@ -33215,7 +34340,6 @@
         <w:rPr>
           <w:lang w:eastAsia="es-CO"/>
         </w:rPr>
-        <w:lastRenderedPageBreak/>
         <w:t>L</w:t>
       </w:r>
       <w:r>
@@ -33238,8 +34362,9 @@
           <w:noProof/>
           <w:lang w:eastAsia="es-CO"/>
         </w:rPr>
+        <w:lastRenderedPageBreak/>
         <w:drawing>
-          <wp:inline distT="0" distB="0" distL="0" distR="0" wp14:anchorId="447141A4" wp14:editId="58F666EF">
+          <wp:inline distT="0" distB="0" distL="0" distR="0" wp14:anchorId="447141A4" wp14:editId="5D6D2347">
             <wp:extent cx="4680000" cy="2631600"/>
             <wp:effectExtent l="0" t="0" r="6350" b="0"/>
             <wp:docPr id="30" name="Imagen 30">
@@ -33477,7 +34602,7 @@
         <w:pStyle w:val="Titulosgenerales"/>
       </w:pPr>
       <w:bookmarkStart w:id="47" w:name="_Toc233955017"/>
-      <w:bookmarkStart w:id="48" w:name="_Toc234049036"/>
+      <w:bookmarkStart w:id="48" w:name="_Toc234488919"/>
       <w:r>
         <w:lastRenderedPageBreak/>
         <w:t>Síntesis</w:t>
@@ -33595,7 +34720,7 @@
       </w:pPr>
       <w:bookmarkStart w:id="49" w:name="_Toc176443725"/>
       <w:bookmarkStart w:id="50" w:name="_Toc233955018"/>
-      <w:bookmarkStart w:id="51" w:name="_Toc234049037"/>
+      <w:bookmarkStart w:id="51" w:name="_Toc234488920"/>
       <w:r>
         <w:lastRenderedPageBreak/>
         <w:t>Glosario</w:t>
@@ -33640,7 +34765,7 @@
       <w:r>
         <w:rPr>
           <w:rStyle w:val="Extranjerismo"/>
-          <w:lang w:eastAsia="es-CO"/>
+          <w:lang w:val="es-ES" w:eastAsia="es-CO"/>
         </w:rPr>
         <w:t>software</w:t>
       </w:r>
@@ -33762,7 +34887,7 @@
         <w:rPr>
           <w:rStyle w:val="Extranjerismo"/>
           <w:b/>
-          <w:lang w:eastAsia="es-CO"/>
+          <w:lang w:val="es-ES" w:eastAsia="es-CO"/>
         </w:rPr>
         <w:t>Moodboard</w:t>
       </w:r>
@@ -33946,7 +35071,7 @@
       </w:pPr>
       <w:bookmarkStart w:id="52" w:name="_Toc176443726"/>
       <w:bookmarkStart w:id="53" w:name="_Toc233955019"/>
-      <w:bookmarkStart w:id="54" w:name="_Toc234049038"/>
+      <w:bookmarkStart w:id="54" w:name="_Toc234488921"/>
       <w:r>
         <w:rPr>
           <w:lang w:val="es-MX"/>
@@ -33964,6 +35089,58 @@
           <w:lang w:val="es-MX" w:eastAsia="es-CO"/>
         </w:rPr>
       </w:pPr>
+      <w:r>
+        <w:rPr>
+          <w:lang w:val="es-MX" w:eastAsia="es-CO"/>
+        </w:rPr>
+        <w:t>Ecosistema de Recursos Educativos Digitales SENA. (s. f.). Canal de YouTube. YouTube.</w:t>
+      </w:r>
+    </w:p>
+    <w:p>
+      <w:pPr>
+        <w:rPr>
+          <w:lang w:val="es-MX" w:eastAsia="es-CO"/>
+        </w:rPr>
+      </w:pPr>
+      <w:r>
+        <w:rPr>
+          <w:lang w:val="es-MX" w:eastAsia="es-CO"/>
+        </w:rPr>
+        <w:t>Harpersbazaar. (2019). La ropa que eliges afecta a tu estado de ánimo y cerebro, según expertos.</w:t>
+      </w:r>
+    </w:p>
+    <w:p>
+      <w:pPr>
+        <w:rPr>
+          <w:lang w:val="es-MX" w:eastAsia="es-CO"/>
+        </w:rPr>
+      </w:pPr>
+      <w:r>
+        <w:rPr>
+          <w:lang w:val="es-MX" w:eastAsia="es-CO"/>
+        </w:rPr>
+        <w:t>Lafuente, M., Navarro, J., y Navarro, J. (2005). Ilustración de moda. Sistema de Bibliotecas SENA.</w:t>
+      </w:r>
+    </w:p>
+    <w:p>
+      <w:pPr>
+        <w:rPr>
+          <w:lang w:val="es-MX" w:eastAsia="es-CO"/>
+        </w:rPr>
+      </w:pPr>
+      <w:r>
+        <w:rPr>
+          <w:lang w:val="es-MX" w:eastAsia="es-CO"/>
+        </w:rPr>
+        <w:t>Laver, J., Albizua, H., y Fortea, B. (1990). Breve historia del traje y la moda. Sistema de Bibliotecas SENA.</w:t>
+      </w:r>
+    </w:p>
+    <w:p>
+      <w:pPr>
+        <w:rPr>
+          <w:lang w:val="es-MX" w:eastAsia="es-CO"/>
+        </w:rPr>
+      </w:pPr>
       <w:bookmarkStart w:id="55" w:name="_Toc176443727"/>
       <w:r>
         <w:rPr>
@@ -33976,182 +35153,57 @@
         <w:rPr>
           <w:lang w:val="es-MX" w:eastAsia="es-CO"/>
         </w:rPr>
-        <w:t xml:space="preserve">Blackman, C. (2012). 100 años </w:t>
-      </w:r>
-      <w:r>
+        <w:t>Castellanos, O., Fumeque, A., y Ramírez, D. (2011). Análisis de tendencias: de la información hacia la innovación. Universidad Nacional de Colombia. Sistema de Bibliotecas SENA.</w:t>
+      </w:r>
+    </w:p>
+    <w:p>
+      <w:pPr>
         <w:rPr>
           <w:lang w:val="es-MX" w:eastAsia="es-CO"/>
         </w:rPr>
-        <w:t>de moda. Sistema de Bibliotecas.</w:t>
-      </w:r>
-    </w:p>
-    <w:p>
-      <w:pPr>
+      </w:pPr>
+      <w:r>
         <w:rPr>
           <w:lang w:val="es-MX" w:eastAsia="es-CO"/>
         </w:rPr>
-      </w:pPr>
-      <w:r>
+        <w:t>Marín Blackman, C. (2012). 100 años de moda. Sistema de Bibliotecas.</w:t>
+      </w:r>
+    </w:p>
+    <w:p>
+      <w:pPr>
         <w:rPr>
           <w:lang w:val="es-MX" w:eastAsia="es-CO"/>
         </w:rPr>
-        <w:t xml:space="preserve">Castellanos, O., </w:t>
-      </w:r>
-      <w:proofErr w:type="spellStart"/>
+      </w:pPr>
       <w:r>
         <w:rPr>
           <w:lang w:val="es-MX" w:eastAsia="es-CO"/>
         </w:rPr>
-        <w:t>Fumeque</w:t>
-      </w:r>
-      <w:proofErr w:type="spellEnd"/>
-      <w:r>
+        <w:t>Navarro, J., y Lafuente, M. (2010). Ilustración de moda: dibujo plano. Sistema de Bibliotecas SENA.</w:t>
+      </w:r>
+    </w:p>
+    <w:p>
+      <w:pPr>
         <w:rPr>
           <w:lang w:val="es-MX" w:eastAsia="es-CO"/>
         </w:rPr>
-        <w:t xml:space="preserve"> A., y </w:t>
-      </w:r>
-      <w:proofErr w:type="spellStart"/>
+      </w:pPr>
       <w:r>
         <w:rPr>
           <w:lang w:val="es-MX" w:eastAsia="es-CO"/>
         </w:rPr>
-        <w:t>Ramirez</w:t>
-      </w:r>
-      <w:proofErr w:type="spellEnd"/>
+        <w:t>Sociedad Americana de Ensayos y Materiales (ASTM). (2003). Textiles. Editorial Staff. Sistema de Bibliotecas SENA.</w:t>
+      </w:r>
+    </w:p>
+    <w:p>
       <w:r>
         <w:rPr>
           <w:lang w:val="es-MX" w:eastAsia="es-CO"/>
         </w:rPr>
-        <w:t xml:space="preserve"> D. (2011). Análisis de tendencias: de la información hacia la innovación. Universidad Nacional de Colombia. Sistema de Bibliotecas SENA</w:t>
-      </w:r>
-      <w:r>
-        <w:rPr>
-          <w:lang w:val="es-MX" w:eastAsia="es-CO"/>
-        </w:rPr>
-        <w:t>.</w:t>
-      </w:r>
-    </w:p>
-    <w:p>
-      <w:pPr>
-        <w:rPr>
-          <w:lang w:val="es-MX" w:eastAsia="es-CO"/>
-        </w:rPr>
-      </w:pPr>
-      <w:r>
-        <w:rPr>
-          <w:lang w:val="es-MX" w:eastAsia="es-CO"/>
-        </w:rPr>
-        <w:t xml:space="preserve">Harpersbazaar. (2019). La ropa que eliges afecta a tu estado de ánimo y cerebro, según expertos. </w:t>
-      </w:r>
-    </w:p>
-    <w:p>
-      <w:pPr>
-        <w:rPr>
-          <w:lang w:val="es-MX" w:eastAsia="es-CO"/>
-        </w:rPr>
-      </w:pPr>
-      <w:r>
-        <w:rPr>
-          <w:lang w:val="es-MX" w:eastAsia="es-CO"/>
-        </w:rPr>
-        <w:t>Lafuente M., Navarro J., y Navarro J. (2005). Ilustración de moda. Sistema de Bibliotecas SENA</w:t>
-      </w:r>
-      <w:r>
-        <w:rPr>
-          <w:lang w:val="es-MX" w:eastAsia="es-CO"/>
-        </w:rPr>
-        <w:t>.</w:t>
-      </w:r>
-    </w:p>
-    <w:p>
-      <w:pPr>
-        <w:rPr>
-          <w:lang w:val="es-MX" w:eastAsia="es-CO"/>
-        </w:rPr>
-      </w:pPr>
-      <w:r>
-        <w:rPr>
-          <w:lang w:val="es-MX" w:eastAsia="es-CO"/>
-        </w:rPr>
-        <w:t>Laver, J., Albizua, H., y Fortea, B. (1990). Breve historia del traje y la moda. Sistema de Bibliotecas SENA</w:t>
-      </w:r>
-      <w:r>
-        <w:rPr>
-          <w:lang w:val="es-MX" w:eastAsia="es-CO"/>
-        </w:rPr>
-        <w:t>.</w:t>
-      </w:r>
-    </w:p>
-    <w:p>
-      <w:pPr>
-        <w:rPr>
-          <w:lang w:val="es-MX" w:eastAsia="es-CO"/>
-        </w:rPr>
-      </w:pPr>
-      <w:r>
-        <w:rPr>
-          <w:lang w:val="es-MX" w:eastAsia="es-CO"/>
-        </w:rPr>
-        <w:t>Navarro, J., y Lafuente, M. (2010). Ilustración de moda: dibujo plano. Sistema de Bibliotecas SENA</w:t>
-      </w:r>
-      <w:r>
-        <w:rPr>
-          <w:lang w:val="es-MX" w:eastAsia="es-CO"/>
-        </w:rPr>
-        <w:t>.</w:t>
-      </w:r>
-    </w:p>
-    <w:p>
-      <w:pPr>
-        <w:rPr>
-          <w:lang w:val="es-MX" w:eastAsia="es-CO"/>
-        </w:rPr>
-      </w:pPr>
-      <w:r>
-        <w:rPr>
-          <w:lang w:val="es-MX" w:eastAsia="es-CO"/>
-        </w:rPr>
-        <w:t>Sociedad Americana de Ensayos y Materiales (ASTM). (2003). Textiles. Editorial Staff. [Book]. Sistema de Bibliotecas SENA.</w:t>
-      </w:r>
-    </w:p>
-    <w:p>
-      <w:pPr>
-        <w:rPr>
-          <w:lang w:val="es-MX" w:eastAsia="es-CO"/>
-        </w:rPr>
-      </w:pPr>
-      <w:proofErr w:type="spellStart"/>
-      <w:r>
-        <w:rPr>
-          <w:lang w:val="es-MX" w:eastAsia="es-CO"/>
-        </w:rPr>
-        <w:t>Szkutnicka</w:t>
-      </w:r>
-      <w:proofErr w:type="spellEnd"/>
-      <w:r>
-        <w:rPr>
-          <w:lang w:val="es-MX" w:eastAsia="es-CO"/>
-        </w:rPr>
-        <w:t>, B., Cuenca, C., Koyama, A. (2010). El dibujo técnico de moda paso a paso. Sistema de Bibliotecas SENA</w:t>
-      </w:r>
-      <w:r>
-        <w:rPr>
-          <w:lang w:val="es-MX" w:eastAsia="es-CO"/>
-        </w:rPr>
-        <w:t>.</w:t>
-      </w:r>
-    </w:p>
-    <w:p>
-      <w:r>
-        <w:t>Ecosistema de Recursos Educativos Digitales SENA. (s. f.). Canal de YouTube</w:t>
-      </w:r>
-      <w:r>
-        <w:t>.</w:t>
+        <w:t>Szkutnicka, B., Cuenca, C., y Koyama, A. (2010). El dibujo técnico de moda paso a paso. Sistema de Bibliotecas SENA.</w:t>
       </w:r>
     </w:p>
     <w:p/>
-    <w:p/>
     <w:p>
       <w:pPr>
         <w:ind w:firstLine="0"/>
@@ -34162,7 +35214,7 @@
         <w:pStyle w:val="Titulosgenerales"/>
       </w:pPr>
       <w:bookmarkStart w:id="56" w:name="_Toc233955020"/>
-      <w:bookmarkStart w:id="57" w:name="_Toc234049039"/>
+      <w:bookmarkStart w:id="57" w:name="_Toc234488922"/>
       <w:r>
         <w:lastRenderedPageBreak/>
         <w:t>Créditos</w:t>
@@ -35047,7 +36099,7 @@
 </file>
 
 <file path=word/endnotes.xml><?xml version="1.0" encoding="utf-8"?>
-<w:endnotes xmlns:wpc="http://schemas.microsoft.com/office/word/2010/wordprocessingCanvas" xmlns:cx="http://schemas.microsoft.com/office/drawing/2014/chartex" xmlns:cx1="http://schemas.microsoft.com/office/drawing/2015/9/8/chartex" xmlns:cx2="http://schemas.microsoft.com/office/drawing/2015/10/21/chartex" xmlns:cx3="http://schemas.microsoft.com/office/drawing/2016/5/9/chartex" xmlns:cx4="http://schemas.microsoft.com/office/drawing/2016/5/10/chartex" xmlns:cx5="http://schemas.microsoft.com/office/drawing/2016/5/11/chartex" xmlns:cx6="http://schemas.microsoft.com/office/drawing/2016/5/12/chartex" xmlns:cx7="http://schemas.microsoft.com/office/drawing/2016/5/13/chartex" xmlns:cx8="http://schemas.microsoft.com/office/drawing/2016/5/14/chartex" xmlns:mc="http://schemas.openxmlformats.org/markup-compatibility/2006" xmlns:aink="http://schemas.microsoft.com/office/drawing/2016/ink" xmlns:am3d="http://schemas.microsoft.com/office/drawing/2017/model3d" xmlns:o="urn:schemas-microsoft-com:office:office" xmlns:oel="http://schemas.microsoft.com/office/2019/extlst" xmlns:r="http://schemas.openxmlformats.org/officeDocument/2006/relationships" xmlns:m="http://schemas.openxmlformats.org/officeDocument/2006/math" xmlns:v="urn:schemas-microsoft-com:vml" xmlns:wp14="http://schemas.microsoft.com/office/word/2010/wordprocessingDrawing" xmlns:wp="http://schemas.openxmlformats.org/drawingml/2006/wordprocessingDrawing" xmlns:w10="urn:schemas-microsoft-com:office:word" xmlns:w="http://schemas.openxmlformats.org/wordprocessingml/2006/main" xmlns:w14="http://schemas.microsoft.com/office/word/2010/wordml" xmlns:w15="http://schemas.microsoft.com/office/word/2012/wordml" xmlns:w16cex="http://schemas.microsoft.com/office/word/2018/wordml/cex" xmlns:w16cid="http://schemas.microsoft.com/office/word/2016/wordml/cid" xmlns:w16="http://schemas.microsoft.com/office/word/2018/wordml" xmlns:w16du="http://schemas.microsoft.com/office/word/2023/wordml/word16du" xmlns:w16sdtdh="http://schemas.microsoft.com/office/word/2020/wordml/sdtdatahash" xmlns:w16sdtfl="http://schemas.microsoft.com/office/word/2024/wordml/sdtformatlock" xmlns:w16se="http://schemas.microsoft.com/office/word/2015/wordml/symex" xmlns:wpg="http://schemas.microsoft.com/office/word/2010/wordprocessingGroup" xmlns:wpi="http://schemas.microsoft.com/office/word/2010/wordprocessingInk" xmlns:wne="http://schemas.microsoft.com/office/word/2006/wordml" xmlns:wps="http://schemas.microsoft.com/office/word/2010/wordprocessingShape" mc:Ignorable="w14 w15 w16se w16cid w16 w16cex w16sdtdh w16sdtfl w16du wp14">
+<w:endnotes xmlns:wpc="http://schemas.microsoft.com/office/word/2010/wordprocessingCanvas" xmlns:cx="http://schemas.microsoft.com/office/drawing/2014/chartex" xmlns:cx1="http://schemas.microsoft.com/office/drawing/2015/9/8/chartex" xmlns:cx2="http://schemas.microsoft.com/office/drawing/2015/10/21/chartex" xmlns:cx3="http://schemas.microsoft.com/office/drawing/2016/5/9/chartex" xmlns:cx4="http://schemas.microsoft.com/office/drawing/2016/5/10/chartex" xmlns:cx5="http://schemas.microsoft.com/office/drawing/2016/5/11/chartex" xmlns:cx6="http://schemas.microsoft.com/office/drawing/2016/5/12/chartex" xmlns:cx7="http://schemas.microsoft.com/office/drawing/2016/5/13/chartex" xmlns:cx8="http://schemas.microsoft.com/office/drawing/2016/5/14/chartex" xmlns:mc="http://schemas.openxmlformats.org/markup-compatibility/2006" xmlns:m="http://schemas.openxmlformats.org/officeDocument/2006/math" xmlns:aink="http://schemas.microsoft.com/office/drawing/2016/ink" xmlns:am3d="http://schemas.microsoft.com/office/drawing/2017/model3d" xmlns:oel="http://schemas.microsoft.com/office/2019/extlst" xmlns:r="http://schemas.openxmlformats.org/officeDocument/2006/relationships" xmlns:wp14="http://schemas.microsoft.com/office/word/2010/wordprocessingDrawing" xmlns:wp="http://schemas.openxmlformats.org/drawingml/2006/wordprocessingDrawing" xmlns:wpg="http://schemas.microsoft.com/office/word/2010/wordprocessingGroup" xmlns:wpi="http://schemas.microsoft.com/office/word/2010/wordprocessingInk" xmlns:wps="http://schemas.microsoft.com/office/word/2010/wordprocessingShape" xmlns:o="urn:schemas-microsoft-com:office:office" xmlns:v="urn:schemas-microsoft-com:vml" xmlns:w10="urn:schemas-microsoft-com:office:word" xmlns:w="http://schemas.openxmlformats.org/wordprocessingml/2006/main" xmlns:w14="http://schemas.microsoft.com/office/word/2010/wordml" xmlns:w15="http://schemas.microsoft.com/office/word/2012/wordml" xmlns:w16cex="http://schemas.microsoft.com/office/word/2018/wordml/cex" xmlns:w16cid="http://schemas.microsoft.com/office/word/2016/wordml/cid" xmlns:w16="http://schemas.microsoft.com/office/word/2018/wordml" xmlns:w16sdtdh="http://schemas.microsoft.com/office/word/2020/wordml/sdtdatahash" xmlns:w16sdtfl="http://schemas.microsoft.com/office/word/2024/wordml/sdtformatlock" xmlns:w16se="http://schemas.microsoft.com/office/word/2015/wordml/symex" xmlns:w16du="http://schemas.microsoft.com/office/word/2023/wordml/word16du" xmlns:wne="http://schemas.microsoft.com/office/word/2006/wordml" mc:Ignorable="w14 w15 w16se w16cid w16 w16cex w16sdtdh w16sdtfl w16du wp14">
   <w:endnote w:type="separator" w:id="-1">
     <w:p>
       <w:pPr>
@@ -35072,7 +36124,7 @@
 </file>
 
 <file path=word/footer1.xml><?xml version="1.0" encoding="utf-8"?>
-<w:ftr xmlns:wpc="http://schemas.microsoft.com/office/word/2010/wordprocessingCanvas" xmlns:cx="http://schemas.microsoft.com/office/drawing/2014/chartex" xmlns:cx1="http://schemas.microsoft.com/office/drawing/2015/9/8/chartex" xmlns:cx2="http://schemas.microsoft.com/office/drawing/2015/10/21/chartex" xmlns:cx3="http://schemas.microsoft.com/office/drawing/2016/5/9/chartex" xmlns:cx4="http://schemas.microsoft.com/office/drawing/2016/5/10/chartex" xmlns:cx5="http://schemas.microsoft.com/office/drawing/2016/5/11/chartex" xmlns:cx6="http://schemas.microsoft.com/office/drawing/2016/5/12/chartex" xmlns:cx7="http://schemas.microsoft.com/office/drawing/2016/5/13/chartex" xmlns:cx8="http://schemas.microsoft.com/office/drawing/2016/5/14/chartex" xmlns:mc="http://schemas.openxmlformats.org/markup-compatibility/2006" xmlns:aink="http://schemas.microsoft.com/office/drawing/2016/ink" xmlns:am3d="http://schemas.microsoft.com/office/drawing/2017/model3d" xmlns:o="urn:schemas-microsoft-com:office:office" xmlns:oel="http://schemas.microsoft.com/office/2019/extlst" xmlns:r="http://schemas.openxmlformats.org/officeDocument/2006/relationships" xmlns:m="http://schemas.openxmlformats.org/officeDocument/2006/math" xmlns:v="urn:schemas-microsoft-com:vml" xmlns:wp14="http://schemas.microsoft.com/office/word/2010/wordprocessingDrawing" xmlns:wp="http://schemas.openxmlformats.org/drawingml/2006/wordprocessingDrawing" xmlns:w10="urn:schemas-microsoft-com:office:word" xmlns:w="http://schemas.openxmlformats.org/wordprocessingml/2006/main" xmlns:w14="http://schemas.microsoft.com/office/word/2010/wordml" xmlns:w15="http://schemas.microsoft.com/office/word/2012/wordml" xmlns:w16cex="http://schemas.microsoft.com/office/word/2018/wordml/cex" xmlns:w16cid="http://schemas.microsoft.com/office/word/2016/wordml/cid" xmlns:w16="http://schemas.microsoft.com/office/word/2018/wordml" xmlns:w16du="http://schemas.microsoft.com/office/word/2023/wordml/word16du" xmlns:w16sdtdh="http://schemas.microsoft.com/office/word/2020/wordml/sdtdatahash" xmlns:w16sdtfl="http://schemas.microsoft.com/office/word/2024/wordml/sdtformatlock" xmlns:w16se="http://schemas.microsoft.com/office/word/2015/wordml/symex" xmlns:wpg="http://schemas.microsoft.com/office/word/2010/wordprocessingGroup" xmlns:wpi="http://schemas.microsoft.com/office/word/2010/wordprocessingInk" xmlns:wne="http://schemas.microsoft.com/office/word/2006/wordml" xmlns:wps="http://schemas.microsoft.com/office/word/2010/wordprocessingShape" mc:Ignorable="w14 w15 w16se w16cid w16 w16cex w16sdtdh w16sdtfl w16du wp14">
+<w:ftr xmlns:wpc="http://schemas.microsoft.com/office/word/2010/wordprocessingCanvas" xmlns:cx="http://schemas.microsoft.com/office/drawing/2014/chartex" xmlns:cx1="http://schemas.microsoft.com/office/drawing/2015/9/8/chartex" xmlns:cx2="http://schemas.microsoft.com/office/drawing/2015/10/21/chartex" xmlns:cx3="http://schemas.microsoft.com/office/drawing/2016/5/9/chartex" xmlns:cx4="http://schemas.microsoft.com/office/drawing/2016/5/10/chartex" xmlns:cx5="http://schemas.microsoft.com/office/drawing/2016/5/11/chartex" xmlns:cx6="http://schemas.microsoft.com/office/drawing/2016/5/12/chartex" xmlns:cx7="http://schemas.microsoft.com/office/drawing/2016/5/13/chartex" xmlns:cx8="http://schemas.microsoft.com/office/drawing/2016/5/14/chartex" xmlns:mc="http://schemas.openxmlformats.org/markup-compatibility/2006" xmlns:m="http://schemas.openxmlformats.org/officeDocument/2006/math" xmlns:aink="http://schemas.microsoft.com/office/drawing/2016/ink" xmlns:am3d="http://schemas.microsoft.com/office/drawing/2017/model3d" xmlns:oel="http://schemas.microsoft.com/office/2019/extlst" xmlns:r="http://schemas.openxmlformats.org/officeDocument/2006/relationships" xmlns:wp14="http://schemas.microsoft.com/office/word/2010/wordprocessingDrawing" xmlns:wp="http://schemas.openxmlformats.org/drawingml/2006/wordprocessingDrawing" xmlns:wpg="http://schemas.microsoft.com/office/word/2010/wordprocessingGroup" xmlns:wpi="http://schemas.microsoft.com/office/word/2010/wordprocessingInk" xmlns:wps="http://schemas.microsoft.com/office/word/2010/wordprocessingShape" xmlns:o="urn:schemas-microsoft-com:office:office" xmlns:v="urn:schemas-microsoft-com:vml" xmlns:w10="urn:schemas-microsoft-com:office:word" xmlns:w="http://schemas.openxmlformats.org/wordprocessingml/2006/main" xmlns:w14="http://schemas.microsoft.com/office/word/2010/wordml" xmlns:w15="http://schemas.microsoft.com/office/word/2012/wordml" xmlns:w16cex="http://schemas.microsoft.com/office/word/2018/wordml/cex" xmlns:w16cid="http://schemas.microsoft.com/office/word/2016/wordml/cid" xmlns:w16="http://schemas.microsoft.com/office/word/2018/wordml" xmlns:w16sdtdh="http://schemas.microsoft.com/office/word/2020/wordml/sdtdatahash" xmlns:w16sdtfl="http://schemas.microsoft.com/office/word/2024/wordml/sdtformatlock" xmlns:w16se="http://schemas.microsoft.com/office/word/2015/wordml/symex" xmlns:w16du="http://schemas.microsoft.com/office/word/2023/wordml/word16du" xmlns:wne="http://schemas.microsoft.com/office/word/2006/wordml" mc:Ignorable="w14 w15 w16se w16cid w16 w16cex w16sdtdh w16sdtfl w16du wp14">
   <w:p>
     <w:pPr>
       <w:pStyle w:val="Piedepgina"/>
@@ -35209,7 +36261,7 @@
 </file>
 
 <file path=word/footnotes.xml><?xml version="1.0" encoding="utf-8"?>
-<w:footnotes xmlns:wpc="http://schemas.microsoft.com/office/word/2010/wordprocessingCanvas" xmlns:cx="http://schemas.microsoft.com/office/drawing/2014/chartex" xmlns:cx1="http://schemas.microsoft.com/office/drawing/2015/9/8/chartex" xmlns:cx2="http://schemas.microsoft.com/office/drawing/2015/10/21/chartex" xmlns:cx3="http://schemas.microsoft.com/office/drawing/2016/5/9/chartex" xmlns:cx4="http://schemas.microsoft.com/office/drawing/2016/5/10/chartex" xmlns:cx5="http://schemas.microsoft.com/office/drawing/2016/5/11/chartex" xmlns:cx6="http://schemas.microsoft.com/office/drawing/2016/5/12/chartex" xmlns:cx7="http://schemas.microsoft.com/office/drawing/2016/5/13/chartex" xmlns:cx8="http://schemas.microsoft.com/office/drawing/2016/5/14/chartex" xmlns:mc="http://schemas.openxmlformats.org/markup-compatibility/2006" xmlns:aink="http://schemas.microsoft.com/office/drawing/2016/ink" xmlns:am3d="http://schemas.microsoft.com/office/drawing/2017/model3d" xmlns:o="urn:schemas-microsoft-com:office:office" xmlns:oel="http://schemas.microsoft.com/office/2019/extlst" xmlns:r="http://schemas.openxmlformats.org/officeDocument/2006/relationships" xmlns:m="http://schemas.openxmlformats.org/officeDocument/2006/math" xmlns:v="urn:schemas-microsoft-com:vml" xmlns:wp14="http://schemas.microsoft.com/office/word/2010/wordprocessingDrawing" xmlns:wp="http://schemas.openxmlformats.org/drawingml/2006/wordprocessingDrawing" xmlns:w10="urn:schemas-microsoft-com:office:word" xmlns:w="http://schemas.openxmlformats.org/wordprocessingml/2006/main" xmlns:w14="http://schemas.microsoft.com/office/word/2010/wordml" xmlns:w15="http://schemas.microsoft.com/office/word/2012/wordml" xmlns:w16cex="http://schemas.microsoft.com/office/word/2018/wordml/cex" xmlns:w16cid="http://schemas.microsoft.com/office/word/2016/wordml/cid" xmlns:w16="http://schemas.microsoft.com/office/word/2018/wordml" xmlns:w16du="http://schemas.microsoft.com/office/word/2023/wordml/word16du" xmlns:w16sdtdh="http://schemas.microsoft.com/office/word/2020/wordml/sdtdatahash" xmlns:w16sdtfl="http://schemas.microsoft.com/office/word/2024/wordml/sdtformatlock" xmlns:w16se="http://schemas.microsoft.com/office/word/2015/wordml/symex" xmlns:wpg="http://schemas.microsoft.com/office/word/2010/wordprocessingGroup" xmlns:wpi="http://schemas.microsoft.com/office/word/2010/wordprocessingInk" xmlns:wne="http://schemas.microsoft.com/office/word/2006/wordml" xmlns:wps="http://schemas.microsoft.com/office/word/2010/wordprocessingShape" mc:Ignorable="w14 w15 w16se w16cid w16 w16cex w16sdtdh w16sdtfl w16du wp14">
+<w:footnotes xmlns:wpc="http://schemas.microsoft.com/office/word/2010/wordprocessingCanvas" xmlns:cx="http://schemas.microsoft.com/office/drawing/2014/chartex" xmlns:cx1="http://schemas.microsoft.com/office/drawing/2015/9/8/chartex" xmlns:cx2="http://schemas.microsoft.com/office/drawing/2015/10/21/chartex" xmlns:cx3="http://schemas.microsoft.com/office/drawing/2016/5/9/chartex" xmlns:cx4="http://schemas.microsoft.com/office/drawing/2016/5/10/chartex" xmlns:cx5="http://schemas.microsoft.com/office/drawing/2016/5/11/chartex" xmlns:cx6="http://schemas.microsoft.com/office/drawing/2016/5/12/chartex" xmlns:cx7="http://schemas.microsoft.com/office/drawing/2016/5/13/chartex" xmlns:cx8="http://schemas.microsoft.com/office/drawing/2016/5/14/chartex" xmlns:mc="http://schemas.openxmlformats.org/markup-compatibility/2006" xmlns:m="http://schemas.openxmlformats.org/officeDocument/2006/math" xmlns:aink="http://schemas.microsoft.com/office/drawing/2016/ink" xmlns:am3d="http://schemas.microsoft.com/office/drawing/2017/model3d" xmlns:oel="http://schemas.microsoft.com/office/2019/extlst" xmlns:r="http://schemas.openxmlformats.org/officeDocument/2006/relationships" xmlns:wp14="http://schemas.microsoft.com/office/word/2010/wordprocessingDrawing" xmlns:wp="http://schemas.openxmlformats.org/drawingml/2006/wordprocessingDrawing" xmlns:wpg="http://schemas.microsoft.com/office/word/2010/wordprocessingGroup" xmlns:wpi="http://schemas.microsoft.com/office/word/2010/wordprocessingInk" xmlns:wps="http://schemas.microsoft.com/office/word/2010/wordprocessingShape" xmlns:o="urn:schemas-microsoft-com:office:office" xmlns:v="urn:schemas-microsoft-com:vml" xmlns:w10="urn:schemas-microsoft-com:office:word" xmlns:w="http://schemas.openxmlformats.org/wordprocessingml/2006/main" xmlns:w14="http://schemas.microsoft.com/office/word/2010/wordml" xmlns:w15="http://schemas.microsoft.com/office/word/2012/wordml" xmlns:w16cex="http://schemas.microsoft.com/office/word/2018/wordml/cex" xmlns:w16cid="http://schemas.microsoft.com/office/word/2016/wordml/cid" xmlns:w16="http://schemas.microsoft.com/office/word/2018/wordml" xmlns:w16sdtdh="http://schemas.microsoft.com/office/word/2020/wordml/sdtdatahash" xmlns:w16sdtfl="http://schemas.microsoft.com/office/word/2024/wordml/sdtformatlock" xmlns:w16se="http://schemas.microsoft.com/office/word/2015/wordml/symex" xmlns:w16du="http://schemas.microsoft.com/office/word/2023/wordml/word16du" xmlns:wne="http://schemas.microsoft.com/office/word/2006/wordml" mc:Ignorable="w14 w15 w16se w16cid w16 w16cex w16sdtdh w16sdtfl w16du wp14">
   <w:footnote w:type="separator" w:id="-1">
     <w:p>
       <w:pPr>
@@ -35234,7 +36286,7 @@
 </file>
 
 <file path=word/header1.xml><?xml version="1.0" encoding="utf-8"?>
-<w:hdr xmlns:wpc="http://schemas.microsoft.com/office/word/2010/wordprocessingCanvas" xmlns:cx="http://schemas.microsoft.com/office/drawing/2014/chartex" xmlns:cx1="http://schemas.microsoft.com/office/drawing/2015/9/8/chartex" xmlns:cx2="http://schemas.microsoft.com/office/drawing/2015/10/21/chartex" xmlns:cx3="http://schemas.microsoft.com/office/drawing/2016/5/9/chartex" xmlns:cx4="http://schemas.microsoft.com/office/drawing/2016/5/10/chartex" xmlns:cx5="http://schemas.microsoft.com/office/drawing/2016/5/11/chartex" xmlns:cx6="http://schemas.microsoft.com/office/drawing/2016/5/12/chartex" xmlns:cx7="http://schemas.microsoft.com/office/drawing/2016/5/13/chartex" xmlns:cx8="http://schemas.microsoft.com/office/drawing/2016/5/14/chartex" xmlns:mc="http://schemas.openxmlformats.org/markup-compatibility/2006" xmlns:aink="http://schemas.microsoft.com/office/drawing/2016/ink" xmlns:am3d="http://schemas.microsoft.com/office/drawing/2017/model3d" xmlns:o="urn:schemas-microsoft-com:office:office" xmlns:oel="http://schemas.microsoft.com/office/2019/extlst" xmlns:r="http://schemas.openxmlformats.org/officeDocument/2006/relationships" xmlns:m="http://schemas.openxmlformats.org/officeDocument/2006/math" xmlns:v="urn:schemas-microsoft-com:vml" xmlns:wp14="http://schemas.microsoft.com/office/word/2010/wordprocessingDrawing" xmlns:wp="http://schemas.openxmlformats.org/drawingml/2006/wordprocessingDrawing" xmlns:w10="urn:schemas-microsoft-com:office:word" xmlns:w="http://schemas.openxmlformats.org/wordprocessingml/2006/main" xmlns:w14="http://schemas.microsoft.com/office/word/2010/wordml" xmlns:w15="http://schemas.microsoft.com/office/word/2012/wordml" xmlns:w16cex="http://schemas.microsoft.com/office/word/2018/wordml/cex" xmlns:w16cid="http://schemas.microsoft.com/office/word/2016/wordml/cid" xmlns:w16="http://schemas.microsoft.com/office/word/2018/wordml" xmlns:w16du="http://schemas.microsoft.com/office/word/2023/wordml/word16du" xmlns:w16sdtdh="http://schemas.microsoft.com/office/word/2020/wordml/sdtdatahash" xmlns:w16sdtfl="http://schemas.microsoft.com/office/word/2024/wordml/sdtformatlock" xmlns:w16se="http://schemas.microsoft.com/office/word/2015/wordml/symex" xmlns:wpg="http://schemas.microsoft.com/office/word/2010/wordprocessingGroup" xmlns:wpi="http://schemas.microsoft.com/office/word/2010/wordprocessingInk" xmlns:wne="http://schemas.microsoft.com/office/word/2006/wordml" xmlns:wps="http://schemas.microsoft.com/office/word/2010/wordprocessingShape" mc:Ignorable="w14 w15 w16se w16cid w16 w16cex w16sdtdh w16sdtfl w16du wp14">
+<w:hdr xmlns:wpc="http://schemas.microsoft.com/office/word/2010/wordprocessingCanvas" xmlns:cx="http://schemas.microsoft.com/office/drawing/2014/chartex" xmlns:cx1="http://schemas.microsoft.com/office/drawing/2015/9/8/chartex" xmlns:cx2="http://schemas.microsoft.com/office/drawing/2015/10/21/chartex" xmlns:cx3="http://schemas.microsoft.com/office/drawing/2016/5/9/chartex" xmlns:cx4="http://schemas.microsoft.com/office/drawing/2016/5/10/chartex" xmlns:cx5="http://schemas.microsoft.com/office/drawing/2016/5/11/chartex" xmlns:cx6="http://schemas.microsoft.com/office/drawing/2016/5/12/chartex" xmlns:cx7="http://schemas.microsoft.com/office/drawing/2016/5/13/chartex" xmlns:cx8="http://schemas.microsoft.com/office/drawing/2016/5/14/chartex" xmlns:mc="http://schemas.openxmlformats.org/markup-compatibility/2006" xmlns:m="http://schemas.openxmlformats.org/officeDocument/2006/math" xmlns:aink="http://schemas.microsoft.com/office/drawing/2016/ink" xmlns:am3d="http://schemas.microsoft.com/office/drawing/2017/model3d" xmlns:oel="http://schemas.microsoft.com/office/2019/extlst" xmlns:r="http://schemas.openxmlformats.org/officeDocument/2006/relationships" xmlns:wp14="http://schemas.microsoft.com/office/word/2010/wordprocessingDrawing" xmlns:wp="http://schemas.openxmlformats.org/drawingml/2006/wordprocessingDrawing" xmlns:wpg="http://schemas.microsoft.com/office/word/2010/wordprocessingGroup" xmlns:wpi="http://schemas.microsoft.com/office/word/2010/wordprocessingInk" xmlns:wps="http://schemas.microsoft.com/office/word/2010/wordprocessingShape" xmlns:o="urn:schemas-microsoft-com:office:office" xmlns:v="urn:schemas-microsoft-com:vml" xmlns:w10="urn:schemas-microsoft-com:office:word" xmlns:w="http://schemas.openxmlformats.org/wordprocessingml/2006/main" xmlns:w14="http://schemas.microsoft.com/office/word/2010/wordml" xmlns:w15="http://schemas.microsoft.com/office/word/2012/wordml" xmlns:w16cex="http://schemas.microsoft.com/office/word/2018/wordml/cex" xmlns:w16cid="http://schemas.microsoft.com/office/word/2016/wordml/cid" xmlns:w16="http://schemas.microsoft.com/office/word/2018/wordml" xmlns:w16sdtdh="http://schemas.microsoft.com/office/word/2020/wordml/sdtdatahash" xmlns:w16sdtfl="http://schemas.microsoft.com/office/word/2024/wordml/sdtformatlock" xmlns:w16se="http://schemas.microsoft.com/office/word/2015/wordml/symex" xmlns:w16du="http://schemas.microsoft.com/office/word/2023/wordml/word16du" xmlns:wne="http://schemas.microsoft.com/office/word/2006/wordml" mc:Ignorable="w14 w15 w16se w16cid w16 w16cex w16sdtdh w16sdtfl w16du wp14">
   <w:p>
     <w:pPr>
       <w:pStyle w:val="Encabezado"/>
@@ -35306,7 +36358,7 @@
 </file>
 
 <file path=word/numbering.xml><?xml version="1.0" encoding="utf-8"?>
-<w:numbering xmlns:wpc="http://schemas.microsoft.com/office/word/2010/wordprocessingCanvas" xmlns:cx="http://schemas.microsoft.com/office/drawing/2014/chartex" xmlns:cx1="http://schemas.microsoft.com/office/drawing/2015/9/8/chartex" xmlns:cx2="http://schemas.microsoft.com/office/drawing/2015/10/21/chartex" xmlns:cx3="http://schemas.microsoft.com/office/drawing/2016/5/9/chartex" xmlns:cx4="http://schemas.microsoft.com/office/drawing/2016/5/10/chartex" xmlns:cx5="http://schemas.microsoft.com/office/drawing/2016/5/11/chartex" xmlns:cx6="http://schemas.microsoft.com/office/drawing/2016/5/12/chartex" xmlns:cx7="http://schemas.microsoft.com/office/drawing/2016/5/13/chartex" xmlns:cx8="http://schemas.microsoft.com/office/drawing/2016/5/14/chartex" xmlns:mc="http://schemas.openxmlformats.org/markup-compatibility/2006" xmlns:aink="http://schemas.microsoft.com/office/drawing/2016/ink" xmlns:am3d="http://schemas.microsoft.com/office/drawing/2017/model3d" xmlns:o="urn:schemas-microsoft-com:office:office" xmlns:oel="http://schemas.microsoft.com/office/2019/extlst" xmlns:r="http://schemas.openxmlformats.org/officeDocument/2006/relationships" xmlns:m="http://schemas.openxmlformats.org/officeDocument/2006/math" xmlns:v="urn:schemas-microsoft-com:vml" xmlns:wp14="http://schemas.microsoft.com/office/word/2010/wordprocessingDrawing" xmlns:wp="http://schemas.openxmlformats.org/drawingml/2006/wordprocessingDrawing" xmlns:w10="urn:schemas-microsoft-com:office:word" xmlns:w="http://schemas.openxmlformats.org/wordprocessingml/2006/main" xmlns:w14="http://schemas.microsoft.com/office/word/2010/wordml" xmlns:w15="http://schemas.microsoft.com/office/word/2012/wordml" xmlns:w16cex="http://schemas.microsoft.com/office/word/2018/wordml/cex" xmlns:w16cid="http://schemas.microsoft.com/office/word/2016/wordml/cid" xmlns:w16="http://schemas.microsoft.com/office/word/2018/wordml" xmlns:w16du="http://schemas.microsoft.com/office/word/2023/wordml/word16du" xmlns:w16sdtdh="http://schemas.microsoft.com/office/word/2020/wordml/sdtdatahash" xmlns:w16sdtfl="http://schemas.microsoft.com/office/word/2024/wordml/sdtformatlock" xmlns:w16se="http://schemas.microsoft.com/office/word/2015/wordml/symex" xmlns:wpg="http://schemas.microsoft.com/office/word/2010/wordprocessingGroup" xmlns:wpi="http://schemas.microsoft.com/office/word/2010/wordprocessingInk" xmlns:wne="http://schemas.microsoft.com/office/word/2006/wordml" xmlns:wps="http://schemas.microsoft.com/office/word/2010/wordprocessingShape" mc:Ignorable="w14 w15 w16se w16cid w16 w16cex w16sdtdh w16sdtfl w16du wp14">
+<w:numbering xmlns:wpc="http://schemas.microsoft.com/office/word/2010/wordprocessingCanvas" xmlns:cx="http://schemas.microsoft.com/office/drawing/2014/chartex" xmlns:cx1="http://schemas.microsoft.com/office/drawing/2015/9/8/chartex" xmlns:cx2="http://schemas.microsoft.com/office/drawing/2015/10/21/chartex" xmlns:cx3="http://schemas.microsoft.com/office/drawing/2016/5/9/chartex" xmlns:cx4="http://schemas.microsoft.com/office/drawing/2016/5/10/chartex" xmlns:cx5="http://schemas.microsoft.com/office/drawing/2016/5/11/chartex" xmlns:cx6="http://schemas.microsoft.com/office/drawing/2016/5/12/chartex" xmlns:cx7="http://schemas.microsoft.com/office/drawing/2016/5/13/chartex" xmlns:cx8="http://schemas.microsoft.com/office/drawing/2016/5/14/chartex" xmlns:mc="http://schemas.openxmlformats.org/markup-compatibility/2006" xmlns:m="http://schemas.openxmlformats.org/officeDocument/2006/math" xmlns:aink="http://schemas.microsoft.com/office/drawing/2016/ink" xmlns:am3d="http://schemas.microsoft.com/office/drawing/2017/model3d" xmlns:oel="http://schemas.microsoft.com/office/2019/extlst" xmlns:r="http://schemas.openxmlformats.org/officeDocument/2006/relationships" xmlns:wp14="http://schemas.microsoft.com/office/word/2010/wordprocessingDrawing" xmlns:wp="http://schemas.openxmlformats.org/drawingml/2006/wordprocessingDrawing" xmlns:wpg="http://schemas.microsoft.com/office/word/2010/wordprocessingGroup" xmlns:wpi="http://schemas.microsoft.com/office/word/2010/wordprocessingInk" xmlns:wps="http://schemas.microsoft.com/office/word/2010/wordprocessingShape" xmlns:o="urn:schemas-microsoft-com:office:office" xmlns:v="urn:schemas-microsoft-com:vml" xmlns:w10="urn:schemas-microsoft-com:office:word" xmlns:w="http://schemas.openxmlformats.org/wordprocessingml/2006/main" xmlns:w14="http://schemas.microsoft.com/office/word/2010/wordml" xmlns:w15="http://schemas.microsoft.com/office/word/2012/wordml" xmlns:w16cex="http://schemas.microsoft.com/office/word/2018/wordml/cex" xmlns:w16cid="http://schemas.microsoft.com/office/word/2016/wordml/cid" xmlns:w16="http://schemas.microsoft.com/office/word/2018/wordml" xmlns:w16sdtdh="http://schemas.microsoft.com/office/word/2020/wordml/sdtdatahash" xmlns:w16sdtfl="http://schemas.microsoft.com/office/word/2024/wordml/sdtformatlock" xmlns:w16se="http://schemas.microsoft.com/office/word/2015/wordml/symex" xmlns:w16du="http://schemas.microsoft.com/office/word/2023/wordml/word16du" xmlns:wne="http://schemas.microsoft.com/office/word/2006/wordml" mc:Ignorable="w14 w15 w16se w16cid w16 w16cex w16sdtdh w16sdtfl w16du wp14">
   <w:abstractNum w:abstractNumId="0" w15:restartNumberingAfterBreak="0">
     <w:nsid w:val="FFFFFF89"/>
     <w:multiLevelType w:val="singleLevel"/>
@@ -49514,7 +50566,7 @@
 </file>
 
 <file path=word/styles.xml><?xml version="1.0" encoding="utf-8"?>
-<w:styles xmlns:mc="http://schemas.openxmlformats.org/markup-compatibility/2006" xmlns:r="http://schemas.openxmlformats.org/officeDocument/2006/relationships" xmlns:w="http://schemas.openxmlformats.org/wordprocessingml/2006/main" xmlns:w14="http://schemas.microsoft.com/office/word/2010/wordml" xmlns:w15="http://schemas.microsoft.com/office/word/2012/wordml" xmlns:w16cex="http://schemas.microsoft.com/office/word/2018/wordml/cex" xmlns:w16cid="http://schemas.microsoft.com/office/word/2016/wordml/cid" xmlns:w16="http://schemas.microsoft.com/office/word/2018/wordml" xmlns:w16du="http://schemas.microsoft.com/office/word/2023/wordml/word16du" xmlns:w16sdtdh="http://schemas.microsoft.com/office/word/2020/wordml/sdtdatahash" xmlns:w16sdtfl="http://schemas.microsoft.com/office/word/2024/wordml/sdtformatlock" xmlns:w16se="http://schemas.microsoft.com/office/word/2015/wordml/symex" mc:Ignorable="w14 w15 w16se w16cid w16 w16cex w16sdtdh w16sdtfl w16du">
+<w:styles xmlns:mc="http://schemas.openxmlformats.org/markup-compatibility/2006" xmlns:r="http://schemas.openxmlformats.org/officeDocument/2006/relationships" xmlns:w="http://schemas.openxmlformats.org/wordprocessingml/2006/main" xmlns:w14="http://schemas.microsoft.com/office/word/2010/wordml" xmlns:w15="http://schemas.microsoft.com/office/word/2012/wordml" xmlns:w16cex="http://schemas.microsoft.com/office/word/2018/wordml/cex" xmlns:w16cid="http://schemas.microsoft.com/office/word/2016/wordml/cid" xmlns:w16="http://schemas.microsoft.com/office/word/2018/wordml" xmlns:w16sdtdh="http://schemas.microsoft.com/office/word/2020/wordml/sdtdatahash" xmlns:w16sdtfl="http://schemas.microsoft.com/office/word/2024/wordml/sdtformatlock" xmlns:w16se="http://schemas.microsoft.com/office/word/2015/wordml/symex" xmlns:w16du="http://schemas.microsoft.com/office/word/2023/wordml/word16du" mc:Ignorable="w14 w15 w16se w16cid w16 w16cex w16sdtdh w16sdtfl w16du">
   <w:docDefaults>
     <w:rPrDefault>
       <w:rPr>
@@ -51283,41 +52335,51 @@
 </file>
 
 <file path=customXml/item1.xml><?xml version="1.0" encoding="utf-8"?>
+<?mso-contentType ?>
+<FormTemplates xmlns="http://schemas.microsoft.com/sharepoint/v3/contenttype/forms">
+  <Display>DocumentLibraryForm</Display>
+  <Edit>DocumentLibraryForm</Edit>
+  <New>DocumentLibraryForm</New>
+</FormTemplates>
+</file>
+
+<file path=customXml/item2.xml><?xml version="1.0" encoding="utf-8"?>
 <p:properties xmlns:p="http://schemas.microsoft.com/office/2006/metadata/properties" xmlns:xsi="http://www.w3.org/2001/XMLSchema-instance" xmlns:pc="http://schemas.microsoft.com/office/infopath/2007/PartnerControls">
   <documentManagement>
-    <TaxCatchAll xmlns="13c90a0b-73bc-4dc0-be5f-28d77b615beb" xsi:nil="true"/>
-    <lcf76f155ced4ddcb4097134ff3c332f xmlns="13c93bba-48ce-428c-bfe5-88b42c19b028">
+    <TaxCatchAll xmlns="2c0ff4f8-6664-4eb8-8bb0-965f2536cb1b" xsi:nil="true"/>
+    <lcf76f155ced4ddcb4097134ff3c332f xmlns="2b6b437a-5846-4934-ac66-7de06297595b">
       <Terms xmlns="http://schemas.microsoft.com/office/infopath/2007/PartnerControls"/>
     </lcf76f155ced4ddcb4097134ff3c332f>
   </documentManagement>
 </p:properties>
 </file>
 
-<file path=customXml/item2.xml><?xml version="1.0" encoding="utf-8"?>
-<ct:contentTypeSchema xmlns:ct="http://schemas.microsoft.com/office/2006/metadata/contentType" xmlns:ma="http://schemas.microsoft.com/office/2006/metadata/properties/metaAttributes" ct:_="" ma:_="" ma:contentTypeName="Documento" ma:contentTypeID="0x0101006A81D6BD42E8DF4C91013959704817E1" ma:contentTypeVersion="15" ma:contentTypeDescription="Crear nuevo documento." ma:contentTypeScope="" ma:versionID="bf4f72ffd194f0963ff564daca6869f7">
-  <xsd:schema xmlns:xsd="http://www.w3.org/2001/XMLSchema" xmlns:xs="http://www.w3.org/2001/XMLSchema" xmlns:p="http://schemas.microsoft.com/office/2006/metadata/properties" xmlns:ns2="13c90a0b-73bc-4dc0-be5f-28d77b615beb" xmlns:ns3="13c93bba-48ce-428c-bfe5-88b42c19b028" targetNamespace="http://schemas.microsoft.com/office/2006/metadata/properties" ma:root="true" ma:fieldsID="8718d6f4873a5b1392a45044efa78385" ns2:_="" ns3:_="">
-    <xsd:import namespace="13c90a0b-73bc-4dc0-be5f-28d77b615beb"/>
-    <xsd:import namespace="13c93bba-48ce-428c-bfe5-88b42c19b028"/>
+<file path=customXml/item3.xml><?xml version="1.0" encoding="utf-8"?>
+<b:Sources xmlns:b="http://schemas.openxmlformats.org/officeDocument/2006/bibliography" xmlns="http://schemas.openxmlformats.org/officeDocument/2006/bibliography" SelectedStyle="\APASixthEditionOfficeOnline.xsl" StyleName="APA" Version="6"/>
+</file>
+
+<file path=customXml/item4.xml><?xml version="1.0" encoding="utf-8"?>
+<ct:contentTypeSchema xmlns:ct="http://schemas.microsoft.com/office/2006/metadata/contentType" xmlns:ma="http://schemas.microsoft.com/office/2006/metadata/properties/metaAttributes" ct:_="" ma:_="" ma:contentTypeName="Documento" ma:contentTypeID="0x010100FD531872C7CE554584EF00C37E403D8B" ma:contentTypeVersion="12" ma:contentTypeDescription="Crear nuevo documento." ma:contentTypeScope="" ma:versionID="31ec82868ee9b6bc1821db441fdafaf4">
+  <xsd:schema xmlns:xsd="http://www.w3.org/2001/XMLSchema" xmlns:xs="http://www.w3.org/2001/XMLSchema" xmlns:p="http://schemas.microsoft.com/office/2006/metadata/properties" xmlns:ns2="2b6b437a-5846-4934-ac66-7de06297595b" xmlns:ns3="2c0ff4f8-6664-4eb8-8bb0-965f2536cb1b" targetNamespace="http://schemas.microsoft.com/office/2006/metadata/properties" ma:root="true" ma:fieldsID="dfd02cd6e973274cdf3c9f2822ea5e9d" ns2:_="" ns3:_="">
+    <xsd:import namespace="2b6b437a-5846-4934-ac66-7de06297595b"/>
+    <xsd:import namespace="2c0ff4f8-6664-4eb8-8bb0-965f2536cb1b"/>
     <xsd:element name="properties">
       <xsd:complexType>
         <xsd:sequence>
           <xsd:element name="documentManagement">
             <xsd:complexType>
               <xsd:all>
-                <xsd:element ref="ns2:SharedWithUsers" minOccurs="0"/>
-                <xsd:element ref="ns2:SharedWithDetails" minOccurs="0"/>
-                <xsd:element ref="ns3:MediaServiceMetadata" minOccurs="0"/>
-                <xsd:element ref="ns3:MediaServiceFastMetadata" minOccurs="0"/>
-                <xsd:element ref="ns3:MediaServiceSearchProperties" minOccurs="0"/>
-                <xsd:element ref="ns3:MediaServiceObjectDetectorVersions" minOccurs="0"/>
-                <xsd:element ref="ns3:MediaServiceDateTaken" minOccurs="0"/>
-                <xsd:element ref="ns3:MediaServiceGenerationTime" minOccurs="0"/>
-                <xsd:element ref="ns3:MediaServiceEventHashCode" minOccurs="0"/>
-                <xsd:element ref="ns3:MediaLengthInSeconds" minOccurs="0"/>
-                <xsd:element ref="ns3:lcf76f155ced4ddcb4097134ff3c332f" minOccurs="0"/>
-                <xsd:element ref="ns2:TaxCatchAll" minOccurs="0"/>
-                <xsd:element ref="ns3:MediaServiceOCR" minOccurs="0"/>
-                <xsd:element ref="ns3:MediaServiceLocation" minOccurs="0"/>
+                <xsd:element ref="ns2:MediaServiceMetadata" minOccurs="0"/>
+                <xsd:element ref="ns2:MediaServiceFastMetadata" minOccurs="0"/>
+                <xsd:element ref="ns2:MediaServiceSearchProperties" minOccurs="0"/>
+                <xsd:element ref="ns2:MediaServiceDateTaken" minOccurs="0"/>
+                <xsd:element ref="ns2:lcf76f155ced4ddcb4097134ff3c332f" minOccurs="0"/>
+                <xsd:element ref="ns3:TaxCatchAll" minOccurs="0"/>
+                <xsd:element ref="ns2:MediaServiceOCR" minOccurs="0"/>
+                <xsd:element ref="ns2:MediaServiceGenerationTime" minOccurs="0"/>
+                <xsd:element ref="ns2:MediaServiceEventHashCode" minOccurs="0"/>
+                <xsd:element ref="ns2:MediaLengthInSeconds" minOccurs="0"/>
+                <xsd:element ref="ns2:MediaServiceLocation" minOccurs="0"/>
               </xsd:all>
             </xsd:complexType>
           </xsd:element>
@@ -51325,36 +52387,68 @@
       </xsd:complexType>
     </xsd:element>
   </xsd:schema>
-  <xsd:schema xmlns:xsd="http://www.w3.org/2001/XMLSchema" xmlns:xs="http://www.w3.org/2001/XMLSchema" xmlns:dms="http://schemas.microsoft.com/office/2006/documentManagement/types" xmlns:pc="http://schemas.microsoft.com/office/infopath/2007/PartnerControls" targetNamespace="13c90a0b-73bc-4dc0-be5f-28d77b615beb" elementFormDefault="qualified">
+  <xsd:schema xmlns:xsd="http://www.w3.org/2001/XMLSchema" xmlns:xs="http://www.w3.org/2001/XMLSchema" xmlns:dms="http://schemas.microsoft.com/office/2006/documentManagement/types" xmlns:pc="http://schemas.microsoft.com/office/infopath/2007/PartnerControls" targetNamespace="2b6b437a-5846-4934-ac66-7de06297595b" elementFormDefault="qualified">
     <xsd:import namespace="http://schemas.microsoft.com/office/2006/documentManagement/types"/>
     <xsd:import namespace="http://schemas.microsoft.com/office/infopath/2007/PartnerControls"/>
-    <xsd:element name="SharedWithUsers" ma:index="8" nillable="true" ma:displayName="Compartido con" ma:internalName="SharedWithUsers" ma:readOnly="true">
+    <xsd:element name="MediaServiceMetadata" ma:index="8" nillable="true" ma:displayName="MediaServiceMetadata" ma:hidden="true" ma:internalName="MediaServiceMetadata" ma:readOnly="true">
+      <xsd:simpleType>
+        <xsd:restriction base="dms:Note"/>
+      </xsd:simpleType>
+    </xsd:element>
+    <xsd:element name="MediaServiceFastMetadata" ma:index="9" nillable="true" ma:displayName="MediaServiceFastMetadata" ma:hidden="true" ma:internalName="MediaServiceFastMetadata" ma:readOnly="true">
+      <xsd:simpleType>
+        <xsd:restriction base="dms:Note"/>
+      </xsd:simpleType>
+    </xsd:element>
+    <xsd:element name="MediaServiceSearchProperties" ma:index="10" nillable="true" ma:displayName="MediaServiceSearchProperties" ma:hidden="true" ma:internalName="MediaServiceSearchProperties" ma:readOnly="true">
+      <xsd:simpleType>
+        <xsd:restriction base="dms:Note"/>
+      </xsd:simpleType>
+    </xsd:element>
+    <xsd:element name="MediaServiceDateTaken" ma:index="11" nillable="true" ma:displayName="MediaServiceDateTaken" ma:hidden="true" ma:indexed="true" ma:internalName="MediaServiceDateTaken" ma:readOnly="true">
+      <xsd:simpleType>
+        <xsd:restriction base="dms:Text"/>
+      </xsd:simpleType>
+    </xsd:element>
+    <xsd:element name="lcf76f155ced4ddcb4097134ff3c332f" ma:index="13" nillable="true" ma:taxonomy="true" ma:internalName="lcf76f155ced4ddcb4097134ff3c332f" ma:taxonomyFieldName="MediaServiceImageTags" ma:displayName="Etiquetas de imagen" ma:readOnly="false" ma:fieldId="{5cf76f15-5ced-4ddc-b409-7134ff3c332f}" ma:taxonomyMulti="true" ma:sspId="d33c8c81-5745-4931-bcc4-c2aeafe86780" ma:termSetId="09814cd3-568e-fe90-9814-8d621ff8fb84" ma:anchorId="fba54fb3-c3e1-fe81-a776-ca4b69148c4d" ma:open="true" ma:isKeyword="false">
       <xsd:complexType>
-        <xsd:complexContent>
-          <xsd:extension base="dms:UserMulti">
-            <xsd:sequence>
-              <xsd:element name="UserInfo" minOccurs="0" maxOccurs="unbounded">
-                <xsd:complexType>
-                  <xsd:sequence>
-                    <xsd:element name="DisplayName" type="xsd:string" minOccurs="0"/>
-                    <xsd:element name="AccountId" type="dms:UserId" minOccurs="0" nillable="true"/>
-                    <xsd:element name="AccountType" type="xsd:string" minOccurs="0"/>
-                  </xsd:sequence>
-                </xsd:complexType>
-              </xsd:element>
-            </xsd:sequence>
-          </xsd:extension>
-        </xsd:complexContent>
+        <xsd:sequence>
+          <xsd:element ref="pc:Terms" minOccurs="0" maxOccurs="1"/>
+        </xsd:sequence>
       </xsd:complexType>
     </xsd:element>
-    <xsd:element name="SharedWithDetails" ma:index="9" nillable="true" ma:displayName="Detalles de uso compartido" ma:internalName="SharedWithDetails" ma:readOnly="true">
+    <xsd:element name="MediaServiceOCR" ma:index="15" nillable="true" ma:displayName="Extracted Text" ma:internalName="MediaServiceOCR" ma:readOnly="true">
       <xsd:simpleType>
         <xsd:restriction base="dms:Note">
           <xsd:maxLength value="255"/>
         </xsd:restriction>
       </xsd:simpleType>
     </xsd:element>
-    <xsd:element name="TaxCatchAll" ma:index="20" nillable="true" ma:displayName="Taxonomy Catch All Column" ma:hidden="true" ma:list="{a42ca037-5d13-4729-aeec-4237f141d2d6}" ma:internalName="TaxCatchAll" ma:showField="CatchAllData" ma:web="13c90a0b-73bc-4dc0-be5f-28d77b615beb">
+    <xsd:element name="MediaServiceGenerationTime" ma:index="16" nillable="true" ma:displayName="MediaServiceGenerationTime" ma:hidden="true" ma:internalName="MediaServiceGenerationTime" ma:readOnly="true">
+      <xsd:simpleType>
+        <xsd:restriction base="dms:Text"/>
+      </xsd:simpleType>
+    </xsd:element>
+    <xsd:element name="MediaServiceEventHashCode" ma:index="17" nillable="true" ma:displayName="MediaServiceEventHashCode" ma:hidden="true" ma:internalName="MediaServiceEventHashCode" ma:readOnly="true">
+      <xsd:simpleType>
+        <xsd:restriction base="dms:Text"/>
+      </xsd:simpleType>
+    </xsd:element>
+    <xsd:element name="MediaLengthInSeconds" ma:index="18" nillable="true" ma:displayName="MediaLengthInSeconds" ma:hidden="true" ma:internalName="MediaLengthInSeconds" ma:readOnly="true">
+      <xsd:simpleType>
+        <xsd:restriction base="dms:Unknown"/>
+      </xsd:simpleType>
+    </xsd:element>
+    <xsd:element name="MediaServiceLocation" ma:index="19" nillable="true" ma:displayName="Location" ma:indexed="true" ma:internalName="MediaServiceLocation" ma:readOnly="true">
+      <xsd:simpleType>
+        <xsd:restriction base="dms:Text"/>
+      </xsd:simpleType>
+    </xsd:element>
+  </xsd:schema>
+  <xsd:schema xmlns:xsd="http://www.w3.org/2001/XMLSchema" xmlns:xs="http://www.w3.org/2001/XMLSchema" xmlns:dms="http://schemas.microsoft.com/office/2006/documentManagement/types" xmlns:pc="http://schemas.microsoft.com/office/infopath/2007/PartnerControls" targetNamespace="2c0ff4f8-6664-4eb8-8bb0-965f2536cb1b" elementFormDefault="qualified">
+    <xsd:import namespace="http://schemas.microsoft.com/office/2006/documentManagement/types"/>
+    <xsd:import namespace="http://schemas.microsoft.com/office/infopath/2007/PartnerControls"/>
+    <xsd:element name="TaxCatchAll" ma:index="14" nillable="true" ma:displayName="Taxonomy Catch All Column" ma:hidden="true" ma:list="{b1b51f16-9315-4d91-a842-b6a7513aaa38}" ma:internalName="TaxCatchAll" ma:showField="CatchAllData" ma:web="2c0ff4f8-6664-4eb8-8bb0-965f2536cb1b">
       <xsd:complexType>
         <xsd:complexContent>
           <xsd:extension base="dms:MultiChoiceLookup">
@@ -51364,69 +52458,6 @@
           </xsd:extension>
         </xsd:complexContent>
       </xsd:complexType>
-    </xsd:element>
-  </xsd:schema>
-  <xsd:schema xmlns:xsd="http://www.w3.org/2001/XMLSchema" xmlns:xs="http://www.w3.org/2001/XMLSchema" xmlns:dms="http://schemas.microsoft.com/office/2006/documentManagement/types" xmlns:pc="http://schemas.microsoft.com/office/infopath/2007/PartnerControls" targetNamespace="13c93bba-48ce-428c-bfe5-88b42c19b028" elementFormDefault="qualified">
-    <xsd:import namespace="http://schemas.microsoft.com/office/2006/documentManagement/types"/>
-    <xsd:import namespace="http://schemas.microsoft.com/office/infopath/2007/PartnerControls"/>
-    <xsd:element name="MediaServiceMetadata" ma:index="10" nillable="true" ma:displayName="MediaServiceMetadata" ma:hidden="true" ma:internalName="MediaServiceMetadata" ma:readOnly="true">
-      <xsd:simpleType>
-        <xsd:restriction base="dms:Note"/>
-      </xsd:simpleType>
-    </xsd:element>
-    <xsd:element name="MediaServiceFastMetadata" ma:index="11" nillable="true" ma:displayName="MediaServiceFastMetadata" ma:hidden="true" ma:internalName="MediaServiceFastMetadata" ma:readOnly="true">
-      <xsd:simpleType>
-        <xsd:restriction base="dms:Note"/>
-      </xsd:simpleType>
-    </xsd:element>
-    <xsd:element name="MediaServiceSearchProperties" ma:index="12" nillable="true" ma:displayName="MediaServiceSearchProperties" ma:hidden="true" ma:internalName="MediaServiceSearchProperties" ma:readOnly="true">
-      <xsd:simpleType>
-        <xsd:restriction base="dms:Note"/>
-      </xsd:simpleType>
-    </xsd:element>
-    <xsd:element name="MediaServiceObjectDetectorVersions" ma:index="13" nillable="true" ma:displayName="MediaServiceObjectDetectorVersions" ma:hidden="true" ma:indexed="true" ma:internalName="MediaServiceObjectDetectorVersions" ma:readOnly="true">
-      <xsd:simpleType>
-        <xsd:restriction base="dms:Text"/>
-      </xsd:simpleType>
-    </xsd:element>
-    <xsd:element name="MediaServiceDateTaken" ma:index="14" nillable="true" ma:displayName="MediaServiceDateTaken" ma:hidden="true" ma:indexed="true" ma:internalName="MediaServiceDateTaken" ma:readOnly="true">
-      <xsd:simpleType>
-        <xsd:restriction base="dms:Text"/>
-      </xsd:simpleType>
-    </xsd:element>
-    <xsd:element name="MediaServiceGenerationTime" ma:index="15" nillable="true" ma:displayName="MediaServiceGenerationTime" ma:hidden="true" ma:internalName="MediaServiceGenerationTime" ma:readOnly="true">
-      <xsd:simpleType>
-        <xsd:restriction base="dms:Text"/>
-      </xsd:simpleType>
-    </xsd:element>
-    <xsd:element name="MediaServiceEventHashCode" ma:index="16" nillable="true" ma:displayName="MediaServiceEventHashCode" ma:hidden="true" ma:internalName="MediaServiceEventHashCode" ma:readOnly="true">
-      <xsd:simpleType>
-        <xsd:restriction base="dms:Text"/>
-      </xsd:simpleType>
-    </xsd:element>
-    <xsd:element name="MediaLengthInSeconds" ma:index="17" nillable="true" ma:displayName="MediaLengthInSeconds" ma:hidden="true" ma:internalName="MediaLengthInSeconds" ma:readOnly="true">
-      <xsd:simpleType>
-        <xsd:restriction base="dms:Unknown"/>
-      </xsd:simpleType>
-    </xsd:element>
-    <xsd:element name="lcf76f155ced4ddcb4097134ff3c332f" ma:index="19" nillable="true" ma:taxonomy="true" ma:internalName="lcf76f155ced4ddcb4097134ff3c332f" ma:taxonomyFieldName="MediaServiceImageTags" ma:displayName="Etiquetas de imagen" ma:readOnly="false" ma:fieldId="{5cf76f15-5ced-4ddc-b409-7134ff3c332f}" ma:taxonomyMulti="true" ma:sspId="d33c8c81-5745-4931-bcc4-c2aeafe86780" ma:termSetId="09814cd3-568e-fe90-9814-8d621ff8fb84" ma:anchorId="fba54fb3-c3e1-fe81-a776-ca4b69148c4d" ma:open="true" ma:isKeyword="false">
-      <xsd:complexType>
-        <xsd:sequence>
-          <xsd:element ref="pc:Terms" minOccurs="0" maxOccurs="1"/>
-        </xsd:sequence>
-      </xsd:complexType>
-    </xsd:element>
-    <xsd:element name="MediaServiceOCR" ma:index="21" nillable="true" ma:displayName="Extracted Text" ma:internalName="MediaServiceOCR" ma:readOnly="true">
-      <xsd:simpleType>
-        <xsd:restriction base="dms:Note">
-          <xsd:maxLength value="255"/>
-        </xsd:restriction>
-      </xsd:simpleType>
-    </xsd:element>
-    <xsd:element name="MediaServiceLocation" ma:index="22" nillable="true" ma:displayName="Location" ma:description="" ma:indexed="true" ma:internalName="MediaServiceLocation" ma:readOnly="true">
-      <xsd:simpleType>
-        <xsd:restriction base="dms:Text"/>
-      </xsd:simpleType>
     </xsd:element>
   </xsd:schema>
   <xsd:schema xmlns="http://schemas.openxmlformats.org/package/2006/metadata/core-properties" xmlns:xsd="http://www.w3.org/2001/XMLSchema" xmlns:xsi="http://www.w3.org/2001/XMLSchema-instance" xmlns:dc="http://purl.org/dc/elements/1.1/" xmlns:dcterms="http://purl.org/dc/terms/" xmlns:odoc="http://schemas.microsoft.com/internal/obd" targetNamespace="http://schemas.openxmlformats.org/package/2006/metadata/core-properties" elementFormDefault="qualified" attributeFormDefault="unqualified" blockDefault="#all">
@@ -51528,20 +52559,15 @@
 </ct:contentTypeSchema>
 </file>
 
-<file path=customXml/item3.xml><?xml version="1.0" encoding="utf-8"?>
-<b:Sources xmlns:b="http://schemas.openxmlformats.org/officeDocument/2006/bibliography" xmlns="http://schemas.openxmlformats.org/officeDocument/2006/bibliography" SelectedStyle="\APASixthEditionOfficeOnline.xsl" StyleName="APA" Version="6"/>
+<file path=customXml/itemProps1.xml><?xml version="1.0" encoding="utf-8"?>
+<ds:datastoreItem xmlns:ds="http://schemas.openxmlformats.org/officeDocument/2006/customXml" ds:itemID="{91756AAB-0645-4FFC-990B-34BB6096B23B}">
+  <ds:schemaRefs>
+    <ds:schemaRef ds:uri="http://schemas.microsoft.com/sharepoint/v3/contenttype/forms"/>
+  </ds:schemaRefs>
+</ds:datastoreItem>
 </file>
 
-<file path=customXml/item4.xml><?xml version="1.0" encoding="utf-8"?>
-<?mso-contentType ?>
-<FormTemplates xmlns="http://schemas.microsoft.com/sharepoint/v3/contenttype/forms">
-  <Display>DocumentLibraryForm</Display>
-  <Edit>DocumentLibraryForm</Edit>
-  <New>DocumentLibraryForm</New>
-</FormTemplates>
-</file>
-
-<file path=customXml/itemProps1.xml><?xml version="1.0" encoding="utf-8"?>
+<file path=customXml/itemProps2.xml><?xml version="1.0" encoding="utf-8"?>
 <ds:datastoreItem xmlns:ds="http://schemas.openxmlformats.org/officeDocument/2006/customXml" ds:itemID="{CEECB56F-E1D8-45BF-A0A3-B5258E7263D4}">
   <ds:schemaRefs>
     <ds:schemaRef ds:uri="http://schemas.microsoft.com/office/2006/metadata/properties"/>
@@ -51550,10 +52576,6 @@
     <ds:schemaRef ds:uri="2b6b437a-5846-4934-ac66-7de06297595b"/>
   </ds:schemaRefs>
 </ds:datastoreItem>
-</file>
-
-<file path=customXml/itemProps2.xml><?xml version="1.0" encoding="utf-8"?>
-<ds:datastoreItem xmlns:ds="http://schemas.openxmlformats.org/officeDocument/2006/customXml" ds:itemID="{A3631063-BEAF-4BB5-834C-104F03A69B8F}"/>
 </file>
 
 <file path=customXml/itemProps3.xml><?xml version="1.0" encoding="utf-8"?>
@@ -51565,9 +52587,20 @@
 </file>
 
 <file path=customXml/itemProps4.xml><?xml version="1.0" encoding="utf-8"?>
-<ds:datastoreItem xmlns:ds="http://schemas.openxmlformats.org/officeDocument/2006/customXml" ds:itemID="{91756AAB-0645-4FFC-990B-34BB6096B23B}">
+<ds:datastoreItem xmlns:ds="http://schemas.openxmlformats.org/officeDocument/2006/customXml" ds:itemID="{04BD51FD-9FA6-4D10-9604-A8AA555FDA95}">
   <ds:schemaRefs>
-    <ds:schemaRef ds:uri="http://schemas.microsoft.com/sharepoint/v3/contenttype/forms"/>
+    <ds:schemaRef ds:uri="http://schemas.microsoft.com/office/2006/metadata/contentType"/>
+    <ds:schemaRef ds:uri="http://schemas.microsoft.com/office/2006/metadata/properties/metaAttributes"/>
+    <ds:schemaRef ds:uri="http://www.w3.org/2001/XMLSchema"/>
+    <ds:schemaRef ds:uri="http://schemas.microsoft.com/office/2006/metadata/properties"/>
+    <ds:schemaRef ds:uri="2b6b437a-5846-4934-ac66-7de06297595b"/>
+    <ds:schemaRef ds:uri="2c0ff4f8-6664-4eb8-8bb0-965f2536cb1b"/>
+    <ds:schemaRef ds:uri="http://schemas.microsoft.com/office/2006/documentManagement/types"/>
+    <ds:schemaRef ds:uri="http://schemas.microsoft.com/office/infopath/2007/PartnerControls"/>
+    <ds:schemaRef ds:uri="http://schemas.openxmlformats.org/package/2006/metadata/core-properties"/>
+    <ds:schemaRef ds:uri="http://purl.org/dc/elements/1.1/"/>
+    <ds:schemaRef ds:uri="http://purl.org/dc/terms/"/>
+    <ds:schemaRef ds:uri="http://schemas.microsoft.com/internal/obd"/>
   </ds:schemaRefs>
 </ds:datastoreItem>
 </file>
--- a/fuentes/CF5_524537_DU.docx
+++ b/fuentes/CF5_524537_DU.docx
@@ -1,6 +1,6 @@
 
 <file path=word/document.xml><?xml version="1.0" encoding="utf-8"?>
-<w:document xmlns:wpc="http://schemas.microsoft.com/office/word/2010/wordprocessingCanvas" xmlns:cx="http://schemas.microsoft.com/office/drawing/2014/chartex" xmlns:cx1="http://schemas.microsoft.com/office/drawing/2015/9/8/chartex" xmlns:cx2="http://schemas.microsoft.com/office/drawing/2015/10/21/chartex" xmlns:cx3="http://schemas.microsoft.com/office/drawing/2016/5/9/chartex" xmlns:cx4="http://schemas.microsoft.com/office/drawing/2016/5/10/chartex" xmlns:cx5="http://schemas.microsoft.com/office/drawing/2016/5/11/chartex" xmlns:cx6="http://schemas.microsoft.com/office/drawing/2016/5/12/chartex" xmlns:cx7="http://schemas.microsoft.com/office/drawing/2016/5/13/chartex" xmlns:cx8="http://schemas.microsoft.com/office/drawing/2016/5/14/chartex" xmlns:mc="http://schemas.openxmlformats.org/markup-compatibility/2006" xmlns:m="http://schemas.openxmlformats.org/officeDocument/2006/math" xmlns:aink="http://schemas.microsoft.com/office/drawing/2016/ink" xmlns:am3d="http://schemas.microsoft.com/office/drawing/2017/model3d" xmlns:oel="http://schemas.microsoft.com/office/2019/extlst" xmlns:r="http://schemas.openxmlformats.org/officeDocument/2006/relationships" xmlns:wp14="http://schemas.microsoft.com/office/word/2010/wordprocessingDrawing" xmlns:wp="http://schemas.openxmlformats.org/drawingml/2006/wordprocessingDrawing" xmlns:wpg="http://schemas.microsoft.com/office/word/2010/wordprocessingGroup" xmlns:wpi="http://schemas.microsoft.com/office/word/2010/wordprocessingInk" xmlns:wps="http://schemas.microsoft.com/office/word/2010/wordprocessingShape" xmlns:o="urn:schemas-microsoft-com:office:office" xmlns:v="urn:schemas-microsoft-com:vml" xmlns:w10="urn:schemas-microsoft-com:office:word" xmlns:w="http://schemas.openxmlformats.org/wordprocessingml/2006/main" xmlns:w14="http://schemas.microsoft.com/office/word/2010/wordml" xmlns:w15="http://schemas.microsoft.com/office/word/2012/wordml" xmlns:w16cex="http://schemas.microsoft.com/office/word/2018/wordml/cex" xmlns:w16cid="http://schemas.microsoft.com/office/word/2016/wordml/cid" xmlns:w16="http://schemas.microsoft.com/office/word/2018/wordml" xmlns:w16sdtdh="http://schemas.microsoft.com/office/word/2020/wordml/sdtdatahash" xmlns:w16sdtfl="http://schemas.microsoft.com/office/word/2024/wordml/sdtformatlock" xmlns:w16se="http://schemas.microsoft.com/office/word/2015/wordml/symex" xmlns:w16du="http://schemas.microsoft.com/office/word/2023/wordml/word16du" xmlns:wne="http://schemas.microsoft.com/office/word/2006/wordml" mc:Ignorable="w14 w15 w16se w16cid w16 w16cex w16sdtdh w16sdtfl w16du wp14">
+<w:document xmlns:wpc="http://schemas.microsoft.com/office/word/2010/wordprocessingCanvas" xmlns:cx="http://schemas.microsoft.com/office/drawing/2014/chartex" xmlns:cx1="http://schemas.microsoft.com/office/drawing/2015/9/8/chartex" xmlns:cx2="http://schemas.microsoft.com/office/drawing/2015/10/21/chartex" xmlns:cx3="http://schemas.microsoft.com/office/drawing/2016/5/9/chartex" xmlns:cx4="http://schemas.microsoft.com/office/drawing/2016/5/10/chartex" xmlns:cx5="http://schemas.microsoft.com/office/drawing/2016/5/11/chartex" xmlns:cx6="http://schemas.microsoft.com/office/drawing/2016/5/12/chartex" xmlns:cx7="http://schemas.microsoft.com/office/drawing/2016/5/13/chartex" xmlns:cx8="http://schemas.microsoft.com/office/drawing/2016/5/14/chartex" xmlns:mc="http://schemas.openxmlformats.org/markup-compatibility/2006" xmlns:aink="http://schemas.microsoft.com/office/drawing/2016/ink" xmlns:am3d="http://schemas.microsoft.com/office/drawing/2017/model3d" xmlns:o="urn:schemas-microsoft-com:office:office" xmlns:oel="http://schemas.microsoft.com/office/2019/extlst" xmlns:r="http://schemas.openxmlformats.org/officeDocument/2006/relationships" xmlns:m="http://schemas.openxmlformats.org/officeDocument/2006/math" xmlns:v="urn:schemas-microsoft-com:vml" xmlns:wp14="http://schemas.microsoft.com/office/word/2010/wordprocessingDrawing" xmlns:wp="http://schemas.openxmlformats.org/drawingml/2006/wordprocessingDrawing" xmlns:w10="urn:schemas-microsoft-com:office:word" xmlns:w="http://schemas.openxmlformats.org/wordprocessingml/2006/main" xmlns:w14="http://schemas.microsoft.com/office/word/2010/wordml" xmlns:w15="http://schemas.microsoft.com/office/word/2012/wordml" xmlns:w16cex="http://schemas.microsoft.com/office/word/2018/wordml/cex" xmlns:w16cid="http://schemas.microsoft.com/office/word/2016/wordml/cid" xmlns:w16="http://schemas.microsoft.com/office/word/2018/wordml" xmlns:w16du="http://schemas.microsoft.com/office/word/2023/wordml/word16du" xmlns:w16sdtdh="http://schemas.microsoft.com/office/word/2020/wordml/sdtdatahash" xmlns:w16sdtfl="http://schemas.microsoft.com/office/word/2024/wordml/sdtformatlock" xmlns:w16se="http://schemas.microsoft.com/office/word/2015/wordml/symex" xmlns:wpg="http://schemas.microsoft.com/office/word/2010/wordprocessingGroup" xmlns:wpi="http://schemas.microsoft.com/office/word/2010/wordprocessingInk" xmlns:wne="http://schemas.microsoft.com/office/word/2006/wordml" xmlns:wps="http://schemas.microsoft.com/office/word/2010/wordprocessingShape" mc:Ignorable="w14 w15 w16se w16cid w16 w16cex w16sdtdh w16sdtfl w16du wp14">
   <w:body>
     <w:p>
       <w:r>
@@ -497,8 +497,8 @@
         <w:br w:type="page"/>
       </w:r>
     </w:p>
-    <w:bookmarkStart w:id="0" w:name="_Toc176443691" w:displacedByCustomXml="next"/>
-    <w:bookmarkStart w:id="1" w:name="_Toc233954994" w:displacedByCustomXml="next"/>
+    <w:bookmarkStart w:id="0" w:name="_Toc233954994" w:displacedByCustomXml="next"/>
+    <w:bookmarkStart w:id="1" w:name="_Toc176443691" w:displacedByCustomXml="next"/>
     <w:sdt>
       <w:sdtPr>
         <w:rPr>
@@ -557,7 +557,7 @@
           <w:r>
             <w:fldChar w:fldCharType="separate"/>
           </w:r>
-          <w:hyperlink w:anchor="_Toc234488896" w:history="1">
+          <w:hyperlink w:anchor="_Toc235093802" w:history="1">
             <w:r>
               <w:rPr>
                 <w:rStyle w:val="Hipervnculo"/>
@@ -584,7 +584,7 @@
                 <w:noProof/>
                 <w:webHidden/>
               </w:rPr>
-              <w:instrText xml:space="preserve"> PAGEREF _Toc234488896 \h </w:instrText>
+              <w:instrText xml:space="preserve"> PAGEREF _Toc235093802 \h </w:instrText>
             </w:r>
             <w:r>
               <w:rPr>
@@ -631,7 +631,7 @@
               <w14:ligatures w14:val="standardContextual"/>
             </w:rPr>
           </w:pPr>
-          <w:hyperlink w:anchor="_Toc234488897" w:history="1">
+          <w:hyperlink w:anchor="_Toc235093803" w:history="1">
             <w:r>
               <w:rPr>
                 <w:rStyle w:val="Hipervnculo"/>
@@ -676,7 +676,7 @@
                 <w:noProof/>
                 <w:webHidden/>
               </w:rPr>
-              <w:instrText xml:space="preserve"> PAGEREF _Toc234488897 \h </w:instrText>
+              <w:instrText xml:space="preserve"> PAGEREF _Toc235093803 \h </w:instrText>
             </w:r>
             <w:r>
               <w:rPr>
@@ -723,7 +723,7 @@
               <w14:ligatures w14:val="standardContextual"/>
             </w:rPr>
           </w:pPr>
-          <w:hyperlink w:anchor="_Toc234488898" w:history="1">
+          <w:hyperlink w:anchor="_Toc235093804" w:history="1">
             <w:r>
               <w:rPr>
                 <w:rStyle w:val="Hipervnculo"/>
@@ -768,7 +768,7 @@
                 <w:noProof/>
                 <w:webHidden/>
               </w:rPr>
-              <w:instrText xml:space="preserve"> PAGEREF _Toc234488898 \h </w:instrText>
+              <w:instrText xml:space="preserve"> PAGEREF _Toc235093804 \h </w:instrText>
             </w:r>
             <w:r>
               <w:rPr>
@@ -815,7 +815,7 @@
               <w14:ligatures w14:val="standardContextual"/>
             </w:rPr>
           </w:pPr>
-          <w:hyperlink w:anchor="_Toc234488899" w:history="1">
+          <w:hyperlink w:anchor="_Toc235093805" w:history="1">
             <w:r>
               <w:rPr>
                 <w:rStyle w:val="Hipervnculo"/>
@@ -860,7 +860,7 @@
                 <w:noProof/>
                 <w:webHidden/>
               </w:rPr>
-              <w:instrText xml:space="preserve"> PAGEREF _Toc234488899 \h </w:instrText>
+              <w:instrText xml:space="preserve"> PAGEREF _Toc235093805 \h </w:instrText>
             </w:r>
             <w:r>
               <w:rPr>
@@ -907,7 +907,7 @@
               <w14:ligatures w14:val="standardContextual"/>
             </w:rPr>
           </w:pPr>
-          <w:hyperlink w:anchor="_Toc234488900" w:history="1">
+          <w:hyperlink w:anchor="_Toc235093806" w:history="1">
             <w:r>
               <w:rPr>
                 <w:rStyle w:val="Hipervnculo"/>
@@ -952,7 +952,7 @@
                 <w:noProof/>
                 <w:webHidden/>
               </w:rPr>
-              <w:instrText xml:space="preserve"> PAGEREF _Toc234488900 \h </w:instrText>
+              <w:instrText xml:space="preserve"> PAGEREF _Toc235093806 \h </w:instrText>
             </w:r>
             <w:r>
               <w:rPr>
@@ -999,7 +999,7 @@
               <w14:ligatures w14:val="standardContextual"/>
             </w:rPr>
           </w:pPr>
-          <w:hyperlink w:anchor="_Toc234488901" w:history="1">
+          <w:hyperlink w:anchor="_Toc235093807" w:history="1">
             <w:r>
               <w:rPr>
                 <w:rStyle w:val="Hipervnculo"/>
@@ -1044,7 +1044,7 @@
                 <w:noProof/>
                 <w:webHidden/>
               </w:rPr>
-              <w:instrText xml:space="preserve"> PAGEREF _Toc234488901 \h </w:instrText>
+              <w:instrText xml:space="preserve"> PAGEREF _Toc235093807 \h </w:instrText>
             </w:r>
             <w:r>
               <w:rPr>
@@ -1091,7 +1091,7 @@
               <w14:ligatures w14:val="standardContextual"/>
             </w:rPr>
           </w:pPr>
-          <w:hyperlink w:anchor="_Toc234488902" w:history="1">
+          <w:hyperlink w:anchor="_Toc235093808" w:history="1">
             <w:r>
               <w:rPr>
                 <w:rStyle w:val="Hipervnculo"/>
@@ -1145,7 +1145,7 @@
                 <w:noProof/>
                 <w:webHidden/>
               </w:rPr>
-              <w:instrText xml:space="preserve"> PAGEREF _Toc234488902 \h </w:instrText>
+              <w:instrText xml:space="preserve"> PAGEREF _Toc235093808 \h </w:instrText>
             </w:r>
             <w:r>
               <w:rPr>
@@ -1192,7 +1192,7 @@
               <w14:ligatures w14:val="standardContextual"/>
             </w:rPr>
           </w:pPr>
-          <w:hyperlink w:anchor="_Toc234488903" w:history="1">
+          <w:hyperlink w:anchor="_Toc235093809" w:history="1">
             <w:r>
               <w:rPr>
                 <w:rStyle w:val="Hipervnculo"/>
@@ -1253,7 +1253,7 @@
                 <w:noProof/>
                 <w:webHidden/>
               </w:rPr>
-              <w:instrText xml:space="preserve"> PAGEREF _Toc234488903 \h </w:instrText>
+              <w:instrText xml:space="preserve"> PAGEREF _Toc235093809 \h </w:instrText>
             </w:r>
             <w:r>
               <w:rPr>
@@ -1300,7 +1300,7 @@
               <w14:ligatures w14:val="standardContextual"/>
             </w:rPr>
           </w:pPr>
-          <w:hyperlink w:anchor="_Toc234488904" w:history="1">
+          <w:hyperlink w:anchor="_Toc235093810" w:history="1">
             <w:r>
               <w:rPr>
                 <w:rStyle w:val="Hipervnculo"/>
@@ -1345,7 +1345,7 @@
                 <w:noProof/>
                 <w:webHidden/>
               </w:rPr>
-              <w:instrText xml:space="preserve"> PAGEREF _Toc234488904 \h </w:instrText>
+              <w:instrText xml:space="preserve"> PAGEREF _Toc235093810 \h </w:instrText>
             </w:r>
             <w:r>
               <w:rPr>
@@ -1392,7 +1392,7 @@
               <w14:ligatures w14:val="standardContextual"/>
             </w:rPr>
           </w:pPr>
-          <w:hyperlink w:anchor="_Toc234488905" w:history="1">
+          <w:hyperlink w:anchor="_Toc235093811" w:history="1">
             <w:r>
               <w:rPr>
                 <w:rStyle w:val="Hipervnculo"/>
@@ -1437,7 +1437,7 @@
                 <w:noProof/>
                 <w:webHidden/>
               </w:rPr>
-              <w:instrText xml:space="preserve"> PAGEREF _Toc234488905 \h </w:instrText>
+              <w:instrText xml:space="preserve"> PAGEREF _Toc235093811 \h </w:instrText>
             </w:r>
             <w:r>
               <w:rPr>
@@ -1484,7 +1484,7 @@
               <w14:ligatures w14:val="standardContextual"/>
             </w:rPr>
           </w:pPr>
-          <w:hyperlink w:anchor="_Toc234488906" w:history="1">
+          <w:hyperlink w:anchor="_Toc235093812" w:history="1">
             <w:r>
               <w:rPr>
                 <w:rStyle w:val="Hipervnculo"/>
@@ -1529,7 +1529,7 @@
                 <w:noProof/>
                 <w:webHidden/>
               </w:rPr>
-              <w:instrText xml:space="preserve"> PAGEREF _Toc234488906 \h </w:instrText>
+              <w:instrText xml:space="preserve"> PAGEREF _Toc235093812 \h </w:instrText>
             </w:r>
             <w:r>
               <w:rPr>
@@ -1576,7 +1576,7 @@
               <w14:ligatures w14:val="standardContextual"/>
             </w:rPr>
           </w:pPr>
-          <w:hyperlink w:anchor="_Toc234488907" w:history="1">
+          <w:hyperlink w:anchor="_Toc235093813" w:history="1">
             <w:r>
               <w:rPr>
                 <w:rStyle w:val="Hipervnculo"/>
@@ -1621,7 +1621,7 @@
                 <w:noProof/>
                 <w:webHidden/>
               </w:rPr>
-              <w:instrText xml:space="preserve"> PAGEREF _Toc234488907 \h </w:instrText>
+              <w:instrText xml:space="preserve"> PAGEREF _Toc235093813 \h </w:instrText>
             </w:r>
             <w:r>
               <w:rPr>
@@ -1668,7 +1668,7 @@
               <w14:ligatures w14:val="standardContextual"/>
             </w:rPr>
           </w:pPr>
-          <w:hyperlink w:anchor="_Toc234488908" w:history="1">
+          <w:hyperlink w:anchor="_Toc235093814" w:history="1">
             <w:r>
               <w:rPr>
                 <w:rStyle w:val="Hipervnculo"/>
@@ -1713,7 +1713,7 @@
                 <w:noProof/>
                 <w:webHidden/>
               </w:rPr>
-              <w:instrText xml:space="preserve"> PAGEREF _Toc234488908 \h </w:instrText>
+              <w:instrText xml:space="preserve"> PAGEREF _Toc235093814 \h </w:instrText>
             </w:r>
             <w:r>
               <w:rPr>
@@ -1760,7 +1760,7 @@
               <w14:ligatures w14:val="standardContextual"/>
             </w:rPr>
           </w:pPr>
-          <w:hyperlink w:anchor="_Toc234488909" w:history="1">
+          <w:hyperlink w:anchor="_Toc235093815" w:history="1">
             <w:r>
               <w:rPr>
                 <w:rStyle w:val="Hipervnculo"/>
@@ -1805,7 +1805,7 @@
                 <w:noProof/>
                 <w:webHidden/>
               </w:rPr>
-              <w:instrText xml:space="preserve"> PAGEREF _Toc234488909 \h </w:instrText>
+              <w:instrText xml:space="preserve"> PAGEREF _Toc235093815 \h </w:instrText>
             </w:r>
             <w:r>
               <w:rPr>
@@ -1852,7 +1852,7 @@
               <w14:ligatures w14:val="standardContextual"/>
             </w:rPr>
           </w:pPr>
-          <w:hyperlink w:anchor="_Toc234488910" w:history="1">
+          <w:hyperlink w:anchor="_Toc235093816" w:history="1">
             <w:r>
               <w:rPr>
                 <w:rStyle w:val="Hipervnculo"/>
@@ -1897,7 +1897,7 @@
                 <w:noProof/>
                 <w:webHidden/>
               </w:rPr>
-              <w:instrText xml:space="preserve"> PAGEREF _Toc234488910 \h </w:instrText>
+              <w:instrText xml:space="preserve"> PAGEREF _Toc235093816 \h </w:instrText>
             </w:r>
             <w:r>
               <w:rPr>
@@ -1944,7 +1944,7 @@
               <w14:ligatures w14:val="standardContextual"/>
             </w:rPr>
           </w:pPr>
-          <w:hyperlink w:anchor="_Toc234488911" w:history="1">
+          <w:hyperlink w:anchor="_Toc235093817" w:history="1">
             <w:r>
               <w:rPr>
                 <w:rStyle w:val="Hipervnculo"/>
@@ -1989,7 +1989,7 @@
                 <w:noProof/>
                 <w:webHidden/>
               </w:rPr>
-              <w:instrText xml:space="preserve"> PAGEREF _Toc234488911 \h </w:instrText>
+              <w:instrText xml:space="preserve"> PAGEREF _Toc235093817 \h </w:instrText>
             </w:r>
             <w:r>
               <w:rPr>
@@ -2009,7 +2009,7 @@
                 <w:noProof/>
                 <w:webHidden/>
               </w:rPr>
-              <w:t>66</w:t>
+              <w:t>65</w:t>
             </w:r>
             <w:r>
               <w:rPr>
@@ -2036,7 +2036,7 @@
               <w14:ligatures w14:val="standardContextual"/>
             </w:rPr>
           </w:pPr>
-          <w:hyperlink w:anchor="_Toc234488912" w:history="1">
+          <w:hyperlink w:anchor="_Toc235093818" w:history="1">
             <w:r>
               <w:rPr>
                 <w:rStyle w:val="Hipervnculo"/>
@@ -2081,7 +2081,7 @@
                 <w:noProof/>
                 <w:webHidden/>
               </w:rPr>
-              <w:instrText xml:space="preserve"> PAGEREF _Toc234488912 \h </w:instrText>
+              <w:instrText xml:space="preserve"> PAGEREF _Toc235093818 \h </w:instrText>
             </w:r>
             <w:r>
               <w:rPr>
@@ -2128,7 +2128,7 @@
               <w14:ligatures w14:val="standardContextual"/>
             </w:rPr>
           </w:pPr>
-          <w:hyperlink w:anchor="_Toc234488913" w:history="1">
+          <w:hyperlink w:anchor="_Toc235093819" w:history="1">
             <w:r>
               <w:rPr>
                 <w:rStyle w:val="Hipervnculo"/>
@@ -2173,7 +2173,7 @@
                 <w:noProof/>
                 <w:webHidden/>
               </w:rPr>
-              <w:instrText xml:space="preserve"> PAGEREF _Toc234488913 \h </w:instrText>
+              <w:instrText xml:space="preserve"> PAGEREF _Toc235093819 \h </w:instrText>
             </w:r>
             <w:r>
               <w:rPr>
@@ -2220,7 +2220,7 @@
               <w14:ligatures w14:val="standardContextual"/>
             </w:rPr>
           </w:pPr>
-          <w:hyperlink w:anchor="_Toc234488914" w:history="1">
+          <w:hyperlink w:anchor="_Toc235093820" w:history="1">
             <w:r>
               <w:rPr>
                 <w:rStyle w:val="Hipervnculo"/>
@@ -2265,7 +2265,7 @@
                 <w:noProof/>
                 <w:webHidden/>
               </w:rPr>
-              <w:instrText xml:space="preserve"> PAGEREF _Toc234488914 \h </w:instrText>
+              <w:instrText xml:space="preserve"> PAGEREF _Toc235093820 \h </w:instrText>
             </w:r>
             <w:r>
               <w:rPr>
@@ -2312,7 +2312,7 @@
               <w14:ligatures w14:val="standardContextual"/>
             </w:rPr>
           </w:pPr>
-          <w:hyperlink w:anchor="_Toc234488915" w:history="1">
+          <w:hyperlink w:anchor="_Toc235093821" w:history="1">
             <w:r>
               <w:rPr>
                 <w:rStyle w:val="Hipervnculo"/>
@@ -2357,7 +2357,7 @@
                 <w:noProof/>
                 <w:webHidden/>
               </w:rPr>
-              <w:instrText xml:space="preserve"> PAGEREF _Toc234488915 \h </w:instrText>
+              <w:instrText xml:space="preserve"> PAGEREF _Toc235093821 \h </w:instrText>
             </w:r>
             <w:r>
               <w:rPr>
@@ -2404,7 +2404,7 @@
               <w14:ligatures w14:val="standardContextual"/>
             </w:rPr>
           </w:pPr>
-          <w:hyperlink w:anchor="_Toc234488916" w:history="1">
+          <w:hyperlink w:anchor="_Toc235093822" w:history="1">
             <w:r>
               <w:rPr>
                 <w:rStyle w:val="Hipervnculo"/>
@@ -2449,7 +2449,7 @@
                 <w:noProof/>
                 <w:webHidden/>
               </w:rPr>
-              <w:instrText xml:space="preserve"> PAGEREF _Toc234488916 \h </w:instrText>
+              <w:instrText xml:space="preserve"> PAGEREF _Toc235093822 \h </w:instrText>
             </w:r>
             <w:r>
               <w:rPr>
@@ -2496,7 +2496,7 @@
               <w14:ligatures w14:val="standardContextual"/>
             </w:rPr>
           </w:pPr>
-          <w:hyperlink w:anchor="_Toc234488917" w:history="1">
+          <w:hyperlink w:anchor="_Toc235093823" w:history="1">
             <w:r>
               <w:rPr>
                 <w:rStyle w:val="Hipervnculo"/>
@@ -2541,7 +2541,7 @@
                 <w:noProof/>
                 <w:webHidden/>
               </w:rPr>
-              <w:instrText xml:space="preserve"> PAGEREF _Toc234488917 \h </w:instrText>
+              <w:instrText xml:space="preserve"> PAGEREF _Toc235093823 \h </w:instrText>
             </w:r>
             <w:r>
               <w:rPr>
@@ -2588,7 +2588,7 @@
               <w14:ligatures w14:val="standardContextual"/>
             </w:rPr>
           </w:pPr>
-          <w:hyperlink w:anchor="_Toc234488918" w:history="1">
+          <w:hyperlink w:anchor="_Toc235093824" w:history="1">
             <w:r>
               <w:rPr>
                 <w:rStyle w:val="Hipervnculo"/>
@@ -2633,7 +2633,7 @@
                 <w:noProof/>
                 <w:webHidden/>
               </w:rPr>
-              <w:instrText xml:space="preserve"> PAGEREF _Toc234488918 \h </w:instrText>
+              <w:instrText xml:space="preserve"> PAGEREF _Toc235093824 \h </w:instrText>
             </w:r>
             <w:r>
               <w:rPr>
@@ -2679,7 +2679,7 @@
               <w14:ligatures w14:val="standardContextual"/>
             </w:rPr>
           </w:pPr>
-          <w:hyperlink w:anchor="_Toc234488919" w:history="1">
+          <w:hyperlink w:anchor="_Toc235093825" w:history="1">
             <w:r>
               <w:rPr>
                 <w:rStyle w:val="Hipervnculo"/>
@@ -2706,7 +2706,7 @@
                 <w:noProof/>
                 <w:webHidden/>
               </w:rPr>
-              <w:instrText xml:space="preserve"> PAGEREF _Toc234488919 \h </w:instrText>
+              <w:instrText xml:space="preserve"> PAGEREF _Toc235093825 \h </w:instrText>
             </w:r>
             <w:r>
               <w:rPr>
@@ -2752,7 +2752,7 @@
               <w14:ligatures w14:val="standardContextual"/>
             </w:rPr>
           </w:pPr>
-          <w:hyperlink w:anchor="_Toc234488920" w:history="1">
+          <w:hyperlink w:anchor="_Toc235093826" w:history="1">
             <w:r>
               <w:rPr>
                 <w:rStyle w:val="Hipervnculo"/>
@@ -2779,7 +2779,7 @@
                 <w:noProof/>
                 <w:webHidden/>
               </w:rPr>
-              <w:instrText xml:space="preserve"> PAGEREF _Toc234488920 \h </w:instrText>
+              <w:instrText xml:space="preserve"> PAGEREF _Toc235093826 \h </w:instrText>
             </w:r>
             <w:r>
               <w:rPr>
@@ -2825,7 +2825,7 @@
               <w14:ligatures w14:val="standardContextual"/>
             </w:rPr>
           </w:pPr>
-          <w:hyperlink w:anchor="_Toc234488921" w:history="1">
+          <w:hyperlink w:anchor="_Toc235093827" w:history="1">
             <w:r>
               <w:rPr>
                 <w:rStyle w:val="Hipervnculo"/>
@@ -2853,7 +2853,7 @@
                 <w:noProof/>
                 <w:webHidden/>
               </w:rPr>
-              <w:instrText xml:space="preserve"> PAGEREF _Toc234488921 \h </w:instrText>
+              <w:instrText xml:space="preserve"> PAGEREF _Toc235093827 \h </w:instrText>
             </w:r>
             <w:r>
               <w:rPr>
@@ -2899,7 +2899,7 @@
               <w14:ligatures w14:val="standardContextual"/>
             </w:rPr>
           </w:pPr>
-          <w:hyperlink w:anchor="_Toc234488922" w:history="1">
+          <w:hyperlink w:anchor="_Toc235093828" w:history="1">
             <w:r>
               <w:rPr>
                 <w:rStyle w:val="Hipervnculo"/>
@@ -2926,7 +2926,7 @@
                 <w:noProof/>
                 <w:webHidden/>
               </w:rPr>
-              <w:instrText xml:space="preserve"> PAGEREF _Toc234488922 \h </w:instrText>
+              <w:instrText xml:space="preserve"> PAGEREF _Toc235093828 \h </w:instrText>
             </w:r>
             <w:r>
               <w:rPr>
@@ -2973,7 +2973,7 @@
       <w:pPr>
         <w:pStyle w:val="Titulosgenerales"/>
       </w:pPr>
-      <w:bookmarkStart w:id="2" w:name="_Toc234488896"/>
+      <w:bookmarkStart w:id="2" w:name="_Toc235093802"/>
       <w:r>
         <w:lastRenderedPageBreak/>
         <w:t>Introducción</w:t>
@@ -3029,7 +3029,7 @@
           <w:lang w:eastAsia="es-CO"/>
         </w:rPr>
         <w:drawing>
-          <wp:anchor distT="0" distB="0" distL="114300" distR="114300" simplePos="0" relativeHeight="251666944" behindDoc="0" locked="0" layoutInCell="1" allowOverlap="1" wp14:anchorId="40E377CD" wp14:editId="449D0516">
+          <wp:anchor distT="0" distB="0" distL="114300" distR="114300" simplePos="0" relativeHeight="251666944" behindDoc="0" locked="0" layoutInCell="1" allowOverlap="1" wp14:anchorId="40E377CD" wp14:editId="7CD9A895">
             <wp:simplePos x="0" y="0"/>
             <wp:positionH relativeFrom="margin">
               <wp:posOffset>797560</wp:posOffset>
@@ -4132,7 +4132,7 @@
         <w:spacing w:after="120"/>
       </w:pPr>
       <w:bookmarkStart w:id="3" w:name="_Toc233954995"/>
-      <w:bookmarkStart w:id="4" w:name="_Toc234488897"/>
+      <w:bookmarkStart w:id="4" w:name="_Toc235093803"/>
       <w:r>
         <w:lastRenderedPageBreak/>
         <w:t>Diseño y moda</w:t>
@@ -4148,7 +4148,7 @@
         <w:pStyle w:val="Ttulo2"/>
       </w:pPr>
       <w:bookmarkStart w:id="5" w:name="_Toc233954996"/>
-      <w:bookmarkStart w:id="6" w:name="_Toc234488898"/>
+      <w:bookmarkStart w:id="6" w:name="_Toc235093804"/>
       <w:r>
         <w:t>Fundamentación de moda</w:t>
       </w:r>
@@ -4204,7 +4204,6 @@
       <w:r>
         <w:rPr>
           <w:rStyle w:val="Extranjerismo"/>
-          <w:lang w:val="es-ES"/>
         </w:rPr>
         <w:t>disegnare</w:t>
       </w:r>
@@ -4212,7 +4211,6 @@
       <w:r>
         <w:rPr>
           <w:rStyle w:val="Extranjerismo"/>
-          <w:lang w:val="es-ES"/>
         </w:rPr>
         <w:t xml:space="preserve">, </w:t>
       </w:r>
@@ -4222,13 +4220,15 @@
         </w:rPr>
         <w:t xml:space="preserve">que significa dibujar, que a su vez se deriva del latín </w:t>
       </w:r>
+      <w:proofErr w:type="spellStart"/>
       <w:r>
         <w:rPr>
           <w:rStyle w:val="Extranjerismo"/>
-          <w:lang w:val="es-ES" w:eastAsia="es-CO"/>
+          <w:lang w:eastAsia="es-CO"/>
         </w:rPr>
         <w:t>designare</w:t>
       </w:r>
+      <w:proofErr w:type="spellEnd"/>
       <w:r>
         <w:rPr>
           <w:lang w:eastAsia="es-CO"/>
@@ -4268,15 +4268,12 @@
         </w:rPr>
         <w:t xml:space="preserve">La definición viene del francés </w:t>
       </w:r>
-      <w:proofErr w:type="spellStart"/>
       <w:r>
         <w:rPr>
           <w:rStyle w:val="Extranjerismo"/>
-          <w:lang w:val="es-ES"/>
         </w:rPr>
         <w:t>mode</w:t>
       </w:r>
-      <w:proofErr w:type="spellEnd"/>
       <w:r>
         <w:rPr>
           <w:lang w:eastAsia="es-CO"/>
@@ -4298,7 +4295,7 @@
       <w:r>
         <w:rPr>
           <w:rStyle w:val="Extranjerismo"/>
-          <w:lang w:val="es-ES" w:eastAsia="es-CO"/>
+          <w:lang w:eastAsia="es-CO"/>
         </w:rPr>
         <w:t>modus</w:t>
       </w:r>
@@ -5327,15 +5324,12 @@
         </w:rPr>
         <w:t xml:space="preserve">reloj de arena, el corsé de metal o de ballenas, faldas largas o blazers, sujetador, estética </w:t>
       </w:r>
-      <w:proofErr w:type="spellStart"/>
       <w:r>
         <w:rPr>
           <w:rStyle w:val="Extranjerismo"/>
-          <w:lang w:val="es-ES"/>
         </w:rPr>
         <w:t>flapper</w:t>
       </w:r>
-      <w:proofErr w:type="spellEnd"/>
       <w:r>
         <w:rPr>
           <w:lang w:eastAsia="es-CO"/>
@@ -5370,14 +5364,12 @@
       <w:r>
         <w:rPr>
           <w:rStyle w:val="Extranjerismo"/>
-          <w:lang w:val="es-ES"/>
         </w:rPr>
         <w:t>j</w:t>
       </w:r>
       <w:r>
         <w:rPr>
           <w:rStyle w:val="Extranjerismo"/>
-          <w:lang w:val="es-ES"/>
         </w:rPr>
         <w:t>eans</w:t>
       </w:r>
@@ -5387,15 +5379,12 @@
         </w:rPr>
         <w:t xml:space="preserve"> de tiro bajo, minifaldas, shorts, zuecos o sandalias, estampados animal </w:t>
       </w:r>
-      <w:proofErr w:type="spellStart"/>
       <w:r>
         <w:rPr>
           <w:rStyle w:val="Extranjerismo"/>
-          <w:lang w:val="es-ES"/>
         </w:rPr>
         <w:t>print</w:t>
       </w:r>
-      <w:proofErr w:type="spellEnd"/>
       <w:r>
         <w:rPr>
           <w:lang w:eastAsia="es-CO"/>
@@ -5405,19 +5394,9 @@
       <w:r>
         <w:rPr>
           <w:rStyle w:val="Extranjerismo"/>
-          <w:lang w:val="es-ES"/>
-        </w:rPr>
-        <w:t xml:space="preserve">Fast </w:t>
-      </w:r>
-      <w:proofErr w:type="spellStart"/>
-      <w:r>
-        <w:rPr>
-          <w:rStyle w:val="Extranjerismo"/>
-          <w:lang w:val="es-ES"/>
-        </w:rPr>
-        <w:t>fashion</w:t>
-      </w:r>
-      <w:proofErr w:type="spellEnd"/>
+        </w:rPr>
+        <w:t>Fast fashion</w:t>
+      </w:r>
       <w:r>
         <w:rPr>
           <w:lang w:eastAsia="es-CO"/>
@@ -6044,7 +6023,21 @@
         <w:rPr>
           <w:lang w:eastAsia="es-CO"/>
         </w:rPr>
-        <w:t xml:space="preserve"> la cantidad de prendas y la calidad. Aspiracional: querer aparentar ser de una clase social - "</w:t>
+        <w:t xml:space="preserve"> la cantidad de prendas y la calidad. Aspiracional: </w:t>
+      </w:r>
+      <w:proofErr w:type="gramStart"/>
+      <w:r>
+        <w:rPr>
+          <w:lang w:eastAsia="es-CO"/>
+        </w:rPr>
+        <w:t>querer aparentar ser</w:t>
+      </w:r>
+      <w:proofErr w:type="gramEnd"/>
+      <w:r>
+        <w:rPr>
+          <w:lang w:eastAsia="es-CO"/>
+        </w:rPr>
+        <w:t xml:space="preserve"> de una clase social - "</w:t>
       </w:r>
       <w:r>
         <w:rPr>
@@ -6355,7 +6348,7 @@
       <w:r>
         <w:rPr>
           <w:rStyle w:val="Extranjerismo"/>
-          <w:lang w:val="es-ES" w:eastAsia="es-CO"/>
+          <w:lang w:eastAsia="es-CO"/>
         </w:rPr>
         <w:t>sexy</w:t>
       </w:r>
@@ -6428,7 +6421,6 @@
         <w:rPr>
           <w:rStyle w:val="Extranjerismo"/>
           <w:b/>
-          <w:lang w:val="es-ES"/>
         </w:rPr>
         <w:t>Fashion</w:t>
       </w:r>
@@ -6439,17 +6431,15 @@
         </w:rPr>
         <w:t xml:space="preserve"> </w:t>
       </w:r>
-      <w:proofErr w:type="spellStart"/>
       <w:r>
         <w:rPr>
           <w:rStyle w:val="Extranjerismo"/>
           <w:b/>
           <w:bCs/>
-          <w:lang w:val="es-ES" w:eastAsia="es-CO"/>
+          <w:lang w:eastAsia="es-CO"/>
         </w:rPr>
         <w:t>victims</w:t>
       </w:r>
-      <w:proofErr w:type="spellEnd"/>
       <w:r>
         <w:rPr>
           <w:b/>
@@ -6507,17 +6497,15 @@
           <w:lang w:eastAsia="es-CO"/>
         </w:rPr>
       </w:pPr>
-      <w:proofErr w:type="spellStart"/>
       <w:r>
         <w:rPr>
           <w:rStyle w:val="Extranjerismo"/>
           <w:b/>
           <w:bCs/>
-          <w:lang w:val="es-ES" w:eastAsia="es-CO"/>
+          <w:lang w:eastAsia="es-CO"/>
         </w:rPr>
         <w:t>Fashionistas</w:t>
       </w:r>
-      <w:proofErr w:type="spellEnd"/>
       <w:r>
         <w:rPr>
           <w:b/>
@@ -6534,7 +6522,6 @@
       <w:r>
         <w:rPr>
           <w:rStyle w:val="Extranjerismo"/>
-          <w:lang w:val="es-ES"/>
         </w:rPr>
         <w:t>vintage</w:t>
       </w:r>
@@ -6550,7 +6537,7 @@
         <w:pStyle w:val="Ttulo2"/>
       </w:pPr>
       <w:bookmarkStart w:id="7" w:name="_Toc233954997"/>
-      <w:bookmarkStart w:id="8" w:name="_Toc234488899"/>
+      <w:bookmarkStart w:id="8" w:name="_Toc235093805"/>
       <w:r>
         <w:t>Universos de vestuario</w:t>
       </w:r>
@@ -6814,21 +6801,19 @@
           <w:lang w:eastAsia="es-CO"/>
         </w:rPr>
       </w:pPr>
-      <w:proofErr w:type="spellStart"/>
-      <w:r>
-        <w:rPr>
-          <w:b/>
-          <w:lang w:val="en-US" w:eastAsia="es-CO"/>
-        </w:rPr>
-        <w:t>Principales</w:t>
-      </w:r>
-      <w:proofErr w:type="spellEnd"/>
-      <w:r>
-        <w:rPr>
-          <w:b/>
-          <w:lang w:val="en-US" w:eastAsia="es-CO"/>
-        </w:rPr>
-        <w:t xml:space="preserve">: </w:t>
+      <w:r>
+        <w:rPr>
+          <w:b/>
+          <w:lang w:eastAsia="es-CO"/>
+        </w:rPr>
+        <w:t>Principales:</w:t>
+      </w:r>
+      <w:r>
+        <w:rPr>
+          <w:b/>
+          <w:lang w:eastAsia="es-CO"/>
+        </w:rPr>
+        <w:t xml:space="preserve"> </w:t>
       </w:r>
       <w:r>
         <w:rPr>
@@ -6872,21 +6857,19 @@
           <w:lang w:eastAsia="es-CO"/>
         </w:rPr>
       </w:pPr>
-      <w:proofErr w:type="spellStart"/>
-      <w:r>
-        <w:rPr>
-          <w:b/>
-          <w:lang w:val="en-US" w:eastAsia="es-CO"/>
-        </w:rPr>
-        <w:t>Transitorias</w:t>
-      </w:r>
-      <w:proofErr w:type="spellEnd"/>
-      <w:r>
-        <w:rPr>
-          <w:b/>
-          <w:lang w:val="en-US" w:eastAsia="es-CO"/>
-        </w:rPr>
-        <w:t xml:space="preserve">: </w:t>
+      <w:r>
+        <w:rPr>
+          <w:b/>
+          <w:lang w:eastAsia="es-CO"/>
+        </w:rPr>
+        <w:t>Transitorias:</w:t>
+      </w:r>
+      <w:r>
+        <w:rPr>
+          <w:b/>
+          <w:lang w:eastAsia="es-CO"/>
+        </w:rPr>
+        <w:t xml:space="preserve"> </w:t>
       </w:r>
       <w:r>
         <w:rPr>
@@ -6917,38 +6900,27 @@
         <w:rPr>
           <w:rStyle w:val="Extranjerismo"/>
           <w:b/>
-          <w:lang w:val="es-ES"/>
-        </w:rPr>
-        <w:t xml:space="preserve">Haute </w:t>
-      </w:r>
-      <w:proofErr w:type="spellStart"/>
+        </w:rPr>
+        <w:t>Haute couture</w:t>
+      </w:r>
       <w:r>
         <w:rPr>
           <w:rStyle w:val="Extranjerismo"/>
           <w:b/>
-          <w:lang w:val="es-ES"/>
-        </w:rPr>
-        <w:t>couture</w:t>
-      </w:r>
-      <w:proofErr w:type="spellEnd"/>
+          <w:lang w:eastAsia="es-CO"/>
+        </w:rPr>
+        <w:t xml:space="preserve"> / </w:t>
+      </w:r>
+      <w:r>
+        <w:rPr>
+          <w:b/>
+        </w:rPr>
+        <w:t>Alta costura:</w:t>
+      </w:r>
       <w:r>
         <w:rPr>
           <w:rStyle w:val="Extranjerismo"/>
-          <w:b/>
-          <w:lang w:val="es-ES" w:eastAsia="es-CO"/>
-        </w:rPr>
-        <w:t xml:space="preserve"> / </w:t>
-      </w:r>
-      <w:r>
-        <w:rPr>
-          <w:b/>
-        </w:rPr>
-        <w:t>Alta costura:</w:t>
-      </w:r>
-      <w:r>
-        <w:rPr>
-          <w:rStyle w:val="Extranjerismo"/>
-          <w:lang w:val="es-ES" w:eastAsia="es-CO"/>
+          <w:lang w:eastAsia="es-CO"/>
         </w:rPr>
         <w:t xml:space="preserve"> </w:t>
       </w:r>
@@ -6981,7 +6953,7 @@
         <w:rPr>
           <w:rStyle w:val="Extranjerismo"/>
           <w:b/>
-          <w:lang w:val="es-ES" w:eastAsia="es-CO"/>
+          <w:lang w:eastAsia="es-CO"/>
         </w:rPr>
         <w:t>Pret a Porter</w:t>
       </w:r>
@@ -7007,39 +6979,14 @@
       <w:r>
         <w:rPr>
           <w:rStyle w:val="Extranjerismo"/>
-          <w:lang w:val="es-ES" w:eastAsia="es-CO"/>
-        </w:rPr>
-        <w:t xml:space="preserve">Ready </w:t>
-      </w:r>
-      <w:proofErr w:type="spellStart"/>
+          <w:lang w:eastAsia="es-CO"/>
+        </w:rPr>
+        <w:t>Ready to wear</w:t>
+      </w:r>
       <w:r>
         <w:rPr>
           <w:rStyle w:val="Extranjerismo"/>
-          <w:lang w:val="es-ES" w:eastAsia="es-CO"/>
-        </w:rPr>
-        <w:t>to</w:t>
-      </w:r>
-      <w:proofErr w:type="spellEnd"/>
-      <w:r>
-        <w:rPr>
-          <w:rStyle w:val="Extranjerismo"/>
-          <w:lang w:val="es-ES" w:eastAsia="es-CO"/>
-        </w:rPr>
-        <w:t xml:space="preserve"> </w:t>
-      </w:r>
-      <w:proofErr w:type="spellStart"/>
-      <w:r>
-        <w:rPr>
-          <w:rStyle w:val="Extranjerismo"/>
-          <w:lang w:val="es-ES" w:eastAsia="es-CO"/>
-        </w:rPr>
-        <w:t>wear</w:t>
-      </w:r>
-      <w:proofErr w:type="spellEnd"/>
-      <w:r>
-        <w:rPr>
-          <w:rStyle w:val="Extranjerismo"/>
-          <w:lang w:val="es-ES" w:eastAsia="es-CO"/>
+          <w:lang w:eastAsia="es-CO"/>
         </w:rPr>
         <w:t>.</w:t>
       </w:r>
@@ -7248,7 +7195,6 @@
           <w:p>
             <w:pPr>
               <w:ind w:firstLine="0"/>
-              <w:jc w:val="center"/>
               <w:rPr>
                 <w:lang w:eastAsia="es-CO"/>
               </w:rPr>
@@ -7268,7 +7214,6 @@
           <w:p>
             <w:pPr>
               <w:ind w:firstLine="0"/>
-              <w:jc w:val="center"/>
               <w:rPr>
                 <w:lang w:eastAsia="es-CO"/>
               </w:rPr>
@@ -7288,7 +7233,6 @@
           <w:p>
             <w:pPr>
               <w:ind w:firstLine="0"/>
-              <w:jc w:val="center"/>
               <w:rPr>
                 <w:lang w:eastAsia="es-CO"/>
               </w:rPr>
@@ -7308,7 +7252,6 @@
           <w:p>
             <w:pPr>
               <w:ind w:firstLine="0"/>
-              <w:jc w:val="center"/>
               <w:rPr>
                 <w:lang w:eastAsia="es-CO"/>
               </w:rPr>
@@ -7328,7 +7271,6 @@
           <w:p>
             <w:pPr>
               <w:ind w:firstLine="0"/>
-              <w:jc w:val="center"/>
               <w:rPr>
                 <w:lang w:eastAsia="es-CO"/>
               </w:rPr>
@@ -7392,9 +7334,11 @@
                 <w:lang w:eastAsia="es-CO"/>
               </w:rPr>
             </w:pPr>
+            <w:proofErr w:type="spellStart"/>
             <w:r>
               <w:t>Multi-ocasión</w:t>
             </w:r>
+            <w:proofErr w:type="spellEnd"/>
           </w:p>
         </w:tc>
         <w:tc>
@@ -7579,7 +7523,7 @@
             <w:pPr>
               <w:ind w:firstLine="0"/>
               <w:rPr>
-                <w:lang w:val="en-US" w:eastAsia="es-CO"/>
+                <w:lang w:eastAsia="es-CO"/>
               </w:rPr>
             </w:pPr>
             <w:r>
@@ -9221,21 +9165,18 @@
       <w:r>
         <w:rPr>
           <w:rStyle w:val="Extranjerismo"/>
-          <w:lang w:val="es-ES"/>
         </w:rPr>
         <w:t>Free</w:t>
       </w:r>
       <w:r>
         <w:rPr>
           <w:rStyle w:val="Extranjerismo"/>
-          <w:lang w:val="es-ES"/>
         </w:rPr>
         <w:t>l</w:t>
       </w:r>
       <w:r>
         <w:rPr>
           <w:rStyle w:val="Extranjerismo"/>
-          <w:lang w:val="es-ES"/>
         </w:rPr>
         <w:t>ance</w:t>
       </w:r>
@@ -10561,36 +10502,24 @@
         </w:rPr>
         <w:tab/>
       </w:r>
-      <w:r>
-        <w:rPr>
-          <w:lang w:eastAsia="es-CO"/>
-        </w:rPr>
-        <w:tab/>
-      </w:r>
-      <w:r>
-        <w:rPr>
-          <w:lang w:eastAsia="es-CO"/>
-        </w:rPr>
-        <w:tab/>
-      </w:r>
-      <w:r>
-        <w:rPr>
-          <w:lang w:eastAsia="es-CO"/>
-        </w:rPr>
-        <w:tab/>
-      </w:r>
-      <w:r>
-        <w:rPr>
-          <w:lang w:eastAsia="es-CO"/>
-        </w:rPr>
-        <w:tab/>
-      </w:r>
+    </w:p>
+    <w:p>
+      <w:pPr>
+        <w:pStyle w:val="Video"/>
+        <w:numPr>
+          <w:ilvl w:val="0"/>
+          <w:numId w:val="0"/>
+        </w:numPr>
+        <w:rPr>
+          <w:lang w:eastAsia="es-CO"/>
+        </w:rPr>
+      </w:pPr>
       <w:r>
         <w:rPr>
           <w:noProof/>
         </w:rPr>
         <w:drawing>
-          <wp:inline distT="0" distB="0" distL="0" distR="0" wp14:anchorId="24B94D72" wp14:editId="7D65C755">
+          <wp:inline distT="0" distB="0" distL="0" distR="0" wp14:anchorId="24B94D72" wp14:editId="141ECE36">
             <wp:extent cx="4680000" cy="2634516"/>
             <wp:effectExtent l="0" t="0" r="6350" b="0"/>
             <wp:docPr id="20" name="Imagen 19">
@@ -10775,7 +10704,6 @@
             <w:r>
               <w:rPr>
                 <w:rStyle w:val="Extranjerismo"/>
-                <w:lang w:val="es-ES"/>
               </w:rPr>
               <w:t>Haute Couture</w:t>
             </w:r>
@@ -10785,7 +10713,6 @@
             <w:r>
               <w:rPr>
                 <w:rStyle w:val="Extranjerismo"/>
-                <w:lang w:val="es-ES"/>
               </w:rPr>
               <w:t>Prêt-à-Porter</w:t>
             </w:r>
@@ -10795,7 +10722,6 @@
             <w:r>
               <w:rPr>
                 <w:rStyle w:val="Extranjerismo"/>
-                <w:lang w:val="es-ES"/>
               </w:rPr>
               <w:t>Fast Fashion</w:t>
             </w:r>
@@ -10809,7 +10735,6 @@
             <w:r>
               <w:rPr>
                 <w:rStyle w:val="Extranjerismo"/>
-                <w:lang w:val="es-ES"/>
               </w:rPr>
               <w:t>Slow Fashion</w:t>
             </w:r>
@@ -10827,7 +10752,6 @@
             <w:r>
               <w:rPr>
                 <w:rStyle w:val="Extranjerismo"/>
-                <w:lang w:val="es-ES"/>
               </w:rPr>
               <w:t>Slow Fashion</w:t>
             </w:r>
@@ -10837,9 +10761,14 @@
             <w:r>
               <w:rPr>
                 <w:rStyle w:val="Extranjerismo"/>
-                <w:lang w:val="es-ES"/>
-              </w:rPr>
-              <w:t>Vegan Fashion</w:t>
+              </w:rPr>
+              <w:t>Vegan F</w:t>
+            </w:r>
+            <w:r>
+              <w:rPr>
+                <w:rStyle w:val="Extranjerismo"/>
+              </w:rPr>
+              <w:t>ashion</w:t>
             </w:r>
             <w:r>
               <w:t xml:space="preserve">, el </w:t>
@@ -10847,36 +10776,24 @@
             <w:r>
               <w:rPr>
                 <w:rStyle w:val="Extranjerismo"/>
-                <w:lang w:val="es-ES"/>
               </w:rPr>
               <w:t>Eco Fashion</w:t>
             </w:r>
             <w:r>
               <w:t xml:space="preserve">, el </w:t>
             </w:r>
-            <w:proofErr w:type="spellStart"/>
             <w:r>
               <w:rPr>
                 <w:rStyle w:val="Extranjerismo"/>
-                <w:lang w:val="es-ES"/>
-              </w:rPr>
-              <w:t>Ethical</w:t>
-            </w:r>
-            <w:proofErr w:type="spellEnd"/>
+              </w:rPr>
+              <w:t>Ethical Fashion</w:t>
+            </w:r>
+            <w:r>
+              <w:t xml:space="preserve"> y el </w:t>
+            </w:r>
             <w:r>
               <w:rPr>
                 <w:rStyle w:val="Extranjerismo"/>
-                <w:lang w:val="es-ES"/>
-              </w:rPr>
-              <w:t xml:space="preserve"> Fashion</w:t>
-            </w:r>
-            <w:r>
-              <w:t xml:space="preserve"> y el </w:t>
-            </w:r>
-            <w:r>
-              <w:rPr>
-                <w:rStyle w:val="Extranjerismo"/>
-                <w:lang w:val="es-ES"/>
               </w:rPr>
               <w:t>Circular Fashion</w:t>
             </w:r>
@@ -10891,91 +10808,35 @@
             <w:r>
               <w:t xml:space="preserve">El sistema moda también organiza las prendas según las ocasiones de uso y los universos de vestuario. Las ocasiones de uso se relacionan con los diferentes escenarios de la vida cotidiana, como eventos formales, trabajo, deporte, descanso o recreación. De allí se derivan universos como gala, formal, casual, </w:t>
             </w:r>
+            <w:r>
+              <w:rPr>
+                <w:rStyle w:val="Extranjerismo"/>
+              </w:rPr>
+              <w:t>jeanswear</w:t>
+            </w:r>
+            <w:r>
+              <w:t xml:space="preserve">, </w:t>
+            </w:r>
+            <w:r>
+              <w:rPr>
+                <w:rStyle w:val="Extranjerismo"/>
+              </w:rPr>
+              <w:t xml:space="preserve">sportswear, activewear, swimwear, sleepwear </w:t>
+            </w:r>
             <w:proofErr w:type="spellStart"/>
             <w:r>
               <w:rPr>
                 <w:rStyle w:val="Extranjerismo"/>
-                <w:lang w:val="es-ES"/>
-              </w:rPr>
-              <w:t>jeanswear</w:t>
+              </w:rPr>
+              <w:t>y</w:t>
             </w:r>
             <w:proofErr w:type="spellEnd"/>
             <w:r>
-              <w:t xml:space="preserve">, </w:t>
-            </w:r>
-            <w:proofErr w:type="spellStart"/>
-            <w:r>
               <w:rPr>
                 <w:rStyle w:val="Extranjerismo"/>
-                <w:lang w:val="es-ES"/>
-              </w:rPr>
-              <w:t>sportswear</w:t>
-            </w:r>
-            <w:proofErr w:type="spellEnd"/>
-            <w:r>
-              <w:rPr>
-                <w:rStyle w:val="Extranjerismo"/>
-                <w:lang w:val="es-ES"/>
-              </w:rPr>
-              <w:t xml:space="preserve">, </w:t>
-            </w:r>
-            <w:proofErr w:type="spellStart"/>
-            <w:r>
-              <w:rPr>
-                <w:rStyle w:val="Extranjerismo"/>
-                <w:lang w:val="es-ES"/>
-              </w:rPr>
-              <w:t>activewear</w:t>
-            </w:r>
-            <w:proofErr w:type="spellEnd"/>
-            <w:r>
-              <w:rPr>
-                <w:rStyle w:val="Extranjerismo"/>
-                <w:lang w:val="es-ES"/>
-              </w:rPr>
-              <w:t xml:space="preserve">, </w:t>
-            </w:r>
-            <w:proofErr w:type="spellStart"/>
-            <w:r>
-              <w:rPr>
-                <w:rStyle w:val="Extranjerismo"/>
-                <w:lang w:val="es-ES"/>
-              </w:rPr>
-              <w:t>swimwear</w:t>
-            </w:r>
-            <w:proofErr w:type="spellEnd"/>
-            <w:r>
-              <w:rPr>
-                <w:rStyle w:val="Extranjerismo"/>
-                <w:lang w:val="es-ES"/>
-              </w:rPr>
-              <w:t xml:space="preserve">, </w:t>
-            </w:r>
-            <w:proofErr w:type="spellStart"/>
-            <w:r>
-              <w:rPr>
-                <w:rStyle w:val="Extranjerismo"/>
-                <w:lang w:val="es-ES"/>
-              </w:rPr>
-              <w:t>sleepwear</w:t>
-            </w:r>
-            <w:proofErr w:type="spellEnd"/>
-            <w:r>
-              <w:rPr>
-                <w:rStyle w:val="Extranjerismo"/>
-                <w:lang w:val="es-ES"/>
-              </w:rPr>
-              <w:t xml:space="preserve"> y </w:t>
-            </w:r>
-            <w:proofErr w:type="spellStart"/>
-            <w:r>
-              <w:rPr>
-                <w:rStyle w:val="Extranjerismo"/>
-                <w:lang w:val="es-ES"/>
-              </w:rPr>
-              <w:t>underwear</w:t>
-            </w:r>
-            <w:proofErr w:type="spellEnd"/>
+              </w:rPr>
+              <w:t xml:space="preserve"> underwear</w:t>
+            </w:r>
             <w:r>
               <w:t>, cada uno diseñado para responder a necesidades específicas del consumidor.</w:t>
             </w:r>
@@ -10987,22 +10848,18 @@
             <w:r>
               <w:rPr>
                 <w:rStyle w:val="Extranjerismo"/>
-                <w:lang w:val="es-ES"/>
               </w:rPr>
               <w:t>Prêt-à-Porter</w:t>
             </w:r>
             <w:r>
               <w:t xml:space="preserve"> porque produce prendas listas para usar y maneja categorías como formal, casual, </w:t>
             </w:r>
-            <w:proofErr w:type="spellStart"/>
             <w:r>
               <w:rPr>
                 <w:rStyle w:val="Extranjerismo"/>
-                <w:lang w:val="es-ES"/>
               </w:rPr>
               <w:t>jeanswear</w:t>
             </w:r>
-            <w:proofErr w:type="spellEnd"/>
             <w:r>
               <w:t xml:space="preserve"> y ropa interior. El objetivo final es aprender a interpretar las marcas desde el lenguaje técnico del sistema moda y comprender cómo segmentan sus productos según el consumidor y el contexto de uso.</w:t>
             </w:r>
@@ -11024,7 +10881,7 @@
         <w:pStyle w:val="Ttulo2"/>
       </w:pPr>
       <w:bookmarkStart w:id="9" w:name="_Toc233954998"/>
-      <w:bookmarkStart w:id="10" w:name="_Toc234488900"/>
+      <w:bookmarkStart w:id="10" w:name="_Toc235093806"/>
       <w:r>
         <w:lastRenderedPageBreak/>
         <w:t>Perfil y estilo de consumidor</w:t>
@@ -11125,7 +10982,7 @@
       <w:r>
         <w:rPr>
           <w:rStyle w:val="Extranjerismo"/>
-          <w:lang w:val="es-ES" w:eastAsia="es-CO"/>
+          <w:lang w:eastAsia="es-CO"/>
         </w:rPr>
         <w:t>marketing</w:t>
       </w:r>
@@ -12496,15 +12353,13 @@
         </w:rPr>
         <w:t xml:space="preserve"> la coherencia en el </w:t>
       </w:r>
-      <w:proofErr w:type="spellStart"/>
       <w:r>
         <w:rPr>
           <w:rStyle w:val="Extranjerismo"/>
-          <w:lang w:val="es-ES" w:eastAsia="es-CO"/>
+          <w:lang w:eastAsia="es-CO"/>
         </w:rPr>
         <w:t>habitus</w:t>
       </w:r>
-      <w:proofErr w:type="spellEnd"/>
       <w:r>
         <w:rPr>
           <w:lang w:eastAsia="es-CO"/>
@@ -13441,7 +13296,7 @@
       <w:r>
         <w:rPr>
           <w:rStyle w:val="Extranjerismo"/>
-          <w:lang w:val="es-ES" w:eastAsia="es-CO"/>
+          <w:lang w:eastAsia="es-CO"/>
         </w:rPr>
         <w:t>vintage</w:t>
       </w:r>
@@ -13538,7 +13393,7 @@
         <w:pStyle w:val="Ttulo2"/>
       </w:pPr>
       <w:bookmarkStart w:id="11" w:name="_Toc233954999"/>
-      <w:bookmarkStart w:id="12" w:name="_Toc234488901"/>
+      <w:bookmarkStart w:id="12" w:name="_Toc235093807"/>
       <w:r>
         <w:t>Tendencias</w:t>
       </w:r>
@@ -13888,15 +13743,13 @@
         </w:rPr>
         <w:t>Un grupo de personas dedicadas a ser cazadores de tendencias, los llamados "</w:t>
       </w:r>
-      <w:proofErr w:type="spellStart"/>
       <w:r>
         <w:rPr>
           <w:rStyle w:val="Extranjerismo"/>
-          <w:lang w:val="es-ES" w:eastAsia="es-CO"/>
+          <w:lang w:eastAsia="es-CO"/>
         </w:rPr>
         <w:t>coolhunter</w:t>
       </w:r>
-      <w:proofErr w:type="spellEnd"/>
       <w:r>
         <w:rPr>
           <w:lang w:eastAsia="es-CO"/>
@@ -14514,27 +14367,36 @@
         </w:numPr>
         <w:rPr>
           <w:b/>
-          <w:lang w:val="en-US" w:eastAsia="es-CO"/>
-        </w:rPr>
-      </w:pPr>
-      <w:r>
-        <w:rPr>
-          <w:b/>
-          <w:lang w:val="en-US" w:eastAsia="es-CO"/>
+          <w:lang w:eastAsia="es-CO"/>
+        </w:rPr>
+      </w:pPr>
+      <w:r>
+        <w:rPr>
+          <w:b/>
+          <w:lang w:eastAsia="es-CO"/>
         </w:rPr>
         <w:t>F</w:t>
       </w:r>
       <w:r>
         <w:rPr>
           <w:b/>
-          <w:lang w:val="en-US" w:eastAsia="es-CO"/>
-        </w:rPr>
-        <w:t>ashion trendsetter</w:t>
-      </w:r>
-      <w:r>
-        <w:rPr>
-          <w:b/>
-          <w:lang w:val="en-US" w:eastAsia="es-CO"/>
+          <w:lang w:eastAsia="es-CO"/>
+        </w:rPr>
+        <w:t xml:space="preserve">ashion </w:t>
+      </w:r>
+      <w:proofErr w:type="spellStart"/>
+      <w:r>
+        <w:rPr>
+          <w:b/>
+          <w:lang w:eastAsia="es-CO"/>
+        </w:rPr>
+        <w:t>trendsetter</w:t>
+      </w:r>
+      <w:proofErr w:type="spellEnd"/>
+      <w:r>
+        <w:rPr>
+          <w:b/>
+          <w:lang w:eastAsia="es-CO"/>
         </w:rPr>
         <w:t xml:space="preserve">: </w:t>
       </w:r>
@@ -14543,7 +14405,7 @@
           <w:rPr>
             <w:rStyle w:val="Hipervnculo"/>
             <w:b/>
-            <w:lang w:val="en-US" w:eastAsia="es-CO"/>
+            <w:lang w:eastAsia="es-CO"/>
           </w:rPr>
           <w:t>https://www.fashiontrendsetter.com/v2/</w:t>
         </w:r>
@@ -14558,27 +14420,36 @@
         </w:numPr>
         <w:rPr>
           <w:b/>
-          <w:lang w:val="en-US" w:eastAsia="es-CO"/>
-        </w:rPr>
-      </w:pPr>
-      <w:r>
-        <w:rPr>
-          <w:b/>
-          <w:lang w:val="en-US" w:eastAsia="es-CO"/>
+          <w:lang w:eastAsia="es-CO"/>
+        </w:rPr>
+      </w:pPr>
+      <w:r>
+        <w:rPr>
+          <w:b/>
+          <w:lang w:eastAsia="es-CO"/>
         </w:rPr>
         <w:t>F</w:t>
       </w:r>
       <w:r>
         <w:rPr>
           <w:b/>
-          <w:lang w:val="en-US" w:eastAsia="es-CO"/>
-        </w:rPr>
-        <w:t>ashion snoop</w:t>
-      </w:r>
-      <w:r>
-        <w:rPr>
-          <w:b/>
-          <w:lang w:val="en-US" w:eastAsia="es-CO"/>
+          <w:lang w:eastAsia="es-CO"/>
+        </w:rPr>
+        <w:t xml:space="preserve">ashion </w:t>
+      </w:r>
+      <w:proofErr w:type="spellStart"/>
+      <w:r>
+        <w:rPr>
+          <w:b/>
+          <w:lang w:eastAsia="es-CO"/>
+        </w:rPr>
+        <w:t>snoop</w:t>
+      </w:r>
+      <w:proofErr w:type="spellEnd"/>
+      <w:r>
+        <w:rPr>
+          <w:b/>
+          <w:lang w:eastAsia="es-CO"/>
         </w:rPr>
         <w:t xml:space="preserve">: </w:t>
       </w:r>
@@ -14587,7 +14458,7 @@
           <w:rPr>
             <w:rStyle w:val="Hipervnculo"/>
             <w:b/>
-            <w:lang w:val="en-US" w:eastAsia="es-CO"/>
+            <w:lang w:eastAsia="es-CO"/>
           </w:rPr>
           <w:t>https://www.fashionsnoops.com/</w:t>
         </w:r>
@@ -14602,22 +14473,29 @@
         </w:numPr>
         <w:rPr>
           <w:b/>
-          <w:lang w:val="en-US" w:eastAsia="es-CO"/>
-        </w:rPr>
-      </w:pPr>
-      <w:r>
-        <w:rPr>
-          <w:b/>
-          <w:lang w:val="en-US" w:eastAsia="es-CO"/>
-        </w:rPr>
-        <w:t xml:space="preserve">WGSN: </w:t>
+          <w:lang w:eastAsia="es-CO"/>
+        </w:rPr>
+      </w:pPr>
+      <w:r>
+        <w:rPr>
+          <w:b/>
+          <w:lang w:eastAsia="es-CO"/>
+        </w:rPr>
+        <w:t>WGSN</w:t>
+      </w:r>
+      <w:r>
+        <w:rPr>
+          <w:b/>
+          <w:lang w:eastAsia="es-CO"/>
+        </w:rPr>
+        <w:t xml:space="preserve">: </w:t>
       </w:r>
       <w:hyperlink r:id="rId21" w:history="1">
         <w:r>
           <w:rPr>
             <w:rStyle w:val="Hipervnculo"/>
             <w:b/>
-            <w:lang w:val="en-US" w:eastAsia="es-CO"/>
+            <w:lang w:eastAsia="es-CO"/>
           </w:rPr>
           <w:t>https://www.wgsn.com/es/wgsn/</w:t>
         </w:r>
@@ -14632,21 +14510,21 @@
         </w:numPr>
         <w:rPr>
           <w:b/>
-          <w:lang w:val="en-US" w:eastAsia="es-CO"/>
+          <w:lang w:eastAsia="es-CO"/>
         </w:rPr>
       </w:pPr>
       <w:proofErr w:type="spellStart"/>
       <w:r>
         <w:rPr>
           <w:b/>
-          <w:lang w:val="en-US" w:eastAsia="es-CO"/>
+          <w:lang w:eastAsia="es-CO"/>
         </w:rPr>
         <w:t>P</w:t>
       </w:r>
       <w:r>
         <w:rPr>
           <w:b/>
-          <w:lang w:val="en-US" w:eastAsia="es-CO"/>
+          <w:lang w:eastAsia="es-CO"/>
         </w:rPr>
         <w:t>eclers</w:t>
       </w:r>
@@ -14654,7 +14532,7 @@
       <w:r>
         <w:rPr>
           <w:b/>
-          <w:lang w:val="en-US" w:eastAsia="es-CO"/>
+          <w:lang w:eastAsia="es-CO"/>
         </w:rPr>
         <w:t xml:space="preserve"> </w:t>
       </w:r>
@@ -14662,7 +14540,7 @@
       <w:r>
         <w:rPr>
           <w:b/>
-          <w:lang w:val="en-US" w:eastAsia="es-CO"/>
+          <w:lang w:eastAsia="es-CO"/>
         </w:rPr>
         <w:t>paris</w:t>
       </w:r>
@@ -14670,7 +14548,7 @@
       <w:r>
         <w:rPr>
           <w:b/>
-          <w:lang w:val="en-US" w:eastAsia="es-CO"/>
+          <w:lang w:eastAsia="es-CO"/>
         </w:rPr>
         <w:t xml:space="preserve">: </w:t>
       </w:r>
@@ -14679,7 +14557,7 @@
           <w:rPr>
             <w:rStyle w:val="Hipervnculo"/>
             <w:b/>
-            <w:lang w:val="en-US" w:eastAsia="es-CO"/>
+            <w:lang w:eastAsia="es-CO"/>
           </w:rPr>
           <w:t>https://www.peclersparis.com/fr/</w:t>
         </w:r>
@@ -14687,35 +14565,35 @@
       <w:r>
         <w:rPr>
           <w:b/>
-          <w:lang w:val="en-US" w:eastAsia="es-CO"/>
-        </w:rPr>
-        <w:tab/>
-      </w:r>
-      <w:r>
-        <w:rPr>
-          <w:b/>
-          <w:lang w:val="en-US" w:eastAsia="es-CO"/>
-        </w:rPr>
-        <w:tab/>
-      </w:r>
-      <w:r>
-        <w:rPr>
-          <w:b/>
-          <w:lang w:val="en-US" w:eastAsia="es-CO"/>
-        </w:rPr>
-        <w:tab/>
-      </w:r>
-      <w:r>
-        <w:rPr>
-          <w:b/>
-          <w:lang w:val="en-US" w:eastAsia="es-CO"/>
-        </w:rPr>
-        <w:tab/>
-      </w:r>
-      <w:r>
-        <w:rPr>
-          <w:b/>
-          <w:lang w:val="en-US" w:eastAsia="es-CO"/>
+          <w:lang w:eastAsia="es-CO"/>
+        </w:rPr>
+        <w:tab/>
+      </w:r>
+      <w:r>
+        <w:rPr>
+          <w:b/>
+          <w:lang w:eastAsia="es-CO"/>
+        </w:rPr>
+        <w:tab/>
+      </w:r>
+      <w:r>
+        <w:rPr>
+          <w:b/>
+          <w:lang w:eastAsia="es-CO"/>
+        </w:rPr>
+        <w:tab/>
+      </w:r>
+      <w:r>
+        <w:rPr>
+          <w:b/>
+          <w:lang w:eastAsia="es-CO"/>
+        </w:rPr>
+        <w:tab/>
+      </w:r>
+      <w:r>
+        <w:rPr>
+          <w:b/>
+          <w:lang w:eastAsia="es-CO"/>
         </w:rPr>
         <w:tab/>
       </w:r>
@@ -14772,7 +14650,7 @@
       <w:r>
         <w:rPr>
           <w:rStyle w:val="Extranjerismo"/>
-          <w:lang w:val="es-ES" w:eastAsia="es-CO"/>
+          <w:lang w:eastAsia="es-CO"/>
         </w:rPr>
         <w:t>Spring</w:t>
       </w:r>
@@ -14785,7 +14663,7 @@
       <w:r>
         <w:rPr>
           <w:rStyle w:val="Extranjerismo"/>
-          <w:lang w:val="es-ES" w:eastAsia="es-CO"/>
+          <w:lang w:eastAsia="es-CO"/>
         </w:rPr>
         <w:t>Summer</w:t>
       </w:r>
@@ -14798,7 +14676,7 @@
       <w:r>
         <w:rPr>
           <w:rStyle w:val="Extranjerismo"/>
-          <w:lang w:val="es-ES" w:eastAsia="es-CO"/>
+          <w:lang w:eastAsia="es-CO"/>
         </w:rPr>
         <w:t>Autumn</w:t>
       </w:r>
@@ -14811,7 +14689,7 @@
       <w:r>
         <w:rPr>
           <w:rStyle w:val="Extranjerismo"/>
-          <w:lang w:val="es-ES" w:eastAsia="es-CO"/>
+          <w:lang w:eastAsia="es-CO"/>
         </w:rPr>
         <w:t>Winter</w:t>
       </w:r>
@@ -15100,7 +14978,7 @@
           <w:lang w:eastAsia="es-CO"/>
         </w:rPr>
         <w:drawing>
-          <wp:inline distT="0" distB="0" distL="0" distR="0" wp14:anchorId="4A8DADEE" wp14:editId="480EDDF4">
+          <wp:inline distT="0" distB="0" distL="0" distR="0" wp14:anchorId="4A8DADEE" wp14:editId="53FFB710">
             <wp:extent cx="4680000" cy="2631600"/>
             <wp:effectExtent l="0" t="0" r="6350" b="0"/>
             <wp:docPr id="14" name="Imagen 14">
@@ -15738,7 +15616,7 @@
         <w:pStyle w:val="Ttulo2"/>
       </w:pPr>
       <w:bookmarkStart w:id="13" w:name="_Toc233955000"/>
-      <w:bookmarkStart w:id="14" w:name="_Toc234488902"/>
+      <w:bookmarkStart w:id="14" w:name="_Toc235093808"/>
       <w:proofErr w:type="spellStart"/>
       <w:r>
         <w:rPr>
@@ -15780,7 +15658,6 @@
       <w:r>
         <w:rPr>
           <w:rStyle w:val="Extranjerismo"/>
-          <w:lang w:val="es-ES"/>
         </w:rPr>
         <w:t>moodboard</w:t>
       </w:r>
@@ -16175,7 +16052,7 @@
       <w:r>
         <w:rPr>
           <w:rStyle w:val="Extranjerismo"/>
-          <w:lang w:val="es-ES" w:eastAsia="es-CO"/>
+          <w:lang w:eastAsia="es-CO"/>
         </w:rPr>
         <w:t>moodboard</w:t>
       </w:r>
@@ -16183,7 +16060,7 @@
       <w:r>
         <w:rPr>
           <w:rStyle w:val="Extranjerismo"/>
-          <w:lang w:val="es-ES" w:eastAsia="es-CO"/>
+          <w:lang w:eastAsia="es-CO"/>
         </w:rPr>
         <w:t>;</w:t>
       </w:r>
@@ -16523,7 +16400,7 @@
       <w:r>
         <w:rPr>
           <w:rStyle w:val="Extranjerismo"/>
-          <w:lang w:val="es-ES" w:eastAsia="es-CO"/>
+          <w:lang w:eastAsia="es-CO"/>
         </w:rPr>
         <w:t>Spring</w:t>
       </w:r>
@@ -16536,7 +16413,7 @@
       <w:r>
         <w:rPr>
           <w:rStyle w:val="Extranjerismo"/>
-          <w:lang w:val="es-ES" w:eastAsia="es-CO"/>
+          <w:lang w:eastAsia="es-CO"/>
         </w:rPr>
         <w:t>Summer</w:t>
       </w:r>
@@ -16549,7 +16426,7 @@
       <w:r>
         <w:rPr>
           <w:rStyle w:val="Extranjerismo"/>
-          <w:lang w:val="es-ES" w:eastAsia="es-CO"/>
+          <w:lang w:eastAsia="es-CO"/>
         </w:rPr>
         <w:t>Autumn</w:t>
       </w:r>
@@ -16562,7 +16439,7 @@
       <w:r>
         <w:rPr>
           <w:rStyle w:val="Extranjerismo"/>
-          <w:lang w:val="es-ES" w:eastAsia="es-CO"/>
+          <w:lang w:eastAsia="es-CO"/>
         </w:rPr>
         <w:t>Winter</w:t>
       </w:r>
@@ -16595,7 +16472,7 @@
       <w:r>
         <w:rPr>
           <w:rStyle w:val="Extranjerismo"/>
-          <w:lang w:val="es-ES" w:eastAsia="es-CO"/>
+          <w:lang w:eastAsia="es-CO"/>
         </w:rPr>
         <w:t>Moodboard</w:t>
       </w:r>
@@ -16892,7 +16769,7 @@
           <w:noProof/>
         </w:rPr>
         <w:drawing>
-          <wp:inline distT="0" distB="0" distL="0" distR="0" wp14:anchorId="0C90BE23" wp14:editId="343DF5E3">
+          <wp:inline distT="0" distB="0" distL="0" distR="0" wp14:anchorId="0C90BE23" wp14:editId="661F25F3">
             <wp:extent cx="4680000" cy="2634515"/>
             <wp:effectExtent l="0" t="0" r="6350" b="0"/>
             <wp:docPr id="978347127" name="Imagen 20">
@@ -17011,7 +16888,6 @@
               <w:rPr>
                 <w:rStyle w:val="Extranjerismo"/>
                 <w:b/>
-                <w:lang w:val="es-ES"/>
               </w:rPr>
               <w:t>Moodboard</w:t>
             </w:r>
@@ -17046,7 +16922,7 @@
             <w:r>
               <w:rPr>
                 <w:rStyle w:val="Extranjerismo"/>
-                <w:lang w:val="es-ES" w:eastAsia="es-CO"/>
+                <w:lang w:eastAsia="es-CO"/>
               </w:rPr>
               <w:t>moodboard</w:t>
             </w:r>
@@ -17061,7 +16937,7 @@
             <w:r>
               <w:rPr>
                 <w:rStyle w:val="Extranjerismo"/>
-                <w:lang w:val="es-ES" w:eastAsia="es-CO"/>
+                <w:lang w:eastAsia="es-CO"/>
               </w:rPr>
               <w:t>moodboard</w:t>
             </w:r>
@@ -17089,7 +16965,7 @@
             <w:r>
               <w:rPr>
                 <w:rStyle w:val="Extranjerismo"/>
-                <w:lang w:val="es-ES" w:eastAsia="es-CO"/>
+                <w:lang w:eastAsia="es-CO"/>
               </w:rPr>
               <w:t>moodboard</w:t>
             </w:r>
@@ -17111,7 +16987,7 @@
             <w:r>
               <w:rPr>
                 <w:rStyle w:val="Extranjerismo"/>
-                <w:lang w:val="es-ES" w:eastAsia="es-CO"/>
+                <w:lang w:eastAsia="es-CO"/>
               </w:rPr>
               <w:t>moodboard</w:t>
             </w:r>
@@ -17139,7 +17015,7 @@
             <w:r>
               <w:rPr>
                 <w:rStyle w:val="Extranjerismo"/>
-                <w:lang w:val="es-ES" w:eastAsia="es-CO"/>
+                <w:lang w:eastAsia="es-CO"/>
               </w:rPr>
               <w:t>moodboard</w:t>
             </w:r>
@@ -17201,7 +17077,7 @@
             <w:r>
               <w:rPr>
                 <w:rStyle w:val="Extranjerismo"/>
-                <w:lang w:val="es-ES" w:eastAsia="es-CO"/>
+                <w:lang w:eastAsia="es-CO"/>
               </w:rPr>
               <w:t>moodboard</w:t>
             </w:r>
@@ -17209,7 +17085,7 @@
             <w:r>
               <w:rPr>
                 <w:rStyle w:val="Extranjerismo"/>
-                <w:lang w:val="es-ES" w:eastAsia="es-CO"/>
+                <w:lang w:eastAsia="es-CO"/>
               </w:rPr>
               <w:t>.</w:t>
             </w:r>
@@ -17230,7 +17106,7 @@
             <w:r>
               <w:rPr>
                 <w:rStyle w:val="Extranjerismo"/>
-                <w:lang w:val="es-ES" w:eastAsia="es-CO"/>
+                <w:lang w:eastAsia="es-CO"/>
               </w:rPr>
               <w:t>moodboard</w:t>
             </w:r>
@@ -17245,7 +17121,7 @@
             <w:r>
               <w:rPr>
                 <w:rStyle w:val="Extranjerismo"/>
-                <w:lang w:val="es-ES" w:eastAsia="es-CO"/>
+                <w:lang w:eastAsia="es-CO"/>
               </w:rPr>
               <w:t>moodboard</w:t>
             </w:r>
@@ -18352,7 +18228,7 @@
         </w:numPr>
       </w:pPr>
       <w:bookmarkStart w:id="15" w:name="_Toc233955001"/>
-      <w:bookmarkStart w:id="16" w:name="_Toc234488903"/>
+      <w:bookmarkStart w:id="16" w:name="_Toc235093809"/>
       <w:r>
         <w:lastRenderedPageBreak/>
         <w:t>Ficha técnica de diseño (</w:t>
@@ -18360,7 +18236,6 @@
       <w:r>
         <w:rPr>
           <w:rStyle w:val="Extranjerismo"/>
-          <w:lang w:val="es-ES"/>
         </w:rPr>
         <w:t>software</w:t>
       </w:r>
@@ -18375,7 +18250,7 @@
         <w:pStyle w:val="Ttulo2"/>
       </w:pPr>
       <w:bookmarkStart w:id="17" w:name="_Toc233955002"/>
-      <w:bookmarkStart w:id="18" w:name="_Toc234488904"/>
+      <w:bookmarkStart w:id="18" w:name="_Toc235093810"/>
       <w:r>
         <w:t>Conceptos de dibujo plano</w:t>
       </w:r>
@@ -18904,39 +18779,6 @@
         </w:rPr>
         <w:t>Figurín</w:t>
       </w:r>
-    </w:p>
-    <w:p>
-      <w:pPr>
-        <w:pStyle w:val="Prrafodelista"/>
-        <w:numPr>
-          <w:ilvl w:val="0"/>
-          <w:numId w:val="74"/>
-        </w:numPr>
-        <w:rPr>
-          <w:lang w:eastAsia="es-CO"/>
-        </w:rPr>
-      </w:pPr>
-      <w:r>
-        <w:rPr>
-          <w:b/>
-          <w:lang w:eastAsia="es-CO"/>
-        </w:rPr>
-        <w:t xml:space="preserve">Dibujo </w:t>
-      </w:r>
-      <w:r>
-        <w:rPr>
-          <w:b/>
-          <w:lang w:eastAsia="es-CO"/>
-        </w:rPr>
-        <w:t>p</w:t>
-      </w:r>
-      <w:r>
-        <w:rPr>
-          <w:b/>
-          <w:lang w:eastAsia="es-CO"/>
-        </w:rPr>
-        <w:t>lano</w:t>
-      </w:r>
       <w:r>
         <w:rPr>
           <w:b/>
@@ -18971,24 +18813,12 @@
         </w:rPr>
         <w:t>Ilustración</w:t>
       </w:r>
-    </w:p>
-    <w:p>
-      <w:pPr>
-        <w:pStyle w:val="Prrafodelista"/>
-        <w:numPr>
-          <w:ilvl w:val="0"/>
-          <w:numId w:val="74"/>
-        </w:numPr>
-        <w:rPr>
-          <w:lang w:eastAsia="es-CO"/>
-        </w:rPr>
-      </w:pPr>
-      <w:r>
-        <w:rPr>
-          <w:b/>
-          <w:lang w:eastAsia="es-CO"/>
-        </w:rPr>
-        <w:t xml:space="preserve">Ilustración: </w:t>
+      <w:r>
+        <w:rPr>
+          <w:b/>
+          <w:lang w:eastAsia="es-CO"/>
+        </w:rPr>
+        <w:t xml:space="preserve">: </w:t>
       </w:r>
       <w:r>
         <w:rPr>
@@ -19018,14 +18848,7 @@
         <w:rPr>
           <w:lang w:eastAsia="es-CO"/>
         </w:rPr>
-        <w:t xml:space="preserve"> pueden ser de modelos, ropa o </w:t>
-      </w:r>
-      <w:r>
-        <w:rPr>
-          <w:lang w:eastAsia="es-CO"/>
-        </w:rPr>
-        <w:lastRenderedPageBreak/>
-        <w:t xml:space="preserve">accesorios, prácticamente cualquier objeto o situación relacionada </w:t>
+        <w:t xml:space="preserve"> pueden ser de modelos, ropa o accesorios, prácticamente cualquier objeto o situación relacionada </w:t>
       </w:r>
       <w:r>
         <w:rPr>
@@ -19074,38 +18897,12 @@
         </w:rPr>
         <w:t>lano</w:t>
       </w:r>
-    </w:p>
-    <w:p>
-      <w:pPr>
-        <w:pStyle w:val="Prrafodelista"/>
-        <w:numPr>
-          <w:ilvl w:val="0"/>
-          <w:numId w:val="74"/>
-        </w:numPr>
-        <w:rPr>
-          <w:lang w:eastAsia="es-CO"/>
-        </w:rPr>
-      </w:pPr>
-      <w:r>
-        <w:rPr>
-          <w:b/>
-          <w:lang w:eastAsia="es-CO"/>
-        </w:rPr>
-        <w:t xml:space="preserve">Dibujo </w:t>
-      </w:r>
-      <w:r>
-        <w:rPr>
-          <w:b/>
-          <w:lang w:eastAsia="es-CO"/>
-        </w:rPr>
-        <w:t>p</w:t>
-      </w:r>
-      <w:r>
-        <w:rPr>
-          <w:b/>
-          <w:lang w:eastAsia="es-CO"/>
-        </w:rPr>
-        <w:t xml:space="preserve">lano: </w:t>
+      <w:r>
+        <w:rPr>
+          <w:b/>
+          <w:lang w:eastAsia="es-CO"/>
+        </w:rPr>
+        <w:t xml:space="preserve">: </w:t>
       </w:r>
       <w:r>
         <w:rPr>
@@ -19129,7 +18926,14 @@
         <w:rPr>
           <w:lang w:eastAsia="es-CO"/>
         </w:rPr>
-        <w:t xml:space="preserve"> pespuntes, botones, costuras, pinzas, acabados. No tiene movimiento y se debe identificar delantero y posterior.</w:t>
+        <w:t xml:space="preserve"> pespuntes, botones, </w:t>
+      </w:r>
+      <w:r>
+        <w:rPr>
+          <w:lang w:eastAsia="es-CO"/>
+        </w:rPr>
+        <w:lastRenderedPageBreak/>
+        <w:t>costuras, pinzas, acabados. No tiene movimiento y se debe identificar delantero y posterior.</w:t>
       </w:r>
     </w:p>
     <w:p>
@@ -19295,7 +19099,7 @@
         <w:pStyle w:val="Ttulo2"/>
       </w:pPr>
       <w:bookmarkStart w:id="19" w:name="_Toc233955003"/>
-      <w:bookmarkStart w:id="20" w:name="_Toc234488905"/>
+      <w:bookmarkStart w:id="20" w:name="_Toc235093811"/>
       <w:r>
         <w:t>Categorización de prendas</w:t>
       </w:r>
@@ -19412,14 +19216,6 @@
     </w:p>
     <w:p>
       <w:pPr>
-        <w:spacing w:before="0" w:after="0"/>
-        <w:rPr>
-          <w:lang w:eastAsia="es-CO"/>
-        </w:rPr>
-      </w:pPr>
-    </w:p>
-    <w:p>
-      <w:pPr>
         <w:pStyle w:val="Prrafodelista"/>
         <w:numPr>
           <w:ilvl w:val="0"/>
@@ -19436,15 +19232,498 @@
           <w:b/>
           <w:lang w:eastAsia="es-CO"/>
         </w:rPr>
+        <w:t>División del cuerpo</w:t>
+      </w:r>
+      <w:r>
+        <w:rPr>
+          <w:b/>
+          <w:lang w:eastAsia="es-CO"/>
+        </w:rPr>
+        <w:tab/>
+      </w:r>
+      <w:r>
+        <w:rPr>
+          <w:b/>
+          <w:lang w:eastAsia="es-CO"/>
+        </w:rPr>
+        <w:tab/>
+      </w:r>
+      <w:r>
+        <w:rPr>
+          <w:b/>
+          <w:lang w:eastAsia="es-CO"/>
+        </w:rPr>
+        <w:tab/>
+      </w:r>
+      <w:r>
+        <w:rPr>
+          <w:b/>
+          <w:lang w:eastAsia="es-CO"/>
+        </w:rPr>
+        <w:tab/>
+      </w:r>
+      <w:r>
+        <w:rPr>
+          <w:b/>
+          <w:lang w:eastAsia="es-CO"/>
+        </w:rPr>
+        <w:tab/>
+      </w:r>
+      <w:r>
+        <w:rPr>
+          <w:b/>
+          <w:lang w:eastAsia="es-CO"/>
+        </w:rPr>
+        <w:tab/>
+      </w:r>
+      <w:r>
+        <w:rPr>
+          <w:b/>
+          <w:lang w:eastAsia="es-CO"/>
+        </w:rPr>
+        <w:tab/>
+      </w:r>
+      <w:r>
+        <w:rPr>
+          <w:b/>
+          <w:lang w:eastAsia="es-CO"/>
+        </w:rPr>
+        <w:tab/>
+      </w:r>
+      <w:r>
+        <w:rPr>
+          <w:b/>
+          <w:lang w:eastAsia="es-CO"/>
+        </w:rPr>
+        <w:tab/>
+      </w:r>
+      <w:r>
+        <w:rPr>
+          <w:b/>
+          <w:lang w:eastAsia="es-CO"/>
+        </w:rPr>
+        <w:tab/>
+      </w:r>
+      <w:r>
+        <w:rPr>
+          <w:b/>
+          <w:lang w:eastAsia="es-CO"/>
+        </w:rPr>
+        <w:tab/>
+      </w:r>
+      <w:r>
+        <w:rPr>
+          <w:b/>
+          <w:lang w:eastAsia="es-CO"/>
+        </w:rPr>
+        <w:tab/>
+      </w:r>
+      <w:r>
+        <w:rPr>
+          <w:b/>
+          <w:lang w:eastAsia="es-CO"/>
+        </w:rPr>
+        <w:tab/>
+      </w:r>
+      <w:r>
+        <w:rPr>
+          <w:b/>
+          <w:lang w:eastAsia="es-CO"/>
+        </w:rPr>
+        <w:tab/>
+      </w:r>
+      <w:r>
+        <w:rPr>
+          <w:b/>
+          <w:lang w:eastAsia="es-CO"/>
+        </w:rPr>
+        <w:tab/>
+      </w:r>
+      <w:r>
+        <w:rPr>
+          <w:b/>
+          <w:lang w:eastAsia="es-CO"/>
+        </w:rPr>
+        <w:tab/>
+      </w:r>
+      <w:r>
+        <w:rPr>
+          <w:b/>
+          <w:lang w:eastAsia="es-CO"/>
+        </w:rPr>
+        <w:tab/>
+      </w:r>
+      <w:r>
+        <w:rPr>
+          <w:b/>
+          <w:lang w:eastAsia="es-CO"/>
+        </w:rPr>
+        <w:tab/>
+      </w:r>
+      <w:r>
+        <w:rPr>
+          <w:b/>
+          <w:lang w:eastAsia="es-CO"/>
+        </w:rPr>
+        <w:tab/>
+      </w:r>
+      <w:r>
+        <w:rPr>
+          <w:b/>
+          <w:lang w:eastAsia="es-CO"/>
+        </w:rPr>
+        <w:tab/>
+      </w:r>
+      <w:r>
+        <w:rPr>
+          <w:b/>
+          <w:lang w:eastAsia="es-CO"/>
+        </w:rPr>
+        <w:tab/>
+      </w:r>
+      <w:r>
+        <w:rPr>
+          <w:b/>
+          <w:lang w:eastAsia="es-CO"/>
+        </w:rPr>
+        <w:tab/>
+      </w:r>
+      <w:r>
+        <w:rPr>
+          <w:b/>
+          <w:lang w:eastAsia="es-CO"/>
+        </w:rPr>
+        <w:tab/>
+      </w:r>
+      <w:r>
+        <w:rPr>
+          <w:b/>
+          <w:lang w:eastAsia="es-CO"/>
+        </w:rPr>
+        <w:tab/>
+      </w:r>
+      <w:r>
+        <w:rPr>
+          <w:b/>
+          <w:lang w:eastAsia="es-CO"/>
+        </w:rPr>
+        <w:tab/>
+      </w:r>
+      <w:r>
+        <w:rPr>
+          <w:b/>
+          <w:lang w:eastAsia="es-CO"/>
+        </w:rPr>
+        <w:tab/>
+      </w:r>
+      <w:r>
+        <w:rPr>
+          <w:b/>
+          <w:lang w:eastAsia="es-CO"/>
+        </w:rPr>
+        <w:tab/>
+      </w:r>
+      <w:r>
+        <w:rPr>
+          <w:b/>
+          <w:lang w:eastAsia="es-CO"/>
+        </w:rPr>
+        <w:tab/>
+      </w:r>
+      <w:r>
+        <w:rPr>
+          <w:b/>
+          <w:lang w:eastAsia="es-CO"/>
+        </w:rPr>
+        <w:tab/>
+      </w:r>
+      <w:r>
+        <w:rPr>
+          <w:b/>
+          <w:lang w:eastAsia="es-CO"/>
+        </w:rPr>
+        <w:tab/>
+      </w:r>
+      <w:r>
+        <w:rPr>
+          <w:b/>
+          <w:lang w:eastAsia="es-CO"/>
+        </w:rPr>
+        <w:tab/>
+      </w:r>
+      <w:r>
+        <w:rPr>
+          <w:b/>
+          <w:lang w:eastAsia="es-CO"/>
+        </w:rPr>
+        <w:tab/>
+      </w:r>
+      <w:r>
+        <w:rPr>
+          <w:b/>
+          <w:lang w:eastAsia="es-CO"/>
+        </w:rPr>
+        <w:tab/>
+      </w:r>
+      <w:r>
+        <w:rPr>
+          <w:b/>
+          <w:lang w:eastAsia="es-CO"/>
+        </w:rPr>
+        <w:tab/>
+      </w:r>
+      <w:r>
+        <w:rPr>
+          <w:b/>
+          <w:lang w:eastAsia="es-CO"/>
+        </w:rPr>
+        <w:tab/>
+      </w:r>
+      <w:r>
+        <w:rPr>
+          <w:b/>
+          <w:lang w:eastAsia="es-CO"/>
+        </w:rPr>
+        <w:tab/>
+      </w:r>
+      <w:r>
+        <w:rPr>
+          <w:b/>
+          <w:lang w:eastAsia="es-CO"/>
+        </w:rPr>
+        <w:tab/>
+      </w:r>
+      <w:r>
+        <w:rPr>
+          <w:b/>
+          <w:lang w:eastAsia="es-CO"/>
+        </w:rPr>
+        <w:tab/>
+      </w:r>
+      <w:r>
+        <w:rPr>
+          <w:b/>
+          <w:lang w:eastAsia="es-CO"/>
+        </w:rPr>
+        <w:tab/>
+      </w:r>
+      <w:r>
+        <w:rPr>
+          <w:b/>
+          <w:lang w:eastAsia="es-CO"/>
+        </w:rPr>
+        <w:tab/>
+      </w:r>
+      <w:r>
+        <w:rPr>
+          <w:b/>
+          <w:lang w:eastAsia="es-CO"/>
+        </w:rPr>
+        <w:tab/>
+      </w:r>
+      <w:r>
+        <w:rPr>
+          <w:b/>
+          <w:lang w:eastAsia="es-CO"/>
+        </w:rPr>
+        <w:tab/>
+      </w:r>
+      <w:r>
+        <w:rPr>
+          <w:b/>
+          <w:lang w:eastAsia="es-CO"/>
+        </w:rPr>
+        <w:tab/>
+      </w:r>
+      <w:r>
+        <w:rPr>
+          <w:b/>
+          <w:lang w:eastAsia="es-CO"/>
+        </w:rPr>
+        <w:tab/>
+      </w:r>
+      <w:r>
+        <w:rPr>
+          <w:b/>
+          <w:lang w:eastAsia="es-CO"/>
+        </w:rPr>
+        <w:tab/>
+      </w:r>
+      <w:r>
+        <w:rPr>
+          <w:b/>
+          <w:lang w:eastAsia="es-CO"/>
+        </w:rPr>
+        <w:tab/>
+      </w:r>
+      <w:r>
+        <w:rPr>
+          <w:b/>
+          <w:lang w:eastAsia="es-CO"/>
+        </w:rPr>
+        <w:tab/>
+      </w:r>
+      <w:r>
+        <w:rPr>
+          <w:b/>
+          <w:lang w:eastAsia="es-CO"/>
+        </w:rPr>
+        <w:tab/>
+      </w:r>
+      <w:r>
+        <w:rPr>
+          <w:b/>
+          <w:lang w:eastAsia="es-CO"/>
+        </w:rPr>
+        <w:tab/>
+      </w:r>
+      <w:r>
+        <w:rPr>
+          <w:b/>
+          <w:lang w:eastAsia="es-CO"/>
+        </w:rPr>
+        <w:tab/>
+      </w:r>
+      <w:r>
+        <w:rPr>
+          <w:b/>
+          <w:lang w:eastAsia="es-CO"/>
+        </w:rPr>
+        <w:tab/>
+      </w:r>
+      <w:r>
+        <w:rPr>
+          <w:b/>
+          <w:lang w:eastAsia="es-CO"/>
+        </w:rPr>
+        <w:tab/>
+      </w:r>
+      <w:r>
+        <w:rPr>
+          <w:b/>
+          <w:lang w:eastAsia="es-CO"/>
+        </w:rPr>
+        <w:tab/>
+      </w:r>
+      <w:r>
+        <w:rPr>
+          <w:b/>
+          <w:lang w:eastAsia="es-CO"/>
+        </w:rPr>
+        <w:tab/>
+      </w:r>
+      <w:r>
+        <w:rPr>
+          <w:b/>
+          <w:lang w:eastAsia="es-CO"/>
+        </w:rPr>
+        <w:tab/>
+      </w:r>
+      <w:r>
+        <w:rPr>
+          <w:b/>
+          <w:lang w:eastAsia="es-CO"/>
+        </w:rPr>
+        <w:tab/>
+      </w:r>
+      <w:r>
+        <w:rPr>
+          <w:b/>
+          <w:lang w:eastAsia="es-CO"/>
+        </w:rPr>
+        <w:tab/>
+      </w:r>
+      <w:r>
+        <w:rPr>
+          <w:b/>
+          <w:lang w:eastAsia="es-CO"/>
+        </w:rPr>
+        <w:tab/>
+      </w:r>
+      <w:r>
+        <w:rPr>
+          <w:b/>
+          <w:lang w:eastAsia="es-CO"/>
+        </w:rPr>
+        <w:tab/>
+      </w:r>
+      <w:r>
+        <w:rPr>
+          <w:b/>
+          <w:lang w:eastAsia="es-CO"/>
+        </w:rPr>
+        <w:tab/>
+      </w:r>
+      <w:r>
+        <w:rPr>
+          <w:b/>
+          <w:lang w:eastAsia="es-CO"/>
+        </w:rPr>
+        <w:tab/>
+      </w:r>
+      <w:r>
+        <w:rPr>
+          <w:b/>
+          <w:lang w:eastAsia="es-CO"/>
+        </w:rPr>
+        <w:tab/>
+      </w:r>
+      <w:r>
+        <w:rPr>
+          <w:b/>
+          <w:lang w:eastAsia="es-CO"/>
+        </w:rPr>
+        <w:tab/>
+      </w:r>
+      <w:r>
+        <w:rPr>
+          <w:b/>
+          <w:lang w:eastAsia="es-CO"/>
+        </w:rPr>
+        <w:tab/>
+      </w:r>
+      <w:r>
+        <w:rPr>
+          <w:b/>
+          <w:lang w:eastAsia="es-CO"/>
+        </w:rPr>
+        <w:tab/>
+      </w:r>
+      <w:r>
+        <w:rPr>
+          <w:b/>
+          <w:lang w:eastAsia="es-CO"/>
+        </w:rPr>
+        <w:tab/>
+      </w:r>
+      <w:r>
+        <w:rPr>
+          <w:b/>
+          <w:lang w:eastAsia="es-CO"/>
+        </w:rPr>
+        <w:tab/>
+      </w:r>
+      <w:r>
+        <w:rPr>
+          <w:b/>
+          <w:lang w:eastAsia="es-CO"/>
+        </w:rPr>
+        <w:tab/>
+      </w:r>
+      <w:r>
+        <w:rPr>
+          <w:b/>
+          <w:lang w:eastAsia="es-CO"/>
+        </w:rPr>
+        <w:tab/>
+      </w:r>
+    </w:p>
+    <w:p>
+      <w:pPr>
+        <w:pStyle w:val="Figura"/>
+      </w:pPr>
+      <w:r>
         <w:lastRenderedPageBreak/>
-        <w:t>División del cuerpo</w:t>
-      </w:r>
-    </w:p>
-    <w:p>
-      <w:pPr>
-        <w:pStyle w:val="Figura"/>
-      </w:pPr>
-      <w:r>
         <w:t>Figura 2.</w:t>
       </w:r>
       <w:r>
@@ -19605,7 +19884,7 @@
             <w:r>
               <w:rPr>
                 <w:rStyle w:val="Extranjerismo"/>
-                <w:lang w:val="es-ES" w:eastAsia="es-CO"/>
+                <w:lang w:eastAsia="es-CO"/>
               </w:rPr>
               <w:t>shorts</w:t>
             </w:r>
@@ -19635,29 +19914,6 @@
     </w:tbl>
     <w:p>
       <w:pPr>
-        <w:pStyle w:val="Prrafodelista"/>
-        <w:spacing w:before="0" w:after="0"/>
-        <w:ind w:firstLine="0"/>
-        <w:rPr>
-          <w:b/>
-          <w:lang w:eastAsia="es-CO"/>
-        </w:rPr>
-      </w:pPr>
-    </w:p>
-    <w:p>
-      <w:pPr>
-        <w:pStyle w:val="Prrafodelista"/>
-        <w:spacing w:before="0" w:after="0"/>
-        <w:ind w:firstLine="0"/>
-        <w:rPr>
-          <w:b/>
-          <w:lang w:eastAsia="es-CO"/>
-        </w:rPr>
-      </w:pPr>
-    </w:p>
-    <w:p>
-      <w:pPr>
-        <w:pStyle w:val="Prrafodelista"/>
         <w:spacing w:before="0" w:after="0"/>
         <w:ind w:firstLine="0"/>
         <w:rPr>
@@ -19684,7 +19940,6 @@
           <w:b/>
           <w:lang w:eastAsia="es-CO"/>
         </w:rPr>
-        <w:lastRenderedPageBreak/>
         <w:t xml:space="preserve">Bitácora de formas - </w:t>
       </w:r>
       <w:r>
@@ -19754,6 +20009,7 @@
           <w:b/>
           <w:lang w:eastAsia="es-CO"/>
         </w:rPr>
+        <w:lastRenderedPageBreak/>
         <w:t>Cortes</w:t>
       </w:r>
       <w:r>
@@ -19800,13 +20056,109 @@
         <w:rPr>
           <w:lang w:eastAsia="es-CO"/>
         </w:rPr>
-        <w:t xml:space="preserve">talle alto, talle medio, talle bajo. Cuellos - puños - bolsillos de parche - bolsillos de ribete - pantalón - largos - bolsillos </w:t>
-      </w:r>
-      <w:r>
-        <w:rPr>
-          <w:lang w:eastAsia="es-CO"/>
-        </w:rPr>
-        <w:t>-</w:t>
+        <w:t>talle alto, talle medio, talle bajo</w:t>
+      </w:r>
+      <w:r>
+        <w:rPr>
+          <w:lang w:eastAsia="es-CO"/>
+        </w:rPr>
+        <w:t>,</w:t>
+      </w:r>
+      <w:r>
+        <w:rPr>
+          <w:lang w:eastAsia="es-CO"/>
+        </w:rPr>
+        <w:t xml:space="preserve"> </w:t>
+      </w:r>
+      <w:r>
+        <w:rPr>
+          <w:lang w:eastAsia="es-CO"/>
+        </w:rPr>
+        <w:t>c</w:t>
+      </w:r>
+      <w:r>
+        <w:rPr>
+          <w:lang w:eastAsia="es-CO"/>
+        </w:rPr>
+        <w:t>uellos</w:t>
+      </w:r>
+      <w:r>
+        <w:rPr>
+          <w:lang w:eastAsia="es-CO"/>
+        </w:rPr>
+        <w:t xml:space="preserve">, </w:t>
+      </w:r>
+      <w:r>
+        <w:rPr>
+          <w:lang w:eastAsia="es-CO"/>
+        </w:rPr>
+        <w:t>puños</w:t>
+      </w:r>
+      <w:r>
+        <w:rPr>
+          <w:lang w:eastAsia="es-CO"/>
+        </w:rPr>
+        <w:t xml:space="preserve">, </w:t>
+      </w:r>
+      <w:r>
+        <w:rPr>
+          <w:lang w:eastAsia="es-CO"/>
+        </w:rPr>
+        <w:t>bolsillos de parche</w:t>
+      </w:r>
+      <w:r>
+        <w:rPr>
+          <w:lang w:eastAsia="es-CO"/>
+        </w:rPr>
+        <w:t xml:space="preserve">, </w:t>
+      </w:r>
+      <w:r>
+        <w:rPr>
+          <w:lang w:eastAsia="es-CO"/>
+        </w:rPr>
+        <w:t xml:space="preserve"> bolsillos de ribete</w:t>
+      </w:r>
+      <w:r>
+        <w:rPr>
+          <w:lang w:eastAsia="es-CO"/>
+        </w:rPr>
+        <w:t xml:space="preserve">, </w:t>
+      </w:r>
+      <w:r>
+        <w:rPr>
+          <w:lang w:eastAsia="es-CO"/>
+        </w:rPr>
+        <w:t xml:space="preserve"> pantalón</w:t>
+      </w:r>
+      <w:r>
+        <w:rPr>
+          <w:lang w:eastAsia="es-CO"/>
+        </w:rPr>
+        <w:t xml:space="preserve">, </w:t>
+      </w:r>
+      <w:r>
+        <w:rPr>
+          <w:lang w:eastAsia="es-CO"/>
+        </w:rPr>
+        <w:t xml:space="preserve"> largos</w:t>
+      </w:r>
+      <w:r>
+        <w:rPr>
+          <w:lang w:eastAsia="es-CO"/>
+        </w:rPr>
+        <w:t xml:space="preserve">, </w:t>
+      </w:r>
+      <w:r>
+        <w:rPr>
+          <w:lang w:eastAsia="es-CO"/>
+        </w:rPr>
+        <w:t xml:space="preserve"> bolsillos</w:t>
+      </w:r>
+      <w:r>
+        <w:rPr>
+          <w:lang w:eastAsia="es-CO"/>
+        </w:rPr>
+        <w:t xml:space="preserve">, </w:t>
       </w:r>
       <w:r>
         <w:rPr>
@@ -19818,7 +20170,7 @@
         <w:rPr>
           <w:lang w:eastAsia="es-CO"/>
         </w:rPr>
-        <w:t xml:space="preserve"> -</w:t>
+        <w:t xml:space="preserve"> y</w:t>
       </w:r>
       <w:r>
         <w:rPr>
@@ -19865,7 +20217,7 @@
         <w:jc w:val="left"/>
         <w:rPr>
           <w:rStyle w:val="Extranjerismo"/>
-          <w:lang w:val="es-ES" w:eastAsia="es-CO"/>
+          <w:lang w:eastAsia="es-CO"/>
         </w:rPr>
       </w:pPr>
       <w:r>
@@ -19887,7 +20239,7 @@
           <w:noProof/>
         </w:rPr>
         <w:drawing>
-          <wp:inline distT="0" distB="0" distL="0" distR="0" wp14:anchorId="0A92A520" wp14:editId="0BAAD870">
+          <wp:inline distT="0" distB="0" distL="0" distR="0" wp14:anchorId="0A92A520" wp14:editId="27F110D3">
             <wp:extent cx="4680000" cy="2632500"/>
             <wp:effectExtent l="0" t="0" r="6350" b="0"/>
             <wp:docPr id="1566368851" name="Imagen 1566368851">
@@ -19990,7 +20342,6 @@
               <w:rPr>
                 <w:b/>
               </w:rPr>
-              <w:lastRenderedPageBreak/>
               <w:t>Síntesis</w:t>
             </w:r>
             <w:r>
@@ -20021,7 +20372,11 @@
           </w:tcPr>
           <w:p>
             <w:r>
-              <w:t>El video presenta los conceptos fundamentales para la clasificación y representación gráfica de las prendas de vestir, partiendo de la identificación de las tipologías, entendidas como la categorización de las prendas según su estructura y función dentro del vestuario. En este proceso, las prendas se dividen en dos grandes grupos: prendas superiores, que cubren de la cintura hacia arriba, y prendas inferiores, que cubren de la cintura hacia abajo. Esta clasificación permite comprender la organización de las prendas dentro de la industria de la moda y facilita su análisis, desarrollo y representación técnica</w:t>
+              <w:t xml:space="preserve">El video presenta los conceptos fundamentales para la clasificación y representación gráfica de las prendas de vestir, partiendo de la identificación de las tipologías, entendidas como la categorización de las prendas según su estructura y función dentro del vestuario. En este proceso, las prendas se dividen en dos grandes </w:t>
+            </w:r>
+            <w:r>
+              <w:lastRenderedPageBreak/>
+              <w:t>grupos: prendas superiores, que cubren de la cintura hacia arriba, y prendas inferiores, que cubren de la cintura hacia abajo. Esta clasificación permite comprender la organización de las prendas dentro de la industria de la moda y facilita su análisis, desarrollo y representación técnica</w:t>
             </w:r>
             <w:r>
               <w:t>.</w:t>
@@ -20034,7 +20389,6 @@
             <w:r>
               <w:rPr>
                 <w:rStyle w:val="Extranjerismo"/>
-                <w:lang w:val="es-ES"/>
               </w:rPr>
               <w:t>blazers</w:t>
             </w:r>
@@ -20044,7 +20398,6 @@
             <w:r>
               <w:rPr>
                 <w:rStyle w:val="Extranjerismo"/>
-                <w:lang w:val="es-ES"/>
               </w:rPr>
               <w:t>shorts</w:t>
             </w:r>
@@ -20068,8 +20421,11 @@
           </w:p>
           <w:p>
             <w:r>
+              <w:t xml:space="preserve">El video también desarrolla el estudio de los complementos superiores e inferiores, destacando componentes como cuellos, puños, bolsillos, pretinas y sistemas de cierre. Cada elemento es analizado desde su función técnica, visual y constructiva, permitiendo reconocer sus variaciones y aplicaciones en distintos tipos de prendas. Se enfatiza la importancia de identificar, ilustrar y nombrar </w:t>
+            </w:r>
+            <w:r>
               <w:lastRenderedPageBreak/>
-              <w:t>El video también desarrolla el estudio de los complementos superiores e inferiores, destacando componentes como cuellos, puños, bolsillos, pretinas y sistemas de cierre. Cada elemento es analizado desde su función técnica, visual y constructiva, permitiendo reconocer sus variaciones y aplicaciones en distintos tipos de prendas. Se enfatiza la importancia de identificar, ilustrar y nombrar correctamente cada componente para fortalecer el lenguaje técnico utilizado en el diseño de vestuario.</w:t>
+              <w:t>correctamente cada componente para fortalecer el lenguaje técnico utilizado en el diseño de vestuario.</w:t>
             </w:r>
           </w:p>
           <w:p>
@@ -20079,27 +20435,26 @@
             <w:r>
               <w:rPr>
                 <w:rStyle w:val="Extranjerismo"/>
-                <w:lang w:val="es-ES"/>
               </w:rPr>
               <w:t xml:space="preserve">shorts </w:t>
             </w:r>
             <w:r>
               <w:t xml:space="preserve">y faldas, abordando conceptos como bota recta, campana, </w:t>
             </w:r>
+            <w:proofErr w:type="spellStart"/>
             <w:r>
               <w:rPr>
                 <w:rStyle w:val="Extranjerismo"/>
-                <w:lang w:val="es-ES"/>
               </w:rPr>
               <w:t>leggins</w:t>
             </w:r>
+            <w:proofErr w:type="spellEnd"/>
             <w:r>
               <w:t xml:space="preserve">, </w:t>
             </w:r>
             <w:r>
               <w:rPr>
                 <w:rStyle w:val="Extranjerismo"/>
-                <w:lang w:val="es-ES"/>
               </w:rPr>
               <w:t>Capri</w:t>
             </w:r>
@@ -20126,7 +20481,7 @@
         <w:pStyle w:val="Ttulo2"/>
       </w:pPr>
       <w:bookmarkStart w:id="21" w:name="_Toc233955004"/>
-      <w:bookmarkStart w:id="22" w:name="_Toc234488906"/>
+      <w:bookmarkStart w:id="22" w:name="_Toc235093812"/>
       <w:r>
         <w:lastRenderedPageBreak/>
         <w:t>Técnica de achurados y acabados</w:t>
@@ -20157,6 +20512,288 @@
           <w:lang w:eastAsia="es-CO"/>
         </w:rPr>
         <w:t xml:space="preserve"> video, se presenta la realización del proceso de una manera clara y didáctica:</w:t>
+      </w:r>
+      <w:r>
+        <w:rPr>
+          <w:lang w:eastAsia="es-CO"/>
+        </w:rPr>
+        <w:tab/>
+      </w:r>
+      <w:r>
+        <w:rPr>
+          <w:lang w:eastAsia="es-CO"/>
+        </w:rPr>
+        <w:tab/>
+      </w:r>
+      <w:r>
+        <w:rPr>
+          <w:lang w:eastAsia="es-CO"/>
+        </w:rPr>
+        <w:tab/>
+      </w:r>
+      <w:r>
+        <w:rPr>
+          <w:lang w:eastAsia="es-CO"/>
+        </w:rPr>
+        <w:tab/>
+      </w:r>
+      <w:r>
+        <w:rPr>
+          <w:lang w:eastAsia="es-CO"/>
+        </w:rPr>
+        <w:tab/>
+      </w:r>
+      <w:r>
+        <w:rPr>
+          <w:lang w:eastAsia="es-CO"/>
+        </w:rPr>
+        <w:tab/>
+      </w:r>
+      <w:r>
+        <w:rPr>
+          <w:lang w:eastAsia="es-CO"/>
+        </w:rPr>
+        <w:tab/>
+      </w:r>
+      <w:r>
+        <w:rPr>
+          <w:lang w:eastAsia="es-CO"/>
+        </w:rPr>
+        <w:tab/>
+      </w:r>
+      <w:r>
+        <w:rPr>
+          <w:lang w:eastAsia="es-CO"/>
+        </w:rPr>
+        <w:tab/>
+      </w:r>
+      <w:r>
+        <w:rPr>
+          <w:lang w:eastAsia="es-CO"/>
+        </w:rPr>
+        <w:tab/>
+      </w:r>
+      <w:r>
+        <w:rPr>
+          <w:lang w:eastAsia="es-CO"/>
+        </w:rPr>
+        <w:tab/>
+      </w:r>
+      <w:r>
+        <w:rPr>
+          <w:lang w:eastAsia="es-CO"/>
+        </w:rPr>
+        <w:tab/>
+      </w:r>
+      <w:r>
+        <w:rPr>
+          <w:lang w:eastAsia="es-CO"/>
+        </w:rPr>
+        <w:tab/>
+      </w:r>
+      <w:r>
+        <w:rPr>
+          <w:lang w:eastAsia="es-CO"/>
+        </w:rPr>
+        <w:tab/>
+      </w:r>
+      <w:r>
+        <w:rPr>
+          <w:lang w:eastAsia="es-CO"/>
+        </w:rPr>
+        <w:tab/>
+      </w:r>
+      <w:r>
+        <w:rPr>
+          <w:lang w:eastAsia="es-CO"/>
+        </w:rPr>
+        <w:tab/>
+      </w:r>
+      <w:r>
+        <w:rPr>
+          <w:lang w:eastAsia="es-CO"/>
+        </w:rPr>
+        <w:tab/>
+      </w:r>
+      <w:r>
+        <w:rPr>
+          <w:lang w:eastAsia="es-CO"/>
+        </w:rPr>
+        <w:tab/>
+      </w:r>
+      <w:r>
+        <w:rPr>
+          <w:lang w:eastAsia="es-CO"/>
+        </w:rPr>
+        <w:tab/>
+      </w:r>
+      <w:r>
+        <w:rPr>
+          <w:lang w:eastAsia="es-CO"/>
+        </w:rPr>
+        <w:tab/>
+      </w:r>
+      <w:r>
+        <w:rPr>
+          <w:lang w:eastAsia="es-CO"/>
+        </w:rPr>
+        <w:tab/>
+      </w:r>
+      <w:r>
+        <w:rPr>
+          <w:lang w:eastAsia="es-CO"/>
+        </w:rPr>
+        <w:tab/>
+      </w:r>
+      <w:r>
+        <w:rPr>
+          <w:lang w:eastAsia="es-CO"/>
+        </w:rPr>
+        <w:tab/>
+      </w:r>
+      <w:r>
+        <w:rPr>
+          <w:lang w:eastAsia="es-CO"/>
+        </w:rPr>
+        <w:tab/>
+      </w:r>
+      <w:r>
+        <w:rPr>
+          <w:lang w:eastAsia="es-CO"/>
+        </w:rPr>
+        <w:tab/>
+      </w:r>
+      <w:r>
+        <w:rPr>
+          <w:lang w:eastAsia="es-CO"/>
+        </w:rPr>
+        <w:tab/>
+      </w:r>
+      <w:r>
+        <w:rPr>
+          <w:lang w:eastAsia="es-CO"/>
+        </w:rPr>
+        <w:tab/>
+      </w:r>
+      <w:r>
+        <w:rPr>
+          <w:lang w:eastAsia="es-CO"/>
+        </w:rPr>
+        <w:tab/>
+      </w:r>
+      <w:r>
+        <w:rPr>
+          <w:lang w:eastAsia="es-CO"/>
+        </w:rPr>
+        <w:tab/>
+      </w:r>
+      <w:r>
+        <w:rPr>
+          <w:lang w:eastAsia="es-CO"/>
+        </w:rPr>
+        <w:tab/>
+      </w:r>
+      <w:r>
+        <w:rPr>
+          <w:lang w:eastAsia="es-CO"/>
+        </w:rPr>
+        <w:tab/>
+      </w:r>
+      <w:r>
+        <w:rPr>
+          <w:lang w:eastAsia="es-CO"/>
+        </w:rPr>
+        <w:tab/>
+      </w:r>
+      <w:r>
+        <w:rPr>
+          <w:lang w:eastAsia="es-CO"/>
+        </w:rPr>
+        <w:tab/>
+      </w:r>
+      <w:r>
+        <w:rPr>
+          <w:lang w:eastAsia="es-CO"/>
+        </w:rPr>
+        <w:tab/>
+      </w:r>
+      <w:r>
+        <w:rPr>
+          <w:lang w:eastAsia="es-CO"/>
+        </w:rPr>
+        <w:tab/>
+      </w:r>
+      <w:r>
+        <w:rPr>
+          <w:lang w:eastAsia="es-CO"/>
+        </w:rPr>
+        <w:tab/>
+      </w:r>
+      <w:r>
+        <w:rPr>
+          <w:lang w:eastAsia="es-CO"/>
+        </w:rPr>
+        <w:tab/>
+      </w:r>
+      <w:r>
+        <w:rPr>
+          <w:lang w:eastAsia="es-CO"/>
+        </w:rPr>
+        <w:tab/>
+      </w:r>
+      <w:r>
+        <w:rPr>
+          <w:lang w:eastAsia="es-CO"/>
+        </w:rPr>
+        <w:tab/>
+      </w:r>
+      <w:r>
+        <w:rPr>
+          <w:lang w:eastAsia="es-CO"/>
+        </w:rPr>
+        <w:tab/>
+      </w:r>
+      <w:r>
+        <w:rPr>
+          <w:lang w:eastAsia="es-CO"/>
+        </w:rPr>
+        <w:tab/>
+      </w:r>
+      <w:r>
+        <w:rPr>
+          <w:lang w:eastAsia="es-CO"/>
+        </w:rPr>
+        <w:tab/>
+      </w:r>
+      <w:r>
+        <w:rPr>
+          <w:lang w:eastAsia="es-CO"/>
+        </w:rPr>
+        <w:tab/>
+      </w:r>
+      <w:r>
+        <w:rPr>
+          <w:lang w:eastAsia="es-CO"/>
+        </w:rPr>
+        <w:tab/>
+      </w:r>
+      <w:r>
+        <w:rPr>
+          <w:lang w:eastAsia="es-CO"/>
+        </w:rPr>
+        <w:tab/>
+      </w:r>
+      <w:r>
+        <w:rPr>
+          <w:lang w:eastAsia="es-CO"/>
+        </w:rPr>
+        <w:tab/>
+      </w:r>
+      <w:r>
+        <w:rPr>
+          <w:lang w:eastAsia="es-CO"/>
+        </w:rPr>
+        <w:tab/>
       </w:r>
       <w:r>
         <w:rPr>
@@ -20344,7 +20981,7 @@
           <w:noProof/>
         </w:rPr>
         <w:drawing>
-          <wp:inline distT="0" distB="0" distL="0" distR="0" wp14:anchorId="319D479A" wp14:editId="59361AB1">
+          <wp:inline distT="0" distB="0" distL="0" distR="0" wp14:anchorId="319D479A" wp14:editId="07B0E295">
             <wp:extent cx="4680000" cy="2632500"/>
             <wp:effectExtent l="0" t="0" r="6350" b="0"/>
             <wp:docPr id="742020840" name="Imagen 742020840">
@@ -20525,7 +21162,6 @@
             <w:r>
               <w:rPr>
                 <w:rStyle w:val="Extranjerismo"/>
-                <w:lang w:val="es-ES"/>
               </w:rPr>
               <w:t>zigzag</w:t>
             </w:r>
@@ -20545,20 +21181,11 @@
             <w:r>
               <w:rPr>
                 <w:rStyle w:val="Extranjerismo"/>
-                <w:lang w:val="es-ES"/>
               </w:rPr>
               <w:t>zigzag</w:t>
             </w:r>
             <w:r>
-              <w:t xml:space="preserve">, </w:t>
-            </w:r>
-            <w:proofErr w:type="spellStart"/>
-            <w:r>
-              <w:t>recubridoras</w:t>
-            </w:r>
-            <w:proofErr w:type="spellEnd"/>
-            <w:r>
-              <w:t xml:space="preserve"> y cadenetas. El objetivo no es únicamente reproducir líneas decorativas, sino comprender cómo se comportan visualmente las costuras reales dentro de una prenda.</w:t>
+              <w:t>, recubridoras y cadenetas. El objetivo no es únicamente reproducir líneas decorativas, sino comprender cómo se comportan visualmente las costuras reales dentro de una prenda.</w:t>
             </w:r>
           </w:p>
           <w:p>
@@ -20616,7 +21243,7 @@
         <w:pStyle w:val="Ttulo2"/>
       </w:pPr>
       <w:bookmarkStart w:id="23" w:name="_Toc233955005"/>
-      <w:bookmarkStart w:id="24" w:name="_Toc234488907"/>
+      <w:bookmarkStart w:id="24" w:name="_Toc235093813"/>
       <w:r>
         <w:lastRenderedPageBreak/>
         <w:t>Dibujo de bitácora de formas</w:t>
@@ -20671,7 +21298,7 @@
           <w:noProof/>
         </w:rPr>
         <w:drawing>
-          <wp:inline distT="0" distB="0" distL="0" distR="0" wp14:anchorId="0B0F51D7" wp14:editId="4AAFE6CD">
+          <wp:inline distT="0" distB="0" distL="0" distR="0" wp14:anchorId="0B0F51D7" wp14:editId="777968A8">
             <wp:extent cx="4680000" cy="2632500"/>
             <wp:effectExtent l="0" t="0" r="6350" b="0"/>
             <wp:docPr id="98164991" name="Imagen 1">
@@ -20736,9 +21363,6 @@
       <w:pPr>
         <w:ind w:firstLine="0"/>
         <w:jc w:val="center"/>
-        <w:rPr>
-          <w:lang w:eastAsia="es-CO"/>
-        </w:rPr>
       </w:pPr>
       <w:hyperlink r:id="rId34" w:history="1">
         <w:r>
@@ -20749,6 +21373,21 @@
           <w:t>Enlace de reproducción del video</w:t>
         </w:r>
       </w:hyperlink>
+    </w:p>
+    <w:p>
+      <w:pPr>
+        <w:ind w:firstLine="0"/>
+        <w:jc w:val="center"/>
+      </w:pPr>
+    </w:p>
+    <w:p>
+      <w:pPr>
+        <w:ind w:firstLine="0"/>
+        <w:jc w:val="center"/>
+        <w:rPr>
+          <w:lang w:eastAsia="es-CO"/>
+        </w:rPr>
+      </w:pPr>
     </w:p>
     <w:tbl>
       <w:tblPr>
@@ -20775,6 +21414,7 @@
               <w:rPr>
                 <w:b/>
               </w:rPr>
+              <w:lastRenderedPageBreak/>
               <w:t>Síntesis</w:t>
             </w:r>
             <w:r>
@@ -20799,7 +21439,6 @@
           </w:tcPr>
           <w:p>
             <w:r>
-              <w:lastRenderedPageBreak/>
               <w:t>El video desarrolla una explicación técnica y metodológica sobre el dibujo plano aplicado al diseño de modas, enfocándose en la representación gráfica de cierres, botones, bolsillos, puños y cuellos. El enfoque principal no es únicamente copiar formas, sino comprender la estructura, proporción y lógica constructiva de cada elemento textil para representarlo correctamente en una ficha técnica profesional.</w:t>
             </w:r>
           </w:p>
@@ -20810,12 +21449,15 @@
           </w:p>
           <w:p>
             <w:r>
-              <w:t>Posteriormente, el video aborda el dibujo técnico de botones y sistemas de cierre. Se explica cómo construir botones de dos y cuatro perforaciones usando ejes centrales y plantillas circulares para mantener simetría. Además, se enseña a representar visualmente el hilo mediante líneas curvas y semicurvas que simulan costuras reales. También se trabajan ojales, ganchos, gafetes y broches, enfatizando siempre la importancia de partir de líneas guía y estructuras geométricas simples para construir elementos complejos con precisión técnica.</w:t>
+              <w:t xml:space="preserve">Posteriormente, el video aborda el dibujo técnico de botones y sistemas de cierre. Se explica cómo construir botones de dos y cuatro perforaciones usando ejes centrales y plantillas circulares para mantener simetría. Además, se enseña a representar visualmente el hilo mediante líneas curvas y semicurvas que simulan costuras reales. También se trabajan ojales, ganchos, gafetes y broches, enfatizando </w:t>
+            </w:r>
+            <w:r>
+              <w:lastRenderedPageBreak/>
+              <w:t>siempre la importancia de partir de líneas guía y estructuras geométricas simples para construir elementos complejos con precisión técnica.</w:t>
             </w:r>
           </w:p>
           <w:p>
             <w:r>
-              <w:lastRenderedPageBreak/>
               <w:t>En la sección de bolsillos se desarrollan distintos tipos de bolsillo de parche y bolsillo de ojal. El instructor explica que todos parten de una base rectangular o lineal, sobre la cual se agregan variaciones funcionales y estéticas. Se trabajan bolsillos con tapa, con terminación diagonal, con cremallera, con fuelle invertido, con pliegues y con prenses. Cada uno incorpora detalles específicos como pespuntes, botones, ojales o expansiones laterales. La explicación resalta cómo las líneas, curvas y pequeños desplazamientos generan volumen visual y permiten representar correctamente la construcción real de la prenda.</w:t>
             </w:r>
           </w:p>
@@ -20831,11 +21473,11 @@
           </w:p>
           <w:p>
             <w:r>
-              <w:t xml:space="preserve">La parte final del video se dedica al trazado de cuellos, especialmente cuellos, camisero y con solapa. Para ello se introduce el uso de plantillas base del cuerpo delantero y posterior, indispensables para mantener proporciones reales de patronaje. El procedimiento comienza siempre identificando el eje de simetría y las </w:t>
+              <w:t xml:space="preserve">La parte final del video se dedica al trazado de cuellos, especialmente cuellos, camisero y con solapa. Para ello se introduce el uso de plantillas base del cuerpo </w:t>
             </w:r>
             <w:r>
               <w:lastRenderedPageBreak/>
-              <w:t>líneas del escote. Posteriormente se definen alturas, cruces y curvas del cuello. En el cuello se trabaja una banda sencilla con botonadura, mientras que en el cuello camisero se incorpora el pie de cuello y una estructura más anatómica. Finalmente, el cuello con solapa introduce mayores complejidades, como cruces, inclinaciones y curvas que simulan la caída real de la solapa sobre la prenda.</w:t>
+              <w:t>delantero y posterior, indispensables para mantener proporciones reales de patronaje. El procedimiento comienza siempre identificando el eje de simetría y las líneas del escote. Posteriormente se definen alturas, cruces y curvas del cuello. En el cuello se trabaja una banda sencilla con botonadura, mientras que en el cuello camisero se incorpora el pie de cuello y una estructura más anatómica. Finalmente, el cuello con solapa introduce mayores complejidades, como cruces, inclinaciones y curvas que simulan la caída real de la solapa sobre la prenda.</w:t>
             </w:r>
           </w:p>
           <w:p>
@@ -20851,7 +21493,7 @@
         <w:pStyle w:val="Ttulo2"/>
       </w:pPr>
       <w:bookmarkStart w:id="25" w:name="_Toc233955006"/>
-      <w:bookmarkStart w:id="26" w:name="_Toc234488908"/>
+      <w:bookmarkStart w:id="26" w:name="_Toc235093814"/>
       <w:r>
         <w:lastRenderedPageBreak/>
         <w:t>Dibujo plano de prendas</w:t>
@@ -20870,30 +21512,6 @@
           <w:lang w:eastAsia="es-CO"/>
         </w:rPr>
         <w:t>En el video que se presenta a continuación, se detallan los conceptos más importantes para tener en cuenta en la realización de dibujos bidimensionales de prendas de vestir:</w:t>
-      </w:r>
-      <w:r>
-        <w:rPr>
-          <w:lang w:eastAsia="es-CO"/>
-        </w:rPr>
-        <w:tab/>
-      </w:r>
-      <w:r>
-        <w:rPr>
-          <w:lang w:eastAsia="es-CO"/>
-        </w:rPr>
-        <w:tab/>
-      </w:r>
-      <w:r>
-        <w:rPr>
-          <w:lang w:eastAsia="es-CO"/>
-        </w:rPr>
-        <w:tab/>
-      </w:r>
-      <w:r>
-        <w:rPr>
-          <w:lang w:eastAsia="es-CO"/>
-        </w:rPr>
-        <w:tab/>
       </w:r>
       <w:r>
         <w:rPr>
@@ -21496,7 +22114,7 @@
           <w:lang w:eastAsia="es-CO"/>
         </w:rPr>
         <w:drawing>
-          <wp:inline distT="0" distB="0" distL="0" distR="0" wp14:anchorId="739D4850" wp14:editId="2B03C52C">
+          <wp:inline distT="0" distB="0" distL="0" distR="0" wp14:anchorId="739D4850" wp14:editId="0CD2364A">
             <wp:extent cx="4680000" cy="2631600"/>
             <wp:effectExtent l="0" t="0" r="6350" b="0"/>
             <wp:docPr id="21" name="Imagen 21">
@@ -22277,72 +22895,6 @@
         </w:rPr>
         <w:tab/>
       </w:r>
-      <w:r>
-        <w:rPr>
-          <w:lang w:eastAsia="es-CO"/>
-        </w:rPr>
-        <w:tab/>
-      </w:r>
-      <w:r>
-        <w:rPr>
-          <w:lang w:eastAsia="es-CO"/>
-        </w:rPr>
-        <w:tab/>
-      </w:r>
-      <w:r>
-        <w:rPr>
-          <w:lang w:eastAsia="es-CO"/>
-        </w:rPr>
-        <w:tab/>
-      </w:r>
-      <w:r>
-        <w:rPr>
-          <w:lang w:eastAsia="es-CO"/>
-        </w:rPr>
-        <w:tab/>
-      </w:r>
-      <w:r>
-        <w:rPr>
-          <w:lang w:eastAsia="es-CO"/>
-        </w:rPr>
-        <w:tab/>
-      </w:r>
-      <w:r>
-        <w:rPr>
-          <w:lang w:eastAsia="es-CO"/>
-        </w:rPr>
-        <w:tab/>
-      </w:r>
-      <w:r>
-        <w:rPr>
-          <w:lang w:eastAsia="es-CO"/>
-        </w:rPr>
-        <w:tab/>
-      </w:r>
-      <w:r>
-        <w:rPr>
-          <w:lang w:eastAsia="es-CO"/>
-        </w:rPr>
-        <w:tab/>
-      </w:r>
-      <w:r>
-        <w:rPr>
-          <w:lang w:eastAsia="es-CO"/>
-        </w:rPr>
-        <w:tab/>
-      </w:r>
-      <w:r>
-        <w:rPr>
-          <w:lang w:eastAsia="es-CO"/>
-        </w:rPr>
-        <w:tab/>
-      </w:r>
-      <w:r>
-        <w:rPr>
-          <w:lang w:eastAsia="es-CO"/>
-        </w:rPr>
-        <w:tab/>
-      </w:r>
     </w:p>
     <w:p>
       <w:pPr>
@@ -22374,7 +22926,7 @@
           <w:lang w:eastAsia="es-CO"/>
         </w:rPr>
         <w:drawing>
-          <wp:inline distT="0" distB="0" distL="0" distR="0" wp14:anchorId="392CDB19" wp14:editId="6EC231F7">
+          <wp:inline distT="0" distB="0" distL="0" distR="0" wp14:anchorId="392CDB19" wp14:editId="7E653C96">
             <wp:extent cx="4680000" cy="2631600"/>
             <wp:effectExtent l="0" t="0" r="6350" b="0"/>
             <wp:docPr id="22" name="Imagen 22">
@@ -22951,7 +23503,7 @@
           <w:lang w:eastAsia="es-CO"/>
         </w:rPr>
         <w:drawing>
-          <wp:inline distT="0" distB="0" distL="0" distR="0" wp14:anchorId="2EA95487" wp14:editId="39C5A7C6">
+          <wp:inline distT="0" distB="0" distL="0" distR="0" wp14:anchorId="2EA95487" wp14:editId="4F90BB10">
             <wp:extent cx="4680000" cy="2306326"/>
             <wp:effectExtent l="0" t="0" r="6350" b="0"/>
             <wp:docPr id="23" name="Imagen 23">
@@ -23207,7 +23759,7 @@
         <w:pStyle w:val="Ttulo2"/>
       </w:pPr>
       <w:bookmarkStart w:id="27" w:name="_Toc233955007"/>
-      <w:bookmarkStart w:id="28" w:name="_Toc234488909"/>
+      <w:bookmarkStart w:id="28" w:name="_Toc235093815"/>
       <w:r>
         <w:lastRenderedPageBreak/>
         <w:t>Análisis de proporciones prendas superiores e inferiores</w:t>
@@ -23293,7 +23845,7 @@
           <w:lang w:eastAsia="es-CO"/>
         </w:rPr>
         <w:drawing>
-          <wp:inline distT="0" distB="0" distL="0" distR="0" wp14:anchorId="6CF22936" wp14:editId="75041C7C">
+          <wp:inline distT="0" distB="0" distL="0" distR="0" wp14:anchorId="6CF22936" wp14:editId="6BE87300">
             <wp:extent cx="4679715" cy="2495550"/>
             <wp:effectExtent l="0" t="0" r="6985" b="0"/>
             <wp:docPr id="24" name="Imagen 24">
@@ -23512,9 +24064,9 @@
           <w:lang w:eastAsia="es-CO"/>
         </w:rPr>
         <w:drawing>
-          <wp:inline distT="0" distB="0" distL="0" distR="0" wp14:anchorId="1C421586" wp14:editId="3939AF3A">
-            <wp:extent cx="4678680" cy="2946400"/>
-            <wp:effectExtent l="0" t="0" r="7620" b="6350"/>
+          <wp:inline distT="0" distB="0" distL="0" distR="0" wp14:anchorId="1C421586" wp14:editId="699DF5B8">
+            <wp:extent cx="4678680" cy="2547257"/>
+            <wp:effectExtent l="0" t="0" r="7620" b="5715"/>
             <wp:docPr id="25" name="Imagen 25">
               <a:extLst xmlns:a="http://schemas.openxmlformats.org/drawingml/2006/main">
                 <a:ext uri="{C183D7F6-B498-43B3-948B-1728B52AA6E4}">
@@ -23556,7 +24108,7 @@
                   <pic:spPr bwMode="auto">
                     <a:xfrm>
                       <a:off x="0" y="0"/>
-                      <a:ext cx="4688924" cy="2952851"/>
+                      <a:ext cx="4700857" cy="2559331"/>
                     </a:xfrm>
                     <a:prstGeom prst="rect">
                       <a:avLst/>
@@ -23587,7 +24139,28 @@
             <w:rStyle w:val="Hipervnculo"/>
             <w:lang w:eastAsia="es-CO"/>
           </w:rPr>
-          <w:t>Enlace de reproducción del video</w:t>
+          <w:t>Enlace de reproduc</w:t>
+        </w:r>
+        <w:r>
+          <w:rPr>
+            <w:rStyle w:val="Hipervnculo"/>
+            <w:lang w:eastAsia="es-CO"/>
+          </w:rPr>
+          <w:t xml:space="preserve">ción </w:t>
+        </w:r>
+        <w:r>
+          <w:rPr>
+            <w:rStyle w:val="Hipervnculo"/>
+            <w:lang w:eastAsia="es-CO"/>
+          </w:rPr>
+          <w:t xml:space="preserve">del </w:t>
+        </w:r>
+        <w:r>
+          <w:rPr>
+            <w:rStyle w:val="Hipervnculo"/>
+            <w:lang w:eastAsia="es-CO"/>
+          </w:rPr>
+          <w:t>video</w:t>
         </w:r>
       </w:hyperlink>
     </w:p>
@@ -23648,11 +24221,11 @@
           </w:p>
           <w:p>
             <w:r>
-              <w:t xml:space="preserve">A partir del eje central se establecen las líneas fundamentales de trabajo: cintura y altura de cadera, consideradas referencias anatómicas principales en prendas inferiores. Sobre estas líneas se mide la distancia en la imagen y se convierte a escala real mediante una relación de proporción previamente definida (por </w:t>
+              <w:t xml:space="preserve">A partir del eje central se establecen las líneas fundamentales de trabajo: cintura y altura de cadera, consideradas referencias anatómicas principales en prendas inferiores. Sobre estas líneas se mide la distancia en la imagen y se convierte a escala real mediante una relación de proporción previamente definida (por ejemplo, cada unidad gráfica equivale a una medida específica en centímetros del </w:t>
             </w:r>
             <w:r>
               <w:lastRenderedPageBreak/>
-              <w:t>ejemplo, cada unidad gráfica equivale a una medida específica en centímetros del sistema de tallas utilizado). Este procedimiento permite trasladar medidas del dibujo a dimensiones reales mediante regla de tres.</w:t>
+              <w:t>sistema de tallas utilizado). Este procedimiento permite trasladar medidas del dibujo a dimensiones reales mediante regla de tres.</w:t>
             </w:r>
           </w:p>
           <w:p>
@@ -23688,7 +24261,7 @@
         <w:pStyle w:val="Ttulo2"/>
       </w:pPr>
       <w:bookmarkStart w:id="29" w:name="_Toc233955008"/>
-      <w:bookmarkStart w:id="30" w:name="_Toc234488910"/>
+      <w:bookmarkStart w:id="30" w:name="_Toc235093816"/>
       <w:r>
         <w:t>Interfaz programa CAD</w:t>
       </w:r>
@@ -23699,38 +24272,18 @@
       <w:r>
         <w:t>La interfaz de un programa CAD (</w:t>
       </w:r>
-      <w:proofErr w:type="spellStart"/>
       <w:r>
         <w:rPr>
           <w:rStyle w:val="Extranjerismo"/>
-          <w:lang w:val="es-ES"/>
-        </w:rPr>
-        <w:t>Computer</w:t>
-      </w:r>
-      <w:proofErr w:type="spellEnd"/>
+        </w:rPr>
+        <w:t>Computer-Aided Design</w:t>
+      </w:r>
+      <w:r>
+        <w:t xml:space="preserve">) constituye el entorno digital en el cual se desarrollan dibujos técnicos planos y representaciones tridimensionales con alto nivel de precisión. Este tipo de </w:t>
+      </w:r>
       <w:r>
         <w:rPr>
           <w:rStyle w:val="Extranjerismo"/>
-          <w:lang w:val="es-ES"/>
-        </w:rPr>
-        <w:t xml:space="preserve">-Aided </w:t>
-      </w:r>
-      <w:proofErr w:type="spellStart"/>
-      <w:r>
-        <w:rPr>
-          <w:rStyle w:val="Extranjerismo"/>
-          <w:lang w:val="es-ES"/>
-        </w:rPr>
-        <w:t>Design</w:t>
-      </w:r>
-      <w:proofErr w:type="spellEnd"/>
-      <w:r>
-        <w:t xml:space="preserve">) constituye el entorno digital en el cual se desarrollan dibujos técnicos planos y representaciones tridimensionales con alto nivel de precisión. Este tipo de </w:t>
-      </w:r>
-      <w:r>
-        <w:rPr>
-          <w:rStyle w:val="Extranjerismo"/>
-          <w:lang w:val="es-ES"/>
         </w:rPr>
         <w:t>software</w:t>
       </w:r>
@@ -23759,162 +24312,14 @@
       <w:r>
         <w:t>En conjunto, la interfaz CAD se convierte en una herramienta fundamental dentro del proceso de diseño industrial y de moda, ya que integra tecnología, exactitud y estandarización en la construcción de productos, mejorando la productividad y la calidad del resultado final.</w:t>
       </w:r>
-      <w:r>
-        <w:tab/>
-      </w:r>
-      <w:r>
-        <w:tab/>
-      </w:r>
-      <w:r>
-        <w:tab/>
-      </w:r>
-      <w:r>
-        <w:tab/>
-      </w:r>
-      <w:r>
-        <w:tab/>
-      </w:r>
-      <w:r>
-        <w:tab/>
-      </w:r>
-      <w:r>
-        <w:tab/>
-      </w:r>
-      <w:r>
-        <w:tab/>
-      </w:r>
-      <w:r>
-        <w:tab/>
-      </w:r>
-      <w:r>
-        <w:tab/>
-      </w:r>
-      <w:r>
-        <w:tab/>
-      </w:r>
-      <w:r>
-        <w:tab/>
-      </w:r>
-      <w:r>
-        <w:tab/>
-      </w:r>
-      <w:r>
-        <w:tab/>
-      </w:r>
-      <w:r>
-        <w:tab/>
-      </w:r>
-      <w:r>
-        <w:tab/>
-      </w:r>
-      <w:r>
-        <w:tab/>
-      </w:r>
-      <w:r>
-        <w:tab/>
-      </w:r>
-      <w:r>
-        <w:tab/>
-      </w:r>
-      <w:r>
-        <w:tab/>
-      </w:r>
-      <w:r>
-        <w:tab/>
-      </w:r>
-      <w:r>
-        <w:tab/>
-      </w:r>
-      <w:r>
-        <w:tab/>
-      </w:r>
-      <w:r>
-        <w:tab/>
-      </w:r>
-      <w:r>
-        <w:tab/>
-      </w:r>
-      <w:r>
-        <w:tab/>
-      </w:r>
-      <w:r>
-        <w:tab/>
-      </w:r>
-      <w:r>
-        <w:tab/>
-      </w:r>
-      <w:r>
-        <w:tab/>
-      </w:r>
-      <w:r>
-        <w:tab/>
-      </w:r>
-      <w:r>
-        <w:tab/>
-      </w:r>
-      <w:r>
-        <w:tab/>
-      </w:r>
-      <w:r>
-        <w:tab/>
-      </w:r>
-      <w:r>
-        <w:tab/>
-      </w:r>
-      <w:r>
-        <w:tab/>
-      </w:r>
-      <w:r>
-        <w:tab/>
-      </w:r>
-      <w:r>
-        <w:tab/>
-      </w:r>
-      <w:r>
-        <w:tab/>
-      </w:r>
-      <w:r>
-        <w:tab/>
-      </w:r>
-      <w:r>
-        <w:tab/>
-      </w:r>
-      <w:r>
-        <w:tab/>
-      </w:r>
-      <w:r>
-        <w:tab/>
-      </w:r>
-      <w:r>
-        <w:tab/>
-      </w:r>
-      <w:r>
-        <w:tab/>
-      </w:r>
-      <w:r>
-        <w:tab/>
-      </w:r>
-      <w:r>
-        <w:tab/>
-      </w:r>
-      <w:r>
-        <w:tab/>
-      </w:r>
-      <w:r>
-        <w:tab/>
-      </w:r>
-      <w:r>
-        <w:tab/>
-      </w:r>
     </w:p>
     <w:p>
       <w:pPr>
         <w:pStyle w:val="Ttulo2"/>
       </w:pPr>
       <w:bookmarkStart w:id="31" w:name="_Toc233955009"/>
-      <w:bookmarkStart w:id="32" w:name="_Toc234488911"/>
-      <w:r>
-        <w:lastRenderedPageBreak/>
+      <w:bookmarkStart w:id="32" w:name="_Toc235093817"/>
+      <w:r>
         <w:t>Ficha técnica</w:t>
       </w:r>
       <w:bookmarkEnd w:id="31"/>
@@ -23952,6 +24357,7 @@
         <w:t xml:space="preserve"> </w:t>
       </w:r>
       <w:r>
+        <w:lastRenderedPageBreak/>
         <w:t>consultados de manera constante para validar que el proceso s</w:t>
       </w:r>
       <w:r>
@@ -24101,14 +24507,6 @@
         </w:drawing>
       </w:r>
     </w:p>
-    <w:p>
-      <w:pPr>
-        <w:jc w:val="center"/>
-        <w:rPr>
-          <w:lang w:eastAsia="es-CO"/>
-        </w:rPr>
-      </w:pPr>
-    </w:p>
     <w:tbl>
       <w:tblPr>
         <w:tblStyle w:val="Tablaconcuadrcula"/>
@@ -24138,7 +24536,6 @@
                 <w:bCs/>
                 <w:lang w:eastAsia="es-CO"/>
               </w:rPr>
-              <w:lastRenderedPageBreak/>
               <w:t xml:space="preserve">Descripción de la imagen: desarrollo de producto </w:t>
             </w:r>
           </w:p>
@@ -24169,6 +24566,7 @@
               <w:rPr>
                 <w:lang w:eastAsia="es-CO"/>
               </w:rPr>
+              <w:lastRenderedPageBreak/>
               <w:t>Ficha técnica de diseño: define las características visuales y conceptuales del producto, incluyendo colores, acabados y especificaciones gráficas.</w:t>
             </w:r>
           </w:p>
@@ -24302,24 +24700,6 @@
     <w:p>
       <w:pPr>
         <w:pStyle w:val="Prrafodelista"/>
-        <w:ind w:firstLine="0"/>
-        <w:rPr>
-          <w:b/>
-        </w:rPr>
-      </w:pPr>
-    </w:p>
-    <w:p>
-      <w:pPr>
-        <w:pStyle w:val="Prrafodelista"/>
-        <w:ind w:firstLine="0"/>
-        <w:rPr>
-          <w:b/>
-        </w:rPr>
-      </w:pPr>
-    </w:p>
-    <w:p>
-      <w:pPr>
-        <w:pStyle w:val="Prrafodelista"/>
         <w:numPr>
           <w:ilvl w:val="0"/>
           <w:numId w:val="33"/>
@@ -24345,6 +24725,78 @@
       </w:r>
       <w:r>
         <w:t xml:space="preserve"> por el contrario, son completamente ajustables al tipo de información que se considere necesaria para el tipo de producción a realizar.</w:t>
+      </w:r>
+      <w:r>
+        <w:tab/>
+      </w:r>
+      <w:r>
+        <w:tab/>
+      </w:r>
+      <w:r>
+        <w:tab/>
+      </w:r>
+      <w:r>
+        <w:tab/>
+      </w:r>
+      <w:r>
+        <w:tab/>
+      </w:r>
+      <w:r>
+        <w:tab/>
+      </w:r>
+      <w:r>
+        <w:tab/>
+      </w:r>
+      <w:r>
+        <w:tab/>
+      </w:r>
+      <w:r>
+        <w:tab/>
+      </w:r>
+      <w:r>
+        <w:tab/>
+      </w:r>
+      <w:r>
+        <w:tab/>
+      </w:r>
+      <w:r>
+        <w:tab/>
+      </w:r>
+      <w:r>
+        <w:tab/>
+      </w:r>
+      <w:r>
+        <w:tab/>
+      </w:r>
+      <w:r>
+        <w:tab/>
+      </w:r>
+      <w:r>
+        <w:tab/>
+      </w:r>
+      <w:r>
+        <w:tab/>
+      </w:r>
+      <w:r>
+        <w:tab/>
+      </w:r>
+      <w:r>
+        <w:tab/>
+      </w:r>
+      <w:r>
+        <w:tab/>
+      </w:r>
+      <w:r>
+        <w:tab/>
+      </w:r>
+      <w:r>
+        <w:tab/>
+      </w:r>
+      <w:r>
+        <w:tab/>
+      </w:r>
+      <w:r>
+        <w:tab/>
       </w:r>
     </w:p>
     <w:p>
@@ -24362,6 +24814,7 @@
         <w:rPr>
           <w:b/>
         </w:rPr>
+        <w:lastRenderedPageBreak/>
         <w:t>Especificaciones técnicas de diseño</w:t>
       </w:r>
     </w:p>
@@ -24596,7 +25049,6 @@
         <w:rPr>
           <w:b/>
         </w:rPr>
-        <w:lastRenderedPageBreak/>
         <w:t xml:space="preserve">Nido de escalado: </w:t>
       </w:r>
       <w:r>
@@ -24644,6 +25096,7 @@
         </w:numPr>
       </w:pPr>
       <w:r>
+        <w:lastRenderedPageBreak/>
         <w:t>Cantidad de corte por talla.</w:t>
       </w:r>
     </w:p>
@@ -25270,6 +25723,174 @@
       <w:r>
         <w:tab/>
       </w:r>
+      <w:r>
+        <w:tab/>
+      </w:r>
+      <w:r>
+        <w:tab/>
+      </w:r>
+      <w:r>
+        <w:tab/>
+      </w:r>
+      <w:r>
+        <w:tab/>
+      </w:r>
+      <w:r>
+        <w:tab/>
+      </w:r>
+      <w:r>
+        <w:tab/>
+      </w:r>
+      <w:r>
+        <w:tab/>
+      </w:r>
+      <w:r>
+        <w:tab/>
+      </w:r>
+      <w:r>
+        <w:tab/>
+      </w:r>
+      <w:r>
+        <w:tab/>
+      </w:r>
+      <w:r>
+        <w:tab/>
+      </w:r>
+      <w:r>
+        <w:tab/>
+      </w:r>
+      <w:r>
+        <w:tab/>
+      </w:r>
+      <w:r>
+        <w:tab/>
+      </w:r>
+      <w:r>
+        <w:tab/>
+      </w:r>
+      <w:r>
+        <w:tab/>
+      </w:r>
+      <w:r>
+        <w:tab/>
+      </w:r>
+      <w:r>
+        <w:tab/>
+      </w:r>
+      <w:r>
+        <w:tab/>
+      </w:r>
+      <w:r>
+        <w:tab/>
+      </w:r>
+      <w:r>
+        <w:tab/>
+      </w:r>
+      <w:r>
+        <w:tab/>
+      </w:r>
+      <w:r>
+        <w:tab/>
+      </w:r>
+      <w:r>
+        <w:tab/>
+      </w:r>
+      <w:r>
+        <w:tab/>
+      </w:r>
+      <w:r>
+        <w:tab/>
+      </w:r>
+      <w:r>
+        <w:tab/>
+      </w:r>
+      <w:r>
+        <w:tab/>
+      </w:r>
+      <w:r>
+        <w:tab/>
+      </w:r>
+      <w:r>
+        <w:tab/>
+      </w:r>
+      <w:r>
+        <w:tab/>
+      </w:r>
+      <w:r>
+        <w:tab/>
+      </w:r>
+      <w:r>
+        <w:tab/>
+      </w:r>
+      <w:r>
+        <w:tab/>
+      </w:r>
+      <w:r>
+        <w:tab/>
+      </w:r>
+      <w:r>
+        <w:tab/>
+      </w:r>
+      <w:r>
+        <w:tab/>
+      </w:r>
+      <w:r>
+        <w:tab/>
+      </w:r>
+      <w:r>
+        <w:tab/>
+      </w:r>
+      <w:r>
+        <w:tab/>
+      </w:r>
+      <w:r>
+        <w:tab/>
+      </w:r>
+      <w:r>
+        <w:tab/>
+      </w:r>
+      <w:r>
+        <w:tab/>
+      </w:r>
+      <w:r>
+        <w:tab/>
+      </w:r>
+      <w:r>
+        <w:tab/>
+      </w:r>
+      <w:r>
+        <w:tab/>
+      </w:r>
+      <w:r>
+        <w:tab/>
+      </w:r>
+      <w:r>
+        <w:tab/>
+      </w:r>
+      <w:r>
+        <w:tab/>
+      </w:r>
+      <w:r>
+        <w:tab/>
+      </w:r>
+      <w:r>
+        <w:tab/>
+      </w:r>
+      <w:r>
+        <w:tab/>
+      </w:r>
+      <w:r>
+        <w:tab/>
+      </w:r>
+      <w:r>
+        <w:tab/>
+      </w:r>
+      <w:r>
+        <w:tab/>
+      </w:r>
+      <w:r>
+        <w:tab/>
+      </w:r>
     </w:p>
     <w:p>
       <w:pPr>
@@ -25280,7 +25901,7 @@
         </w:numPr>
       </w:pPr>
       <w:bookmarkStart w:id="33" w:name="_Toc233955010"/>
-      <w:bookmarkStart w:id="34" w:name="_Toc234488912"/>
+      <w:bookmarkStart w:id="34" w:name="_Toc235093818"/>
       <w:r>
         <w:lastRenderedPageBreak/>
         <w:t xml:space="preserve">Fundamentación </w:t>
@@ -25299,7 +25920,7 @@
         <w:pStyle w:val="Ttulo2"/>
       </w:pPr>
       <w:bookmarkStart w:id="35" w:name="_Toc233955011"/>
-      <w:bookmarkStart w:id="36" w:name="_Toc234488913"/>
+      <w:bookmarkStart w:id="36" w:name="_Toc235093819"/>
       <w:r>
         <w:t>Clasificación y conceptualización de las fibras naturales, químicas (artificiales y sintéticas)</w:t>
       </w:r>
@@ -26679,7 +27300,7 @@
           <w:lang w:eastAsia="es-CO"/>
         </w:rPr>
         <w:drawing>
-          <wp:inline distT="0" distB="0" distL="0" distR="0" wp14:anchorId="7FEB34C0" wp14:editId="16E062C4">
+          <wp:inline distT="0" distB="0" distL="0" distR="0" wp14:anchorId="7FEB34C0" wp14:editId="232F535E">
             <wp:extent cx="4679715" cy="2498651"/>
             <wp:effectExtent l="0" t="0" r="6985" b="0"/>
             <wp:docPr id="27" name="Imagen 27">
@@ -26865,7 +27486,7 @@
         <w:spacing w:before="0" w:after="0"/>
       </w:pPr>
       <w:bookmarkStart w:id="37" w:name="_Toc233955012"/>
-      <w:bookmarkStart w:id="38" w:name="_Toc234488914"/>
+      <w:bookmarkStart w:id="38" w:name="_Toc235093820"/>
       <w:r>
         <w:lastRenderedPageBreak/>
         <w:t>Identificación</w:t>
@@ -26889,7 +27510,14 @@
         <w:rPr>
           <w:lang w:eastAsia="es-CO"/>
         </w:rPr>
-        <w:t>Conocer la composición de una fibra es la base de su utilidad</w:t>
+        <w:t xml:space="preserve">Conocer la composición de una fibra es la base de su </w:t>
+      </w:r>
+      <w:proofErr w:type="gramStart"/>
+      <w:r>
+        <w:rPr>
+          <w:lang w:eastAsia="es-CO"/>
+        </w:rPr>
+        <w:t>utilidad</w:t>
       </w:r>
       <w:r>
         <w:rPr>
@@ -26907,7 +27535,14 @@
         <w:rPr>
           <w:lang w:eastAsia="es-CO"/>
         </w:rPr>
-        <w:t xml:space="preserve"> con la composición se logra identificar su comportamiento al ser manipuladas y permite garantizar la idoneidad en la elección frente a la función del diseño y del uso para el que están destinadas. La combustión es el proceso más común para la identificación de cada componente.</w:t>
+        <w:t xml:space="preserve"> con</w:t>
+      </w:r>
+      <w:proofErr w:type="gramEnd"/>
+      <w:r>
+        <w:rPr>
+          <w:lang w:eastAsia="es-CO"/>
+        </w:rPr>
+        <w:t xml:space="preserve"> la composición se logra identificar su comportamiento al ser manipuladas y permite garantizar la idoneidad en la elección frente a la función del diseño y del uso para el que están destinadas. La combustión es el proceso más común para la identificación de cada componente.</w:t>
       </w:r>
     </w:p>
     <w:p>
@@ -27896,7 +28531,7 @@
         <w:pStyle w:val="Ttulo2"/>
       </w:pPr>
       <w:bookmarkStart w:id="39" w:name="_Toc233955013"/>
-      <w:bookmarkStart w:id="40" w:name="_Toc234488915"/>
+      <w:bookmarkStart w:id="40" w:name="_Toc235093821"/>
       <w:r>
         <w:t>Clasificación de los hilos</w:t>
       </w:r>
@@ -29525,15 +30160,13 @@
         </w:rPr>
         <w:t xml:space="preserve">El número que está después del </w:t>
       </w:r>
-      <w:proofErr w:type="spellStart"/>
       <w:r>
         <w:rPr>
           <w:rStyle w:val="Extranjerismo"/>
-          <w:lang w:val="es-ES" w:eastAsia="es-CO"/>
+          <w:lang w:eastAsia="es-CO"/>
         </w:rPr>
         <w:t>slash</w:t>
       </w:r>
-      <w:proofErr w:type="spellEnd"/>
       <w:r>
         <w:rPr>
           <w:lang w:eastAsia="es-CO"/>
@@ -29685,7 +30318,7 @@
           <w:lang w:eastAsia="es-CO"/>
         </w:rPr>
         <w:drawing>
-          <wp:inline distT="0" distB="0" distL="0" distR="0" wp14:anchorId="27B327C5" wp14:editId="7B556A6A">
+          <wp:inline distT="0" distB="0" distL="0" distR="0" wp14:anchorId="27B327C5" wp14:editId="79829F89">
             <wp:extent cx="4680000" cy="2631600"/>
             <wp:effectExtent l="0" t="0" r="6350" b="0"/>
             <wp:docPr id="28" name="Imagen 28">
@@ -29830,7 +30463,6 @@
             <w:r>
               <w:rPr>
                 <w:rStyle w:val="Extranjerismo"/>
-                <w:lang w:val="es-ES"/>
               </w:rPr>
               <w:t>Open End</w:t>
             </w:r>
@@ -29902,7 +30534,7 @@
         <w:pStyle w:val="Ttulo2"/>
       </w:pPr>
       <w:bookmarkStart w:id="41" w:name="_Toc233955014"/>
-      <w:bookmarkStart w:id="42" w:name="_Toc234488916"/>
+      <w:bookmarkStart w:id="42" w:name="_Toc235093822"/>
       <w:r>
         <w:lastRenderedPageBreak/>
         <w:t>Clasificación de tejidos</w:t>
@@ -30159,26 +30791,15 @@
       <w:r>
         <w:rPr>
           <w:rStyle w:val="Extranjerismo"/>
-          <w:lang w:val="es-ES"/>
         </w:rPr>
         <w:t>Dobby,</w:t>
       </w:r>
       <w:r>
         <w:rPr>
           <w:rStyle w:val="Extranjerismo"/>
-          <w:lang w:val="es-ES"/>
-        </w:rPr>
-        <w:t xml:space="preserve"> </w:t>
-      </w:r>
-      <w:proofErr w:type="spellStart"/>
-      <w:r>
-        <w:rPr>
-          <w:rStyle w:val="Extranjerismo"/>
-          <w:lang w:val="es-ES"/>
-        </w:rPr>
-        <w:t>jacquard</w:t>
-      </w:r>
-      <w:proofErr w:type="spellEnd"/>
+        </w:rPr>
+        <w:t xml:space="preserve"> jacquard</w:t>
+      </w:r>
       <w:r>
         <w:t>, riso, afelpados, etc.</w:t>
       </w:r>
@@ -30262,43 +30883,23 @@
       <w:r>
         <w:rPr>
           <w:rStyle w:val="Extranjerismo"/>
-          <w:lang w:val="es-ES"/>
-        </w:rPr>
-        <w:t>(</w:t>
+        </w:rPr>
+        <w:t>(rib</w:t>
+      </w:r>
+      <w:r>
+        <w:t xml:space="preserve"> o </w:t>
       </w:r>
       <w:proofErr w:type="spellStart"/>
       <w:r>
+        <w:t>resortado</w:t>
+      </w:r>
+      <w:proofErr w:type="spellEnd"/>
+      <w:r>
         <w:rPr>
           <w:rStyle w:val="Extranjerismo"/>
-          <w:lang w:val="es-ES"/>
-        </w:rPr>
-        <w:t>rib</w:t>
-      </w:r>
-      <w:proofErr w:type="spellEnd"/>
-      <w:r>
-        <w:t xml:space="preserve"> o </w:t>
-      </w:r>
-      <w:proofErr w:type="spellStart"/>
-      <w:r>
-        <w:t>resortado</w:t>
-      </w:r>
-      <w:proofErr w:type="spellEnd"/>
-      <w:r>
-        <w:rPr>
-          <w:rStyle w:val="Extranjerismo"/>
-          <w:lang w:val="es-ES"/>
-        </w:rPr>
-        <w:t xml:space="preserve">, </w:t>
-      </w:r>
-      <w:proofErr w:type="spellStart"/>
-      <w:r>
-        <w:rPr>
-          <w:rStyle w:val="Extranjerismo"/>
-          <w:lang w:val="es-ES"/>
-        </w:rPr>
-        <w:t>interlock</w:t>
-      </w:r>
-      <w:proofErr w:type="spellEnd"/>
+        </w:rPr>
+        <w:t>, interlock</w:t>
+      </w:r>
       <w:r>
         <w:t>, piqué).</w:t>
       </w:r>
@@ -30592,7 +31193,6 @@
       <w:r>
         <w:rPr>
           <w:rStyle w:val="Extranjerismo"/>
-          <w:lang w:val="es-ES"/>
         </w:rPr>
         <w:t xml:space="preserve">Broken </w:t>
       </w:r>
@@ -30602,7 +31202,6 @@
       <w:r>
         <w:rPr>
           <w:rStyle w:val="Extranjerismo"/>
-          <w:lang w:val="es-ES"/>
         </w:rPr>
         <w:t>Dobby</w:t>
       </w:r>
@@ -30634,7 +31233,6 @@
       <w:r>
         <w:rPr>
           <w:rStyle w:val="Extranjerismo"/>
-          <w:lang w:val="es-ES"/>
         </w:rPr>
         <w:t>corduroy</w:t>
       </w:r>
@@ -30701,7 +31299,6 @@
       <w:r>
         <w:rPr>
           <w:rStyle w:val="Extranjerismo"/>
-          <w:lang w:val="es-ES"/>
         </w:rPr>
         <w:t>jersey</w:t>
       </w:r>
@@ -30729,27 +31326,16 @@
         </w:rPr>
         <w:t xml:space="preserve">ejido de punto - Por urdimbre: </w:t>
       </w:r>
+      <w:r>
+        <w:rPr>
+          <w:rStyle w:val="Extranjerismo"/>
+        </w:rPr>
+        <w:t xml:space="preserve">tricot, </w:t>
+      </w:r>
       <w:proofErr w:type="spellStart"/>
       <w:r>
         <w:rPr>
           <w:rStyle w:val="Extranjerismo"/>
-          <w:lang w:val="es-ES"/>
-        </w:rPr>
-        <w:t>tricot</w:t>
-      </w:r>
-      <w:proofErr w:type="spellEnd"/>
-      <w:r>
-        <w:rPr>
-          <w:rStyle w:val="Extranjerismo"/>
-          <w:lang w:val="es-ES"/>
-        </w:rPr>
-        <w:t xml:space="preserve">, </w:t>
-      </w:r>
-      <w:proofErr w:type="spellStart"/>
-      <w:r>
-        <w:rPr>
-          <w:rStyle w:val="Extranjerismo"/>
-          <w:lang w:val="es-ES"/>
         </w:rPr>
         <w:t>raschell</w:t>
       </w:r>
@@ -30806,7 +31392,7 @@
         <w:pStyle w:val="Ttulo2"/>
       </w:pPr>
       <w:bookmarkStart w:id="43" w:name="_Toc233955015"/>
-      <w:bookmarkStart w:id="44" w:name="_Toc234488917"/>
+      <w:bookmarkStart w:id="44" w:name="_Toc235093823"/>
       <w:r>
         <w:t>Caracterización de los tejidos</w:t>
       </w:r>
@@ -31060,7 +31646,6 @@
       <w:r>
         <w:rPr>
           <w:rStyle w:val="Extranjerismo"/>
-          <w:lang w:val="es-ES"/>
         </w:rPr>
         <w:t>sport</w:t>
       </w:r>
@@ -31305,29 +31890,24 @@
       <w:r>
         <w:t xml:space="preserve"> - </w:t>
       </w:r>
-      <w:proofErr w:type="spellStart"/>
       <w:r>
         <w:rPr>
           <w:rStyle w:val="Extranjerismo"/>
-          <w:lang w:val="es-ES"/>
         </w:rPr>
         <w:t>interlock</w:t>
       </w:r>
-      <w:proofErr w:type="spellEnd"/>
       <w:r>
         <w:t xml:space="preserve"> - </w:t>
       </w:r>
       <w:r>
         <w:rPr>
           <w:rStyle w:val="Extranjerismo"/>
-          <w:lang w:val="es-ES"/>
         </w:rPr>
         <w:t>g</w:t>
       </w:r>
       <w:r>
         <w:rPr>
           <w:rStyle w:val="Extranjerismo"/>
-          <w:lang w:val="es-ES"/>
         </w:rPr>
         <w:t>eorgette</w:t>
       </w:r>
@@ -31340,14 +31920,12 @@
       <w:r>
         <w:rPr>
           <w:rStyle w:val="Extranjerismo"/>
-          <w:lang w:val="es-ES"/>
         </w:rPr>
         <w:t>- j</w:t>
       </w:r>
       <w:r>
         <w:rPr>
           <w:rStyle w:val="Extranjerismo"/>
-          <w:lang w:val="es-ES"/>
         </w:rPr>
         <w:t>ersey</w:t>
       </w:r>
@@ -31366,22 +31944,18 @@
       <w:r>
         <w:t xml:space="preserve"> </w:t>
       </w:r>
-      <w:proofErr w:type="spellStart"/>
       <w:r>
         <w:rPr>
           <w:rStyle w:val="Extranjerismo"/>
-          <w:lang w:val="es-ES"/>
         </w:rPr>
         <w:t>v</w:t>
       </w:r>
       <w:r>
         <w:rPr>
           <w:rStyle w:val="Extranjerismo"/>
-          <w:lang w:val="es-ES"/>
         </w:rPr>
         <w:t>elvet</w:t>
       </w:r>
-      <w:proofErr w:type="spellEnd"/>
       <w:r>
         <w:t xml:space="preserve"> / terciopelo - </w:t>
       </w:r>
@@ -31477,13 +32051,28 @@
       <w:r>
         <w:t xml:space="preserve">Acolchado - Redecillas - Tarlatana - De piel o peluche - Tules - Organza - Plisados - </w:t>
       </w:r>
+      <w:proofErr w:type="spellStart"/>
       <w:r>
         <w:rPr>
           <w:rStyle w:val="Extranjerismo"/>
-          <w:lang w:val="es-ES"/>
-        </w:rPr>
-        <w:t>Crepé de satén</w:t>
-      </w:r>
+        </w:rPr>
+        <w:t>Crepé</w:t>
+      </w:r>
+      <w:proofErr w:type="spellEnd"/>
+      <w:r>
+        <w:rPr>
+          <w:rStyle w:val="Extranjerismo"/>
+        </w:rPr>
+        <w:t xml:space="preserve"> de </w:t>
+      </w:r>
+      <w:proofErr w:type="spellStart"/>
+      <w:r>
+        <w:rPr>
+          <w:rStyle w:val="Extranjerismo"/>
+        </w:rPr>
+        <w:t>satén</w:t>
+      </w:r>
+      <w:proofErr w:type="spellEnd"/>
       <w:r>
         <w:t xml:space="preserve"> plisados.</w:t>
       </w:r>
@@ -31530,22 +32119,26 @@
       <w:r>
         <w:rPr>
           <w:rStyle w:val="Extranjerismo"/>
-          <w:lang w:val="es-ES"/>
-        </w:rPr>
-        <w:t>Stretch confort</w:t>
-      </w:r>
+        </w:rPr>
+        <w:t xml:space="preserve">Stretch </w:t>
+      </w:r>
+      <w:proofErr w:type="spellStart"/>
+      <w:r>
+        <w:rPr>
+          <w:rStyle w:val="Extranjerismo"/>
+        </w:rPr>
+        <w:t>confort</w:t>
+      </w:r>
+      <w:proofErr w:type="spellEnd"/>
       <w:r>
         <w:t xml:space="preserve">: tejidos con un 2 % a 5 % de fibra de </w:t>
       </w:r>
-      <w:proofErr w:type="spellStart"/>
       <w:r>
         <w:rPr>
           <w:rStyle w:val="Extranjerismo"/>
-          <w:lang w:val="es-ES"/>
         </w:rPr>
         <w:t>spandex</w:t>
       </w:r>
-      <w:proofErr w:type="spellEnd"/>
       <w:r>
         <w:t>, proporciona una compresión suave.</w:t>
       </w:r>
@@ -31561,7 +32154,6 @@
       <w:r>
         <w:rPr>
           <w:rStyle w:val="Extranjerismo"/>
-          <w:lang w:val="es-ES"/>
         </w:rPr>
         <w:t>Stretch</w:t>
       </w:r>
@@ -31593,44 +32185,44 @@
       <w:r>
         <w:t xml:space="preserve">Punto canalé - Pana </w:t>
       </w:r>
+      <w:r>
+        <w:rPr>
+          <w:rStyle w:val="Extranjerismo"/>
+        </w:rPr>
+        <w:t>stretch</w:t>
+      </w:r>
+      <w:r>
+        <w:t xml:space="preserve"> - </w:t>
+      </w:r>
+      <w:r>
+        <w:rPr>
+          <w:rStyle w:val="Extranjerismo"/>
+        </w:rPr>
+        <w:t xml:space="preserve">Power </w:t>
+      </w:r>
       <w:proofErr w:type="spellStart"/>
       <w:r>
         <w:rPr>
           <w:rStyle w:val="Extranjerismo"/>
-          <w:lang w:val="es-ES"/>
+        </w:rPr>
+        <w:t>lycra</w:t>
+      </w:r>
+      <w:proofErr w:type="spellEnd"/>
+      <w:r>
+        <w:t xml:space="preserve"> - Punto de algodón </w:t>
+      </w:r>
+      <w:r>
+        <w:rPr>
+          <w:rStyle w:val="Extranjerismo"/>
         </w:rPr>
         <w:t>stretch</w:t>
       </w:r>
-      <w:proofErr w:type="spellEnd"/>
-      <w:r>
-        <w:t xml:space="preserve"> - </w:t>
+      <w:r>
+        <w:t xml:space="preserve"> - Doble punto - </w:t>
       </w:r>
       <w:r>
         <w:rPr>
           <w:rStyle w:val="Extranjerismo"/>
-          <w:lang w:val="es-ES"/>
-        </w:rPr>
-        <w:t>Power lycra</w:t>
-      </w:r>
-      <w:r>
-        <w:t xml:space="preserve"> - Punto de algodón </w:t>
-      </w:r>
-      <w:proofErr w:type="spellStart"/>
-      <w:r>
-        <w:rPr>
-          <w:rStyle w:val="Extranjerismo"/>
-          <w:lang w:val="es-ES"/>
-        </w:rPr>
-        <w:t>stretch</w:t>
-      </w:r>
-      <w:proofErr w:type="spellEnd"/>
-      <w:r>
-        <w:t xml:space="preserve"> - Doble punto - </w:t>
-      </w:r>
-      <w:r>
-        <w:rPr>
-          <w:rStyle w:val="Extranjerismo"/>
-          <w:lang w:val="es-ES"/>
         </w:rPr>
         <w:t>Power net</w:t>
       </w:r>
@@ -31782,13 +32374,14 @@
       <w:r>
         <w:t>Pueden ser de algodón, rayón, lana, poliéster o mezclas de fibras. Se tejen de la misma forma que las telas normales (</w:t>
       </w:r>
+      <w:proofErr w:type="spellStart"/>
       <w:r>
         <w:rPr>
           <w:rStyle w:val="Extranjerismo"/>
-          <w:lang w:val="es-ES"/>
         </w:rPr>
         <w:t>urdimbre</w:t>
       </w:r>
+      <w:proofErr w:type="spellEnd"/>
       <w:r>
         <w:t xml:space="preserve"> / tra</w:t>
       </w:r>
@@ -32290,7 +32883,7 @@
         </w:rPr>
         <w:lastRenderedPageBreak/>
         <w:drawing>
-          <wp:anchor distT="0" distB="0" distL="114300" distR="114300" simplePos="0" relativeHeight="251668992" behindDoc="1" locked="0" layoutInCell="1" allowOverlap="1" wp14:anchorId="746F0ED9" wp14:editId="3EEF3F1F">
+          <wp:anchor distT="0" distB="0" distL="114300" distR="114300" simplePos="0" relativeHeight="251668992" behindDoc="1" locked="0" layoutInCell="1" allowOverlap="1" wp14:anchorId="746F0ED9" wp14:editId="38E9B99D">
             <wp:simplePos x="0" y="0"/>
             <wp:positionH relativeFrom="column">
               <wp:posOffset>721360</wp:posOffset>
@@ -32508,7 +33101,6 @@
             <w:r>
               <w:rPr>
                 <w:rStyle w:val="Extranjerismo"/>
-                <w:lang w:val="es-ES"/>
               </w:rPr>
               <w:t>tweed</w:t>
             </w:r>
@@ -32519,20 +33111,11 @@
           <w:p>
             <w:r>
               <w:lastRenderedPageBreak/>
-              <w:t xml:space="preserve">Por otro lado, los textiles de fluidez poseen suavidad, ligereza y movimiento. Estas telas se adaptan a la silueta corporal y generan una caída natural sobre el cuerpo. Su comportamiento depende en gran medida del tipo de hilo utilizado y del nivel de torsión. Entre los materiales más representativos se encuentran el </w:t>
-            </w:r>
-            <w:proofErr w:type="spellStart"/>
-            <w:r>
-              <w:t>chifón</w:t>
-            </w:r>
-            <w:proofErr w:type="spellEnd"/>
-            <w:r>
-              <w:t xml:space="preserve">, crepé, </w:t>
+              <w:t xml:space="preserve">Por otro lado, los textiles de fluidez poseen suavidad, ligereza y movimiento. Estas telas se adaptan a la silueta corporal y generan una caída natural sobre el cuerpo. Su comportamiento depende en gran medida del tipo de hilo utilizado y del nivel de torsión. Entre los materiales más representativos se encuentran el chifón, crepé, </w:t>
             </w:r>
             <w:r>
               <w:rPr>
                 <w:rStyle w:val="Extranjerismo"/>
-                <w:lang w:val="es-ES"/>
               </w:rPr>
               <w:t>jersey</w:t>
             </w:r>
@@ -32549,71 +33132,46 @@
             <w:r>
               <w:t xml:space="preserve">En contraste, los textiles de compresión están diseñados para ajustarse al cuerpo y resaltar la silueta. Su elasticidad depende del porcentaje de fibras elásticas, especialmente </w:t>
             </w:r>
+            <w:r>
+              <w:rPr>
+                <w:rStyle w:val="Extranjerismo"/>
+              </w:rPr>
+              <w:t xml:space="preserve">spandex </w:t>
+            </w:r>
+            <w:r>
+              <w:t xml:space="preserve">o elastano. Según el nivel de elasticidad, pueden clasificarse en </w:t>
+            </w:r>
+            <w:r>
+              <w:rPr>
+                <w:rStyle w:val="Extranjerismo"/>
+              </w:rPr>
+              <w:t xml:space="preserve">stretch </w:t>
+            </w:r>
             <w:proofErr w:type="spellStart"/>
             <w:r>
               <w:rPr>
                 <w:rStyle w:val="Extranjerismo"/>
-                <w:lang w:val="es-ES"/>
-              </w:rPr>
-              <w:t>spandex</w:t>
+              </w:rPr>
+              <w:t>confort</w:t>
             </w:r>
             <w:proofErr w:type="spellEnd"/>
             <w:r>
+              <w:t xml:space="preserve"> o </w:t>
+            </w:r>
+            <w:r>
               <w:rPr>
                 <w:rStyle w:val="Extranjerismo"/>
-                <w:lang w:val="es-ES"/>
-              </w:rPr>
-              <w:t xml:space="preserve"> </w:t>
-            </w:r>
-            <w:r>
-              <w:t xml:space="preserve">o elastano. Según el nivel de elasticidad, pueden clasificarse en </w:t>
-            </w:r>
-            <w:proofErr w:type="spellStart"/>
+              </w:rPr>
+              <w:t>stretch</w:t>
+            </w:r>
+            <w:r>
+              <w:t xml:space="preserve"> fuerte. Materiales como lycra, </w:t>
+            </w:r>
             <w:r>
               <w:rPr>
                 <w:rStyle w:val="Extranjerismo"/>
-                <w:lang w:val="es-ES"/>
-              </w:rPr>
-              <w:t>stretch</w:t>
-            </w:r>
-            <w:proofErr w:type="spellEnd"/>
-            <w:r>
-              <w:rPr>
-                <w:rStyle w:val="Extranjerismo"/>
-                <w:lang w:val="es-ES"/>
-              </w:rPr>
-              <w:t xml:space="preserve"> confort</w:t>
-            </w:r>
-            <w:r>
-              <w:t xml:space="preserve"> o </w:t>
-            </w:r>
-            <w:proofErr w:type="spellStart"/>
-            <w:r>
-              <w:rPr>
-                <w:rStyle w:val="Extranjerismo"/>
-                <w:lang w:val="es-ES"/>
-              </w:rPr>
-              <w:t>stretch</w:t>
-            </w:r>
-            <w:proofErr w:type="spellEnd"/>
-            <w:r>
-              <w:t xml:space="preserve"> fuerte. Materiales como lycra, </w:t>
-            </w:r>
-            <w:proofErr w:type="spellStart"/>
-            <w:r>
-              <w:rPr>
-                <w:rStyle w:val="Extranjerismo"/>
-                <w:lang w:val="es-ES"/>
-              </w:rPr>
-              <w:t>power</w:t>
-            </w:r>
-            <w:proofErr w:type="spellEnd"/>
-            <w:r>
-              <w:rPr>
-                <w:rStyle w:val="Extranjerismo"/>
-                <w:lang w:val="es-ES"/>
-              </w:rPr>
-              <w:t xml:space="preserve"> net</w:t>
+              </w:rPr>
+              <w:t>power net</w:t>
             </w:r>
             <w:r>
               <w:t>, punto canalé y doble punto son ejemplos de este tipo de textiles.</w:t>
@@ -32646,7 +33204,7 @@
         <w:pStyle w:val="Ttulo2"/>
       </w:pPr>
       <w:bookmarkStart w:id="45" w:name="_Toc233955016"/>
-      <w:bookmarkStart w:id="46" w:name="_Toc234488918"/>
+      <w:bookmarkStart w:id="46" w:name="_Toc235093824"/>
       <w:r>
         <w:lastRenderedPageBreak/>
         <w:t>Procesos textiles</w:t>
@@ -33570,73 +34128,57 @@
         </w:rPr>
         <w:t xml:space="preserve">Calandrar satinado, glaseado, afelpado o </w:t>
       </w:r>
+      <w:r>
+        <w:rPr>
+          <w:rStyle w:val="Extranjerismo"/>
+          <w:lang w:eastAsia="es-CO"/>
+        </w:rPr>
+        <w:t>napping</w:t>
+      </w:r>
+      <w:r>
+        <w:rPr>
+          <w:lang w:eastAsia="es-CO"/>
+        </w:rPr>
+        <w:t xml:space="preserve">, mercerizado y sanforizado, reducción de brillo, grabado, gofrado, aumento de cuerpo - </w:t>
+      </w:r>
+      <w:r>
+        <w:rPr>
+          <w:rStyle w:val="Extranjerismo"/>
+          <w:lang w:eastAsia="es-CO"/>
+        </w:rPr>
+        <w:t>sizing</w:t>
+      </w:r>
+      <w:r>
+        <w:rPr>
+          <w:lang w:eastAsia="es-CO"/>
+        </w:rPr>
+        <w:t xml:space="preserve">, encerado </w:t>
+      </w:r>
       <w:proofErr w:type="spellStart"/>
       <w:r>
         <w:rPr>
           <w:rStyle w:val="Extranjerismo"/>
-          <w:lang w:val="es-ES" w:eastAsia="es-CO"/>
-        </w:rPr>
-        <w:t>napping</w:t>
+        </w:rPr>
+        <w:t>ciré</w:t>
       </w:r>
       <w:proofErr w:type="spellEnd"/>
       <w:r>
         <w:rPr>
-          <w:lang w:eastAsia="es-CO"/>
-        </w:rPr>
-        <w:t xml:space="preserve">, mercerizado y sanforizado, reducción de brillo, grabado, gofrado, aumento de cuerpo - </w:t>
-      </w:r>
-      <w:proofErr w:type="spellStart"/>
-      <w:r>
-        <w:rPr>
           <w:rStyle w:val="Extranjerismo"/>
-          <w:lang w:val="es-ES" w:eastAsia="es-CO"/>
-        </w:rPr>
-        <w:t>sizing</w:t>
-      </w:r>
-      <w:proofErr w:type="spellEnd"/>
-      <w:r>
-        <w:rPr>
-          <w:lang w:eastAsia="es-CO"/>
-        </w:rPr>
-        <w:t xml:space="preserve">, encerado </w:t>
-      </w:r>
-      <w:proofErr w:type="spellStart"/>
+        </w:rPr>
+        <w:t>,</w:t>
+      </w:r>
+      <w:r>
+        <w:rPr>
+          <w:lang w:eastAsia="es-CO"/>
+        </w:rPr>
+        <w:t xml:space="preserve"> </w:t>
+      </w:r>
       <w:r>
         <w:rPr>
           <w:rStyle w:val="Extranjerismo"/>
-          <w:lang w:val="es-ES"/>
-        </w:rPr>
-        <w:t>ciré</w:t>
-      </w:r>
-      <w:proofErr w:type="spellEnd"/>
-      <w:r>
-        <w:rPr>
-          <w:rStyle w:val="Extranjerismo"/>
-          <w:lang w:val="es-ES"/>
-        </w:rPr>
-        <w:t>,</w:t>
-      </w:r>
-      <w:r>
-        <w:rPr>
-          <w:lang w:eastAsia="es-CO"/>
-        </w:rPr>
-        <w:t xml:space="preserve"> </w:t>
-      </w:r>
-      <w:proofErr w:type="spellStart"/>
-      <w:r>
-        <w:rPr>
-          <w:rStyle w:val="Extranjerismo"/>
-          <w:lang w:val="es-ES"/>
-        </w:rPr>
-        <w:t>moiré</w:t>
-      </w:r>
-      <w:proofErr w:type="spellEnd"/>
-      <w:r>
-        <w:rPr>
-          <w:rStyle w:val="Extranjerismo"/>
-          <w:lang w:val="es-ES"/>
-        </w:rPr>
-        <w:t>.</w:t>
+        </w:rPr>
+        <w:t>moiré.</w:t>
       </w:r>
     </w:p>
     <w:p>
@@ -33688,7 +34230,19 @@
         <w:rPr>
           <w:lang w:eastAsia="es-CO"/>
         </w:rPr>
-        <w:t>En el siguiente video, se presenta más información sobre caracterización de los textiles.</w:t>
+        <w:t>Se recomienda revisar el video, el cual puede resultar útil para ampliar los conocimientos sobre los acabados</w:t>
+      </w:r>
+      <w:r>
+        <w:rPr>
+          <w:lang w:eastAsia="es-CO"/>
+        </w:rPr>
+        <w:t xml:space="preserve"> textiles.</w:t>
+      </w:r>
+      <w:r>
+        <w:rPr>
+          <w:lang w:eastAsia="es-CO"/>
+        </w:rPr>
+        <w:tab/>
       </w:r>
       <w:r>
         <w:rPr>
@@ -34340,6 +34894,7 @@
         <w:rPr>
           <w:lang w:eastAsia="es-CO"/>
         </w:rPr>
+        <w:lastRenderedPageBreak/>
         <w:t>L</w:t>
       </w:r>
       <w:r>
@@ -34362,9 +34917,8 @@
           <w:noProof/>
           <w:lang w:eastAsia="es-CO"/>
         </w:rPr>
-        <w:lastRenderedPageBreak/>
         <w:drawing>
-          <wp:inline distT="0" distB="0" distL="0" distR="0" wp14:anchorId="447141A4" wp14:editId="5D6D2347">
+          <wp:inline distT="0" distB="0" distL="0" distR="0" wp14:anchorId="447141A4" wp14:editId="519414AB">
             <wp:extent cx="4680000" cy="2631600"/>
             <wp:effectExtent l="0" t="0" r="6350" b="0"/>
             <wp:docPr id="30" name="Imagen 30">
@@ -34602,7 +35156,7 @@
         <w:pStyle w:val="Titulosgenerales"/>
       </w:pPr>
       <w:bookmarkStart w:id="47" w:name="_Toc233955017"/>
-      <w:bookmarkStart w:id="48" w:name="_Toc234488919"/>
+      <w:bookmarkStart w:id="48" w:name="_Toc235093825"/>
       <w:r>
         <w:lastRenderedPageBreak/>
         <w:t>Síntesis</w:t>
@@ -34672,10 +35226,10 @@
           <w:lang w:eastAsia="es-CO"/>
         </w:rPr>
         <w:drawing>
-          <wp:inline distT="0" distB="0" distL="0" distR="0" wp14:anchorId="0240E558" wp14:editId="3D55FD26">
-            <wp:extent cx="4680000" cy="3528000"/>
-            <wp:effectExtent l="0" t="0" r="6350" b="0"/>
-            <wp:docPr id="515511746" name="Gráfico 4" descr="Diagrama de patronaje industrial con dibujo técnico, textiles, fibras, procesos, tendencias, categorías de prendas y perfil del consumidor."/>
+          <wp:inline distT="0" distB="0" distL="0" distR="0" wp14:anchorId="4F7CB39A" wp14:editId="23ED766C">
+            <wp:extent cx="4709886" cy="3549418"/>
+            <wp:effectExtent l="0" t="0" r="0" b="0"/>
+            <wp:docPr id="694372661" name="Gráfico 4" descr="Diagrama de patronaje industrial con dibujo técnico, textiles, fibras, procesos, tendencias, categorías de prendas y perfil del consumidor."/>
             <wp:cNvGraphicFramePr>
               <a:graphicFrameLocks xmlns:a="http://schemas.openxmlformats.org/drawingml/2006/main" noChangeAspect="1"/>
             </wp:cNvGraphicFramePr>
@@ -34683,7 +35237,7 @@
               <a:graphicData uri="http://schemas.openxmlformats.org/drawingml/2006/picture">
                 <pic:pic xmlns:pic="http://schemas.openxmlformats.org/drawingml/2006/picture">
                   <pic:nvPicPr>
-                    <pic:cNvPr id="515511746" name="Gráfico 4" descr="Diagrama de patronaje industrial con dibujo técnico, textiles, fibras, procesos, tendencias, categorías de prendas y perfil del consumidor."/>
+                    <pic:cNvPr id="694372661" name="Gráfico 4" descr="Diagrama de patronaje industrial con dibujo técnico, textiles, fibras, procesos, tendencias, categorías de prendas y perfil del consumidor."/>
                     <pic:cNvPicPr/>
                   </pic:nvPicPr>
                   <pic:blipFill>
@@ -34701,7 +35255,7 @@
                   <pic:spPr>
                     <a:xfrm>
                       <a:off x="0" y="0"/>
-                      <a:ext cx="4680000" cy="3528000"/>
+                      <a:ext cx="4722389" cy="3558840"/>
                     </a:xfrm>
                     <a:prstGeom prst="rect">
                       <a:avLst/>
@@ -34720,7 +35274,7 @@
       </w:pPr>
       <w:bookmarkStart w:id="49" w:name="_Toc176443725"/>
       <w:bookmarkStart w:id="50" w:name="_Toc233955018"/>
-      <w:bookmarkStart w:id="51" w:name="_Toc234488920"/>
+      <w:bookmarkStart w:id="51" w:name="_Toc235093826"/>
       <w:r>
         <w:lastRenderedPageBreak/>
         <w:t>Glosario</w:t>
@@ -34765,7 +35319,7 @@
       <w:r>
         <w:rPr>
           <w:rStyle w:val="Extranjerismo"/>
-          <w:lang w:val="es-ES" w:eastAsia="es-CO"/>
+          <w:lang w:eastAsia="es-CO"/>
         </w:rPr>
         <w:t>software</w:t>
       </w:r>
@@ -34887,7 +35441,7 @@
         <w:rPr>
           <w:rStyle w:val="Extranjerismo"/>
           <w:b/>
-          <w:lang w:val="es-ES" w:eastAsia="es-CO"/>
+          <w:lang w:eastAsia="es-CO"/>
         </w:rPr>
         <w:t>Moodboard</w:t>
       </w:r>
@@ -35071,7 +35625,7 @@
       </w:pPr>
       <w:bookmarkStart w:id="52" w:name="_Toc176443726"/>
       <w:bookmarkStart w:id="53" w:name="_Toc233955019"/>
-      <w:bookmarkStart w:id="54" w:name="_Toc234488921"/>
+      <w:bookmarkStart w:id="54" w:name="_Toc235093827"/>
       <w:r>
         <w:rPr>
           <w:lang w:val="es-MX"/>
@@ -35089,10 +35643,45 @@
           <w:lang w:val="es-MX" w:eastAsia="es-CO"/>
         </w:rPr>
       </w:pPr>
+      <w:bookmarkStart w:id="55" w:name="_Toc176443727"/>
       <w:r>
         <w:rPr>
           <w:lang w:val="es-MX" w:eastAsia="es-CO"/>
         </w:rPr>
+        <w:t xml:space="preserve">Marín </w:t>
+      </w:r>
+      <w:bookmarkEnd w:id="55"/>
+      <w:r>
+        <w:rPr>
+          <w:lang w:val="es-MX" w:eastAsia="es-CO"/>
+        </w:rPr>
+        <w:t xml:space="preserve">Castellanos, O., </w:t>
+      </w:r>
+      <w:proofErr w:type="spellStart"/>
+      <w:r>
+        <w:rPr>
+          <w:lang w:val="es-MX" w:eastAsia="es-CO"/>
+        </w:rPr>
+        <w:t>Fumeque</w:t>
+      </w:r>
+      <w:proofErr w:type="spellEnd"/>
+      <w:r>
+        <w:rPr>
+          <w:lang w:val="es-MX" w:eastAsia="es-CO"/>
+        </w:rPr>
+        <w:t>, A., y Ramírez, D. (2011). Análisis de tendencias: de la información hacia la innovación. Universidad Nacional de Colombia. Sistema de Bibliotecas SENA.</w:t>
+      </w:r>
+    </w:p>
+    <w:p>
+      <w:pPr>
+        <w:rPr>
+          <w:lang w:val="es-MX" w:eastAsia="es-CO"/>
+        </w:rPr>
+      </w:pPr>
+      <w:r>
+        <w:rPr>
+          <w:lang w:val="es-MX" w:eastAsia="es-CO"/>
+        </w:rPr>
         <w:t>Ecosistema de Recursos Educativos Digitales SENA. (s. f.). Canal de YouTube. YouTube.</w:t>
       </w:r>
     </w:p>
@@ -35102,23 +35691,31 @@
           <w:lang w:val="es-MX" w:eastAsia="es-CO"/>
         </w:rPr>
       </w:pPr>
+      <w:proofErr w:type="spellStart"/>
       <w:r>
         <w:rPr>
           <w:lang w:val="es-MX" w:eastAsia="es-CO"/>
         </w:rPr>
-        <w:t>Harpersbazaar. (2019). La ropa que eliges afecta a tu estado de ánimo y cerebro, según expertos.</w:t>
-      </w:r>
-    </w:p>
-    <w:p>
-      <w:pPr>
+        <w:t>Harpersbazaar</w:t>
+      </w:r>
+      <w:proofErr w:type="spellEnd"/>
+      <w:r>
         <w:rPr>
           <w:lang w:val="es-MX" w:eastAsia="es-CO"/>
         </w:rPr>
-      </w:pPr>
-      <w:r>
+        <w:t>. (2019). La ropa que eliges afecta a tu estado de ánimo y cerebro, según expertos.</w:t>
+      </w:r>
+    </w:p>
+    <w:p>
+      <w:pPr>
         <w:rPr>
           <w:lang w:val="es-MX" w:eastAsia="es-CO"/>
         </w:rPr>
+      </w:pPr>
+      <w:r>
+        <w:rPr>
+          <w:lang w:val="es-MX" w:eastAsia="es-CO"/>
+        </w:rPr>
         <w:t>Lafuente, M., Navarro, J., y Navarro, J. (2005). Ilustración de moda. Sistema de Bibliotecas SENA.</w:t>
       </w:r>
     </w:p>
@@ -35141,66 +35738,53 @@
           <w:lang w:val="es-MX" w:eastAsia="es-CO"/>
         </w:rPr>
       </w:pPr>
-      <w:bookmarkStart w:id="55" w:name="_Toc176443727"/>
       <w:r>
         <w:rPr>
           <w:lang w:val="es-MX" w:eastAsia="es-CO"/>
         </w:rPr>
-        <w:t xml:space="preserve">Marín </w:t>
-      </w:r>
-      <w:bookmarkEnd w:id="55"/>
-      <w:r>
+        <w:t>Marín Blackman, C. (2012). 100 años de moda. Sistema de Bibliotecas.</w:t>
+      </w:r>
+    </w:p>
+    <w:p>
+      <w:pPr>
         <w:rPr>
           <w:lang w:val="es-MX" w:eastAsia="es-CO"/>
         </w:rPr>
-        <w:t>Castellanos, O., Fumeque, A., y Ramírez, D. (2011). Análisis de tendencias: de la información hacia la innovación. Universidad Nacional de Colombia. Sistema de Bibliotecas SENA.</w:t>
-      </w:r>
-    </w:p>
-    <w:p>
-      <w:pPr>
+      </w:pPr>
+      <w:r>
         <w:rPr>
           <w:lang w:val="es-MX" w:eastAsia="es-CO"/>
         </w:rPr>
-      </w:pPr>
-      <w:r>
+        <w:t>Navarro, J., y Lafuente, M. (2010). Ilustración de moda: dibujo plano. Sistema de Bibliotecas SENA.</w:t>
+      </w:r>
+    </w:p>
+    <w:p>
+      <w:pPr>
         <w:rPr>
           <w:lang w:val="es-MX" w:eastAsia="es-CO"/>
         </w:rPr>
-        <w:t>Marín Blackman, C. (2012). 100 años de moda. Sistema de Bibliotecas.</w:t>
-      </w:r>
-    </w:p>
-    <w:p>
-      <w:pPr>
+      </w:pPr>
+      <w:r>
         <w:rPr>
           <w:lang w:val="es-MX" w:eastAsia="es-CO"/>
         </w:rPr>
-      </w:pPr>
+        <w:t>Sociedad Americana de Ensayos y Materiales (ASTM). (2003). Textiles. Editorial Staff. Sistema de Bibliotecas SENA.</w:t>
+      </w:r>
+    </w:p>
+    <w:p>
+      <w:proofErr w:type="spellStart"/>
       <w:r>
         <w:rPr>
           <w:lang w:val="es-MX" w:eastAsia="es-CO"/>
         </w:rPr>
-        <w:t>Navarro, J., y Lafuente, M. (2010). Ilustración de moda: dibujo plano. Sistema de Bibliotecas SENA.</w:t>
-      </w:r>
-    </w:p>
-    <w:p>
-      <w:pPr>
+        <w:t>Szkutnicka</w:t>
+      </w:r>
+      <w:proofErr w:type="spellEnd"/>
+      <w:r>
         <w:rPr>
           <w:lang w:val="es-MX" w:eastAsia="es-CO"/>
         </w:rPr>
-      </w:pPr>
-      <w:r>
-        <w:rPr>
-          <w:lang w:val="es-MX" w:eastAsia="es-CO"/>
-        </w:rPr>
-        <w:t>Sociedad Americana de Ensayos y Materiales (ASTM). (2003). Textiles. Editorial Staff. Sistema de Bibliotecas SENA.</w:t>
-      </w:r>
-    </w:p>
-    <w:p>
-      <w:r>
-        <w:rPr>
-          <w:lang w:val="es-MX" w:eastAsia="es-CO"/>
-        </w:rPr>
-        <w:t>Szkutnicka, B., Cuenca, C., y Koyama, A. (2010). El dibujo técnico de moda paso a paso. Sistema de Bibliotecas SENA.</w:t>
+        <w:t>, B., Cuenca, C., y Koyama, A. (2010). El dibujo técnico de moda paso a paso. Sistema de Bibliotecas SENA.</w:t>
       </w:r>
     </w:p>
     <w:p/>
@@ -35214,7 +35798,7 @@
         <w:pStyle w:val="Titulosgenerales"/>
       </w:pPr>
       <w:bookmarkStart w:id="56" w:name="_Toc233955020"/>
-      <w:bookmarkStart w:id="57" w:name="_Toc234488922"/>
+      <w:bookmarkStart w:id="57" w:name="_Toc235093828"/>
       <w:r>
         <w:lastRenderedPageBreak/>
         <w:t>Créditos</w:t>
@@ -36099,7 +36683,7 @@
 </file>
 
 <file path=word/endnotes.xml><?xml version="1.0" encoding="utf-8"?>
-<w:endnotes xmlns:wpc="http://schemas.microsoft.com/office/word/2010/wordprocessingCanvas" xmlns:cx="http://schemas.microsoft.com/office/drawing/2014/chartex" xmlns:cx1="http://schemas.microsoft.com/office/drawing/2015/9/8/chartex" xmlns:cx2="http://schemas.microsoft.com/office/drawing/2015/10/21/chartex" xmlns:cx3="http://schemas.microsoft.com/office/drawing/2016/5/9/chartex" xmlns:cx4="http://schemas.microsoft.com/office/drawing/2016/5/10/chartex" xmlns:cx5="http://schemas.microsoft.com/office/drawing/2016/5/11/chartex" xmlns:cx6="http://schemas.microsoft.com/office/drawing/2016/5/12/chartex" xmlns:cx7="http://schemas.microsoft.com/office/drawing/2016/5/13/chartex" xmlns:cx8="http://schemas.microsoft.com/office/drawing/2016/5/14/chartex" xmlns:mc="http://schemas.openxmlformats.org/markup-compatibility/2006" xmlns:m="http://schemas.openxmlformats.org/officeDocument/2006/math" xmlns:aink="http://schemas.microsoft.com/office/drawing/2016/ink" xmlns:am3d="http://schemas.microsoft.com/office/drawing/2017/model3d" xmlns:oel="http://schemas.microsoft.com/office/2019/extlst" xmlns:r="http://schemas.openxmlformats.org/officeDocument/2006/relationships" xmlns:wp14="http://schemas.microsoft.com/office/word/2010/wordprocessingDrawing" xmlns:wp="http://schemas.openxmlformats.org/drawingml/2006/wordprocessingDrawing" xmlns:wpg="http://schemas.microsoft.com/office/word/2010/wordprocessingGroup" xmlns:wpi="http://schemas.microsoft.com/office/word/2010/wordprocessingInk" xmlns:wps="http://schemas.microsoft.com/office/word/2010/wordprocessingShape" xmlns:o="urn:schemas-microsoft-com:office:office" xmlns:v="urn:schemas-microsoft-com:vml" xmlns:w10="urn:schemas-microsoft-com:office:word" xmlns:w="http://schemas.openxmlformats.org/wordprocessingml/2006/main" xmlns:w14="http://schemas.microsoft.com/office/word/2010/wordml" xmlns:w15="http://schemas.microsoft.com/office/word/2012/wordml" xmlns:w16cex="http://schemas.microsoft.com/office/word/2018/wordml/cex" xmlns:w16cid="http://schemas.microsoft.com/office/word/2016/wordml/cid" xmlns:w16="http://schemas.microsoft.com/office/word/2018/wordml" xmlns:w16sdtdh="http://schemas.microsoft.com/office/word/2020/wordml/sdtdatahash" xmlns:w16sdtfl="http://schemas.microsoft.com/office/word/2024/wordml/sdtformatlock" xmlns:w16se="http://schemas.microsoft.com/office/word/2015/wordml/symex" xmlns:w16du="http://schemas.microsoft.com/office/word/2023/wordml/word16du" xmlns:wne="http://schemas.microsoft.com/office/word/2006/wordml" mc:Ignorable="w14 w15 w16se w16cid w16 w16cex w16sdtdh w16sdtfl w16du wp14">
+<w:endnotes xmlns:wpc="http://schemas.microsoft.com/office/word/2010/wordprocessingCanvas" xmlns:cx="http://schemas.microsoft.com/office/drawing/2014/chartex" xmlns:cx1="http://schemas.microsoft.com/office/drawing/2015/9/8/chartex" xmlns:cx2="http://schemas.microsoft.com/office/drawing/2015/10/21/chartex" xmlns:cx3="http://schemas.microsoft.com/office/drawing/2016/5/9/chartex" xmlns:cx4="http://schemas.microsoft.com/office/drawing/2016/5/10/chartex" xmlns:cx5="http://schemas.microsoft.com/office/drawing/2016/5/11/chartex" xmlns:cx6="http://schemas.microsoft.com/office/drawing/2016/5/12/chartex" xmlns:cx7="http://schemas.microsoft.com/office/drawing/2016/5/13/chartex" xmlns:cx8="http://schemas.microsoft.com/office/drawing/2016/5/14/chartex" xmlns:mc="http://schemas.openxmlformats.org/markup-compatibility/2006" xmlns:aink="http://schemas.microsoft.com/office/drawing/2016/ink" xmlns:am3d="http://schemas.microsoft.com/office/drawing/2017/model3d" xmlns:o="urn:schemas-microsoft-com:office:office" xmlns:oel="http://schemas.microsoft.com/office/2019/extlst" xmlns:r="http://schemas.openxmlformats.org/officeDocument/2006/relationships" xmlns:m="http://schemas.openxmlformats.org/officeDocument/2006/math" xmlns:v="urn:schemas-microsoft-com:vml" xmlns:wp14="http://schemas.microsoft.com/office/word/2010/wordprocessingDrawing" xmlns:wp="http://schemas.openxmlformats.org/drawingml/2006/wordprocessingDrawing" xmlns:w10="urn:schemas-microsoft-com:office:word" xmlns:w="http://schemas.openxmlformats.org/wordprocessingml/2006/main" xmlns:w14="http://schemas.microsoft.com/office/word/2010/wordml" xmlns:w15="http://schemas.microsoft.com/office/word/2012/wordml" xmlns:w16cex="http://schemas.microsoft.com/office/word/2018/wordml/cex" xmlns:w16cid="http://schemas.microsoft.com/office/word/2016/wordml/cid" xmlns:w16="http://schemas.microsoft.com/office/word/2018/wordml" xmlns:w16du="http://schemas.microsoft.com/office/word/2023/wordml/word16du" xmlns:w16sdtdh="http://schemas.microsoft.com/office/word/2020/wordml/sdtdatahash" xmlns:w16sdtfl="http://schemas.microsoft.com/office/word/2024/wordml/sdtformatlock" xmlns:w16se="http://schemas.microsoft.com/office/word/2015/wordml/symex" xmlns:wpg="http://schemas.microsoft.com/office/word/2010/wordprocessingGroup" xmlns:wpi="http://schemas.microsoft.com/office/word/2010/wordprocessingInk" xmlns:wne="http://schemas.microsoft.com/office/word/2006/wordml" xmlns:wps="http://schemas.microsoft.com/office/word/2010/wordprocessingShape" mc:Ignorable="w14 w15 w16se w16cid w16 w16cex w16sdtdh w16sdtfl w16du wp14">
   <w:endnote w:type="separator" w:id="-1">
     <w:p>
       <w:pPr>
@@ -36124,7 +36708,7 @@
 </file>
 
 <file path=word/footer1.xml><?xml version="1.0" encoding="utf-8"?>
-<w:ftr xmlns:wpc="http://schemas.microsoft.com/office/word/2010/wordprocessingCanvas" xmlns:cx="http://schemas.microsoft.com/office/drawing/2014/chartex" xmlns:cx1="http://schemas.microsoft.com/office/drawing/2015/9/8/chartex" xmlns:cx2="http://schemas.microsoft.com/office/drawing/2015/10/21/chartex" xmlns:cx3="http://schemas.microsoft.com/office/drawing/2016/5/9/chartex" xmlns:cx4="http://schemas.microsoft.com/office/drawing/2016/5/10/chartex" xmlns:cx5="http://schemas.microsoft.com/office/drawing/2016/5/11/chartex" xmlns:cx6="http://schemas.microsoft.com/office/drawing/2016/5/12/chartex" xmlns:cx7="http://schemas.microsoft.com/office/drawing/2016/5/13/chartex" xmlns:cx8="http://schemas.microsoft.com/office/drawing/2016/5/14/chartex" xmlns:mc="http://schemas.openxmlformats.org/markup-compatibility/2006" xmlns:m="http://schemas.openxmlformats.org/officeDocument/2006/math" xmlns:aink="http://schemas.microsoft.com/office/drawing/2016/ink" xmlns:am3d="http://schemas.microsoft.com/office/drawing/2017/model3d" xmlns:oel="http://schemas.microsoft.com/office/2019/extlst" xmlns:r="http://schemas.openxmlformats.org/officeDocument/2006/relationships" xmlns:wp14="http://schemas.microsoft.com/office/word/2010/wordprocessingDrawing" xmlns:wp="http://schemas.openxmlformats.org/drawingml/2006/wordprocessingDrawing" xmlns:wpg="http://schemas.microsoft.com/office/word/2010/wordprocessingGroup" xmlns:wpi="http://schemas.microsoft.com/office/word/2010/wordprocessingInk" xmlns:wps="http://schemas.microsoft.com/office/word/2010/wordprocessingShape" xmlns:o="urn:schemas-microsoft-com:office:office" xmlns:v="urn:schemas-microsoft-com:vml" xmlns:w10="urn:schemas-microsoft-com:office:word" xmlns:w="http://schemas.openxmlformats.org/wordprocessingml/2006/main" xmlns:w14="http://schemas.microsoft.com/office/word/2010/wordml" xmlns:w15="http://schemas.microsoft.com/office/word/2012/wordml" xmlns:w16cex="http://schemas.microsoft.com/office/word/2018/wordml/cex" xmlns:w16cid="http://schemas.microsoft.com/office/word/2016/wordml/cid" xmlns:w16="http://schemas.microsoft.com/office/word/2018/wordml" xmlns:w16sdtdh="http://schemas.microsoft.com/office/word/2020/wordml/sdtdatahash" xmlns:w16sdtfl="http://schemas.microsoft.com/office/word/2024/wordml/sdtformatlock" xmlns:w16se="http://schemas.microsoft.com/office/word/2015/wordml/symex" xmlns:w16du="http://schemas.microsoft.com/office/word/2023/wordml/word16du" xmlns:wne="http://schemas.microsoft.com/office/word/2006/wordml" mc:Ignorable="w14 w15 w16se w16cid w16 w16cex w16sdtdh w16sdtfl w16du wp14">
+<w:ftr xmlns:wpc="http://schemas.microsoft.com/office/word/2010/wordprocessingCanvas" xmlns:cx="http://schemas.microsoft.com/office/drawing/2014/chartex" xmlns:cx1="http://schemas.microsoft.com/office/drawing/2015/9/8/chartex" xmlns:cx2="http://schemas.microsoft.com/office/drawing/2015/10/21/chartex" xmlns:cx3="http://schemas.microsoft.com/office/drawing/2016/5/9/chartex" xmlns:cx4="http://schemas.microsoft.com/office/drawing/2016/5/10/chartex" xmlns:cx5="http://schemas.microsoft.com/office/drawing/2016/5/11/chartex" xmlns:cx6="http://schemas.microsoft.com/office/drawing/2016/5/12/chartex" xmlns:cx7="http://schemas.microsoft.com/office/drawing/2016/5/13/chartex" xmlns:cx8="http://schemas.microsoft.com/office/drawing/2016/5/14/chartex" xmlns:mc="http://schemas.openxmlformats.org/markup-compatibility/2006" xmlns:aink="http://schemas.microsoft.com/office/drawing/2016/ink" xmlns:am3d="http://schemas.microsoft.com/office/drawing/2017/model3d" xmlns:o="urn:schemas-microsoft-com:office:office" xmlns:oel="http://schemas.microsoft.com/office/2019/extlst" xmlns:r="http://schemas.openxmlformats.org/officeDocument/2006/relationships" xmlns:m="http://schemas.openxmlformats.org/officeDocument/2006/math" xmlns:v="urn:schemas-microsoft-com:vml" xmlns:wp14="http://schemas.microsoft.com/office/word/2010/wordprocessingDrawing" xmlns:wp="http://schemas.openxmlformats.org/drawingml/2006/wordprocessingDrawing" xmlns:w10="urn:schemas-microsoft-com:office:word" xmlns:w="http://schemas.openxmlformats.org/wordprocessingml/2006/main" xmlns:w14="http://schemas.microsoft.com/office/word/2010/wordml" xmlns:w15="http://schemas.microsoft.com/office/word/2012/wordml" xmlns:w16cex="http://schemas.microsoft.com/office/word/2018/wordml/cex" xmlns:w16cid="http://schemas.microsoft.com/office/word/2016/wordml/cid" xmlns:w16="http://schemas.microsoft.com/office/word/2018/wordml" xmlns:w16du="http://schemas.microsoft.com/office/word/2023/wordml/word16du" xmlns:w16sdtdh="http://schemas.microsoft.com/office/word/2020/wordml/sdtdatahash" xmlns:w16sdtfl="http://schemas.microsoft.com/office/word/2024/wordml/sdtformatlock" xmlns:w16se="http://schemas.microsoft.com/office/word/2015/wordml/symex" xmlns:wpg="http://schemas.microsoft.com/office/word/2010/wordprocessingGroup" xmlns:wpi="http://schemas.microsoft.com/office/word/2010/wordprocessingInk" xmlns:wne="http://schemas.microsoft.com/office/word/2006/wordml" xmlns:wps="http://schemas.microsoft.com/office/word/2010/wordprocessingShape" mc:Ignorable="w14 w15 w16se w16cid w16 w16cex w16sdtdh w16sdtfl w16du wp14">
   <w:p>
     <w:pPr>
       <w:pStyle w:val="Piedepgina"/>
@@ -36261,7 +36845,7 @@
 </file>
 
 <file path=word/footnotes.xml><?xml version="1.0" encoding="utf-8"?>
-<w:footnotes xmlns:wpc="http://schemas.microsoft.com/office/word/2010/wordprocessingCanvas" xmlns:cx="http://schemas.microsoft.com/office/drawing/2014/chartex" xmlns:cx1="http://schemas.microsoft.com/office/drawing/2015/9/8/chartex" xmlns:cx2="http://schemas.microsoft.com/office/drawing/2015/10/21/chartex" xmlns:cx3="http://schemas.microsoft.com/office/drawing/2016/5/9/chartex" xmlns:cx4="http://schemas.microsoft.com/office/drawing/2016/5/10/chartex" xmlns:cx5="http://schemas.microsoft.com/office/drawing/2016/5/11/chartex" xmlns:cx6="http://schemas.microsoft.com/office/drawing/2016/5/12/chartex" xmlns:cx7="http://schemas.microsoft.com/office/drawing/2016/5/13/chartex" xmlns:cx8="http://schemas.microsoft.com/office/drawing/2016/5/14/chartex" xmlns:mc="http://schemas.openxmlformats.org/markup-compatibility/2006" xmlns:m="http://schemas.openxmlformats.org/officeDocument/2006/math" xmlns:aink="http://schemas.microsoft.com/office/drawing/2016/ink" xmlns:am3d="http://schemas.microsoft.com/office/drawing/2017/model3d" xmlns:oel="http://schemas.microsoft.com/office/2019/extlst" xmlns:r="http://schemas.openxmlformats.org/officeDocument/2006/relationships" xmlns:wp14="http://schemas.microsoft.com/office/word/2010/wordprocessingDrawing" xmlns:wp="http://schemas.openxmlformats.org/drawingml/2006/wordprocessingDrawing" xmlns:wpg="http://schemas.microsoft.com/office/word/2010/wordprocessingGroup" xmlns:wpi="http://schemas.microsoft.com/office/word/2010/wordprocessingInk" xmlns:wps="http://schemas.microsoft.com/office/word/2010/wordprocessingShape" xmlns:o="urn:schemas-microsoft-com:office:office" xmlns:v="urn:schemas-microsoft-com:vml" xmlns:w10="urn:schemas-microsoft-com:office:word" xmlns:w="http://schemas.openxmlformats.org/wordprocessingml/2006/main" xmlns:w14="http://schemas.microsoft.com/office/word/2010/wordml" xmlns:w15="http://schemas.microsoft.com/office/word/2012/wordml" xmlns:w16cex="http://schemas.microsoft.com/office/word/2018/wordml/cex" xmlns:w16cid="http://schemas.microsoft.com/office/word/2016/wordml/cid" xmlns:w16="http://schemas.microsoft.com/office/word/2018/wordml" xmlns:w16sdtdh="http://schemas.microsoft.com/office/word/2020/wordml/sdtdatahash" xmlns:w16sdtfl="http://schemas.microsoft.com/office/word/2024/wordml/sdtformatlock" xmlns:w16se="http://schemas.microsoft.com/office/word/2015/wordml/symex" xmlns:w16du="http://schemas.microsoft.com/office/word/2023/wordml/word16du" xmlns:wne="http://schemas.microsoft.com/office/word/2006/wordml" mc:Ignorable="w14 w15 w16se w16cid w16 w16cex w16sdtdh w16sdtfl w16du wp14">
+<w:footnotes xmlns:wpc="http://schemas.microsoft.com/office/word/2010/wordprocessingCanvas" xmlns:cx="http://schemas.microsoft.com/office/drawing/2014/chartex" xmlns:cx1="http://schemas.microsoft.com/office/drawing/2015/9/8/chartex" xmlns:cx2="http://schemas.microsoft.com/office/drawing/2015/10/21/chartex" xmlns:cx3="http://schemas.microsoft.com/office/drawing/2016/5/9/chartex" xmlns:cx4="http://schemas.microsoft.com/office/drawing/2016/5/10/chartex" xmlns:cx5="http://schemas.microsoft.com/office/drawing/2016/5/11/chartex" xmlns:cx6="http://schemas.microsoft.com/office/drawing/2016/5/12/chartex" xmlns:cx7="http://schemas.microsoft.com/office/drawing/2016/5/13/chartex" xmlns:cx8="http://schemas.microsoft.com/office/drawing/2016/5/14/chartex" xmlns:mc="http://schemas.openxmlformats.org/markup-compatibility/2006" xmlns:aink="http://schemas.microsoft.com/office/drawing/2016/ink" xmlns:am3d="http://schemas.microsoft.com/office/drawing/2017/model3d" xmlns:o="urn:schemas-microsoft-com:office:office" xmlns:oel="http://schemas.microsoft.com/office/2019/extlst" xmlns:r="http://schemas.openxmlformats.org/officeDocument/2006/relationships" xmlns:m="http://schemas.openxmlformats.org/officeDocument/2006/math" xmlns:v="urn:schemas-microsoft-com:vml" xmlns:wp14="http://schemas.microsoft.com/office/word/2010/wordprocessingDrawing" xmlns:wp="http://schemas.openxmlformats.org/drawingml/2006/wordprocessingDrawing" xmlns:w10="urn:schemas-microsoft-com:office:word" xmlns:w="http://schemas.openxmlformats.org/wordprocessingml/2006/main" xmlns:w14="http://schemas.microsoft.com/office/word/2010/wordml" xmlns:w15="http://schemas.microsoft.com/office/word/2012/wordml" xmlns:w16cex="http://schemas.microsoft.com/office/word/2018/wordml/cex" xmlns:w16cid="http://schemas.microsoft.com/office/word/2016/wordml/cid" xmlns:w16="http://schemas.microsoft.com/office/word/2018/wordml" xmlns:w16du="http://schemas.microsoft.com/office/word/2023/wordml/word16du" xmlns:w16sdtdh="http://schemas.microsoft.com/office/word/2020/wordml/sdtdatahash" xmlns:w16sdtfl="http://schemas.microsoft.com/office/word/2024/wordml/sdtformatlock" xmlns:w16se="http://schemas.microsoft.com/office/word/2015/wordml/symex" xmlns:wpg="http://schemas.microsoft.com/office/word/2010/wordprocessingGroup" xmlns:wpi="http://schemas.microsoft.com/office/word/2010/wordprocessingInk" xmlns:wne="http://schemas.microsoft.com/office/word/2006/wordml" xmlns:wps="http://schemas.microsoft.com/office/word/2010/wordprocessingShape" mc:Ignorable="w14 w15 w16se w16cid w16 w16cex w16sdtdh w16sdtfl w16du wp14">
   <w:footnote w:type="separator" w:id="-1">
     <w:p>
       <w:pPr>
@@ -36286,7 +36870,7 @@
 </file>
 
 <file path=word/header1.xml><?xml version="1.0" encoding="utf-8"?>
-<w:hdr xmlns:wpc="http://schemas.microsoft.com/office/word/2010/wordprocessingCanvas" xmlns:cx="http://schemas.microsoft.com/office/drawing/2014/chartex" xmlns:cx1="http://schemas.microsoft.com/office/drawing/2015/9/8/chartex" xmlns:cx2="http://schemas.microsoft.com/office/drawing/2015/10/21/chartex" xmlns:cx3="http://schemas.microsoft.com/office/drawing/2016/5/9/chartex" xmlns:cx4="http://schemas.microsoft.com/office/drawing/2016/5/10/chartex" xmlns:cx5="http://schemas.microsoft.com/office/drawing/2016/5/11/chartex" xmlns:cx6="http://schemas.microsoft.com/office/drawing/2016/5/12/chartex" xmlns:cx7="http://schemas.microsoft.com/office/drawing/2016/5/13/chartex" xmlns:cx8="http://schemas.microsoft.com/office/drawing/2016/5/14/chartex" xmlns:mc="http://schemas.openxmlformats.org/markup-compatibility/2006" xmlns:m="http://schemas.openxmlformats.org/officeDocument/2006/math" xmlns:aink="http://schemas.microsoft.com/office/drawing/2016/ink" xmlns:am3d="http://schemas.microsoft.com/office/drawing/2017/model3d" xmlns:oel="http://schemas.microsoft.com/office/2019/extlst" xmlns:r="http://schemas.openxmlformats.org/officeDocument/2006/relationships" xmlns:wp14="http://schemas.microsoft.com/office/word/2010/wordprocessingDrawing" xmlns:wp="http://schemas.openxmlformats.org/drawingml/2006/wordprocessingDrawing" xmlns:wpg="http://schemas.microsoft.com/office/word/2010/wordprocessingGroup" xmlns:wpi="http://schemas.microsoft.com/office/word/2010/wordprocessingInk" xmlns:wps="http://schemas.microsoft.com/office/word/2010/wordprocessingShape" xmlns:o="urn:schemas-microsoft-com:office:office" xmlns:v="urn:schemas-microsoft-com:vml" xmlns:w10="urn:schemas-microsoft-com:office:word" xmlns:w="http://schemas.openxmlformats.org/wordprocessingml/2006/main" xmlns:w14="http://schemas.microsoft.com/office/word/2010/wordml" xmlns:w15="http://schemas.microsoft.com/office/word/2012/wordml" xmlns:w16cex="http://schemas.microsoft.com/office/word/2018/wordml/cex" xmlns:w16cid="http://schemas.microsoft.com/office/word/2016/wordml/cid" xmlns:w16="http://schemas.microsoft.com/office/word/2018/wordml" xmlns:w16sdtdh="http://schemas.microsoft.com/office/word/2020/wordml/sdtdatahash" xmlns:w16sdtfl="http://schemas.microsoft.com/office/word/2024/wordml/sdtformatlock" xmlns:w16se="http://schemas.microsoft.com/office/word/2015/wordml/symex" xmlns:w16du="http://schemas.microsoft.com/office/word/2023/wordml/word16du" xmlns:wne="http://schemas.microsoft.com/office/word/2006/wordml" mc:Ignorable="w14 w15 w16se w16cid w16 w16cex w16sdtdh w16sdtfl w16du wp14">
+<w:hdr xmlns:wpc="http://schemas.microsoft.com/office/word/2010/wordprocessingCanvas" xmlns:cx="http://schemas.microsoft.com/office/drawing/2014/chartex" xmlns:cx1="http://schemas.microsoft.com/office/drawing/2015/9/8/chartex" xmlns:cx2="http://schemas.microsoft.com/office/drawing/2015/10/21/chartex" xmlns:cx3="http://schemas.microsoft.com/office/drawing/2016/5/9/chartex" xmlns:cx4="http://schemas.microsoft.com/office/drawing/2016/5/10/chartex" xmlns:cx5="http://schemas.microsoft.com/office/drawing/2016/5/11/chartex" xmlns:cx6="http://schemas.microsoft.com/office/drawing/2016/5/12/chartex" xmlns:cx7="http://schemas.microsoft.com/office/drawing/2016/5/13/chartex" xmlns:cx8="http://schemas.microsoft.com/office/drawing/2016/5/14/chartex" xmlns:mc="http://schemas.openxmlformats.org/markup-compatibility/2006" xmlns:aink="http://schemas.microsoft.com/office/drawing/2016/ink" xmlns:am3d="http://schemas.microsoft.com/office/drawing/2017/model3d" xmlns:o="urn:schemas-microsoft-com:office:office" xmlns:oel="http://schemas.microsoft.com/office/2019/extlst" xmlns:r="http://schemas.openxmlformats.org/officeDocument/2006/relationships" xmlns:m="http://schemas.openxmlformats.org/officeDocument/2006/math" xmlns:v="urn:schemas-microsoft-com:vml" xmlns:wp14="http://schemas.microsoft.com/office/word/2010/wordprocessingDrawing" xmlns:wp="http://schemas.openxmlformats.org/drawingml/2006/wordprocessingDrawing" xmlns:w10="urn:schemas-microsoft-com:office:word" xmlns:w="http://schemas.openxmlformats.org/wordprocessingml/2006/main" xmlns:w14="http://schemas.microsoft.com/office/word/2010/wordml" xmlns:w15="http://schemas.microsoft.com/office/word/2012/wordml" xmlns:w16cex="http://schemas.microsoft.com/office/word/2018/wordml/cex" xmlns:w16cid="http://schemas.microsoft.com/office/word/2016/wordml/cid" xmlns:w16="http://schemas.microsoft.com/office/word/2018/wordml" xmlns:w16du="http://schemas.microsoft.com/office/word/2023/wordml/word16du" xmlns:w16sdtdh="http://schemas.microsoft.com/office/word/2020/wordml/sdtdatahash" xmlns:w16sdtfl="http://schemas.microsoft.com/office/word/2024/wordml/sdtformatlock" xmlns:w16se="http://schemas.microsoft.com/office/word/2015/wordml/symex" xmlns:wpg="http://schemas.microsoft.com/office/word/2010/wordprocessingGroup" xmlns:wpi="http://schemas.microsoft.com/office/word/2010/wordprocessingInk" xmlns:wne="http://schemas.microsoft.com/office/word/2006/wordml" xmlns:wps="http://schemas.microsoft.com/office/word/2010/wordprocessingShape" mc:Ignorable="w14 w15 w16se w16cid w16 w16cex w16sdtdh w16sdtfl w16du wp14">
   <w:p>
     <w:pPr>
       <w:pStyle w:val="Encabezado"/>
@@ -36358,7 +36942,7 @@
 </file>
 
 <file path=word/numbering.xml><?xml version="1.0" encoding="utf-8"?>
-<w:numbering xmlns:wpc="http://schemas.microsoft.com/office/word/2010/wordprocessingCanvas" xmlns:cx="http://schemas.microsoft.com/office/drawing/2014/chartex" xmlns:cx1="http://schemas.microsoft.com/office/drawing/2015/9/8/chartex" xmlns:cx2="http://schemas.microsoft.com/office/drawing/2015/10/21/chartex" xmlns:cx3="http://schemas.microsoft.com/office/drawing/2016/5/9/chartex" xmlns:cx4="http://schemas.microsoft.com/office/drawing/2016/5/10/chartex" xmlns:cx5="http://schemas.microsoft.com/office/drawing/2016/5/11/chartex" xmlns:cx6="http://schemas.microsoft.com/office/drawing/2016/5/12/chartex" xmlns:cx7="http://schemas.microsoft.com/office/drawing/2016/5/13/chartex" xmlns:cx8="http://schemas.microsoft.com/office/drawing/2016/5/14/chartex" xmlns:mc="http://schemas.openxmlformats.org/markup-compatibility/2006" xmlns:m="http://schemas.openxmlformats.org/officeDocument/2006/math" xmlns:aink="http://schemas.microsoft.com/office/drawing/2016/ink" xmlns:am3d="http://schemas.microsoft.com/office/drawing/2017/model3d" xmlns:oel="http://schemas.microsoft.com/office/2019/extlst" xmlns:r="http://schemas.openxmlformats.org/officeDocument/2006/relationships" xmlns:wp14="http://schemas.microsoft.com/office/word/2010/wordprocessingDrawing" xmlns:wp="http://schemas.openxmlformats.org/drawingml/2006/wordprocessingDrawing" xmlns:wpg="http://schemas.microsoft.com/office/word/2010/wordprocessingGroup" xmlns:wpi="http://schemas.microsoft.com/office/word/2010/wordprocessingInk" xmlns:wps="http://schemas.microsoft.com/office/word/2010/wordprocessingShape" xmlns:o="urn:schemas-microsoft-com:office:office" xmlns:v="urn:schemas-microsoft-com:vml" xmlns:w10="urn:schemas-microsoft-com:office:word" xmlns:w="http://schemas.openxmlformats.org/wordprocessingml/2006/main" xmlns:w14="http://schemas.microsoft.com/office/word/2010/wordml" xmlns:w15="http://schemas.microsoft.com/office/word/2012/wordml" xmlns:w16cex="http://schemas.microsoft.com/office/word/2018/wordml/cex" xmlns:w16cid="http://schemas.microsoft.com/office/word/2016/wordml/cid" xmlns:w16="http://schemas.microsoft.com/office/word/2018/wordml" xmlns:w16sdtdh="http://schemas.microsoft.com/office/word/2020/wordml/sdtdatahash" xmlns:w16sdtfl="http://schemas.microsoft.com/office/word/2024/wordml/sdtformatlock" xmlns:w16se="http://schemas.microsoft.com/office/word/2015/wordml/symex" xmlns:w16du="http://schemas.microsoft.com/office/word/2023/wordml/word16du" xmlns:wne="http://schemas.microsoft.com/office/word/2006/wordml" mc:Ignorable="w14 w15 w16se w16cid w16 w16cex w16sdtdh w16sdtfl w16du wp14">
+<w:numbering xmlns:wpc="http://schemas.microsoft.com/office/word/2010/wordprocessingCanvas" xmlns:cx="http://schemas.microsoft.com/office/drawing/2014/chartex" xmlns:cx1="http://schemas.microsoft.com/office/drawing/2015/9/8/chartex" xmlns:cx2="http://schemas.microsoft.com/office/drawing/2015/10/21/chartex" xmlns:cx3="http://schemas.microsoft.com/office/drawing/2016/5/9/chartex" xmlns:cx4="http://schemas.microsoft.com/office/drawing/2016/5/10/chartex" xmlns:cx5="http://schemas.microsoft.com/office/drawing/2016/5/11/chartex" xmlns:cx6="http://schemas.microsoft.com/office/drawing/2016/5/12/chartex" xmlns:cx7="http://schemas.microsoft.com/office/drawing/2016/5/13/chartex" xmlns:cx8="http://schemas.microsoft.com/office/drawing/2016/5/14/chartex" xmlns:mc="http://schemas.openxmlformats.org/markup-compatibility/2006" xmlns:aink="http://schemas.microsoft.com/office/drawing/2016/ink" xmlns:am3d="http://schemas.microsoft.com/office/drawing/2017/model3d" xmlns:o="urn:schemas-microsoft-com:office:office" xmlns:oel="http://schemas.microsoft.com/office/2019/extlst" xmlns:r="http://schemas.openxmlformats.org/officeDocument/2006/relationships" xmlns:m="http://schemas.openxmlformats.org/officeDocument/2006/math" xmlns:v="urn:schemas-microsoft-com:vml" xmlns:wp14="http://schemas.microsoft.com/office/word/2010/wordprocessingDrawing" xmlns:wp="http://schemas.openxmlformats.org/drawingml/2006/wordprocessingDrawing" xmlns:w10="urn:schemas-microsoft-com:office:word" xmlns:w="http://schemas.openxmlformats.org/wordprocessingml/2006/main" xmlns:w14="http://schemas.microsoft.com/office/word/2010/wordml" xmlns:w15="http://schemas.microsoft.com/office/word/2012/wordml" xmlns:w16cex="http://schemas.microsoft.com/office/word/2018/wordml/cex" xmlns:w16cid="http://schemas.microsoft.com/office/word/2016/wordml/cid" xmlns:w16="http://schemas.microsoft.com/office/word/2018/wordml" xmlns:w16du="http://schemas.microsoft.com/office/word/2023/wordml/word16du" xmlns:w16sdtdh="http://schemas.microsoft.com/office/word/2020/wordml/sdtdatahash" xmlns:w16sdtfl="http://schemas.microsoft.com/office/word/2024/wordml/sdtformatlock" xmlns:w16se="http://schemas.microsoft.com/office/word/2015/wordml/symex" xmlns:wpg="http://schemas.microsoft.com/office/word/2010/wordprocessingGroup" xmlns:wpi="http://schemas.microsoft.com/office/word/2010/wordprocessingInk" xmlns:wne="http://schemas.microsoft.com/office/word/2006/wordml" xmlns:wps="http://schemas.microsoft.com/office/word/2010/wordprocessingShape" mc:Ignorable="w14 w15 w16se w16cid w16 w16cex w16sdtdh w16sdtfl w16du wp14">
   <w:abstractNum w:abstractNumId="0" w15:restartNumberingAfterBreak="0">
     <w:nsid w:val="FFFFFF89"/>
     <w:multiLevelType w:val="singleLevel"/>
@@ -50566,7 +51150,7 @@
 </file>
 
 <file path=word/styles.xml><?xml version="1.0" encoding="utf-8"?>
-<w:styles xmlns:mc="http://schemas.openxmlformats.org/markup-compatibility/2006" xmlns:r="http://schemas.openxmlformats.org/officeDocument/2006/relationships" xmlns:w="http://schemas.openxmlformats.org/wordprocessingml/2006/main" xmlns:w14="http://schemas.microsoft.com/office/word/2010/wordml" xmlns:w15="http://schemas.microsoft.com/office/word/2012/wordml" xmlns:w16cex="http://schemas.microsoft.com/office/word/2018/wordml/cex" xmlns:w16cid="http://schemas.microsoft.com/office/word/2016/wordml/cid" xmlns:w16="http://schemas.microsoft.com/office/word/2018/wordml" xmlns:w16sdtdh="http://schemas.microsoft.com/office/word/2020/wordml/sdtdatahash" xmlns:w16sdtfl="http://schemas.microsoft.com/office/word/2024/wordml/sdtformatlock" xmlns:w16se="http://schemas.microsoft.com/office/word/2015/wordml/symex" xmlns:w16du="http://schemas.microsoft.com/office/word/2023/wordml/word16du" mc:Ignorable="w14 w15 w16se w16cid w16 w16cex w16sdtdh w16sdtfl w16du">
+<w:styles xmlns:mc="http://schemas.openxmlformats.org/markup-compatibility/2006" xmlns:r="http://schemas.openxmlformats.org/officeDocument/2006/relationships" xmlns:w="http://schemas.openxmlformats.org/wordprocessingml/2006/main" xmlns:w14="http://schemas.microsoft.com/office/word/2010/wordml" xmlns:w15="http://schemas.microsoft.com/office/word/2012/wordml" xmlns:w16cex="http://schemas.microsoft.com/office/word/2018/wordml/cex" xmlns:w16cid="http://schemas.microsoft.com/office/word/2016/wordml/cid" xmlns:w16="http://schemas.microsoft.com/office/word/2018/wordml" xmlns:w16du="http://schemas.microsoft.com/office/word/2023/wordml/word16du" xmlns:w16sdtdh="http://schemas.microsoft.com/office/word/2020/wordml/sdtdatahash" xmlns:w16sdtfl="http://schemas.microsoft.com/office/word/2024/wordml/sdtformatlock" xmlns:w16se="http://schemas.microsoft.com/office/word/2015/wordml/symex" mc:Ignorable="w14 w15 w16se w16cid w16 w16cex w16sdtdh w16sdtfl w16du">
   <w:docDefaults>
     <w:rPrDefault>
       <w:rPr>
@@ -52335,51 +52919,41 @@
 </file>
 
 <file path=customXml/item1.xml><?xml version="1.0" encoding="utf-8"?>
-<?mso-contentType ?>
-<FormTemplates xmlns="http://schemas.microsoft.com/sharepoint/v3/contenttype/forms">
-  <Display>DocumentLibraryForm</Display>
-  <Edit>DocumentLibraryForm</Edit>
-  <New>DocumentLibraryForm</New>
-</FormTemplates>
-</file>
-
-<file path=customXml/item2.xml><?xml version="1.0" encoding="utf-8"?>
 <p:properties xmlns:p="http://schemas.microsoft.com/office/2006/metadata/properties" xmlns:xsi="http://www.w3.org/2001/XMLSchema-instance" xmlns:pc="http://schemas.microsoft.com/office/infopath/2007/PartnerControls">
   <documentManagement>
-    <TaxCatchAll xmlns="2c0ff4f8-6664-4eb8-8bb0-965f2536cb1b" xsi:nil="true"/>
-    <lcf76f155ced4ddcb4097134ff3c332f xmlns="2b6b437a-5846-4934-ac66-7de06297595b">
+    <TaxCatchAll xmlns="13c90a0b-73bc-4dc0-be5f-28d77b615beb" xsi:nil="true"/>
+    <lcf76f155ced4ddcb4097134ff3c332f xmlns="13c93bba-48ce-428c-bfe5-88b42c19b028">
       <Terms xmlns="http://schemas.microsoft.com/office/infopath/2007/PartnerControls"/>
     </lcf76f155ced4ddcb4097134ff3c332f>
   </documentManagement>
 </p:properties>
 </file>
 
-<file path=customXml/item3.xml><?xml version="1.0" encoding="utf-8"?>
-<b:Sources xmlns:b="http://schemas.openxmlformats.org/officeDocument/2006/bibliography" xmlns="http://schemas.openxmlformats.org/officeDocument/2006/bibliography" SelectedStyle="\APASixthEditionOfficeOnline.xsl" StyleName="APA" Version="6"/>
-</file>
-
-<file path=customXml/item4.xml><?xml version="1.0" encoding="utf-8"?>
-<ct:contentTypeSchema xmlns:ct="http://schemas.microsoft.com/office/2006/metadata/contentType" xmlns:ma="http://schemas.microsoft.com/office/2006/metadata/properties/metaAttributes" ct:_="" ma:_="" ma:contentTypeName="Documento" ma:contentTypeID="0x010100FD531872C7CE554584EF00C37E403D8B" ma:contentTypeVersion="12" ma:contentTypeDescription="Crear nuevo documento." ma:contentTypeScope="" ma:versionID="31ec82868ee9b6bc1821db441fdafaf4">
-  <xsd:schema xmlns:xsd="http://www.w3.org/2001/XMLSchema" xmlns:xs="http://www.w3.org/2001/XMLSchema" xmlns:p="http://schemas.microsoft.com/office/2006/metadata/properties" xmlns:ns2="2b6b437a-5846-4934-ac66-7de06297595b" xmlns:ns3="2c0ff4f8-6664-4eb8-8bb0-965f2536cb1b" targetNamespace="http://schemas.microsoft.com/office/2006/metadata/properties" ma:root="true" ma:fieldsID="dfd02cd6e973274cdf3c9f2822ea5e9d" ns2:_="" ns3:_="">
-    <xsd:import namespace="2b6b437a-5846-4934-ac66-7de06297595b"/>
-    <xsd:import namespace="2c0ff4f8-6664-4eb8-8bb0-965f2536cb1b"/>
+<file path=customXml/item2.xml><?xml version="1.0" encoding="utf-8"?>
+<ct:contentTypeSchema xmlns:ct="http://schemas.microsoft.com/office/2006/metadata/contentType" xmlns:ma="http://schemas.microsoft.com/office/2006/metadata/properties/metaAttributes" ct:_="" ma:_="" ma:contentTypeName="Documento" ma:contentTypeID="0x0101006A81D6BD42E8DF4C91013959704817E1" ma:contentTypeVersion="15" ma:contentTypeDescription="Crear nuevo documento." ma:contentTypeScope="" ma:versionID="bf4f72ffd194f0963ff564daca6869f7">
+  <xsd:schema xmlns:xsd="http://www.w3.org/2001/XMLSchema" xmlns:xs="http://www.w3.org/2001/XMLSchema" xmlns:p="http://schemas.microsoft.com/office/2006/metadata/properties" xmlns:ns2="13c90a0b-73bc-4dc0-be5f-28d77b615beb" xmlns:ns3="13c93bba-48ce-428c-bfe5-88b42c19b028" targetNamespace="http://schemas.microsoft.com/office/2006/metadata/properties" ma:root="true" ma:fieldsID="8718d6f4873a5b1392a45044efa78385" ns2:_="" ns3:_="">
+    <xsd:import namespace="13c90a0b-73bc-4dc0-be5f-28d77b615beb"/>
+    <xsd:import namespace="13c93bba-48ce-428c-bfe5-88b42c19b028"/>
     <xsd:element name="properties">
       <xsd:complexType>
         <xsd:sequence>
           <xsd:element name="documentManagement">
             <xsd:complexType>
               <xsd:all>
-                <xsd:element ref="ns2:MediaServiceMetadata" minOccurs="0"/>
-                <xsd:element ref="ns2:MediaServiceFastMetadata" minOccurs="0"/>
-                <xsd:element ref="ns2:MediaServiceSearchProperties" minOccurs="0"/>
-                <xsd:element ref="ns2:MediaServiceDateTaken" minOccurs="0"/>
-                <xsd:element ref="ns2:lcf76f155ced4ddcb4097134ff3c332f" minOccurs="0"/>
-                <xsd:element ref="ns3:TaxCatchAll" minOccurs="0"/>
-                <xsd:element ref="ns2:MediaServiceOCR" minOccurs="0"/>
-                <xsd:element ref="ns2:MediaServiceGenerationTime" minOccurs="0"/>
-                <xsd:element ref="ns2:MediaServiceEventHashCode" minOccurs="0"/>
-                <xsd:element ref="ns2:MediaLengthInSeconds" minOccurs="0"/>
-                <xsd:element ref="ns2:MediaServiceLocation" minOccurs="0"/>
+                <xsd:element ref="ns2:SharedWithUsers" minOccurs="0"/>
+                <xsd:element ref="ns2:SharedWithDetails" minOccurs="0"/>
+                <xsd:element ref="ns3:MediaServiceMetadata" minOccurs="0"/>
+                <xsd:element ref="ns3:MediaServiceFastMetadata" minOccurs="0"/>
+                <xsd:element ref="ns3:MediaServiceSearchProperties" minOccurs="0"/>
+                <xsd:element ref="ns3:MediaServiceObjectDetectorVersions" minOccurs="0"/>
+                <xsd:element ref="ns3:MediaServiceDateTaken" minOccurs="0"/>
+                <xsd:element ref="ns3:MediaServiceGenerationTime" minOccurs="0"/>
+                <xsd:element ref="ns3:MediaServiceEventHashCode" minOccurs="0"/>
+                <xsd:element ref="ns3:MediaLengthInSeconds" minOccurs="0"/>
+                <xsd:element ref="ns3:lcf76f155ced4ddcb4097134ff3c332f" minOccurs="0"/>
+                <xsd:element ref="ns2:TaxCatchAll" minOccurs="0"/>
+                <xsd:element ref="ns3:MediaServiceOCR" minOccurs="0"/>
+                <xsd:element ref="ns3:MediaServiceLocation" minOccurs="0"/>
               </xsd:all>
             </xsd:complexType>
           </xsd:element>
@@ -52387,68 +52961,36 @@
       </xsd:complexType>
     </xsd:element>
   </xsd:schema>
-  <xsd:schema xmlns:xsd="http://www.w3.org/2001/XMLSchema" xmlns:xs="http://www.w3.org/2001/XMLSchema" xmlns:dms="http://schemas.microsoft.com/office/2006/documentManagement/types" xmlns:pc="http://schemas.microsoft.com/office/infopath/2007/PartnerControls" targetNamespace="2b6b437a-5846-4934-ac66-7de06297595b" elementFormDefault="qualified">
+  <xsd:schema xmlns:xsd="http://www.w3.org/2001/XMLSchema" xmlns:xs="http://www.w3.org/2001/XMLSchema" xmlns:dms="http://schemas.microsoft.com/office/2006/documentManagement/types" xmlns:pc="http://schemas.microsoft.com/office/infopath/2007/PartnerControls" targetNamespace="13c90a0b-73bc-4dc0-be5f-28d77b615beb" elementFormDefault="qualified">
     <xsd:import namespace="http://schemas.microsoft.com/office/2006/documentManagement/types"/>
     <xsd:import namespace="http://schemas.microsoft.com/office/infopath/2007/PartnerControls"/>
-    <xsd:element name="MediaServiceMetadata" ma:index="8" nillable="true" ma:displayName="MediaServiceMetadata" ma:hidden="true" ma:internalName="MediaServiceMetadata" ma:readOnly="true">
-      <xsd:simpleType>
-        <xsd:restriction base="dms:Note"/>
-      </xsd:simpleType>
-    </xsd:element>
-    <xsd:element name="MediaServiceFastMetadata" ma:index="9" nillable="true" ma:displayName="MediaServiceFastMetadata" ma:hidden="true" ma:internalName="MediaServiceFastMetadata" ma:readOnly="true">
-      <xsd:simpleType>
-        <xsd:restriction base="dms:Note"/>
-      </xsd:simpleType>
-    </xsd:element>
-    <xsd:element name="MediaServiceSearchProperties" ma:index="10" nillable="true" ma:displayName="MediaServiceSearchProperties" ma:hidden="true" ma:internalName="MediaServiceSearchProperties" ma:readOnly="true">
-      <xsd:simpleType>
-        <xsd:restriction base="dms:Note"/>
-      </xsd:simpleType>
-    </xsd:element>
-    <xsd:element name="MediaServiceDateTaken" ma:index="11" nillable="true" ma:displayName="MediaServiceDateTaken" ma:hidden="true" ma:indexed="true" ma:internalName="MediaServiceDateTaken" ma:readOnly="true">
-      <xsd:simpleType>
-        <xsd:restriction base="dms:Text"/>
-      </xsd:simpleType>
-    </xsd:element>
-    <xsd:element name="lcf76f155ced4ddcb4097134ff3c332f" ma:index="13" nillable="true" ma:taxonomy="true" ma:internalName="lcf76f155ced4ddcb4097134ff3c332f" ma:taxonomyFieldName="MediaServiceImageTags" ma:displayName="Etiquetas de imagen" ma:readOnly="false" ma:fieldId="{5cf76f15-5ced-4ddc-b409-7134ff3c332f}" ma:taxonomyMulti="true" ma:sspId="d33c8c81-5745-4931-bcc4-c2aeafe86780" ma:termSetId="09814cd3-568e-fe90-9814-8d621ff8fb84" ma:anchorId="fba54fb3-c3e1-fe81-a776-ca4b69148c4d" ma:open="true" ma:isKeyword="false">
+    <xsd:element name="SharedWithUsers" ma:index="8" nillable="true" ma:displayName="Compartido con" ma:internalName="SharedWithUsers" ma:readOnly="true">
       <xsd:complexType>
-        <xsd:sequence>
-          <xsd:element ref="pc:Terms" minOccurs="0" maxOccurs="1"/>
-        </xsd:sequence>
+        <xsd:complexContent>
+          <xsd:extension base="dms:UserMulti">
+            <xsd:sequence>
+              <xsd:element name="UserInfo" minOccurs="0" maxOccurs="unbounded">
+                <xsd:complexType>
+                  <xsd:sequence>
+                    <xsd:element name="DisplayName" type="xsd:string" minOccurs="0"/>
+                    <xsd:element name="AccountId" type="dms:UserId" minOccurs="0" nillable="true"/>
+                    <xsd:element name="AccountType" type="xsd:string" minOccurs="0"/>
+                  </xsd:sequence>
+                </xsd:complexType>
+              </xsd:element>
+            </xsd:sequence>
+          </xsd:extension>
+        </xsd:complexContent>
       </xsd:complexType>
     </xsd:element>
-    <xsd:element name="MediaServiceOCR" ma:index="15" nillable="true" ma:displayName="Extracted Text" ma:internalName="MediaServiceOCR" ma:readOnly="true">
+    <xsd:element name="SharedWithDetails" ma:index="9" nillable="true" ma:displayName="Detalles de uso compartido" ma:internalName="SharedWithDetails" ma:readOnly="true">
       <xsd:simpleType>
         <xsd:restriction base="dms:Note">
           <xsd:maxLength value="255"/>
         </xsd:restriction>
       </xsd:simpleType>
     </xsd:element>
-    <xsd:element name="MediaServiceGenerationTime" ma:index="16" nillable="true" ma:displayName="MediaServiceGenerationTime" ma:hidden="true" ma:internalName="MediaServiceGenerationTime" ma:readOnly="true">
-      <xsd:simpleType>
-        <xsd:restriction base="dms:Text"/>
-      </xsd:simpleType>
-    </xsd:element>
-    <xsd:element name="MediaServiceEventHashCode" ma:index="17" nillable="true" ma:displayName="MediaServiceEventHashCode" ma:hidden="true" ma:internalName="MediaServiceEventHashCode" ma:readOnly="true">
-      <xsd:simpleType>
-        <xsd:restriction base="dms:Text"/>
-      </xsd:simpleType>
-    </xsd:element>
-    <xsd:element name="MediaLengthInSeconds" ma:index="18" nillable="true" ma:displayName="MediaLengthInSeconds" ma:hidden="true" ma:internalName="MediaLengthInSeconds" ma:readOnly="true">
-      <xsd:simpleType>
-        <xsd:restriction base="dms:Unknown"/>
-      </xsd:simpleType>
-    </xsd:element>
-    <xsd:element name="MediaServiceLocation" ma:index="19" nillable="true" ma:displayName="Location" ma:indexed="true" ma:internalName="MediaServiceLocation" ma:readOnly="true">
-      <xsd:simpleType>
-        <xsd:restriction base="dms:Text"/>
-      </xsd:simpleType>
-    </xsd:element>
-  </xsd:schema>
-  <xsd:schema xmlns:xsd="http://www.w3.org/2001/XMLSchema" xmlns:xs="http://www.w3.org/2001/XMLSchema" xmlns:dms="http://schemas.microsoft.com/office/2006/documentManagement/types" xmlns:pc="http://schemas.microsoft.com/office/infopath/2007/PartnerControls" targetNamespace="2c0ff4f8-6664-4eb8-8bb0-965f2536cb1b" elementFormDefault="qualified">
-    <xsd:import namespace="http://schemas.microsoft.com/office/2006/documentManagement/types"/>
-    <xsd:import namespace="http://schemas.microsoft.com/office/infopath/2007/PartnerControls"/>
-    <xsd:element name="TaxCatchAll" ma:index="14" nillable="true" ma:displayName="Taxonomy Catch All Column" ma:hidden="true" ma:list="{b1b51f16-9315-4d91-a842-b6a7513aaa38}" ma:internalName="TaxCatchAll" ma:showField="CatchAllData" ma:web="2c0ff4f8-6664-4eb8-8bb0-965f2536cb1b">
+    <xsd:element name="TaxCatchAll" ma:index="20" nillable="true" ma:displayName="Taxonomy Catch All Column" ma:hidden="true" ma:list="{a42ca037-5d13-4729-aeec-4237f141d2d6}" ma:internalName="TaxCatchAll" ma:showField="CatchAllData" ma:web="13c90a0b-73bc-4dc0-be5f-28d77b615beb">
       <xsd:complexType>
         <xsd:complexContent>
           <xsd:extension base="dms:MultiChoiceLookup">
@@ -52458,6 +53000,69 @@
           </xsd:extension>
         </xsd:complexContent>
       </xsd:complexType>
+    </xsd:element>
+  </xsd:schema>
+  <xsd:schema xmlns:xsd="http://www.w3.org/2001/XMLSchema" xmlns:xs="http://www.w3.org/2001/XMLSchema" xmlns:dms="http://schemas.microsoft.com/office/2006/documentManagement/types" xmlns:pc="http://schemas.microsoft.com/office/infopath/2007/PartnerControls" targetNamespace="13c93bba-48ce-428c-bfe5-88b42c19b028" elementFormDefault="qualified">
+    <xsd:import namespace="http://schemas.microsoft.com/office/2006/documentManagement/types"/>
+    <xsd:import namespace="http://schemas.microsoft.com/office/infopath/2007/PartnerControls"/>
+    <xsd:element name="MediaServiceMetadata" ma:index="10" nillable="true" ma:displayName="MediaServiceMetadata" ma:hidden="true" ma:internalName="MediaServiceMetadata" ma:readOnly="true">
+      <xsd:simpleType>
+        <xsd:restriction base="dms:Note"/>
+      </xsd:simpleType>
+    </xsd:element>
+    <xsd:element name="MediaServiceFastMetadata" ma:index="11" nillable="true" ma:displayName="MediaServiceFastMetadata" ma:hidden="true" ma:internalName="MediaServiceFastMetadata" ma:readOnly="true">
+      <xsd:simpleType>
+        <xsd:restriction base="dms:Note"/>
+      </xsd:simpleType>
+    </xsd:element>
+    <xsd:element name="MediaServiceSearchProperties" ma:index="12" nillable="true" ma:displayName="MediaServiceSearchProperties" ma:hidden="true" ma:internalName="MediaServiceSearchProperties" ma:readOnly="true">
+      <xsd:simpleType>
+        <xsd:restriction base="dms:Note"/>
+      </xsd:simpleType>
+    </xsd:element>
+    <xsd:element name="MediaServiceObjectDetectorVersions" ma:index="13" nillable="true" ma:displayName="MediaServiceObjectDetectorVersions" ma:hidden="true" ma:indexed="true" ma:internalName="MediaServiceObjectDetectorVersions" ma:readOnly="true">
+      <xsd:simpleType>
+        <xsd:restriction base="dms:Text"/>
+      </xsd:simpleType>
+    </xsd:element>
+    <xsd:element name="MediaServiceDateTaken" ma:index="14" nillable="true" ma:displayName="MediaServiceDateTaken" ma:hidden="true" ma:indexed="true" ma:internalName="MediaServiceDateTaken" ma:readOnly="true">
+      <xsd:simpleType>
+        <xsd:restriction base="dms:Text"/>
+      </xsd:simpleType>
+    </xsd:element>
+    <xsd:element name="MediaServiceGenerationTime" ma:index="15" nillable="true" ma:displayName="MediaServiceGenerationTime" ma:hidden="true" ma:internalName="MediaServiceGenerationTime" ma:readOnly="true">
+      <xsd:simpleType>
+        <xsd:restriction base="dms:Text"/>
+      </xsd:simpleType>
+    </xsd:element>
+    <xsd:element name="MediaServiceEventHashCode" ma:index="16" nillable="true" ma:displayName="MediaServiceEventHashCode" ma:hidden="true" ma:internalName="MediaServiceEventHashCode" ma:readOnly="true">
+      <xsd:simpleType>
+        <xsd:restriction base="dms:Text"/>
+      </xsd:simpleType>
+    </xsd:element>
+    <xsd:element name="MediaLengthInSeconds" ma:index="17" nillable="true" ma:displayName="MediaLengthInSeconds" ma:hidden="true" ma:internalName="MediaLengthInSeconds" ma:readOnly="true">
+      <xsd:simpleType>
+        <xsd:restriction base="dms:Unknown"/>
+      </xsd:simpleType>
+    </xsd:element>
+    <xsd:element name="lcf76f155ced4ddcb4097134ff3c332f" ma:index="19" nillable="true" ma:taxonomy="true" ma:internalName="lcf76f155ced4ddcb4097134ff3c332f" ma:taxonomyFieldName="MediaServiceImageTags" ma:displayName="Etiquetas de imagen" ma:readOnly="false" ma:fieldId="{5cf76f15-5ced-4ddc-b409-7134ff3c332f}" ma:taxonomyMulti="true" ma:sspId="d33c8c81-5745-4931-bcc4-c2aeafe86780" ma:termSetId="09814cd3-568e-fe90-9814-8d621ff8fb84" ma:anchorId="fba54fb3-c3e1-fe81-a776-ca4b69148c4d" ma:open="true" ma:isKeyword="false">
+      <xsd:complexType>
+        <xsd:sequence>
+          <xsd:element ref="pc:Terms" minOccurs="0" maxOccurs="1"/>
+        </xsd:sequence>
+      </xsd:complexType>
+    </xsd:element>
+    <xsd:element name="MediaServiceOCR" ma:index="21" nillable="true" ma:displayName="Extracted Text" ma:internalName="MediaServiceOCR" ma:readOnly="true">
+      <xsd:simpleType>
+        <xsd:restriction base="dms:Note">
+          <xsd:maxLength value="255"/>
+        </xsd:restriction>
+      </xsd:simpleType>
+    </xsd:element>
+    <xsd:element name="MediaServiceLocation" ma:index="22" nillable="true" ma:displayName="Location" ma:description="" ma:indexed="true" ma:internalName="MediaServiceLocation" ma:readOnly="true">
+      <xsd:simpleType>
+        <xsd:restriction base="dms:Text"/>
+      </xsd:simpleType>
     </xsd:element>
   </xsd:schema>
   <xsd:schema xmlns="http://schemas.openxmlformats.org/package/2006/metadata/core-properties" xmlns:xsd="http://www.w3.org/2001/XMLSchema" xmlns:xsi="http://www.w3.org/2001/XMLSchema-instance" xmlns:dc="http://purl.org/dc/elements/1.1/" xmlns:dcterms="http://purl.org/dc/terms/" xmlns:odoc="http://schemas.microsoft.com/internal/obd" targetNamespace="http://schemas.openxmlformats.org/package/2006/metadata/core-properties" elementFormDefault="qualified" attributeFormDefault="unqualified" blockDefault="#all">
@@ -52559,15 +53164,20 @@
 </ct:contentTypeSchema>
 </file>
 
-<file path=customXml/itemProps1.xml><?xml version="1.0" encoding="utf-8"?>
-<ds:datastoreItem xmlns:ds="http://schemas.openxmlformats.org/officeDocument/2006/customXml" ds:itemID="{91756AAB-0645-4FFC-990B-34BB6096B23B}">
-  <ds:schemaRefs>
-    <ds:schemaRef ds:uri="http://schemas.microsoft.com/sharepoint/v3/contenttype/forms"/>
-  </ds:schemaRefs>
-</ds:datastoreItem>
+<file path=customXml/item3.xml><?xml version="1.0" encoding="utf-8"?>
+<b:Sources xmlns:b="http://schemas.openxmlformats.org/officeDocument/2006/bibliography" xmlns="http://schemas.openxmlformats.org/officeDocument/2006/bibliography" SelectedStyle="\APASixthEditionOfficeOnline.xsl" StyleName="APA" Version="6"/>
 </file>
 
-<file path=customXml/itemProps2.xml><?xml version="1.0" encoding="utf-8"?>
+<file path=customXml/item4.xml><?xml version="1.0" encoding="utf-8"?>
+<?mso-contentType ?>
+<FormTemplates xmlns="http://schemas.microsoft.com/sharepoint/v3/contenttype/forms">
+  <Display>DocumentLibraryForm</Display>
+  <Edit>DocumentLibraryForm</Edit>
+  <New>DocumentLibraryForm</New>
+</FormTemplates>
+</file>
+
+<file path=customXml/itemProps1.xml><?xml version="1.0" encoding="utf-8"?>
 <ds:datastoreItem xmlns:ds="http://schemas.openxmlformats.org/officeDocument/2006/customXml" ds:itemID="{CEECB56F-E1D8-45BF-A0A3-B5258E7263D4}">
   <ds:schemaRefs>
     <ds:schemaRef ds:uri="http://schemas.microsoft.com/office/2006/metadata/properties"/>
@@ -52576,6 +53186,10 @@
     <ds:schemaRef ds:uri="2b6b437a-5846-4934-ac66-7de06297595b"/>
   </ds:schemaRefs>
 </ds:datastoreItem>
+</file>
+
+<file path=customXml/itemProps2.xml><?xml version="1.0" encoding="utf-8"?>
+<ds:datastoreItem xmlns:ds="http://schemas.openxmlformats.org/officeDocument/2006/customXml" ds:itemID="{68B3A6FD-E2BA-46ED-9F5E-8DDC01A8AD79}"/>
 </file>
 
 <file path=customXml/itemProps3.xml><?xml version="1.0" encoding="utf-8"?>
@@ -52587,20 +53201,9 @@
 </file>
 
 <file path=customXml/itemProps4.xml><?xml version="1.0" encoding="utf-8"?>
-<ds:datastoreItem xmlns:ds="http://schemas.openxmlformats.org/officeDocument/2006/customXml" ds:itemID="{04BD51FD-9FA6-4D10-9604-A8AA555FDA95}">
+<ds:datastoreItem xmlns:ds="http://schemas.openxmlformats.org/officeDocument/2006/customXml" ds:itemID="{91756AAB-0645-4FFC-990B-34BB6096B23B}">
   <ds:schemaRefs>
-    <ds:schemaRef ds:uri="http://schemas.microsoft.com/office/2006/metadata/contentType"/>
-    <ds:schemaRef ds:uri="http://schemas.microsoft.com/office/2006/metadata/properties/metaAttributes"/>
-    <ds:schemaRef ds:uri="http://www.w3.org/2001/XMLSchema"/>
-    <ds:schemaRef ds:uri="http://schemas.microsoft.com/office/2006/metadata/properties"/>
-    <ds:schemaRef ds:uri="2b6b437a-5846-4934-ac66-7de06297595b"/>
-    <ds:schemaRef ds:uri="2c0ff4f8-6664-4eb8-8bb0-965f2536cb1b"/>
-    <ds:schemaRef ds:uri="http://schemas.microsoft.com/office/2006/documentManagement/types"/>
-    <ds:schemaRef ds:uri="http://schemas.microsoft.com/office/infopath/2007/PartnerControls"/>
-    <ds:schemaRef ds:uri="http://schemas.openxmlformats.org/package/2006/metadata/core-properties"/>
-    <ds:schemaRef ds:uri="http://purl.org/dc/elements/1.1/"/>
-    <ds:schemaRef ds:uri="http://purl.org/dc/terms/"/>
-    <ds:schemaRef ds:uri="http://schemas.microsoft.com/internal/obd"/>
+    <ds:schemaRef ds:uri="http://schemas.microsoft.com/sharepoint/v3/contenttype/forms"/>
   </ds:schemaRefs>
 </ds:datastoreItem>
 </file>